--- a/МИИ, л.р. 1, отчёт.docx
+++ b/МИИ, л.р. 1, отчёт.docx
@@ -1,6 +1,6 @@
 
 <file path=word/document.xml><?xml version="1.0" encoding="utf-8"?>
-<w:document xmlns:wpc="http://schemas.microsoft.com/office/word/2010/wordprocessingCanvas" xmlns:cx="http://schemas.microsoft.com/office/drawing/2014/chartex" xmlns:cx1="http://schemas.microsoft.com/office/drawing/2015/9/8/chartex" xmlns:cx2="http://schemas.microsoft.com/office/drawing/2015/10/21/chartex" xmlns:cx3="http://schemas.microsoft.com/office/drawing/2016/5/9/chartex" xmlns:cx4="http://schemas.microsoft.com/office/drawing/2016/5/10/chartex" xmlns:cx5="http://schemas.microsoft.com/office/drawing/2016/5/11/chartex" xmlns:cx6="http://schemas.microsoft.com/office/drawing/2016/5/12/chartex" xmlns:cx7="http://schemas.microsoft.com/office/drawing/2016/5/13/chartex" xmlns:cx8="http://schemas.microsoft.com/office/drawing/2016/5/14/chartex" xmlns:mc="http://schemas.openxmlformats.org/markup-compatibility/2006" xmlns:aink="http://schemas.microsoft.com/office/drawing/2016/ink" xmlns:am3d="http://schemas.microsoft.com/office/drawing/2017/model3d" xmlns:o="urn:schemas-microsoft-com:office:office" xmlns:oel="http://schemas.microsoft.com/office/2019/extlst" xmlns:r="http://schemas.openxmlformats.org/officeDocument/2006/relationships" xmlns:m="http://schemas.openxmlformats.org/officeDocument/2006/math" xmlns:v="urn:schemas-microsoft-com:vml" xmlns:wp14="http://schemas.microsoft.com/office/word/2010/wordprocessingDrawing" xmlns:wp="http://schemas.openxmlformats.org/drawingml/2006/wordprocessingDrawing" xmlns:w10="urn:schemas-microsoft-com:office:word" xmlns:w="http://schemas.openxmlformats.org/wordprocessingml/2006/main" xmlns:w14="http://schemas.microsoft.com/office/word/2010/wordml" xmlns:w15="http://schemas.microsoft.com/office/word/2012/wordml" xmlns:w16cex="http://schemas.microsoft.com/office/word/2018/wordml/cex" xmlns:w16cid="http://schemas.microsoft.com/office/word/2016/wordml/cid" xmlns:w16="http://schemas.microsoft.com/office/word/2018/wordml" xmlns:w16du="http://schemas.microsoft.com/office/word/2023/wordml/word16du" xmlns:w16sdtdh="http://schemas.microsoft.com/office/word/2020/wordml/sdtdatahash" xmlns:w16sdtfl="http://schemas.microsoft.com/office/word/2024/wordml/sdtformatlock" xmlns:w16se="http://schemas.microsoft.com/office/word/2015/wordml/symex" xmlns:wpg="http://schemas.microsoft.com/office/word/2010/wordprocessingGroup" xmlns:wpi="http://schemas.microsoft.com/office/word/2010/wordprocessingInk" xmlns:wne="http://schemas.microsoft.com/office/word/2006/wordml" xmlns:wps="http://schemas.microsoft.com/office/word/2010/wordprocessingShape" mc:Ignorable="w14 w15 w16se w16cid w16 w16cex w16sdtdh w16sdtfl w16du wp14">
+<w:document xmlns:wpc="http://schemas.microsoft.com/office/word/2010/wordprocessingCanvas" xmlns:mc="http://schemas.openxmlformats.org/markup-compatibility/2006" xmlns:o="urn:schemas-microsoft-com:office:office" xmlns:r="http://schemas.openxmlformats.org/officeDocument/2006/relationships" xmlns:m="http://schemas.openxmlformats.org/officeDocument/2006/math" xmlns:v="urn:schemas-microsoft-com:vml" xmlns:wp14="http://schemas.microsoft.com/office/word/2010/wordprocessingDrawing" xmlns:wp="http://schemas.openxmlformats.org/drawingml/2006/wordprocessingDrawing" xmlns:w10="urn:schemas-microsoft-com:office:word" xmlns:w="http://schemas.openxmlformats.org/wordprocessingml/2006/main" xmlns:w14="http://schemas.microsoft.com/office/word/2010/wordml" xmlns:w15="http://schemas.microsoft.com/office/word/2012/wordml" xmlns:wpg="http://schemas.microsoft.com/office/word/2010/wordprocessingGroup" xmlns:wpi="http://schemas.microsoft.com/office/word/2010/wordprocessingInk" xmlns:wne="http://schemas.microsoft.com/office/word/2006/wordml" xmlns:wps="http://schemas.microsoft.com/office/word/2010/wordprocessingShape" mc:Ignorable="w14 w15 wp14">
   <w:body>
     <w:p>
       <w:pPr>
@@ -2220,7 +2220,6 @@
         </w:rPr>
         <w:t xml:space="preserve">Моделирование </w:t>
       </w:r>
-      <w:proofErr w:type="spellStart"/>
       <w:r>
         <w:rPr>
           <w:sz w:val="32"/>
@@ -2233,15 +2232,7 @@
           <w:sz w:val="32"/>
           <w:u w:val="single"/>
         </w:rPr>
-        <w:t>ой</w:t>
-      </w:r>
-      <w:proofErr w:type="spellEnd"/>
-      <w:r>
-        <w:rPr>
-          <w:sz w:val="32"/>
-          <w:u w:val="single"/>
-        </w:rPr>
-        <w:t xml:space="preserve"> системы</w:t>
+        <w:t>ой системы</w:t>
       </w:r>
     </w:p>
     <w:p>
@@ -3341,9 +3332,8 @@
         <w:rPr>
           <w:rFonts w:asciiTheme="minorHAnsi" w:eastAsiaTheme="minorEastAsia" w:hAnsiTheme="minorHAnsi" w:cstheme="minorBidi"/>
           <w:noProof/>
-          <w:kern w:val="2"/>
-          <w:sz w:val="24"/>
-          <w14:ligatures w14:val="standardContextual"/>
+          <w:sz w:val="22"/>
+          <w:szCs w:val="22"/>
         </w:rPr>
       </w:pPr>
       <w:r>
@@ -3355,7 +3345,7 @@
       <w:r>
         <w:fldChar w:fldCharType="separate"/>
       </w:r>
-      <w:hyperlink w:anchor="_Toc210938720" w:history="1">
+      <w:hyperlink w:anchor="_Toc210990353" w:history="1">
         <w:r>
           <w:rPr>
             <w:rStyle w:val="ad"/>
@@ -3367,9 +3357,8 @@
           <w:rPr>
             <w:rFonts w:asciiTheme="minorHAnsi" w:eastAsiaTheme="minorEastAsia" w:hAnsiTheme="minorHAnsi" w:cstheme="minorBidi"/>
             <w:noProof/>
-            <w:kern w:val="2"/>
-            <w:sz w:val="24"/>
-            <w14:ligatures w14:val="standardContextual"/>
+            <w:sz w:val="22"/>
+            <w:szCs w:val="22"/>
           </w:rPr>
           <w:tab/>
         </w:r>
@@ -3399,7 +3388,7 @@
             <w:noProof/>
             <w:webHidden/>
           </w:rPr>
-          <w:instrText xml:space="preserve"> PAGEREF _Toc210938720 \h </w:instrText>
+          <w:instrText xml:space="preserve"> PAGEREF _Toc210990353 \h </w:instrText>
         </w:r>
         <w:r>
           <w:rPr>
@@ -3436,12 +3425,11 @@
         <w:rPr>
           <w:rFonts w:asciiTheme="minorHAnsi" w:eastAsiaTheme="minorEastAsia" w:hAnsiTheme="minorHAnsi" w:cstheme="minorBidi"/>
           <w:noProof/>
-          <w:kern w:val="2"/>
-          <w:sz w:val="24"/>
-          <w14:ligatures w14:val="standardContextual"/>
+          <w:sz w:val="22"/>
+          <w:szCs w:val="22"/>
         </w:rPr>
       </w:pPr>
-      <w:hyperlink w:anchor="_Toc210938721" w:history="1">
+      <w:hyperlink w:anchor="_Toc210990354" w:history="1">
         <w:r>
           <w:rPr>
             <w:rStyle w:val="ad"/>
@@ -3453,9 +3441,8 @@
           <w:rPr>
             <w:rFonts w:asciiTheme="minorHAnsi" w:eastAsiaTheme="minorEastAsia" w:hAnsiTheme="minorHAnsi" w:cstheme="minorBidi"/>
             <w:noProof/>
-            <w:kern w:val="2"/>
-            <w:sz w:val="24"/>
-            <w14:ligatures w14:val="standardContextual"/>
+            <w:sz w:val="22"/>
+            <w:szCs w:val="22"/>
           </w:rPr>
           <w:tab/>
         </w:r>
@@ -3485,7 +3472,7 @@
             <w:noProof/>
             <w:webHidden/>
           </w:rPr>
-          <w:instrText xml:space="preserve"> PAGEREF _Toc210938721 \h </w:instrText>
+          <w:instrText xml:space="preserve"> PAGEREF _Toc210990354 \h </w:instrText>
         </w:r>
         <w:r>
           <w:rPr>
@@ -3520,18 +3507,17 @@
       <w:pPr>
         <w:pStyle w:val="20"/>
         <w:tabs>
-          <w:tab w:val="left" w:pos="960"/>
+          <w:tab w:val="left" w:pos="880"/>
           <w:tab w:val="right" w:leader="dot" w:pos="9911"/>
         </w:tabs>
         <w:rPr>
           <w:rFonts w:asciiTheme="minorHAnsi" w:eastAsiaTheme="minorEastAsia" w:hAnsiTheme="minorHAnsi" w:cstheme="minorBidi"/>
           <w:noProof/>
-          <w:kern w:val="2"/>
-          <w:sz w:val="24"/>
-          <w14:ligatures w14:val="standardContextual"/>
+          <w:sz w:val="22"/>
+          <w:szCs w:val="22"/>
         </w:rPr>
       </w:pPr>
-      <w:hyperlink w:anchor="_Toc210938722" w:history="1">
+      <w:hyperlink w:anchor="_Toc210990355" w:history="1">
         <w:r>
           <w:rPr>
             <w:rStyle w:val="ad"/>
@@ -3543,9 +3529,8 @@
           <w:rPr>
             <w:rFonts w:asciiTheme="minorHAnsi" w:eastAsiaTheme="minorEastAsia" w:hAnsiTheme="minorHAnsi" w:cstheme="minorBidi"/>
             <w:noProof/>
-            <w:kern w:val="2"/>
-            <w:sz w:val="24"/>
-            <w14:ligatures w14:val="standardContextual"/>
+            <w:sz w:val="22"/>
+            <w:szCs w:val="22"/>
           </w:rPr>
           <w:tab/>
         </w:r>
@@ -3575,7 +3560,7 @@
             <w:noProof/>
             <w:webHidden/>
           </w:rPr>
-          <w:instrText xml:space="preserve"> PAGEREF _Toc210938722 \h </w:instrText>
+          <w:instrText xml:space="preserve"> PAGEREF _Toc210990355 \h </w:instrText>
         </w:r>
         <w:r>
           <w:rPr>
@@ -3610,18 +3595,17 @@
       <w:pPr>
         <w:pStyle w:val="20"/>
         <w:tabs>
-          <w:tab w:val="left" w:pos="960"/>
+          <w:tab w:val="left" w:pos="880"/>
           <w:tab w:val="right" w:leader="dot" w:pos="9911"/>
         </w:tabs>
         <w:rPr>
           <w:rFonts w:asciiTheme="minorHAnsi" w:eastAsiaTheme="minorEastAsia" w:hAnsiTheme="minorHAnsi" w:cstheme="minorBidi"/>
           <w:noProof/>
-          <w:kern w:val="2"/>
-          <w:sz w:val="24"/>
-          <w14:ligatures w14:val="standardContextual"/>
+          <w:sz w:val="22"/>
+          <w:szCs w:val="22"/>
         </w:rPr>
       </w:pPr>
-      <w:hyperlink w:anchor="_Toc210938723" w:history="1">
+      <w:hyperlink w:anchor="_Toc210990356" w:history="1">
         <w:r>
           <w:rPr>
             <w:rStyle w:val="ad"/>
@@ -3633,9 +3617,8 @@
           <w:rPr>
             <w:rFonts w:asciiTheme="minorHAnsi" w:eastAsiaTheme="minorEastAsia" w:hAnsiTheme="minorHAnsi" w:cstheme="minorBidi"/>
             <w:noProof/>
-            <w:kern w:val="2"/>
-            <w:sz w:val="24"/>
-            <w14:ligatures w14:val="standardContextual"/>
+            <w:sz w:val="22"/>
+            <w:szCs w:val="22"/>
           </w:rPr>
           <w:tab/>
         </w:r>
@@ -3665,7 +3648,7 @@
             <w:noProof/>
             <w:webHidden/>
           </w:rPr>
-          <w:instrText xml:space="preserve"> PAGEREF _Toc210938723 \h </w:instrText>
+          <w:instrText xml:space="preserve"> PAGEREF _Toc210990356 \h </w:instrText>
         </w:r>
         <w:r>
           <w:rPr>
@@ -3700,18 +3683,17 @@
       <w:pPr>
         <w:pStyle w:val="20"/>
         <w:tabs>
-          <w:tab w:val="left" w:pos="960"/>
+          <w:tab w:val="left" w:pos="880"/>
           <w:tab w:val="right" w:leader="dot" w:pos="9911"/>
         </w:tabs>
         <w:rPr>
           <w:rFonts w:asciiTheme="minorHAnsi" w:eastAsiaTheme="minorEastAsia" w:hAnsiTheme="minorHAnsi" w:cstheme="minorBidi"/>
           <w:noProof/>
-          <w:kern w:val="2"/>
-          <w:sz w:val="24"/>
-          <w14:ligatures w14:val="standardContextual"/>
+          <w:sz w:val="22"/>
+          <w:szCs w:val="22"/>
         </w:rPr>
       </w:pPr>
-      <w:hyperlink w:anchor="_Toc210938724" w:history="1">
+      <w:hyperlink w:anchor="_Toc210990357" w:history="1">
         <w:r>
           <w:rPr>
             <w:rStyle w:val="ad"/>
@@ -3723,9 +3705,8 @@
           <w:rPr>
             <w:rFonts w:asciiTheme="minorHAnsi" w:eastAsiaTheme="minorEastAsia" w:hAnsiTheme="minorHAnsi" w:cstheme="minorBidi"/>
             <w:noProof/>
-            <w:kern w:val="2"/>
-            <w:sz w:val="24"/>
-            <w14:ligatures w14:val="standardContextual"/>
+            <w:sz w:val="22"/>
+            <w:szCs w:val="22"/>
           </w:rPr>
           <w:tab/>
         </w:r>
@@ -3755,7 +3736,7 @@
             <w:noProof/>
             <w:webHidden/>
           </w:rPr>
-          <w:instrText xml:space="preserve"> PAGEREF _Toc210938724 \h </w:instrText>
+          <w:instrText xml:space="preserve"> PAGEREF _Toc210990357 \h </w:instrText>
         </w:r>
         <w:r>
           <w:rPr>
@@ -3785,23 +3766,24 @@
           <w:fldChar w:fldCharType="end"/>
         </w:r>
       </w:hyperlink>
+      <w:bookmarkStart w:id="2" w:name="_GoBack"/>
+      <w:bookmarkEnd w:id="2"/>
     </w:p>
     <w:p>
       <w:pPr>
         <w:pStyle w:val="20"/>
         <w:tabs>
-          <w:tab w:val="left" w:pos="960"/>
+          <w:tab w:val="left" w:pos="880"/>
           <w:tab w:val="right" w:leader="dot" w:pos="9911"/>
         </w:tabs>
         <w:rPr>
           <w:rFonts w:asciiTheme="minorHAnsi" w:eastAsiaTheme="minorEastAsia" w:hAnsiTheme="minorHAnsi" w:cstheme="minorBidi"/>
           <w:noProof/>
-          <w:kern w:val="2"/>
-          <w:sz w:val="24"/>
-          <w14:ligatures w14:val="standardContextual"/>
+          <w:sz w:val="22"/>
+          <w:szCs w:val="22"/>
         </w:rPr>
       </w:pPr>
-      <w:hyperlink w:anchor="_Toc210938725" w:history="1">
+      <w:hyperlink w:anchor="_Toc210990358" w:history="1">
         <w:r>
           <w:rPr>
             <w:rStyle w:val="ad"/>
@@ -3813,9 +3795,8 @@
           <w:rPr>
             <w:rFonts w:asciiTheme="minorHAnsi" w:eastAsiaTheme="minorEastAsia" w:hAnsiTheme="minorHAnsi" w:cstheme="minorBidi"/>
             <w:noProof/>
-            <w:kern w:val="2"/>
-            <w:sz w:val="24"/>
-            <w14:ligatures w14:val="standardContextual"/>
+            <w:sz w:val="22"/>
+            <w:szCs w:val="22"/>
           </w:rPr>
           <w:tab/>
         </w:r>
@@ -3845,7 +3826,7 @@
             <w:noProof/>
             <w:webHidden/>
           </w:rPr>
-          <w:instrText xml:space="preserve"> PAGEREF _Toc210938725 \h </w:instrText>
+          <w:instrText xml:space="preserve"> PAGEREF _Toc210990358 \h </w:instrText>
         </w:r>
         <w:r>
           <w:rPr>
@@ -3880,18 +3861,17 @@
       <w:pPr>
         <w:pStyle w:val="20"/>
         <w:tabs>
-          <w:tab w:val="left" w:pos="960"/>
+          <w:tab w:val="left" w:pos="880"/>
           <w:tab w:val="right" w:leader="dot" w:pos="9911"/>
         </w:tabs>
         <w:rPr>
           <w:rFonts w:asciiTheme="minorHAnsi" w:eastAsiaTheme="minorEastAsia" w:hAnsiTheme="minorHAnsi" w:cstheme="minorBidi"/>
           <w:noProof/>
-          <w:kern w:val="2"/>
-          <w:sz w:val="24"/>
-          <w14:ligatures w14:val="standardContextual"/>
+          <w:sz w:val="22"/>
+          <w:szCs w:val="22"/>
         </w:rPr>
       </w:pPr>
-      <w:hyperlink w:anchor="_Toc210938726" w:history="1">
+      <w:hyperlink w:anchor="_Toc210990359" w:history="1">
         <w:r>
           <w:rPr>
             <w:rStyle w:val="ad"/>
@@ -3903,9 +3883,8 @@
           <w:rPr>
             <w:rFonts w:asciiTheme="minorHAnsi" w:eastAsiaTheme="minorEastAsia" w:hAnsiTheme="minorHAnsi" w:cstheme="minorBidi"/>
             <w:noProof/>
-            <w:kern w:val="2"/>
-            <w:sz w:val="24"/>
-            <w14:ligatures w14:val="standardContextual"/>
+            <w:sz w:val="22"/>
+            <w:szCs w:val="22"/>
           </w:rPr>
           <w:tab/>
         </w:r>
@@ -3935,7 +3914,7 @@
             <w:noProof/>
             <w:webHidden/>
           </w:rPr>
-          <w:instrText xml:space="preserve"> PAGEREF _Toc210938726 \h </w:instrText>
+          <w:instrText xml:space="preserve"> PAGEREF _Toc210990359 \h </w:instrText>
         </w:r>
         <w:r>
           <w:rPr>
@@ -3970,18 +3949,17 @@
       <w:pPr>
         <w:pStyle w:val="20"/>
         <w:tabs>
-          <w:tab w:val="left" w:pos="960"/>
+          <w:tab w:val="left" w:pos="880"/>
           <w:tab w:val="right" w:leader="dot" w:pos="9911"/>
         </w:tabs>
         <w:rPr>
           <w:rFonts w:asciiTheme="minorHAnsi" w:eastAsiaTheme="minorEastAsia" w:hAnsiTheme="minorHAnsi" w:cstheme="minorBidi"/>
           <w:noProof/>
-          <w:kern w:val="2"/>
-          <w:sz w:val="24"/>
-          <w14:ligatures w14:val="standardContextual"/>
+          <w:sz w:val="22"/>
+          <w:szCs w:val="22"/>
         </w:rPr>
       </w:pPr>
-      <w:hyperlink w:anchor="_Toc210938727" w:history="1">
+      <w:hyperlink w:anchor="_Toc210990360" w:history="1">
         <w:r>
           <w:rPr>
             <w:rStyle w:val="ad"/>
@@ -3993,9 +3971,8 @@
           <w:rPr>
             <w:rFonts w:asciiTheme="minorHAnsi" w:eastAsiaTheme="minorEastAsia" w:hAnsiTheme="minorHAnsi" w:cstheme="minorBidi"/>
             <w:noProof/>
-            <w:kern w:val="2"/>
-            <w:sz w:val="24"/>
-            <w14:ligatures w14:val="standardContextual"/>
+            <w:sz w:val="22"/>
+            <w:szCs w:val="22"/>
           </w:rPr>
           <w:tab/>
         </w:r>
@@ -4025,7 +4002,7 @@
             <w:noProof/>
             <w:webHidden/>
           </w:rPr>
-          <w:instrText xml:space="preserve"> PAGEREF _Toc210938727 \h </w:instrText>
+          <w:instrText xml:space="preserve"> PAGEREF _Toc210990360 \h </w:instrText>
         </w:r>
         <w:r>
           <w:rPr>
@@ -4060,18 +4037,17 @@
       <w:pPr>
         <w:pStyle w:val="20"/>
         <w:tabs>
-          <w:tab w:val="left" w:pos="960"/>
+          <w:tab w:val="left" w:pos="880"/>
           <w:tab w:val="right" w:leader="dot" w:pos="9911"/>
         </w:tabs>
         <w:rPr>
           <w:rFonts w:asciiTheme="minorHAnsi" w:eastAsiaTheme="minorEastAsia" w:hAnsiTheme="minorHAnsi" w:cstheme="minorBidi"/>
           <w:noProof/>
-          <w:kern w:val="2"/>
-          <w:sz w:val="24"/>
-          <w14:ligatures w14:val="standardContextual"/>
+          <w:sz w:val="22"/>
+          <w:szCs w:val="22"/>
         </w:rPr>
       </w:pPr>
-      <w:hyperlink w:anchor="_Toc210938728" w:history="1">
+      <w:hyperlink w:anchor="_Toc210990361" w:history="1">
         <w:r>
           <w:rPr>
             <w:rStyle w:val="ad"/>
@@ -4083,9 +4059,8 @@
           <w:rPr>
             <w:rFonts w:asciiTheme="minorHAnsi" w:eastAsiaTheme="minorEastAsia" w:hAnsiTheme="minorHAnsi" w:cstheme="minorBidi"/>
             <w:noProof/>
-            <w:kern w:val="2"/>
-            <w:sz w:val="24"/>
-            <w14:ligatures w14:val="standardContextual"/>
+            <w:sz w:val="22"/>
+            <w:szCs w:val="22"/>
           </w:rPr>
           <w:tab/>
         </w:r>
@@ -4115,7 +4090,7 @@
             <w:noProof/>
             <w:webHidden/>
           </w:rPr>
-          <w:instrText xml:space="preserve"> PAGEREF _Toc210938728 \h </w:instrText>
+          <w:instrText xml:space="preserve"> PAGEREF _Toc210990361 \h </w:instrText>
         </w:r>
         <w:r>
           <w:rPr>
@@ -4152,12 +4127,11 @@
         <w:rPr>
           <w:rFonts w:asciiTheme="minorHAnsi" w:eastAsiaTheme="minorEastAsia" w:hAnsiTheme="minorHAnsi" w:cstheme="minorBidi"/>
           <w:noProof/>
-          <w:kern w:val="2"/>
-          <w:sz w:val="24"/>
-          <w14:ligatures w14:val="standardContextual"/>
+          <w:sz w:val="22"/>
+          <w:szCs w:val="22"/>
         </w:rPr>
       </w:pPr>
-      <w:hyperlink w:anchor="_Toc210938729" w:history="1">
+      <w:hyperlink w:anchor="_Toc210990362" w:history="1">
         <w:r>
           <w:rPr>
             <w:rStyle w:val="ad"/>
@@ -4169,9 +4143,8 @@
           <w:rPr>
             <w:rFonts w:asciiTheme="minorHAnsi" w:eastAsiaTheme="minorEastAsia" w:hAnsiTheme="minorHAnsi" w:cstheme="minorBidi"/>
             <w:noProof/>
-            <w:kern w:val="2"/>
-            <w:sz w:val="24"/>
-            <w14:ligatures w14:val="standardContextual"/>
+            <w:sz w:val="22"/>
+            <w:szCs w:val="22"/>
           </w:rPr>
           <w:tab/>
         </w:r>
@@ -4201,7 +4174,7 @@
             <w:noProof/>
             <w:webHidden/>
           </w:rPr>
-          <w:instrText xml:space="preserve"> PAGEREF _Toc210938729 \h </w:instrText>
+          <w:instrText xml:space="preserve"> PAGEREF _Toc210990362 \h </w:instrText>
         </w:r>
         <w:r>
           <w:rPr>
@@ -4221,7 +4194,7 @@
             <w:noProof/>
             <w:webHidden/>
           </w:rPr>
-          <w:t>12</w:t>
+          <w:t>13</w:t>
         </w:r>
         <w:r>
           <w:rPr>
@@ -4254,12 +4227,12 @@
       <w:pPr>
         <w:pStyle w:val="1"/>
       </w:pPr>
-      <w:bookmarkStart w:id="2" w:name="_Toc210938720"/>
+      <w:bookmarkStart w:id="3" w:name="_Toc210990353"/>
       <w:r>
         <w:lastRenderedPageBreak/>
         <w:t>Цель работы</w:t>
       </w:r>
-      <w:bookmarkEnd w:id="2"/>
+      <w:bookmarkEnd w:id="3"/>
     </w:p>
     <w:p>
       <w:pPr>
@@ -4300,22 +4273,22 @@
       <w:pPr>
         <w:pStyle w:val="1"/>
       </w:pPr>
-      <w:bookmarkStart w:id="3" w:name="_Toc210938721"/>
+      <w:bookmarkStart w:id="4" w:name="_Toc210990354"/>
       <w:r>
         <w:lastRenderedPageBreak/>
         <w:t>Практическая часть</w:t>
       </w:r>
-      <w:bookmarkEnd w:id="3"/>
+      <w:bookmarkEnd w:id="4"/>
     </w:p>
     <w:p>
       <w:pPr>
         <w:pStyle w:val="2"/>
       </w:pPr>
-      <w:bookmarkStart w:id="4" w:name="_Toc210938722"/>
+      <w:bookmarkStart w:id="5" w:name="_Toc210990355"/>
       <w:r>
         <w:t>Задание 1</w:t>
       </w:r>
-      <w:bookmarkEnd w:id="4"/>
+      <w:bookmarkEnd w:id="5"/>
     </w:p>
     <w:p>
       <w:pPr>
@@ -4354,7 +4327,7 @@
         <w:pStyle w:val="a2"/>
         <w:numPr>
           <w:ilvl w:val="0"/>
-          <w:numId w:val="24"/>
+          <w:numId w:val="4"/>
         </w:numPr>
       </w:pPr>
       <w:r>
@@ -4366,7 +4339,7 @@
         <w:pStyle w:val="a2"/>
         <w:numPr>
           <w:ilvl w:val="0"/>
-          <w:numId w:val="24"/>
+          <w:numId w:val="4"/>
         </w:numPr>
       </w:pPr>
       <w:r>
@@ -4384,7 +4357,7 @@
         <w:pStyle w:val="a2"/>
         <w:numPr>
           <w:ilvl w:val="0"/>
-          <w:numId w:val="24"/>
+          <w:numId w:val="4"/>
         </w:numPr>
       </w:pPr>
       <w:r>
@@ -4402,7 +4375,7 @@
         <w:pStyle w:val="a2"/>
         <w:numPr>
           <w:ilvl w:val="0"/>
-          <w:numId w:val="24"/>
+          <w:numId w:val="4"/>
         </w:numPr>
       </w:pPr>
       <w:r>
@@ -4423,7 +4396,7 @@
         <w:pStyle w:val="a2"/>
         <w:numPr>
           <w:ilvl w:val="0"/>
-          <w:numId w:val="24"/>
+          <w:numId w:val="4"/>
         </w:numPr>
       </w:pPr>
       <w:r>
@@ -4449,11 +4422,11 @@
       <w:pPr>
         <w:pStyle w:val="2"/>
       </w:pPr>
-      <w:bookmarkStart w:id="5" w:name="_Toc210938723"/>
+      <w:bookmarkStart w:id="6" w:name="_Toc210990356"/>
       <w:r>
         <w:t>Задание 2</w:t>
       </w:r>
-      <w:bookmarkEnd w:id="5"/>
+      <w:bookmarkEnd w:id="6"/>
     </w:p>
     <w:p>
       <w:pPr>
@@ -4474,7 +4447,7 @@
         <w:pStyle w:val="a2"/>
         <w:numPr>
           <w:ilvl w:val="0"/>
-          <w:numId w:val="25"/>
+          <w:numId w:val="5"/>
         </w:numPr>
       </w:pPr>
       <w:r>
@@ -4492,7 +4465,7 @@
         <w:pStyle w:val="a2"/>
         <w:numPr>
           <w:ilvl w:val="0"/>
-          <w:numId w:val="25"/>
+          <w:numId w:val="5"/>
         </w:numPr>
       </w:pPr>
       <w:r>
@@ -4510,7 +4483,7 @@
         <w:pStyle w:val="a2"/>
         <w:numPr>
           <w:ilvl w:val="0"/>
-          <w:numId w:val="25"/>
+          <w:numId w:val="5"/>
         </w:numPr>
       </w:pPr>
       <w:r>
@@ -4528,7 +4501,7 @@
         <w:pStyle w:val="a2"/>
         <w:numPr>
           <w:ilvl w:val="0"/>
-          <w:numId w:val="25"/>
+          <w:numId w:val="5"/>
         </w:numPr>
       </w:pPr>
       <w:r>
@@ -4546,7 +4519,7 @@
         <w:pStyle w:val="a2"/>
         <w:numPr>
           <w:ilvl w:val="0"/>
-          <w:numId w:val="25"/>
+          <w:numId w:val="5"/>
         </w:numPr>
       </w:pPr>
       <w:r>
@@ -4573,7 +4546,7 @@
         <w:pStyle w:val="a2"/>
         <w:numPr>
           <w:ilvl w:val="0"/>
-          <w:numId w:val="25"/>
+          <w:numId w:val="5"/>
         </w:numPr>
       </w:pPr>
       <w:r>
@@ -4591,29 +4564,11 @@
         <w:pStyle w:val="a2"/>
         <w:numPr>
           <w:ilvl w:val="0"/>
-          <w:numId w:val="25"/>
+          <w:numId w:val="5"/>
         </w:numPr>
       </w:pPr>
       <w:r>
         <w:t>Профессиональный авторитет</w:t>
-      </w:r>
-      <w:r>
-        <w:rPr>
-          <w:lang w:val="en-US"/>
-        </w:rPr>
-        <w:t>:</w:t>
-      </w:r>
-    </w:p>
-    <w:p>
-      <w:pPr>
-        <w:pStyle w:val="a2"/>
-        <w:numPr>
-          <w:ilvl w:val="0"/>
-          <w:numId w:val="25"/>
-        </w:numPr>
-      </w:pPr>
-      <w:r>
-        <w:t>Лояльность к коллективу</w:t>
       </w:r>
       <w:r>
         <w:rPr>
@@ -4627,11 +4582,11 @@
         <w:pStyle w:val="a2"/>
         <w:numPr>
           <w:ilvl w:val="0"/>
-          <w:numId w:val="25"/>
+          <w:numId w:val="5"/>
         </w:numPr>
       </w:pPr>
       <w:r>
-        <w:t>Профессиональный навык</w:t>
+        <w:t>Лояльность к коллективу</w:t>
       </w:r>
       <w:r>
         <w:rPr>
@@ -4645,42 +4600,11 @@
         <w:pStyle w:val="a2"/>
         <w:numPr>
           <w:ilvl w:val="0"/>
-          <w:numId w:val="25"/>
+          <w:numId w:val="5"/>
         </w:numPr>
       </w:pPr>
       <w:r>
-        <w:t>Мотивация.</w:t>
-      </w:r>
-    </w:p>
-    <w:p>
-      <w:pPr>
-        <w:pStyle w:val="2"/>
-      </w:pPr>
-      <w:bookmarkStart w:id="6" w:name="_Toc210938724"/>
-      <w:r>
-        <w:lastRenderedPageBreak/>
-        <w:t>Задание 3</w:t>
-      </w:r>
-      <w:bookmarkEnd w:id="6"/>
-    </w:p>
-    <w:p>
-      <w:pPr>
-        <w:pStyle w:val="a2"/>
-      </w:pPr>
-      <w:r>
-        <w:t>Пусть у наших агентов будут следующие действия:</w:t>
-      </w:r>
-    </w:p>
-    <w:p>
-      <w:pPr>
-        <w:pStyle w:val="a2"/>
-        <w:numPr>
-          <w:ilvl w:val="0"/>
-          <w:numId w:val="26"/>
-        </w:numPr>
-      </w:pPr>
-      <w:r>
-        <w:t>Сходить на обед</w:t>
+        <w:t>Профессиональный навык</w:t>
       </w:r>
       <w:r>
         <w:rPr>
@@ -4694,14 +4618,42 @@
         <w:pStyle w:val="a2"/>
         <w:numPr>
           <w:ilvl w:val="0"/>
-          <w:numId w:val="26"/>
+          <w:numId w:val="5"/>
         </w:numPr>
       </w:pPr>
       <w:r>
-        <w:t>Работать со сложным дел</w:t>
-      </w:r>
-      <w:r>
-        <w:t>ом</w:t>
+        <w:t>Мотивация.</w:t>
+      </w:r>
+    </w:p>
+    <w:p>
+      <w:pPr>
+        <w:pStyle w:val="2"/>
+      </w:pPr>
+      <w:bookmarkStart w:id="7" w:name="_Toc210990357"/>
+      <w:r>
+        <w:lastRenderedPageBreak/>
+        <w:t>Задание 3</w:t>
+      </w:r>
+      <w:bookmarkEnd w:id="7"/>
+    </w:p>
+    <w:p>
+      <w:pPr>
+        <w:pStyle w:val="a2"/>
+      </w:pPr>
+      <w:r>
+        <w:t>Пусть у наших агентов будут следующие действия:</w:t>
+      </w:r>
+    </w:p>
+    <w:p>
+      <w:pPr>
+        <w:pStyle w:val="a2"/>
+        <w:numPr>
+          <w:ilvl w:val="0"/>
+          <w:numId w:val="6"/>
+        </w:numPr>
+      </w:pPr>
+      <w:r>
+        <w:t>Сходить на обед</w:t>
       </w:r>
       <w:r>
         <w:rPr>
@@ -4715,11 +4667,14 @@
         <w:pStyle w:val="a2"/>
         <w:numPr>
           <w:ilvl w:val="0"/>
-          <w:numId w:val="26"/>
+          <w:numId w:val="6"/>
         </w:numPr>
       </w:pPr>
       <w:r>
-        <w:t>Провести судебное заседание</w:t>
+        <w:t>Работать со сложным дел</w:t>
+      </w:r>
+      <w:r>
+        <w:t>ом</w:t>
       </w:r>
       <w:r>
         <w:rPr>
@@ -4733,11 +4688,11 @@
         <w:pStyle w:val="a2"/>
         <w:numPr>
           <w:ilvl w:val="0"/>
-          <w:numId w:val="26"/>
+          <w:numId w:val="6"/>
         </w:numPr>
       </w:pPr>
       <w:r>
-        <w:t>Взять отгул</w:t>
+        <w:t>Провести судебное заседание</w:t>
       </w:r>
       <w:r>
         <w:rPr>
@@ -4751,11 +4706,11 @@
         <w:pStyle w:val="a2"/>
         <w:numPr>
           <w:ilvl w:val="0"/>
-          <w:numId w:val="26"/>
+          <w:numId w:val="6"/>
         </w:numPr>
       </w:pPr>
       <w:r>
-        <w:t>Поспать</w:t>
+        <w:t>Взять отгул</w:t>
       </w:r>
       <w:r>
         <w:rPr>
@@ -4769,26 +4724,11 @@
         <w:pStyle w:val="a2"/>
         <w:numPr>
           <w:ilvl w:val="0"/>
-          <w:numId w:val="26"/>
+          <w:numId w:val="6"/>
         </w:numPr>
       </w:pPr>
       <w:r>
-        <w:t>Пообщаться с коллегами на перерыве</w:t>
-      </w:r>
-      <w:r>
-        <w:t>;</w:t>
-      </w:r>
-    </w:p>
-    <w:p>
-      <w:pPr>
-        <w:pStyle w:val="a2"/>
-        <w:numPr>
-          <w:ilvl w:val="0"/>
-          <w:numId w:val="26"/>
-        </w:numPr>
-      </w:pPr>
-      <w:r>
-        <w:t>Сходить на корпоратив</w:t>
+        <w:t>Поспать</w:t>
       </w:r>
       <w:r>
         <w:rPr>
@@ -4802,11 +4742,11 @@
         <w:pStyle w:val="a2"/>
         <w:numPr>
           <w:ilvl w:val="0"/>
-          <w:numId w:val="26"/>
+          <w:numId w:val="6"/>
         </w:numPr>
       </w:pPr>
       <w:r>
-        <w:t>Изучить новые законы и судебные решения</w:t>
+        <w:t>Пообщаться с коллегами на перерыве</w:t>
       </w:r>
       <w:r>
         <w:t>;</w:t>
@@ -4817,11 +4757,11 @@
         <w:pStyle w:val="a2"/>
         <w:numPr>
           <w:ilvl w:val="0"/>
-          <w:numId w:val="26"/>
+          <w:numId w:val="6"/>
         </w:numPr>
       </w:pPr>
       <w:r>
-        <w:t>Работать в выходной</w:t>
+        <w:t>Сходить на корпоратив</w:t>
       </w:r>
       <w:r>
         <w:rPr>
@@ -4835,10 +4775,43 @@
         <w:pStyle w:val="a2"/>
         <w:numPr>
           <w:ilvl w:val="0"/>
-          <w:numId w:val="26"/>
+          <w:numId w:val="6"/>
         </w:numPr>
       </w:pPr>
       <w:r>
+        <w:t>Изучить новые законы и судебные решения</w:t>
+      </w:r>
+      <w:r>
+        <w:t>;</w:t>
+      </w:r>
+    </w:p>
+    <w:p>
+      <w:pPr>
+        <w:pStyle w:val="a2"/>
+        <w:numPr>
+          <w:ilvl w:val="0"/>
+          <w:numId w:val="6"/>
+        </w:numPr>
+      </w:pPr>
+      <w:r>
+        <w:t>Работать в выходной</w:t>
+      </w:r>
+      <w:r>
+        <w:rPr>
+          <w:lang w:val="en-US"/>
+        </w:rPr>
+        <w:t>;</w:t>
+      </w:r>
+    </w:p>
+    <w:p>
+      <w:pPr>
+        <w:pStyle w:val="a2"/>
+        <w:numPr>
+          <w:ilvl w:val="0"/>
+          <w:numId w:val="6"/>
+        </w:numPr>
+      </w:pPr>
+      <w:r>
         <w:t>Обратиться к психологу.</w:t>
       </w:r>
     </w:p>
@@ -4883,13 +4856,7 @@
         <w:fldChar w:fldCharType="separate"/>
       </w:r>
       <w:r>
-        <w:t>табли</w:t>
-      </w:r>
-      <w:r>
-        <w:t>ц</w:t>
-      </w:r>
-      <w:r>
-        <w:t xml:space="preserve">а </w:t>
+        <w:t xml:space="preserve">таблица </w:t>
       </w:r>
       <w:r>
         <w:rPr>
@@ -7093,7 +7060,7 @@
       <w:pPr>
         <w:pStyle w:val="ab"/>
       </w:pPr>
-      <w:bookmarkStart w:id="7" w:name="_Ref210907478"/>
+      <w:bookmarkStart w:id="8" w:name="_Ref210907478"/>
       <w:r>
         <w:lastRenderedPageBreak/>
         <w:t xml:space="preserve">Таблица </w:t>
@@ -7137,7 +7104,7 @@
       <w:r>
         <w:fldChar w:fldCharType="end"/>
       </w:r>
-      <w:bookmarkEnd w:id="7"/>
+      <w:bookmarkEnd w:id="8"/>
       <w:r>
         <w:t xml:space="preserve"> – Влияние действий на свойства</w:t>
       </w:r>
@@ -7146,11 +7113,11 @@
       <w:pPr>
         <w:pStyle w:val="2"/>
       </w:pPr>
-      <w:bookmarkStart w:id="8" w:name="_Toc210938725"/>
+      <w:bookmarkStart w:id="9" w:name="_Toc210990358"/>
       <w:r>
         <w:t>Задание 4</w:t>
       </w:r>
-      <w:bookmarkEnd w:id="8"/>
+      <w:bookmarkEnd w:id="9"/>
     </w:p>
     <w:p>
       <w:pPr>
@@ -7171,7 +7138,7 @@
         <w:pStyle w:val="a2"/>
         <w:numPr>
           <w:ilvl w:val="0"/>
-          <w:numId w:val="56"/>
+          <w:numId w:val="13"/>
         </w:numPr>
       </w:pPr>
       <w:r>
@@ -7183,7 +7150,7 @@
         <w:pStyle w:val="a2"/>
         <w:numPr>
           <w:ilvl w:val="0"/>
-          <w:numId w:val="31"/>
+          <w:numId w:val="7"/>
         </w:numPr>
       </w:pPr>
       <w:r>
@@ -7198,29 +7165,17 @@
         <w:pStyle w:val="a2"/>
         <w:numPr>
           <w:ilvl w:val="0"/>
-          <w:numId w:val="31"/>
+          <w:numId w:val="7"/>
         </w:numPr>
       </w:pPr>
       <w:r>
-        <w:t>Если (п</w:t>
-      </w:r>
-      <w:r>
-        <w:t>рофессиональный авторитет</w:t>
-      </w:r>
-      <w:r>
-        <w:t xml:space="preserve"> низкий), то</w:t>
+        <w:t>Если (профессиональный авторитет низкий), то</w:t>
       </w:r>
       <w:r>
         <w:t xml:space="preserve"> </w:t>
       </w:r>
       <w:r>
-        <w:t>(и</w:t>
-      </w:r>
-      <w:r>
-        <w:t>зучить новые законы и судебные решения</w:t>
-      </w:r>
-      <w:r>
-        <w:t>)</w:t>
+        <w:t>(изучить новые законы и судебные решения)</w:t>
       </w:r>
       <w:r>
         <w:t>;</w:t>
@@ -7231,38 +7186,29 @@
         <w:pStyle w:val="a2"/>
         <w:numPr>
           <w:ilvl w:val="0"/>
-          <w:numId w:val="31"/>
+          <w:numId w:val="7"/>
         </w:numPr>
       </w:pPr>
       <w:r>
         <w:t>Если (</w:t>
       </w:r>
       <w:r>
-        <w:t>п</w:t>
-      </w:r>
-      <w:r>
-        <w:t>рофессиональный авторитет</w:t>
+        <w:t>профессиональный авторитет</w:t>
+      </w:r>
+      <w:r>
+        <w:t xml:space="preserve"> низкий</w:t>
+      </w:r>
+      <w:r>
+        <w:t>), то</w:t>
       </w:r>
       <w:r>
         <w:t xml:space="preserve"> </w:t>
       </w:r>
       <w:r>
-        <w:t>низкий</w:t>
-      </w:r>
-      <w:r>
-        <w:t>), то</w:t>
-      </w:r>
-      <w:r>
-        <w:t xml:space="preserve"> </w:t>
-      </w:r>
-      <w:r>
         <w:t>(</w:t>
       </w:r>
       <w:r>
-        <w:t>п</w:t>
-      </w:r>
-      <w:r>
-        <w:t>ровести судебное заседание</w:t>
+        <w:t>провести судебное заседание</w:t>
       </w:r>
       <w:r>
         <w:t>)</w:t>
@@ -7276,7 +7222,7 @@
         <w:pStyle w:val="a2"/>
         <w:numPr>
           <w:ilvl w:val="0"/>
-          <w:numId w:val="31"/>
+          <w:numId w:val="7"/>
         </w:numPr>
       </w:pPr>
       <w:r>
@@ -7312,7 +7258,7 @@
         <w:pStyle w:val="a2"/>
         <w:numPr>
           <w:ilvl w:val="0"/>
-          <w:numId w:val="31"/>
+          <w:numId w:val="7"/>
         </w:numPr>
       </w:pPr>
       <w:r>
@@ -7331,10 +7277,7 @@
         <w:t>(</w:t>
       </w:r>
       <w:r>
-        <w:t>п</w:t>
-      </w:r>
-      <w:r>
-        <w:t>ообщаться с коллегами на перерыве</w:t>
+        <w:t>пообщаться с коллегами на перерыве</w:t>
       </w:r>
       <w:r>
         <w:t>)</w:t>
@@ -7348,20 +7291,14 @@
         <w:pStyle w:val="a2"/>
         <w:numPr>
           <w:ilvl w:val="0"/>
-          <w:numId w:val="31"/>
+          <w:numId w:val="7"/>
         </w:numPr>
       </w:pPr>
       <w:r>
         <w:t>Если (</w:t>
       </w:r>
       <w:r>
-        <w:t>п</w:t>
-      </w:r>
-      <w:r>
-        <w:t>рофессиональный навык</w:t>
-      </w:r>
-      <w:r>
-        <w:t xml:space="preserve"> низкий</w:t>
+        <w:t>профессиональный навык низкий</w:t>
       </w:r>
       <w:r>
         <w:t>), то</w:t>
@@ -7373,10 +7310,7 @@
         <w:t>(</w:t>
       </w:r>
       <w:r>
-        <w:t>р</w:t>
-      </w:r>
-      <w:r>
-        <w:t>аботать в выходной</w:t>
+        <w:t>работать в выходной</w:t>
       </w:r>
       <w:r>
         <w:t>)</w:t>
@@ -7390,20 +7324,14 @@
         <w:pStyle w:val="a2"/>
         <w:numPr>
           <w:ilvl w:val="0"/>
-          <w:numId w:val="31"/>
+          <w:numId w:val="7"/>
         </w:numPr>
       </w:pPr>
       <w:r>
         <w:t>Если (</w:t>
       </w:r>
       <w:r>
-        <w:t>материальное</w:t>
-      </w:r>
-      <w:r>
-        <w:t xml:space="preserve"> благополучие</w:t>
-      </w:r>
-      <w:r>
-        <w:t xml:space="preserve"> низкое</w:t>
+        <w:t>материальное благополучие низкое</w:t>
       </w:r>
       <w:r>
         <w:t>), то</w:t>
@@ -7415,10 +7343,7 @@
         <w:t>(</w:t>
       </w:r>
       <w:r>
-        <w:t>р</w:t>
-      </w:r>
-      <w:r>
-        <w:t>аботать в выходной</w:t>
+        <w:t>работать в выходной</w:t>
       </w:r>
       <w:r>
         <w:t>)</w:t>
@@ -7432,7 +7357,7 @@
         <w:pStyle w:val="a2"/>
         <w:numPr>
           <w:ilvl w:val="0"/>
-          <w:numId w:val="31"/>
+          <w:numId w:val="7"/>
         </w:numPr>
       </w:pPr>
       <w:r>
@@ -7451,10 +7376,7 @@
         <w:t>(</w:t>
       </w:r>
       <w:r>
-        <w:t>в</w:t>
-      </w:r>
-      <w:r>
-        <w:t>зять отгул</w:t>
+        <w:t>взять отгул</w:t>
       </w:r>
       <w:r>
         <w:t>)</w:t>
@@ -7468,7 +7390,7 @@
         <w:pStyle w:val="a2"/>
         <w:numPr>
           <w:ilvl w:val="0"/>
-          <w:numId w:val="31"/>
+          <w:numId w:val="7"/>
         </w:numPr>
       </w:pPr>
       <w:r>
@@ -7501,20 +7423,14 @@
         <w:pStyle w:val="a2"/>
         <w:numPr>
           <w:ilvl w:val="0"/>
-          <w:numId w:val="31"/>
+          <w:numId w:val="7"/>
         </w:numPr>
       </w:pPr>
       <w:r>
         <w:t>Если (</w:t>
       </w:r>
       <w:r>
-        <w:t>п</w:t>
-      </w:r>
-      <w:r>
-        <w:t>рофессиональный навык</w:t>
-      </w:r>
-      <w:r>
-        <w:t xml:space="preserve"> высокий</w:t>
+        <w:t>профессиональный навык высокий</w:t>
       </w:r>
       <w:r>
         <w:t>), то</w:t>
@@ -7526,10 +7442,7 @@
         <w:t>(</w:t>
       </w:r>
       <w:r>
-        <w:t>с</w:t>
-      </w:r>
-      <w:r>
-        <w:t>ходить на корпоратив</w:t>
+        <w:t>сходить на корпоратив</w:t>
       </w:r>
       <w:r>
         <w:t>)</w:t>
@@ -7543,7 +7456,7 @@
         <w:pStyle w:val="a2"/>
         <w:numPr>
           <w:ilvl w:val="0"/>
-          <w:numId w:val="56"/>
+          <w:numId w:val="13"/>
         </w:numPr>
       </w:pPr>
       <w:r>
@@ -7555,7 +7468,7 @@
         <w:pStyle w:val="a2"/>
         <w:numPr>
           <w:ilvl w:val="0"/>
-          <w:numId w:val="33"/>
+          <w:numId w:val="8"/>
         </w:numPr>
       </w:pPr>
       <w:r>
@@ -7574,10 +7487,7 @@
         <w:t>(</w:t>
       </w:r>
       <w:r>
-        <w:t>и</w:t>
-      </w:r>
-      <w:r>
-        <w:t>зучить новые законы и судебные решения</w:t>
+        <w:t>изучить новые законы и судебные решения</w:t>
       </w:r>
       <w:r>
         <w:t>)</w:t>
@@ -7591,7 +7501,7 @@
         <w:pStyle w:val="a2"/>
         <w:numPr>
           <w:ilvl w:val="0"/>
-          <w:numId w:val="33"/>
+          <w:numId w:val="8"/>
         </w:numPr>
       </w:pPr>
       <w:r>
@@ -7624,7 +7534,7 @@
         <w:pStyle w:val="a2"/>
         <w:numPr>
           <w:ilvl w:val="0"/>
-          <w:numId w:val="33"/>
+          <w:numId w:val="8"/>
         </w:numPr>
       </w:pPr>
       <w:r>
@@ -7657,7 +7567,7 @@
         <w:pStyle w:val="a2"/>
         <w:numPr>
           <w:ilvl w:val="0"/>
-          <w:numId w:val="33"/>
+          <w:numId w:val="8"/>
         </w:numPr>
       </w:pPr>
       <w:r>
@@ -7690,7 +7600,7 @@
         <w:pStyle w:val="a2"/>
         <w:numPr>
           <w:ilvl w:val="0"/>
-          <w:numId w:val="33"/>
+          <w:numId w:val="8"/>
         </w:numPr>
       </w:pPr>
       <w:r>
@@ -7724,7 +7634,7 @@
         <w:pStyle w:val="a2"/>
         <w:numPr>
           <w:ilvl w:val="0"/>
-          <w:numId w:val="33"/>
+          <w:numId w:val="8"/>
         </w:numPr>
       </w:pPr>
       <w:r>
@@ -7757,7 +7667,7 @@
         <w:pStyle w:val="a2"/>
         <w:numPr>
           <w:ilvl w:val="0"/>
-          <w:numId w:val="33"/>
+          <w:numId w:val="8"/>
         </w:numPr>
       </w:pPr>
       <w:r>
@@ -7776,10 +7686,7 @@
         <w:t>(</w:t>
       </w:r>
       <w:r>
-        <w:t>р</w:t>
-      </w:r>
-      <w:r>
-        <w:t xml:space="preserve">аботать со сложным </w:t>
+        <w:t xml:space="preserve">работать со сложным </w:t>
       </w:r>
       <w:r>
         <w:t>делом</w:t>
@@ -7796,7 +7703,7 @@
         <w:pStyle w:val="a2"/>
         <w:numPr>
           <w:ilvl w:val="0"/>
-          <w:numId w:val="33"/>
+          <w:numId w:val="8"/>
         </w:numPr>
       </w:pPr>
       <w:r>
@@ -7829,7 +7736,7 @@
         <w:pStyle w:val="a2"/>
         <w:numPr>
           <w:ilvl w:val="0"/>
-          <w:numId w:val="33"/>
+          <w:numId w:val="8"/>
         </w:numPr>
       </w:pPr>
       <w:r>
@@ -7848,10 +7755,7 @@
         <w:t>(</w:t>
       </w:r>
       <w:r>
-        <w:t>в</w:t>
-      </w:r>
-      <w:r>
-        <w:t>зять отгул</w:t>
+        <w:t>взять отгул</w:t>
       </w:r>
       <w:r>
         <w:t>)</w:t>
@@ -7865,17 +7769,14 @@
         <w:pStyle w:val="a2"/>
         <w:numPr>
           <w:ilvl w:val="0"/>
-          <w:numId w:val="33"/>
+          <w:numId w:val="8"/>
         </w:numPr>
       </w:pPr>
       <w:r>
         <w:t>Если (</w:t>
       </w:r>
       <w:r>
-        <w:t>профессиональный авторитет</w:t>
-      </w:r>
-      <w:r>
-        <w:t xml:space="preserve"> высокий</w:t>
+        <w:t>профессиональный авторитет высокий</w:t>
       </w:r>
       <w:r>
         <w:t>), то</w:t>
@@ -7898,7 +7799,7 @@
         <w:pStyle w:val="a2"/>
         <w:numPr>
           <w:ilvl w:val="0"/>
-          <w:numId w:val="56"/>
+          <w:numId w:val="13"/>
         </w:numPr>
       </w:pPr>
       <w:r>
@@ -7910,7 +7811,7 @@
         <w:pStyle w:val="a2"/>
         <w:numPr>
           <w:ilvl w:val="0"/>
-          <w:numId w:val="35"/>
+          <w:numId w:val="9"/>
         </w:numPr>
       </w:pPr>
       <w:r>
@@ -7934,7 +7835,7 @@
         <w:pStyle w:val="a2"/>
         <w:numPr>
           <w:ilvl w:val="0"/>
-          <w:numId w:val="35"/>
+          <w:numId w:val="9"/>
         </w:numPr>
       </w:pPr>
       <w:r>
@@ -7958,26 +7859,20 @@
         <w:pStyle w:val="a2"/>
         <w:numPr>
           <w:ilvl w:val="0"/>
-          <w:numId w:val="35"/>
+          <w:numId w:val="9"/>
         </w:numPr>
       </w:pPr>
       <w:r>
         <w:t>Если (</w:t>
       </w:r>
       <w:r>
-        <w:t>у</w:t>
-      </w:r>
-      <w:r>
-        <w:t>довлетворенность</w:t>
+        <w:t>удовлетворенность</w:t>
       </w:r>
       <w:r>
         <w:t xml:space="preserve"> </w:t>
       </w:r>
       <w:r>
-        <w:t>работой</w:t>
-      </w:r>
-      <w:r>
-        <w:t xml:space="preserve"> низкая</w:t>
+        <w:t>работой низкая</w:t>
       </w:r>
       <w:r>
         <w:t>), то (</w:t>
@@ -7994,7 +7889,7 @@
         <w:pStyle w:val="a2"/>
         <w:numPr>
           <w:ilvl w:val="0"/>
-          <w:numId w:val="35"/>
+          <w:numId w:val="9"/>
         </w:numPr>
       </w:pPr>
       <w:r>
@@ -8018,7 +7913,7 @@
         <w:pStyle w:val="a2"/>
         <w:numPr>
           <w:ilvl w:val="0"/>
-          <w:numId w:val="35"/>
+          <w:numId w:val="9"/>
         </w:numPr>
       </w:pPr>
       <w:r>
@@ -8042,7 +7937,7 @@
         <w:pStyle w:val="a2"/>
         <w:numPr>
           <w:ilvl w:val="0"/>
-          <w:numId w:val="35"/>
+          <w:numId w:val="9"/>
         </w:numPr>
       </w:pPr>
       <w:r>
@@ -8069,7 +7964,7 @@
         <w:pStyle w:val="a2"/>
         <w:numPr>
           <w:ilvl w:val="0"/>
-          <w:numId w:val="35"/>
+          <w:numId w:val="9"/>
         </w:numPr>
       </w:pPr>
       <w:r>
@@ -8093,7 +7988,7 @@
         <w:pStyle w:val="a2"/>
         <w:numPr>
           <w:ilvl w:val="0"/>
-          <w:numId w:val="35"/>
+          <w:numId w:val="9"/>
         </w:numPr>
       </w:pPr>
       <w:r>
@@ -8117,7 +8012,7 @@
         <w:pStyle w:val="a2"/>
         <w:numPr>
           <w:ilvl w:val="0"/>
-          <w:numId w:val="35"/>
+          <w:numId w:val="9"/>
         </w:numPr>
       </w:pPr>
       <w:r>
@@ -8144,7 +8039,7 @@
         <w:pStyle w:val="a2"/>
         <w:numPr>
           <w:ilvl w:val="0"/>
-          <w:numId w:val="35"/>
+          <w:numId w:val="9"/>
         </w:numPr>
       </w:pPr>
       <w:r>
@@ -8160,10 +8055,7 @@
         <w:t>обратиться к психологу</w:t>
       </w:r>
       <w:r>
-        <w:t>)</w:t>
-      </w:r>
-      <w:r>
-        <w:t>.</w:t>
+        <w:t>).</w:t>
       </w:r>
     </w:p>
     <w:p>
@@ -8171,7 +8063,7 @@
         <w:pStyle w:val="a2"/>
         <w:numPr>
           <w:ilvl w:val="0"/>
-          <w:numId w:val="56"/>
+          <w:numId w:val="13"/>
         </w:numPr>
       </w:pPr>
       <w:r>
@@ -8183,7 +8075,7 @@
         <w:pStyle w:val="a2"/>
         <w:numPr>
           <w:ilvl w:val="0"/>
-          <w:numId w:val="37"/>
+          <w:numId w:val="10"/>
         </w:numPr>
       </w:pPr>
       <w:r>
@@ -8216,7 +8108,7 @@
         <w:pStyle w:val="a2"/>
         <w:numPr>
           <w:ilvl w:val="0"/>
-          <w:numId w:val="37"/>
+          <w:numId w:val="10"/>
         </w:numPr>
       </w:pPr>
       <w:r>
@@ -8249,7 +8141,7 @@
         <w:pStyle w:val="a2"/>
         <w:numPr>
           <w:ilvl w:val="0"/>
-          <w:numId w:val="37"/>
+          <w:numId w:val="10"/>
         </w:numPr>
       </w:pPr>
       <w:r>
@@ -8268,10 +8160,7 @@
         <w:t>то (</w:t>
       </w:r>
       <w:r>
-        <w:t>п</w:t>
-      </w:r>
-      <w:r>
-        <w:t>ообщаться с коллегами на перерыве</w:t>
+        <w:t>пообщаться с коллегами на перерыве</w:t>
       </w:r>
       <w:r>
         <w:t>)</w:t>
@@ -8285,7 +8174,7 @@
         <w:pStyle w:val="a2"/>
         <w:numPr>
           <w:ilvl w:val="0"/>
-          <w:numId w:val="37"/>
+          <w:numId w:val="10"/>
         </w:numPr>
       </w:pPr>
       <w:r>
@@ -8293,13 +8182,7 @@
         <w:t>Если (</w:t>
       </w:r>
       <w:r>
-        <w:t>л</w:t>
-      </w:r>
-      <w:r>
-        <w:t>ояльность к коллективу</w:t>
-      </w:r>
-      <w:r>
-        <w:t xml:space="preserve"> низкая</w:t>
+        <w:t>лояльность к коллективу низкая</w:t>
       </w:r>
       <w:r>
         <w:t>)</w:t>
@@ -8325,7 +8208,7 @@
         <w:pStyle w:val="a2"/>
         <w:numPr>
           <w:ilvl w:val="0"/>
-          <w:numId w:val="37"/>
+          <w:numId w:val="10"/>
         </w:numPr>
       </w:pPr>
       <w:r>
@@ -8358,7 +8241,7 @@
         <w:pStyle w:val="a2"/>
         <w:numPr>
           <w:ilvl w:val="0"/>
-          <w:numId w:val="37"/>
+          <w:numId w:val="10"/>
         </w:numPr>
       </w:pPr>
       <w:r>
@@ -8391,7 +8274,7 @@
         <w:pStyle w:val="a2"/>
         <w:numPr>
           <w:ilvl w:val="0"/>
-          <w:numId w:val="37"/>
+          <w:numId w:val="10"/>
         </w:numPr>
       </w:pPr>
       <w:r>
@@ -8410,10 +8293,7 @@
         <w:t>то (</w:t>
       </w:r>
       <w:r>
-        <w:t>с</w:t>
-      </w:r>
-      <w:r>
-        <w:t>ходить на корпоратив</w:t>
+        <w:t>сходить на корпоратив</w:t>
       </w:r>
       <w:r>
         <w:t>)</w:t>
@@ -8427,7 +8307,7 @@
         <w:pStyle w:val="a2"/>
         <w:numPr>
           <w:ilvl w:val="0"/>
-          <w:numId w:val="37"/>
+          <w:numId w:val="10"/>
         </w:numPr>
       </w:pPr>
       <w:r>
@@ -8460,20 +8340,14 @@
         <w:pStyle w:val="a2"/>
         <w:numPr>
           <w:ilvl w:val="0"/>
-          <w:numId w:val="37"/>
+          <w:numId w:val="10"/>
         </w:numPr>
       </w:pPr>
       <w:r>
         <w:t>Если (</w:t>
       </w:r>
       <w:r>
-        <w:t>п</w:t>
-      </w:r>
-      <w:r>
-        <w:t>рофессиональный авторитет</w:t>
-      </w:r>
-      <w:r>
-        <w:t xml:space="preserve"> низкий</w:t>
+        <w:t>профессиональный авторитет низкий</w:t>
       </w:r>
       <w:r>
         <w:t>)</w:t>
@@ -8499,7 +8373,7 @@
         <w:pStyle w:val="a2"/>
         <w:numPr>
           <w:ilvl w:val="0"/>
-          <w:numId w:val="37"/>
+          <w:numId w:val="10"/>
         </w:numPr>
       </w:pPr>
       <w:r>
@@ -8521,10 +8395,7 @@
         <w:t>работать со сложным делом</w:t>
       </w:r>
       <w:r>
-        <w:t>)</w:t>
-      </w:r>
-      <w:r>
-        <w:t>.</w:t>
+        <w:t>).</w:t>
       </w:r>
     </w:p>
     <w:p>
@@ -8532,7 +8403,7 @@
         <w:pStyle w:val="a2"/>
         <w:numPr>
           <w:ilvl w:val="0"/>
-          <w:numId w:val="56"/>
+          <w:numId w:val="13"/>
         </w:numPr>
       </w:pPr>
       <w:r>
@@ -8544,7 +8415,7 @@
         <w:pStyle w:val="a2"/>
         <w:numPr>
           <w:ilvl w:val="0"/>
-          <w:numId w:val="38"/>
+          <w:numId w:val="11"/>
         </w:numPr>
       </w:pPr>
       <w:r>
@@ -8577,7 +8448,7 @@
         <w:pStyle w:val="a2"/>
         <w:numPr>
           <w:ilvl w:val="0"/>
-          <w:numId w:val="38"/>
+          <w:numId w:val="11"/>
         </w:numPr>
       </w:pPr>
       <w:r>
@@ -8610,7 +8481,7 @@
         <w:pStyle w:val="a2"/>
         <w:numPr>
           <w:ilvl w:val="0"/>
-          <w:numId w:val="38"/>
+          <w:numId w:val="11"/>
         </w:numPr>
       </w:pPr>
       <w:r>
@@ -8643,7 +8514,7 @@
         <w:pStyle w:val="a2"/>
         <w:numPr>
           <w:ilvl w:val="0"/>
-          <w:numId w:val="38"/>
+          <w:numId w:val="11"/>
         </w:numPr>
       </w:pPr>
       <w:r>
@@ -8676,7 +8547,7 @@
         <w:pStyle w:val="a2"/>
         <w:numPr>
           <w:ilvl w:val="0"/>
-          <w:numId w:val="38"/>
+          <w:numId w:val="11"/>
         </w:numPr>
       </w:pPr>
       <w:r>
@@ -8695,10 +8566,7 @@
         <w:t>то (</w:t>
       </w:r>
       <w:r>
-        <w:t>р</w:t>
-      </w:r>
-      <w:r>
-        <w:t xml:space="preserve">аботать со сложным </w:t>
+        <w:t xml:space="preserve">работать со сложным </w:t>
       </w:r>
       <w:r>
         <w:t>делом</w:t>
@@ -8715,7 +8583,7 @@
         <w:pStyle w:val="a2"/>
         <w:numPr>
           <w:ilvl w:val="0"/>
-          <w:numId w:val="38"/>
+          <w:numId w:val="11"/>
         </w:numPr>
       </w:pPr>
       <w:r>
@@ -8748,7 +8616,7 @@
         <w:pStyle w:val="a2"/>
         <w:numPr>
           <w:ilvl w:val="0"/>
-          <w:numId w:val="38"/>
+          <w:numId w:val="11"/>
         </w:numPr>
       </w:pPr>
       <w:r>
@@ -8781,7 +8649,7 @@
         <w:pStyle w:val="a2"/>
         <w:numPr>
           <w:ilvl w:val="0"/>
-          <w:numId w:val="38"/>
+          <w:numId w:val="11"/>
         </w:numPr>
       </w:pPr>
       <w:r>
@@ -8814,7 +8682,7 @@
         <w:pStyle w:val="a2"/>
         <w:numPr>
           <w:ilvl w:val="0"/>
-          <w:numId w:val="38"/>
+          <w:numId w:val="11"/>
         </w:numPr>
       </w:pPr>
       <w:r>
@@ -8847,7 +8715,7 @@
         <w:pStyle w:val="a2"/>
         <w:numPr>
           <w:ilvl w:val="0"/>
-          <w:numId w:val="38"/>
+          <w:numId w:val="11"/>
         </w:numPr>
       </w:pPr>
       <w:r>
@@ -8869,21 +8737,18 @@
         <w:t>работать в выходной</w:t>
       </w:r>
       <w:r>
-        <w:t>)</w:t>
-      </w:r>
-      <w:r>
-        <w:t>.</w:t>
+        <w:t>).</w:t>
       </w:r>
     </w:p>
     <w:p>
       <w:pPr>
         <w:pStyle w:val="2"/>
       </w:pPr>
-      <w:bookmarkStart w:id="9" w:name="_Toc210938726"/>
+      <w:bookmarkStart w:id="10" w:name="_Toc210990359"/>
       <w:r>
         <w:t>Задание 5</w:t>
       </w:r>
-      <w:bookmarkEnd w:id="9"/>
+      <w:bookmarkEnd w:id="10"/>
     </w:p>
     <w:p>
       <w:pPr>
@@ -8898,7 +8763,7 @@
         <w:pStyle w:val="a2"/>
         <w:numPr>
           <w:ilvl w:val="0"/>
-          <w:numId w:val="49"/>
+          <w:numId w:val="12"/>
         </w:numPr>
       </w:pPr>
       <w:r>
@@ -8916,7 +8781,7 @@
         <w:pStyle w:val="a2"/>
         <w:numPr>
           <w:ilvl w:val="0"/>
-          <w:numId w:val="49"/>
+          <w:numId w:val="12"/>
         </w:numPr>
       </w:pPr>
       <w:r>
@@ -8931,7 +8796,7 @@
         <w:pStyle w:val="a2"/>
         <w:numPr>
           <w:ilvl w:val="0"/>
-          <w:numId w:val="49"/>
+          <w:numId w:val="12"/>
         </w:numPr>
       </w:pPr>
       <w:r>
@@ -8950,7 +8815,7 @@
         <w:pStyle w:val="a2"/>
         <w:numPr>
           <w:ilvl w:val="0"/>
-          <w:numId w:val="49"/>
+          <w:numId w:val="12"/>
         </w:numPr>
       </w:pPr>
       <w:r>
@@ -8965,7 +8830,7 @@
         <w:pStyle w:val="a2"/>
         <w:numPr>
           <w:ilvl w:val="0"/>
-          <w:numId w:val="49"/>
+          <w:numId w:val="12"/>
         </w:numPr>
       </w:pPr>
       <w:r>
@@ -8985,7 +8850,7 @@
         <w:pStyle w:val="a2"/>
         <w:numPr>
           <w:ilvl w:val="0"/>
-          <w:numId w:val="56"/>
+          <w:numId w:val="13"/>
         </w:numPr>
       </w:pPr>
       <w:r>
@@ -8997,14 +8862,11 @@
         <w:pStyle w:val="a2"/>
         <w:numPr>
           <w:ilvl w:val="0"/>
-          <w:numId w:val="58"/>
+          <w:numId w:val="14"/>
         </w:numPr>
       </w:pPr>
       <w:r>
-        <w:t>Внеплановая проверка суда</w:t>
-      </w:r>
-      <w:r>
-        <w:t xml:space="preserve"> – </w:t>
+        <w:t xml:space="preserve">Внеплановая проверка суда – </w:t>
       </w:r>
       <w:r>
         <w:t>изучить новые законы и судебные решения</w:t>
@@ -9018,17 +8880,11 @@
         <w:pStyle w:val="a2"/>
         <w:numPr>
           <w:ilvl w:val="0"/>
-          <w:numId w:val="58"/>
+          <w:numId w:val="14"/>
         </w:numPr>
       </w:pPr>
       <w:r>
-        <w:t>Поступление громкого, политически ангажированного дела</w:t>
-      </w:r>
-      <w:r>
-        <w:t xml:space="preserve"> </w:t>
-      </w:r>
-      <w:r>
-        <w:t>–</w:t>
+        <w:t>Поступление громкого, политически ангажированного дела –</w:t>
       </w:r>
       <w:r>
         <w:t xml:space="preserve"> работать со сложным делом</w:t>
@@ -9042,23 +8898,14 @@
         <w:pStyle w:val="a2"/>
         <w:numPr>
           <w:ilvl w:val="0"/>
-          <w:numId w:val="58"/>
+          <w:numId w:val="14"/>
         </w:numPr>
       </w:pPr>
       <w:r>
-        <w:t>Болезнь председателя суда</w:t>
-      </w:r>
-      <w:r>
-        <w:t xml:space="preserve"> </w:t>
-      </w:r>
-      <w:r>
-        <w:t>–</w:t>
-      </w:r>
-      <w:r>
-        <w:t xml:space="preserve"> </w:t>
-      </w:r>
-      <w:r>
-        <w:t>работать в выходной</w:t>
+        <w:t>Болезнь председателя суда –</w:t>
+      </w:r>
+      <w:r>
+        <w:t xml:space="preserve"> работать в выходной</w:t>
       </w:r>
       <w:r>
         <w:t>;</w:t>
@@ -9069,17 +8916,11 @@
         <w:pStyle w:val="a2"/>
         <w:numPr>
           <w:ilvl w:val="0"/>
-          <w:numId w:val="58"/>
+          <w:numId w:val="14"/>
         </w:numPr>
       </w:pPr>
       <w:r>
-        <w:t>Освобождение должности заместителя председателя суда</w:t>
-      </w:r>
-      <w:r>
-        <w:t xml:space="preserve"> </w:t>
-      </w:r>
-      <w:r>
-        <w:t>–</w:t>
+        <w:t>Освобождение должности заместителя председателя суда –</w:t>
       </w:r>
       <w:r>
         <w:t xml:space="preserve"> работать в выходной</w:t>
@@ -9096,23 +8937,14 @@
         <w:pStyle w:val="a2"/>
         <w:numPr>
           <w:ilvl w:val="0"/>
-          <w:numId w:val="58"/>
+          <w:numId w:val="14"/>
         </w:numPr>
       </w:pPr>
       <w:r>
-        <w:t>Расследование из-за утечки информации из дела</w:t>
-      </w:r>
-      <w:r>
-        <w:t xml:space="preserve"> </w:t>
-      </w:r>
-      <w:r>
-        <w:t>–</w:t>
-      </w:r>
-      <w:r>
-        <w:t xml:space="preserve"> </w:t>
-      </w:r>
-      <w:r>
-        <w:t>изучить новые законы и судебные решения</w:t>
+        <w:t>Расследование из-за утечки информации из дела –</w:t>
+      </w:r>
+      <w:r>
+        <w:t xml:space="preserve"> изучить новые законы и судебные решения</w:t>
       </w:r>
       <w:r>
         <w:t>.</w:t>
@@ -9123,14 +8955,11 @@
         <w:pStyle w:val="a2"/>
         <w:numPr>
           <w:ilvl w:val="0"/>
-          <w:numId w:val="56"/>
+          <w:numId w:val="13"/>
         </w:numPr>
       </w:pPr>
       <w:r>
-        <w:t>Идеалист</w:t>
-      </w:r>
-      <w:r>
-        <w:t>:</w:t>
+        <w:t>Идеалист:</w:t>
       </w:r>
     </w:p>
     <w:p>
@@ -9138,7 +8967,7 @@
         <w:pStyle w:val="a2"/>
         <w:numPr>
           <w:ilvl w:val="0"/>
-          <w:numId w:val="59"/>
+          <w:numId w:val="15"/>
         </w:numPr>
       </w:pPr>
       <w:r>
@@ -9156,7 +8985,7 @@
         <w:pStyle w:val="a2"/>
         <w:numPr>
           <w:ilvl w:val="0"/>
-          <w:numId w:val="59"/>
+          <w:numId w:val="15"/>
         </w:numPr>
       </w:pPr>
       <w:r>
@@ -9177,7 +9006,7 @@
         <w:pStyle w:val="a2"/>
         <w:numPr>
           <w:ilvl w:val="0"/>
-          <w:numId w:val="59"/>
+          <w:numId w:val="15"/>
         </w:numPr>
       </w:pPr>
       <w:r>
@@ -9195,17 +9024,14 @@
         <w:pStyle w:val="a2"/>
         <w:numPr>
           <w:ilvl w:val="0"/>
-          <w:numId w:val="59"/>
+          <w:numId w:val="15"/>
         </w:numPr>
       </w:pPr>
       <w:r>
         <w:t>Освобождение должности заместителя председателя суда –</w:t>
       </w:r>
       <w:r>
-        <w:t xml:space="preserve"> </w:t>
-      </w:r>
-      <w:r>
-        <w:t>изучить новые законы и судебные решения</w:t>
+        <w:t xml:space="preserve"> изучить новые законы и судебные решения</w:t>
       </w:r>
       <w:r>
         <w:t>;</w:t>
@@ -9219,7 +9045,7 @@
         <w:pStyle w:val="a2"/>
         <w:numPr>
           <w:ilvl w:val="0"/>
-          <w:numId w:val="59"/>
+          <w:numId w:val="15"/>
         </w:numPr>
       </w:pPr>
       <w:r>
@@ -9237,14 +9063,11 @@
         <w:pStyle w:val="a2"/>
         <w:numPr>
           <w:ilvl w:val="0"/>
-          <w:numId w:val="56"/>
+          <w:numId w:val="13"/>
         </w:numPr>
       </w:pPr>
       <w:r>
-        <w:t>Формалист</w:t>
-      </w:r>
-      <w:r>
-        <w:t>:</w:t>
+        <w:t>Формалист:</w:t>
       </w:r>
     </w:p>
     <w:p>
@@ -9252,7 +9075,7 @@
         <w:pStyle w:val="a2"/>
         <w:numPr>
           <w:ilvl w:val="0"/>
-          <w:numId w:val="60"/>
+          <w:numId w:val="16"/>
         </w:numPr>
       </w:pPr>
       <w:r>
@@ -9270,17 +9093,14 @@
         <w:pStyle w:val="a2"/>
         <w:numPr>
           <w:ilvl w:val="0"/>
-          <w:numId w:val="60"/>
+          <w:numId w:val="16"/>
         </w:numPr>
       </w:pPr>
       <w:r>
         <w:t>Поступление громкого, политически ангажированного дела –</w:t>
       </w:r>
       <w:r>
-        <w:t xml:space="preserve"> </w:t>
-      </w:r>
-      <w:r>
-        <w:t>изучить новые законы и судебные решения</w:t>
+        <w:t xml:space="preserve"> изучить новые законы и судебные решения</w:t>
       </w:r>
       <w:r>
         <w:t>;</w:t>
@@ -9291,17 +9111,14 @@
         <w:pStyle w:val="a2"/>
         <w:numPr>
           <w:ilvl w:val="0"/>
-          <w:numId w:val="60"/>
+          <w:numId w:val="16"/>
         </w:numPr>
       </w:pPr>
       <w:r>
         <w:t>Болезнь председателя суда –</w:t>
       </w:r>
       <w:r>
-        <w:t xml:space="preserve"> </w:t>
-      </w:r>
-      <w:r>
-        <w:t>работать в выходной</w:t>
+        <w:t xml:space="preserve"> работать в выходной</w:t>
       </w:r>
       <w:r>
         <w:t>;</w:t>
@@ -9312,7 +9129,7 @@
         <w:pStyle w:val="a2"/>
         <w:numPr>
           <w:ilvl w:val="0"/>
-          <w:numId w:val="60"/>
+          <w:numId w:val="16"/>
         </w:numPr>
       </w:pPr>
       <w:r>
@@ -9320,10 +9137,7 @@
         <w:t>Освобождение должности заместителя председателя суда –</w:t>
       </w:r>
       <w:r>
-        <w:t xml:space="preserve"> </w:t>
-      </w:r>
-      <w:r>
-        <w:t>провести судебное заседание</w:t>
+        <w:t xml:space="preserve"> провести судебное заседание</w:t>
       </w:r>
       <w:r>
         <w:t>;</w:t>
@@ -9337,17 +9151,14 @@
         <w:pStyle w:val="a2"/>
         <w:numPr>
           <w:ilvl w:val="0"/>
-          <w:numId w:val="60"/>
+          <w:numId w:val="16"/>
         </w:numPr>
       </w:pPr>
       <w:r>
         <w:t>Расследование из-за утечки информации из дела –</w:t>
       </w:r>
       <w:r>
-        <w:t xml:space="preserve"> </w:t>
-      </w:r>
-      <w:r>
-        <w:t>работать со сложным делом</w:t>
+        <w:t xml:space="preserve"> работать со сложным делом</w:t>
       </w:r>
       <w:r>
         <w:t>.</w:t>
@@ -9358,14 +9169,11 @@
         <w:pStyle w:val="a2"/>
         <w:numPr>
           <w:ilvl w:val="0"/>
-          <w:numId w:val="56"/>
+          <w:numId w:val="13"/>
         </w:numPr>
       </w:pPr>
       <w:r>
-        <w:t>Приспособленец</w:t>
-      </w:r>
-      <w:r>
-        <w:t>:</w:t>
+        <w:t>Приспособленец:</w:t>
       </w:r>
     </w:p>
     <w:p>
@@ -9373,7 +9181,7 @@
         <w:pStyle w:val="a2"/>
         <w:numPr>
           <w:ilvl w:val="0"/>
-          <w:numId w:val="61"/>
+          <w:numId w:val="17"/>
         </w:numPr>
       </w:pPr>
       <w:r>
@@ -9391,7 +9199,7 @@
         <w:pStyle w:val="a2"/>
         <w:numPr>
           <w:ilvl w:val="0"/>
-          <w:numId w:val="61"/>
+          <w:numId w:val="17"/>
         </w:numPr>
       </w:pPr>
       <w:r>
@@ -9412,17 +9220,14 @@
         <w:pStyle w:val="a2"/>
         <w:numPr>
           <w:ilvl w:val="0"/>
-          <w:numId w:val="61"/>
+          <w:numId w:val="17"/>
         </w:numPr>
       </w:pPr>
       <w:r>
         <w:t>Болезнь председателя суда –</w:t>
       </w:r>
       <w:r>
-        <w:t xml:space="preserve"> </w:t>
-      </w:r>
-      <w:r>
-        <w:t>провести судебное заседание</w:t>
+        <w:t xml:space="preserve"> провести судебное заседание</w:t>
       </w:r>
       <w:r>
         <w:t>;</w:t>
@@ -9433,7 +9238,7 @@
         <w:pStyle w:val="a2"/>
         <w:numPr>
           <w:ilvl w:val="0"/>
-          <w:numId w:val="61"/>
+          <w:numId w:val="17"/>
         </w:numPr>
       </w:pPr>
       <w:r>
@@ -9457,7 +9262,7 @@
         <w:pStyle w:val="a2"/>
         <w:numPr>
           <w:ilvl w:val="0"/>
-          <w:numId w:val="61"/>
+          <w:numId w:val="17"/>
         </w:numPr>
       </w:pPr>
       <w:r>
@@ -9475,14 +9280,11 @@
         <w:pStyle w:val="a2"/>
         <w:numPr>
           <w:ilvl w:val="0"/>
-          <w:numId w:val="56"/>
+          <w:numId w:val="13"/>
         </w:numPr>
       </w:pPr>
       <w:r>
-        <w:t>Командный игрок</w:t>
-      </w:r>
-      <w:r>
-        <w:t>:</w:t>
+        <w:t>Командный игрок:</w:t>
       </w:r>
     </w:p>
     <w:p>
@@ -9490,17 +9292,14 @@
         <w:pStyle w:val="a2"/>
         <w:numPr>
           <w:ilvl w:val="0"/>
-          <w:numId w:val="62"/>
+          <w:numId w:val="18"/>
         </w:numPr>
       </w:pPr>
       <w:r>
         <w:t xml:space="preserve">Внеплановая проверка суда – </w:t>
       </w:r>
       <w:r>
-        <w:t>п</w:t>
-      </w:r>
-      <w:r>
-        <w:t>ообщаться с коллегами на перерыве</w:t>
+        <w:t>пообщаться с коллегами на перерыве</w:t>
       </w:r>
       <w:r>
         <w:t>;</w:t>
@@ -9511,17 +9310,14 @@
         <w:pStyle w:val="a2"/>
         <w:numPr>
           <w:ilvl w:val="0"/>
-          <w:numId w:val="62"/>
+          <w:numId w:val="18"/>
         </w:numPr>
       </w:pPr>
       <w:r>
         <w:t>Поступление громкого, политически ангажированного дела –</w:t>
       </w:r>
       <w:r>
-        <w:t xml:space="preserve"> п</w:t>
-      </w:r>
-      <w:r>
-        <w:t>ообщаться с коллегами на перерыве</w:t>
+        <w:t xml:space="preserve"> пообщаться с коллегами на перерыве</w:t>
       </w:r>
       <w:r>
         <w:t>;</w:t>
@@ -9532,7 +9328,7 @@
         <w:pStyle w:val="a2"/>
         <w:numPr>
           <w:ilvl w:val="0"/>
-          <w:numId w:val="62"/>
+          <w:numId w:val="18"/>
         </w:numPr>
       </w:pPr>
       <w:r>
@@ -9542,10 +9338,7 @@
         <w:t xml:space="preserve"> </w:t>
       </w:r>
       <w:r>
-        <w:t>п</w:t>
-      </w:r>
-      <w:r>
-        <w:t>ообщаться с коллегами на перерыве</w:t>
+        <w:t>пообщаться с коллегами на перерыве</w:t>
       </w:r>
       <w:r>
         <w:t>;</w:t>
@@ -9556,17 +9349,14 @@
         <w:pStyle w:val="a2"/>
         <w:numPr>
           <w:ilvl w:val="0"/>
-          <w:numId w:val="62"/>
+          <w:numId w:val="18"/>
         </w:numPr>
       </w:pPr>
       <w:r>
         <w:t>Освобождение должности заместителя председателя суда –</w:t>
       </w:r>
       <w:r>
-        <w:t xml:space="preserve"> п</w:t>
-      </w:r>
-      <w:r>
-        <w:t>ообщаться с коллегами на перерыве</w:t>
+        <w:t xml:space="preserve"> пообщаться с коллегами на перерыве</w:t>
       </w:r>
       <w:r>
         <w:t>;</w:t>
@@ -9580,20 +9370,14 @@
         <w:pStyle w:val="a2"/>
         <w:numPr>
           <w:ilvl w:val="0"/>
-          <w:numId w:val="62"/>
+          <w:numId w:val="18"/>
         </w:numPr>
       </w:pPr>
       <w:r>
-        <w:t>Расследование из-за утечки информации из дела –</w:t>
-      </w:r>
-      <w:r>
-        <w:t xml:space="preserve"> </w:t>
-      </w:r>
-      <w:r>
-        <w:t>п</w:t>
-      </w:r>
-      <w:r>
-        <w:t>ообщаться с коллегами на перерыве</w:t>
+        <w:t xml:space="preserve">Расследование из-за утечки информации из дела – </w:t>
+      </w:r>
+      <w:r>
+        <w:t>пообщаться с коллегами на перерыве</w:t>
       </w:r>
       <w:r>
         <w:t>.</w:t>
@@ -9603,11 +9387,11 @@
       <w:pPr>
         <w:pStyle w:val="2"/>
       </w:pPr>
-      <w:bookmarkStart w:id="10" w:name="_Toc210938727"/>
+      <w:bookmarkStart w:id="11" w:name="_Toc210990360"/>
       <w:r>
         <w:t>Задание 6</w:t>
       </w:r>
-      <w:bookmarkEnd w:id="10"/>
+      <w:bookmarkEnd w:id="11"/>
     </w:p>
     <w:p>
       <w:pPr>
@@ -9634,7 +9418,7 @@
         <w:pStyle w:val="a2"/>
         <w:numPr>
           <w:ilvl w:val="0"/>
-          <w:numId w:val="56"/>
+          <w:numId w:val="13"/>
         </w:numPr>
       </w:pPr>
       <w:r>
@@ -9646,17 +9430,14 @@
         <w:pStyle w:val="a2"/>
         <w:numPr>
           <w:ilvl w:val="1"/>
-          <w:numId w:val="56"/>
+          <w:numId w:val="13"/>
         </w:numPr>
       </w:pPr>
       <w:r>
         <w:t>В</w:t>
       </w:r>
       <w:r>
-        <w:t>неплановое совещание у председателя суда</w:t>
-      </w:r>
-      <w:r>
-        <w:t>;</w:t>
+        <w:t>неплановое совещание у председателя суда;</w:t>
       </w:r>
     </w:p>
     <w:p>
@@ -9664,7 +9445,7 @@
         <w:pStyle w:val="a2"/>
         <w:numPr>
           <w:ilvl w:val="1"/>
-          <w:numId w:val="56"/>
+          <w:numId w:val="13"/>
         </w:numPr>
       </w:pPr>
       <w:r>
@@ -9691,7 +9472,7 @@
         <w:pStyle w:val="a2"/>
         <w:numPr>
           <w:ilvl w:val="0"/>
-          <w:numId w:val="56"/>
+          <w:numId w:val="13"/>
         </w:numPr>
       </w:pPr>
       <w:r>
@@ -9703,7 +9484,7 @@
         <w:pStyle w:val="a2"/>
         <w:numPr>
           <w:ilvl w:val="1"/>
-          <w:numId w:val="56"/>
+          <w:numId w:val="13"/>
         </w:numPr>
       </w:pPr>
       <w:r>
@@ -9721,7 +9502,7 @@
         <w:pStyle w:val="a2"/>
         <w:numPr>
           <w:ilvl w:val="1"/>
-          <w:numId w:val="56"/>
+          <w:numId w:val="13"/>
         </w:numPr>
       </w:pPr>
       <w:r>
@@ -9748,7 +9529,7 @@
         <w:pStyle w:val="a2"/>
         <w:numPr>
           <w:ilvl w:val="0"/>
-          <w:numId w:val="63"/>
+          <w:numId w:val="19"/>
         </w:numPr>
       </w:pPr>
       <w:r>
@@ -9760,17 +9541,14 @@
         <w:pStyle w:val="a2"/>
         <w:numPr>
           <w:ilvl w:val="1"/>
-          <w:numId w:val="63"/>
+          <w:numId w:val="19"/>
         </w:numPr>
       </w:pPr>
       <w:r>
         <w:t>Первая пара –</w:t>
       </w:r>
       <w:r>
-        <w:t xml:space="preserve"> </w:t>
-      </w:r>
-      <w:r>
-        <w:t>совещание</w:t>
+        <w:t xml:space="preserve"> совещание</w:t>
       </w:r>
       <w:r>
         <w:rPr>
@@ -9784,7 +9562,7 @@
         <w:pStyle w:val="a2"/>
         <w:numPr>
           <w:ilvl w:val="1"/>
-          <w:numId w:val="63"/>
+          <w:numId w:val="19"/>
         </w:numPr>
       </w:pPr>
       <w:r>
@@ -9796,14 +9574,11 @@
         <w:pStyle w:val="a2"/>
         <w:numPr>
           <w:ilvl w:val="0"/>
-          <w:numId w:val="63"/>
+          <w:numId w:val="19"/>
         </w:numPr>
       </w:pPr>
       <w:r>
-        <w:t>Идеалист</w:t>
-      </w:r>
-      <w:r>
-        <w:t>:</w:t>
+        <w:t>Идеалист:</w:t>
       </w:r>
     </w:p>
     <w:p>
@@ -9811,20 +9586,14 @@
         <w:pStyle w:val="a2"/>
         <w:numPr>
           <w:ilvl w:val="1"/>
-          <w:numId w:val="63"/>
+          <w:numId w:val="19"/>
         </w:numPr>
       </w:pPr>
       <w:r>
-        <w:t>Первая пара</w:t>
-      </w:r>
-      <w:r>
-        <w:t xml:space="preserve"> –</w:t>
-      </w:r>
-      <w:r>
-        <w:t xml:space="preserve"> </w:t>
-      </w:r>
-      <w:r>
-        <w:t>совещание</w:t>
+        <w:t>Первая пара –</w:t>
+      </w:r>
+      <w:r>
+        <w:t xml:space="preserve"> совещание</w:t>
       </w:r>
       <w:r>
         <w:rPr>
@@ -9838,17 +9607,11 @@
         <w:pStyle w:val="a2"/>
         <w:numPr>
           <w:ilvl w:val="1"/>
-          <w:numId w:val="63"/>
+          <w:numId w:val="19"/>
         </w:numPr>
       </w:pPr>
       <w:r>
-        <w:t>Вторая пара</w:t>
-      </w:r>
-      <w:r>
-        <w:t xml:space="preserve"> – </w:t>
-      </w:r>
-      <w:r>
-        <w:t>сложное дело.</w:t>
+        <w:t>Вторая пара – сложное дело.</w:t>
       </w:r>
     </w:p>
     <w:p>
@@ -9856,14 +9619,11 @@
         <w:pStyle w:val="a2"/>
         <w:numPr>
           <w:ilvl w:val="0"/>
-          <w:numId w:val="63"/>
+          <w:numId w:val="19"/>
         </w:numPr>
       </w:pPr>
       <w:r>
-        <w:t>Формалист</w:t>
-      </w:r>
-      <w:r>
-        <w:t>:</w:t>
+        <w:t>Формалист:</w:t>
       </w:r>
     </w:p>
     <w:p>
@@ -9871,20 +9631,14 @@
         <w:pStyle w:val="a2"/>
         <w:numPr>
           <w:ilvl w:val="1"/>
-          <w:numId w:val="63"/>
+          <w:numId w:val="19"/>
         </w:numPr>
       </w:pPr>
       <w:r>
-        <w:t>Первая пара</w:t>
-      </w:r>
-      <w:r>
-        <w:t xml:space="preserve"> –</w:t>
-      </w:r>
-      <w:r>
-        <w:t xml:space="preserve"> </w:t>
-      </w:r>
-      <w:r>
-        <w:t>медицинский осмотр</w:t>
+        <w:t>Первая пара –</w:t>
+      </w:r>
+      <w:r>
+        <w:t xml:space="preserve"> медицинский осмотр</w:t>
       </w:r>
       <w:r>
         <w:rPr>
@@ -9898,17 +9652,11 @@
         <w:pStyle w:val="a2"/>
         <w:numPr>
           <w:ilvl w:val="1"/>
-          <w:numId w:val="63"/>
+          <w:numId w:val="19"/>
         </w:numPr>
       </w:pPr>
       <w:r>
-        <w:t>Вторая пара</w:t>
-      </w:r>
-      <w:r>
-        <w:t xml:space="preserve"> – </w:t>
-      </w:r>
-      <w:r>
-        <w:t>сложное дело.</w:t>
+        <w:t>Вторая пара – сложное дело.</w:t>
       </w:r>
     </w:p>
     <w:p>
@@ -9916,14 +9664,11 @@
         <w:pStyle w:val="a2"/>
         <w:numPr>
           <w:ilvl w:val="0"/>
-          <w:numId w:val="63"/>
+          <w:numId w:val="19"/>
         </w:numPr>
       </w:pPr>
       <w:r>
-        <w:t>Приспособленец</w:t>
-      </w:r>
-      <w:r>
-        <w:t>:</w:t>
+        <w:t>Приспособленец:</w:t>
       </w:r>
     </w:p>
     <w:p>
@@ -9931,20 +9676,14 @@
         <w:pStyle w:val="a2"/>
         <w:numPr>
           <w:ilvl w:val="1"/>
-          <w:numId w:val="63"/>
+          <w:numId w:val="19"/>
         </w:numPr>
       </w:pPr>
       <w:r>
-        <w:t>Первая пара</w:t>
-      </w:r>
-      <w:r>
-        <w:t xml:space="preserve"> –</w:t>
-      </w:r>
-      <w:r>
-        <w:t xml:space="preserve"> </w:t>
-      </w:r>
-      <w:r>
-        <w:t>медицинский осмотр</w:t>
+        <w:t>Первая пара –</w:t>
+      </w:r>
+      <w:r>
+        <w:t xml:space="preserve"> медицинский осмотр</w:t>
       </w:r>
       <w:r>
         <w:rPr>
@@ -9958,14 +9697,11 @@
         <w:pStyle w:val="a2"/>
         <w:numPr>
           <w:ilvl w:val="1"/>
-          <w:numId w:val="63"/>
+          <w:numId w:val="19"/>
         </w:numPr>
       </w:pPr>
       <w:r>
-        <w:t>Вторая пара</w:t>
-      </w:r>
-      <w:r>
-        <w:t xml:space="preserve"> –</w:t>
+        <w:t>Вторая пара –</w:t>
       </w:r>
       <w:r>
         <w:rPr>
@@ -9988,14 +9724,11 @@
         <w:pStyle w:val="a2"/>
         <w:numPr>
           <w:ilvl w:val="0"/>
-          <w:numId w:val="63"/>
+          <w:numId w:val="19"/>
         </w:numPr>
       </w:pPr>
       <w:r>
-        <w:t>Командный игрок</w:t>
-      </w:r>
-      <w:r>
-        <w:t>:</w:t>
+        <w:t>Командный игрок:</w:t>
       </w:r>
     </w:p>
     <w:p>
@@ -10003,20 +9736,14 @@
         <w:pStyle w:val="a2"/>
         <w:numPr>
           <w:ilvl w:val="1"/>
-          <w:numId w:val="63"/>
+          <w:numId w:val="19"/>
         </w:numPr>
       </w:pPr>
       <w:r>
-        <w:t>Первая пара</w:t>
-      </w:r>
-      <w:r>
-        <w:t xml:space="preserve"> – если будут присутствовать коллеги, то совещание, иначе – </w:t>
-      </w:r>
-      <w:r>
-        <w:t>медицинский осмотр</w:t>
-      </w:r>
-      <w:r>
-        <w:t>;</w:t>
+        <w:t xml:space="preserve">Первая пара – если будут присутствовать коллеги, то совещание, иначе – </w:t>
+      </w:r>
+      <w:r>
+        <w:t>медицинский осмотр;</w:t>
       </w:r>
     </w:p>
     <w:p>
@@ -10024,14 +9751,11 @@
         <w:pStyle w:val="a2"/>
         <w:numPr>
           <w:ilvl w:val="1"/>
-          <w:numId w:val="63"/>
+          <w:numId w:val="19"/>
         </w:numPr>
       </w:pPr>
       <w:r>
-        <w:t>Вторая пара</w:t>
-      </w:r>
-      <w:r>
-        <w:t xml:space="preserve"> –</w:t>
+        <w:t>Вторая пара –</w:t>
       </w:r>
       <w:r>
         <w:rPr>
@@ -10040,28 +9764,22 @@
         <w:t xml:space="preserve"> </w:t>
       </w:r>
       <w:r>
-        <w:t>корпоратив</w:t>
-      </w:r>
-      <w:r>
-        <w:t>.</w:t>
+        <w:t>корпоратив.</w:t>
       </w:r>
     </w:p>
     <w:p>
       <w:pPr>
         <w:pStyle w:val="2"/>
       </w:pPr>
-      <w:bookmarkStart w:id="11" w:name="_Toc210938728"/>
+      <w:bookmarkStart w:id="12" w:name="_Toc210990361"/>
       <w:r>
         <w:t>Задание 7</w:t>
       </w:r>
-      <w:bookmarkEnd w:id="11"/>
+      <w:bookmarkEnd w:id="12"/>
     </w:p>
     <w:p>
       <w:pPr>
         <w:pStyle w:val="a2"/>
-        <w:rPr>
-          <w:lang w:val="en-US"/>
-        </w:rPr>
       </w:pPr>
       <w:r>
         <w:t xml:space="preserve">Наконец придумаем функции </w:t>
@@ -10141,13 +9859,7 @@
           <w:rPr>
             <w:rFonts w:ascii="Cambria Math" w:hAnsi="Cambria Math"/>
           </w:rPr>
-          <m:t>,</m:t>
-        </m:r>
-        <m:r>
-          <w:rPr>
-            <w:rFonts w:ascii="Cambria Math" w:hAnsi="Cambria Math"/>
-          </w:rPr>
-          <m:t>…)</m:t>
+          <m:t>,…)</m:t>
         </m:r>
       </m:oMath>
       <w:r>
@@ -10159,184 +9871,51 @@
         <w:pStyle w:val="a2"/>
         <w:numPr>
           <w:ilvl w:val="0"/>
-          <w:numId w:val="65"/>
+          <w:numId w:val="20"/>
         </w:numPr>
       </w:pPr>
       <w:r>
         <w:t xml:space="preserve">Карьерист: </w:t>
       </w:r>
-      <m:oMath>
-        <m:r>
-          <w:rPr>
-            <w:rFonts w:ascii="Cambria Math" w:hAnsi="Cambria Math"/>
-          </w:rPr>
-          <m:t>F(</m:t>
-        </m:r>
-        <m:sSub>
-          <m:sSubPr>
-            <m:ctrlPr>
-              <w:rPr>
-                <w:rFonts w:ascii="Cambria Math" w:hAnsi="Cambria Math"/>
-                <w:i/>
-              </w:rPr>
-            </m:ctrlPr>
-          </m:sSubPr>
-          <m:e>
-            <m:r>
-              <w:rPr>
-                <w:rFonts w:ascii="Cambria Math" w:hAnsi="Cambria Math"/>
-              </w:rPr>
-              <m:t>св</m:t>
-            </m:r>
-          </m:e>
-          <m:sub>
-            <m:r>
-              <w:rPr>
-                <w:rFonts w:ascii="Cambria Math" w:hAnsi="Cambria Math"/>
-              </w:rPr>
-              <m:t>7</m:t>
-            </m:r>
-          </m:sub>
-        </m:sSub>
-        <m:r>
-          <w:rPr>
-            <w:rFonts w:ascii="Cambria Math" w:hAnsi="Cambria Math"/>
-          </w:rPr>
-          <m:t>,</m:t>
-        </m:r>
-        <m:sSub>
-          <m:sSubPr>
-            <m:ctrlPr>
-              <w:rPr>
-                <w:rFonts w:ascii="Cambria Math" w:hAnsi="Cambria Math"/>
-                <w:i/>
-                <w:lang w:val="en-US"/>
-              </w:rPr>
-            </m:ctrlPr>
-          </m:sSubPr>
-          <m:e>
-            <m:r>
-              <w:rPr>
-                <w:rFonts w:ascii="Cambria Math" w:hAnsi="Cambria Math"/>
-              </w:rPr>
-              <m:t>св</m:t>
-            </m:r>
-          </m:e>
-          <m:sub>
-            <m:r>
-              <w:rPr>
-                <w:rFonts w:ascii="Cambria Math" w:hAnsi="Cambria Math"/>
-              </w:rPr>
-              <m:t>9</m:t>
-            </m:r>
-          </m:sub>
-        </m:sSub>
-        <m:r>
-          <w:rPr>
-            <w:rFonts w:ascii="Cambria Math" w:hAnsi="Cambria Math"/>
-          </w:rPr>
-          <m:t>,</m:t>
-        </m:r>
-        <m:sSub>
-          <m:sSubPr>
-            <m:ctrlPr>
-              <w:rPr>
-                <w:rFonts w:ascii="Cambria Math" w:hAnsi="Cambria Math"/>
-                <w:i/>
-                <w:lang w:val="en-US"/>
-              </w:rPr>
-            </m:ctrlPr>
-          </m:sSubPr>
-          <m:e>
-            <m:r>
-              <w:rPr>
-                <w:rFonts w:ascii="Cambria Math" w:hAnsi="Cambria Math"/>
-              </w:rPr>
-              <m:t>св</m:t>
-            </m:r>
-          </m:e>
-          <m:sub>
-            <m:r>
-              <w:rPr>
-                <w:rFonts w:ascii="Cambria Math" w:hAnsi="Cambria Math"/>
-              </w:rPr>
-              <m:t>6</m:t>
-            </m:r>
-          </m:sub>
-        </m:sSub>
-        <m:r>
-          <w:rPr>
-            <w:rFonts w:ascii="Cambria Math" w:hAnsi="Cambria Math"/>
-          </w:rPr>
-          <m:t>,</m:t>
-        </m:r>
-        <m:sSub>
-          <m:sSubPr>
-            <m:ctrlPr>
-              <w:rPr>
-                <w:rFonts w:ascii="Cambria Math" w:hAnsi="Cambria Math"/>
-                <w:i/>
-                <w:lang w:val="en-US"/>
-              </w:rPr>
-            </m:ctrlPr>
-          </m:sSubPr>
-          <m:e>
-            <m:r>
-              <w:rPr>
-                <w:rFonts w:ascii="Cambria Math" w:hAnsi="Cambria Math"/>
-              </w:rPr>
-              <m:t>св</m:t>
-            </m:r>
-          </m:e>
-          <m:sub>
-            <m:r>
-              <w:rPr>
-                <w:rFonts w:ascii="Cambria Math" w:hAnsi="Cambria Math"/>
-              </w:rPr>
-              <m:t>2</m:t>
-            </m:r>
-          </m:sub>
-        </m:sSub>
-        <m:r>
-          <w:rPr>
-            <w:rFonts w:ascii="Cambria Math" w:hAnsi="Cambria Math"/>
-          </w:rPr>
-          <m:t>,</m:t>
-        </m:r>
-        <m:sSub>
-          <m:sSubPr>
-            <m:ctrlPr>
-              <w:rPr>
-                <w:rFonts w:ascii="Cambria Math" w:hAnsi="Cambria Math"/>
-                <w:i/>
-                <w:lang w:val="en-US"/>
-              </w:rPr>
-            </m:ctrlPr>
-          </m:sSubPr>
-          <m:e>
-            <m:r>
-              <w:rPr>
-                <w:rFonts w:ascii="Cambria Math" w:hAnsi="Cambria Math"/>
-              </w:rPr>
-              <m:t>св</m:t>
-            </m:r>
-          </m:e>
-          <m:sub>
-            <m:r>
-              <w:rPr>
-                <w:rFonts w:ascii="Cambria Math" w:hAnsi="Cambria Math"/>
-              </w:rPr>
-              <m:t>10</m:t>
-            </m:r>
-          </m:sub>
-        </m:sSub>
-        <m:r>
-          <w:rPr>
-            <w:rFonts w:ascii="Cambria Math" w:hAnsi="Cambria Math"/>
-          </w:rPr>
-          <m:t>)</m:t>
-        </m:r>
-      </m:oMath>
+      <w:r>
+        <w:rPr>
+          <w:lang w:val="en-US"/>
+        </w:rPr>
+        <w:t>F</w:t>
+      </w:r>
+      <w:r>
+        <w:t>(</w:t>
+      </w:r>
+      <w:r>
+        <w:t>профессиональный авторитет</w:t>
+      </w:r>
+      <w:r>
+        <w:t xml:space="preserve">, </w:t>
+      </w:r>
+      <w:r>
+        <w:t>профессиональный навык</w:t>
+      </w:r>
+      <w:r>
+        <w:t xml:space="preserve">, </w:t>
+      </w:r>
+      <w:r>
+        <w:t>материальное благополучие</w:t>
+      </w:r>
+      <w:r>
+        <w:t xml:space="preserve">, </w:t>
+      </w:r>
+      <w:r>
+        <w:t>энергия</w:t>
+      </w:r>
+      <w:r>
+        <w:t xml:space="preserve">, </w:t>
+      </w:r>
+      <w:r>
+        <w:t>мотивация</w:t>
+      </w:r>
+      <w:r>
+        <w:t>)</w:t>
+      </w:r>
       <w:r>
         <w:t>;</w:t>
       </w:r>
@@ -10346,7 +9925,7 @@
         <w:pStyle w:val="a2"/>
         <w:numPr>
           <w:ilvl w:val="0"/>
-          <w:numId w:val="65"/>
+          <w:numId w:val="20"/>
         </w:numPr>
       </w:pPr>
       <w:r>
@@ -10359,184 +9938,45 @@
         </w:rPr>
         <w:t xml:space="preserve"> </w:t>
       </w:r>
-      <m:oMath>
-        <m:r>
-          <w:rPr>
-            <w:rFonts w:ascii="Cambria Math" w:hAnsi="Cambria Math"/>
-          </w:rPr>
-          <m:t>F(</m:t>
-        </m:r>
-        <m:sSub>
-          <m:sSubPr>
-            <m:ctrlPr>
-              <w:rPr>
-                <w:rFonts w:ascii="Cambria Math" w:hAnsi="Cambria Math"/>
-                <w:i/>
-              </w:rPr>
-            </m:ctrlPr>
-          </m:sSubPr>
-          <m:e>
-            <m:r>
-              <w:rPr>
-                <w:rFonts w:ascii="Cambria Math" w:hAnsi="Cambria Math"/>
-              </w:rPr>
-              <m:t>св</m:t>
-            </m:r>
-          </m:e>
-          <m:sub>
-            <m:r>
-              <w:rPr>
-                <w:rFonts w:ascii="Cambria Math" w:hAnsi="Cambria Math"/>
-              </w:rPr>
-              <m:t>9</m:t>
-            </m:r>
-          </m:sub>
-        </m:sSub>
-        <m:r>
-          <w:rPr>
-            <w:rFonts w:ascii="Cambria Math" w:hAnsi="Cambria Math"/>
-          </w:rPr>
-          <m:t>,</m:t>
-        </m:r>
-        <m:sSub>
-          <m:sSubPr>
-            <m:ctrlPr>
-              <w:rPr>
-                <w:rFonts w:ascii="Cambria Math" w:hAnsi="Cambria Math"/>
-                <w:i/>
-                <w:lang w:val="en-US"/>
-              </w:rPr>
-            </m:ctrlPr>
-          </m:sSubPr>
-          <m:e>
-            <m:r>
-              <w:rPr>
-                <w:rFonts w:ascii="Cambria Math" w:hAnsi="Cambria Math"/>
-              </w:rPr>
-              <m:t>св</m:t>
-            </m:r>
-          </m:e>
-          <m:sub>
-            <m:r>
-              <w:rPr>
-                <w:rFonts w:ascii="Cambria Math" w:hAnsi="Cambria Math"/>
-              </w:rPr>
-              <m:t>5</m:t>
-            </m:r>
-          </m:sub>
-        </m:sSub>
-        <m:r>
-          <w:rPr>
-            <w:rFonts w:ascii="Cambria Math" w:hAnsi="Cambria Math"/>
-          </w:rPr>
-          <m:t>,</m:t>
-        </m:r>
-        <m:sSub>
-          <m:sSubPr>
-            <m:ctrlPr>
-              <w:rPr>
-                <w:rFonts w:ascii="Cambria Math" w:hAnsi="Cambria Math"/>
-                <w:i/>
-                <w:lang w:val="en-US"/>
-              </w:rPr>
-            </m:ctrlPr>
-          </m:sSubPr>
-          <m:e>
-            <m:r>
-              <w:rPr>
-                <w:rFonts w:ascii="Cambria Math" w:hAnsi="Cambria Math"/>
-              </w:rPr>
-              <m:t>св</m:t>
-            </m:r>
-          </m:e>
-          <m:sub>
-            <m:r>
-              <w:rPr>
-                <w:rFonts w:ascii="Cambria Math" w:hAnsi="Cambria Math"/>
-              </w:rPr>
-              <m:t>7</m:t>
-            </m:r>
-          </m:sub>
-        </m:sSub>
-        <m:r>
-          <w:rPr>
-            <w:rFonts w:ascii="Cambria Math" w:hAnsi="Cambria Math"/>
-          </w:rPr>
-          <m:t>,</m:t>
-        </m:r>
-        <m:sSub>
-          <m:sSubPr>
-            <m:ctrlPr>
-              <w:rPr>
-                <w:rFonts w:ascii="Cambria Math" w:hAnsi="Cambria Math"/>
-                <w:i/>
-                <w:lang w:val="en-US"/>
-              </w:rPr>
-            </m:ctrlPr>
-          </m:sSubPr>
-          <m:e>
-            <m:r>
-              <w:rPr>
-                <w:rFonts w:ascii="Cambria Math" w:hAnsi="Cambria Math"/>
-              </w:rPr>
-              <m:t>св</m:t>
-            </m:r>
-          </m:e>
-          <m:sub>
-            <m:r>
-              <w:rPr>
-                <w:rFonts w:ascii="Cambria Math" w:hAnsi="Cambria Math"/>
-              </w:rPr>
-              <m:t>1</m:t>
-            </m:r>
-            <m:r>
-              <w:rPr>
-                <w:rFonts w:ascii="Cambria Math" w:hAnsi="Cambria Math"/>
-              </w:rPr>
-              <m:t>0</m:t>
-            </m:r>
-          </m:sub>
-        </m:sSub>
-        <m:r>
-          <w:rPr>
-            <w:rFonts w:ascii="Cambria Math" w:hAnsi="Cambria Math"/>
-          </w:rPr>
-          <m:t>,</m:t>
-        </m:r>
-        <m:sSub>
-          <m:sSubPr>
-            <m:ctrlPr>
-              <w:rPr>
-                <w:rFonts w:ascii="Cambria Math" w:hAnsi="Cambria Math"/>
-                <w:i/>
-                <w:lang w:val="en-US"/>
-              </w:rPr>
-            </m:ctrlPr>
-          </m:sSubPr>
-          <m:e>
-            <m:r>
-              <w:rPr>
-                <w:rFonts w:ascii="Cambria Math" w:hAnsi="Cambria Math"/>
-              </w:rPr>
-              <m:t>св</m:t>
-            </m:r>
-          </m:e>
-          <m:sub>
-            <m:r>
-              <w:rPr>
-                <w:rFonts w:ascii="Cambria Math" w:hAnsi="Cambria Math"/>
-              </w:rPr>
-              <m:t>4</m:t>
-            </m:r>
-          </m:sub>
-        </m:sSub>
-        <m:r>
-          <w:rPr>
-            <w:rFonts w:ascii="Cambria Math" w:hAnsi="Cambria Math"/>
-          </w:rPr>
-          <m:t>)</m:t>
-        </m:r>
-      </m:oMath>
+      <w:r>
+        <w:rPr>
+          <w:lang w:val="en-US"/>
+        </w:rPr>
+        <w:t>F</w:t>
+      </w:r>
+      <w:r>
+        <w:t>(</w:t>
+      </w:r>
+      <w:r>
+        <w:t>профессиональный навык</w:t>
+      </w:r>
+      <w:r>
+        <w:t xml:space="preserve">, </w:t>
+      </w:r>
+      <w:r>
+        <w:t>удовлетворенность</w:t>
+      </w:r>
+      <w:r>
+        <w:t xml:space="preserve"> </w:t>
+      </w:r>
+      <w:r>
+        <w:t>работой, профессиональный авторитет</w:t>
+      </w:r>
+      <w:r>
+        <w:t xml:space="preserve">, </w:t>
+      </w:r>
+      <w:r>
+        <w:t>мотивация</w:t>
+      </w:r>
+      <w:r>
+        <w:t xml:space="preserve">, </w:t>
+      </w:r>
+      <w:r>
+        <w:t>стресс</w:t>
+      </w:r>
+      <w:r>
+        <w:t>)</w:t>
+      </w:r>
       <w:r>
         <w:t>;</w:t>
       </w:r>
@@ -10546,191 +9986,42 @@
         <w:pStyle w:val="a2"/>
         <w:numPr>
           <w:ilvl w:val="0"/>
-          <w:numId w:val="65"/>
+          <w:numId w:val="20"/>
         </w:numPr>
       </w:pPr>
       <w:r>
-        <w:t>Формалист:</w:t>
+        <w:t>Формалист</w:t>
+      </w:r>
+      <w:r>
+        <w:t xml:space="preserve">: </w:t>
       </w:r>
       <w:r>
         <w:rPr>
-          <w:rFonts w:ascii="Cambria Math" w:hAnsi="Cambria Math"/>
-          <w:i/>
+          <w:lang w:val="en-US"/>
         </w:rPr>
+        <w:t>F</w:t>
+      </w:r>
+      <w:r>
+        <w:t>(</w:t>
+      </w:r>
+      <w:r>
+        <w:t>профессиональный навык</w:t>
+      </w:r>
+      <w:r>
+        <w:t xml:space="preserve">, </w:t>
+      </w:r>
+      <w:r>
+        <w:t>удовлетворенность</w:t>
+      </w:r>
+      <w:r>
         <w:t xml:space="preserve"> </w:t>
       </w:r>
-      <m:oMath>
-        <m:r>
-          <w:rPr>
-            <w:rFonts w:ascii="Cambria Math" w:hAnsi="Cambria Math"/>
-          </w:rPr>
-          <m:t>F(</m:t>
-        </m:r>
-        <m:sSub>
-          <m:sSubPr>
-            <m:ctrlPr>
-              <w:rPr>
-                <w:rFonts w:ascii="Cambria Math" w:hAnsi="Cambria Math"/>
-                <w:i/>
-              </w:rPr>
-            </m:ctrlPr>
-          </m:sSubPr>
-          <m:e>
-            <m:r>
-              <w:rPr>
-                <w:rFonts w:ascii="Cambria Math" w:hAnsi="Cambria Math"/>
-              </w:rPr>
-              <m:t>св</m:t>
-            </m:r>
-          </m:e>
-          <m:sub>
-            <m:r>
-              <w:rPr>
-                <w:rFonts w:ascii="Cambria Math" w:hAnsi="Cambria Math"/>
-              </w:rPr>
-              <m:t>9</m:t>
-            </m:r>
-          </m:sub>
-        </m:sSub>
-        <m:r>
-          <w:rPr>
-            <w:rFonts w:ascii="Cambria Math" w:hAnsi="Cambria Math"/>
-          </w:rPr>
-          <m:t>,</m:t>
-        </m:r>
-        <m:sSub>
-          <m:sSubPr>
-            <m:ctrlPr>
-              <w:rPr>
-                <w:rFonts w:ascii="Cambria Math" w:hAnsi="Cambria Math"/>
-                <w:i/>
-                <w:lang w:val="en-US"/>
-              </w:rPr>
-            </m:ctrlPr>
-          </m:sSubPr>
-          <m:e>
-            <m:r>
-              <w:rPr>
-                <w:rFonts w:ascii="Cambria Math" w:hAnsi="Cambria Math"/>
-              </w:rPr>
-              <m:t>св</m:t>
-            </m:r>
-          </m:e>
-          <m:sub>
-            <m:r>
-              <w:rPr>
-                <w:rFonts w:ascii="Cambria Math" w:hAnsi="Cambria Math"/>
-              </w:rPr>
-              <m:t>5</m:t>
-            </m:r>
-          </m:sub>
-        </m:sSub>
-        <m:r>
-          <w:rPr>
-            <w:rFonts w:ascii="Cambria Math" w:hAnsi="Cambria Math"/>
-          </w:rPr>
-          <m:t>,</m:t>
-        </m:r>
-        <m:sSub>
-          <m:sSubPr>
-            <m:ctrlPr>
-              <w:rPr>
-                <w:rFonts w:ascii="Cambria Math" w:hAnsi="Cambria Math"/>
-                <w:i/>
-                <w:lang w:val="en-US"/>
-              </w:rPr>
-            </m:ctrlPr>
-          </m:sSubPr>
-          <m:e>
-            <m:r>
-              <w:rPr>
-                <w:rFonts w:ascii="Cambria Math" w:hAnsi="Cambria Math"/>
-              </w:rPr>
-              <m:t>св</m:t>
-            </m:r>
-          </m:e>
-          <m:sub>
-            <m:r>
-              <w:rPr>
-                <w:rFonts w:ascii="Cambria Math" w:hAnsi="Cambria Math"/>
-              </w:rPr>
-              <m:t>2</m:t>
-            </m:r>
-          </m:sub>
-        </m:sSub>
-        <m:r>
-          <w:rPr>
-            <w:rFonts w:ascii="Cambria Math" w:hAnsi="Cambria Math"/>
-          </w:rPr>
-          <m:t>,</m:t>
-        </m:r>
-        <m:sSub>
-          <m:sSubPr>
-            <m:ctrlPr>
-              <w:rPr>
-                <w:rFonts w:ascii="Cambria Math" w:hAnsi="Cambria Math"/>
-                <w:i/>
-                <w:lang w:val="en-US"/>
-              </w:rPr>
-            </m:ctrlPr>
-          </m:sSubPr>
-          <m:e>
-            <m:r>
-              <w:rPr>
-                <w:rFonts w:ascii="Cambria Math" w:hAnsi="Cambria Math"/>
-              </w:rPr>
-              <m:t>св</m:t>
-            </m:r>
-          </m:e>
-          <m:sub>
-            <m:r>
-              <w:rPr>
-                <w:rFonts w:ascii="Cambria Math" w:hAnsi="Cambria Math"/>
-              </w:rPr>
-              <m:t>4</m:t>
-            </m:r>
-          </m:sub>
-        </m:sSub>
-        <m:r>
-          <w:rPr>
-            <w:rFonts w:ascii="Cambria Math" w:hAnsi="Cambria Math"/>
-          </w:rPr>
-          <m:t>,</m:t>
-        </m:r>
-        <m:sSub>
-          <m:sSubPr>
-            <m:ctrlPr>
-              <w:rPr>
-                <w:rFonts w:ascii="Cambria Math" w:hAnsi="Cambria Math"/>
-                <w:i/>
-                <w:lang w:val="en-US"/>
-              </w:rPr>
-            </m:ctrlPr>
-          </m:sSubPr>
-          <m:e>
-            <m:r>
-              <w:rPr>
-                <w:rFonts w:ascii="Cambria Math" w:hAnsi="Cambria Math"/>
-              </w:rPr>
-              <m:t>св</m:t>
-            </m:r>
-          </m:e>
-          <m:sub>
-            <m:r>
-              <w:rPr>
-                <w:rFonts w:ascii="Cambria Math" w:hAnsi="Cambria Math"/>
-              </w:rPr>
-              <m:t>7</m:t>
-            </m:r>
-          </m:sub>
-        </m:sSub>
-        <m:r>
-          <w:rPr>
-            <w:rFonts w:ascii="Cambria Math" w:hAnsi="Cambria Math"/>
-          </w:rPr>
-          <m:t>)</m:t>
-        </m:r>
-      </m:oMath>
+      <w:r>
+        <w:t>работой, энергия, стресс, профессиональный авторитет</w:t>
+      </w:r>
+      <w:r>
+        <w:t>)</w:t>
+      </w:r>
       <w:r>
         <w:t>;</w:t>
       </w:r>
@@ -10740,191 +10031,40 @@
         <w:pStyle w:val="a2"/>
         <w:numPr>
           <w:ilvl w:val="0"/>
-          <w:numId w:val="65"/>
+          <w:numId w:val="20"/>
         </w:numPr>
       </w:pPr>
       <w:r>
-        <w:t>Приспособленец:</w:t>
+        <w:lastRenderedPageBreak/>
+        <w:t xml:space="preserve">Приспособленец: </w:t>
       </w:r>
       <w:r>
         <w:rPr>
-          <w:rFonts w:ascii="Cambria Math" w:hAnsi="Cambria Math"/>
-          <w:i/>
+          <w:lang w:val="en-US"/>
         </w:rPr>
+        <w:t>F</w:t>
+      </w:r>
+      <w:r>
+        <w:t>(</w:t>
+      </w:r>
+      <w:r>
+        <w:t>материальное благополучие</w:t>
+      </w:r>
+      <w:r>
+        <w:t xml:space="preserve">, </w:t>
+      </w:r>
+      <w:r>
+        <w:t>удовлетворенность</w:t>
+      </w:r>
+      <w:r>
         <w:t xml:space="preserve"> </w:t>
       </w:r>
-      <m:oMath>
-        <m:r>
-          <w:rPr>
-            <w:rFonts w:ascii="Cambria Math" w:hAnsi="Cambria Math"/>
-          </w:rPr>
-          <m:t>F(</m:t>
-        </m:r>
-        <m:sSub>
-          <m:sSubPr>
-            <m:ctrlPr>
-              <w:rPr>
-                <w:rFonts w:ascii="Cambria Math" w:hAnsi="Cambria Math"/>
-                <w:i/>
-              </w:rPr>
-            </m:ctrlPr>
-          </m:sSubPr>
-          <m:e>
-            <m:r>
-              <w:rPr>
-                <w:rFonts w:ascii="Cambria Math" w:hAnsi="Cambria Math"/>
-              </w:rPr>
-              <m:t>св</m:t>
-            </m:r>
-          </m:e>
-          <m:sub>
-            <m:r>
-              <w:rPr>
-                <w:rFonts w:ascii="Cambria Math" w:hAnsi="Cambria Math"/>
-              </w:rPr>
-              <m:t>6</m:t>
-            </m:r>
-          </m:sub>
-        </m:sSub>
-        <m:r>
-          <w:rPr>
-            <w:rFonts w:ascii="Cambria Math" w:hAnsi="Cambria Math"/>
-          </w:rPr>
-          <m:t>,</m:t>
-        </m:r>
-        <m:sSub>
-          <m:sSubPr>
-            <m:ctrlPr>
-              <w:rPr>
-                <w:rFonts w:ascii="Cambria Math" w:hAnsi="Cambria Math"/>
-                <w:i/>
-                <w:lang w:val="en-US"/>
-              </w:rPr>
-            </m:ctrlPr>
-          </m:sSubPr>
-          <m:e>
-            <m:r>
-              <w:rPr>
-                <w:rFonts w:ascii="Cambria Math" w:hAnsi="Cambria Math"/>
-              </w:rPr>
-              <m:t>св</m:t>
-            </m:r>
-          </m:e>
-          <m:sub>
-            <m:r>
-              <w:rPr>
-                <w:rFonts w:ascii="Cambria Math" w:hAnsi="Cambria Math"/>
-              </w:rPr>
-              <m:t>5</m:t>
-            </m:r>
-          </m:sub>
-        </m:sSub>
-        <m:r>
-          <w:rPr>
-            <w:rFonts w:ascii="Cambria Math" w:hAnsi="Cambria Math"/>
-          </w:rPr>
-          <m:t>,</m:t>
-        </m:r>
-        <m:sSub>
-          <m:sSubPr>
-            <m:ctrlPr>
-              <w:rPr>
-                <w:rFonts w:ascii="Cambria Math" w:hAnsi="Cambria Math"/>
-                <w:i/>
-                <w:lang w:val="en-US"/>
-              </w:rPr>
-            </m:ctrlPr>
-          </m:sSubPr>
-          <m:e>
-            <m:r>
-              <w:rPr>
-                <w:rFonts w:ascii="Cambria Math" w:hAnsi="Cambria Math"/>
-              </w:rPr>
-              <m:t>св</m:t>
-            </m:r>
-          </m:e>
-          <m:sub>
-            <m:r>
-              <w:rPr>
-                <w:rFonts w:ascii="Cambria Math" w:hAnsi="Cambria Math"/>
-              </w:rPr>
-              <m:t>7</m:t>
-            </m:r>
-          </m:sub>
-        </m:sSub>
-        <m:r>
-          <w:rPr>
-            <w:rFonts w:ascii="Cambria Math" w:hAnsi="Cambria Math"/>
-          </w:rPr>
-          <m:t>,</m:t>
-        </m:r>
-        <m:sSub>
-          <m:sSubPr>
-            <m:ctrlPr>
-              <w:rPr>
-                <w:rFonts w:ascii="Cambria Math" w:hAnsi="Cambria Math"/>
-                <w:i/>
-                <w:lang w:val="en-US"/>
-              </w:rPr>
-            </m:ctrlPr>
-          </m:sSubPr>
-          <m:e>
-            <m:r>
-              <w:rPr>
-                <w:rFonts w:ascii="Cambria Math" w:hAnsi="Cambria Math"/>
-              </w:rPr>
-              <m:t>св</m:t>
-            </m:r>
-          </m:e>
-          <m:sub>
-            <m:r>
-              <w:rPr>
-                <w:rFonts w:ascii="Cambria Math" w:hAnsi="Cambria Math"/>
-              </w:rPr>
-              <m:t>4</m:t>
-            </m:r>
-          </m:sub>
-        </m:sSub>
-        <m:r>
-          <w:rPr>
-            <w:rFonts w:ascii="Cambria Math" w:hAnsi="Cambria Math"/>
-          </w:rPr>
-          <m:t>,</m:t>
-        </m:r>
-        <m:sSub>
-          <m:sSubPr>
-            <m:ctrlPr>
-              <w:rPr>
-                <w:rFonts w:ascii="Cambria Math" w:hAnsi="Cambria Math"/>
-                <w:i/>
-                <w:lang w:val="en-US"/>
-              </w:rPr>
-            </m:ctrlPr>
-          </m:sSubPr>
-          <m:e>
-            <m:r>
-              <w:rPr>
-                <w:rFonts w:ascii="Cambria Math" w:hAnsi="Cambria Math"/>
-              </w:rPr>
-              <m:t>св</m:t>
-            </m:r>
-          </m:e>
-          <m:sub>
-            <m:r>
-              <w:rPr>
-                <w:rFonts w:ascii="Cambria Math" w:hAnsi="Cambria Math"/>
-              </w:rPr>
-              <m:t>2</m:t>
-            </m:r>
-          </m:sub>
-        </m:sSub>
-        <m:r>
-          <w:rPr>
-            <w:rFonts w:ascii="Cambria Math" w:hAnsi="Cambria Math"/>
-          </w:rPr>
-          <m:t>)</m:t>
-        </m:r>
-      </m:oMath>
+      <w:r>
+        <w:t>работой, профессиональный авторитет, стресс, энергия</w:t>
+      </w:r>
+      <w:r>
+        <w:t>)</w:t>
+      </w:r>
       <w:r>
         <w:t>;</w:t>
       </w:r>
@@ -10934,191 +10074,42 @@
         <w:pStyle w:val="a2"/>
         <w:numPr>
           <w:ilvl w:val="0"/>
-          <w:numId w:val="65"/>
+          <w:numId w:val="20"/>
         </w:numPr>
       </w:pPr>
       <w:r>
-        <w:t>Командный игрок:</w:t>
+        <w:t>Командный игрок</w:t>
+      </w:r>
+      <w:r>
+        <w:t xml:space="preserve">: </w:t>
       </w:r>
       <w:r>
         <w:rPr>
-          <w:rFonts w:ascii="Cambria Math" w:hAnsi="Cambria Math"/>
-          <w:i/>
+          <w:lang w:val="en-US"/>
         </w:rPr>
+        <w:t>F</w:t>
+      </w:r>
+      <w:r>
+        <w:t>(</w:t>
+      </w:r>
+      <w:r>
+        <w:t>лояльность к коллективу</w:t>
+      </w:r>
+      <w:r>
+        <w:t xml:space="preserve">, </w:t>
+      </w:r>
+      <w:r>
+        <w:t>профессиональный авторитет, удовлетворенность</w:t>
+      </w:r>
+      <w:r>
         <w:t xml:space="preserve"> </w:t>
       </w:r>
-      <m:oMath>
-        <m:r>
-          <w:rPr>
-            <w:rFonts w:ascii="Cambria Math" w:hAnsi="Cambria Math"/>
-          </w:rPr>
-          <m:t>F(</m:t>
-        </m:r>
-        <m:sSub>
-          <m:sSubPr>
-            <m:ctrlPr>
-              <w:rPr>
-                <w:rFonts w:ascii="Cambria Math" w:hAnsi="Cambria Math"/>
-                <w:i/>
-              </w:rPr>
-            </m:ctrlPr>
-          </m:sSubPr>
-          <m:e>
-            <m:r>
-              <w:rPr>
-                <w:rFonts w:ascii="Cambria Math" w:hAnsi="Cambria Math"/>
-              </w:rPr>
-              <m:t>св</m:t>
-            </m:r>
-          </m:e>
-          <m:sub>
-            <m:r>
-              <w:rPr>
-                <w:rFonts w:ascii="Cambria Math" w:hAnsi="Cambria Math"/>
-              </w:rPr>
-              <m:t>8</m:t>
-            </m:r>
-          </m:sub>
-        </m:sSub>
-        <m:r>
-          <w:rPr>
-            <w:rFonts w:ascii="Cambria Math" w:hAnsi="Cambria Math"/>
-          </w:rPr>
-          <m:t>,</m:t>
-        </m:r>
-        <m:sSub>
-          <m:sSubPr>
-            <m:ctrlPr>
-              <w:rPr>
-                <w:rFonts w:ascii="Cambria Math" w:hAnsi="Cambria Math"/>
-                <w:i/>
-                <w:lang w:val="en-US"/>
-              </w:rPr>
-            </m:ctrlPr>
-          </m:sSubPr>
-          <m:e>
-            <m:r>
-              <w:rPr>
-                <w:rFonts w:ascii="Cambria Math" w:hAnsi="Cambria Math"/>
-              </w:rPr>
-              <m:t>св</m:t>
-            </m:r>
-          </m:e>
-          <m:sub>
-            <m:r>
-              <w:rPr>
-                <w:rFonts w:ascii="Cambria Math" w:hAnsi="Cambria Math"/>
-              </w:rPr>
-              <m:t>7</m:t>
-            </m:r>
-          </m:sub>
-        </m:sSub>
-        <m:r>
-          <w:rPr>
-            <w:rFonts w:ascii="Cambria Math" w:hAnsi="Cambria Math"/>
-          </w:rPr>
-          <m:t>,</m:t>
-        </m:r>
-        <m:sSub>
-          <m:sSubPr>
-            <m:ctrlPr>
-              <w:rPr>
-                <w:rFonts w:ascii="Cambria Math" w:hAnsi="Cambria Math"/>
-                <w:i/>
-                <w:lang w:val="en-US"/>
-              </w:rPr>
-            </m:ctrlPr>
-          </m:sSubPr>
-          <m:e>
-            <m:r>
-              <w:rPr>
-                <w:rFonts w:ascii="Cambria Math" w:hAnsi="Cambria Math"/>
-              </w:rPr>
-              <m:t>св</m:t>
-            </m:r>
-          </m:e>
-          <m:sub>
-            <m:r>
-              <w:rPr>
-                <w:rFonts w:ascii="Cambria Math" w:hAnsi="Cambria Math"/>
-              </w:rPr>
-              <m:t>5</m:t>
-            </m:r>
-          </m:sub>
-        </m:sSub>
-        <m:r>
-          <w:rPr>
-            <w:rFonts w:ascii="Cambria Math" w:hAnsi="Cambria Math"/>
-          </w:rPr>
-          <m:t>,</m:t>
-        </m:r>
-        <m:sSub>
-          <m:sSubPr>
-            <m:ctrlPr>
-              <w:rPr>
-                <w:rFonts w:ascii="Cambria Math" w:hAnsi="Cambria Math"/>
-                <w:i/>
-                <w:lang w:val="en-US"/>
-              </w:rPr>
-            </m:ctrlPr>
-          </m:sSubPr>
-          <m:e>
-            <m:r>
-              <w:rPr>
-                <w:rFonts w:ascii="Cambria Math" w:hAnsi="Cambria Math"/>
-              </w:rPr>
-              <m:t>св</m:t>
-            </m:r>
-          </m:e>
-          <m:sub>
-            <m:r>
-              <w:rPr>
-                <w:rFonts w:ascii="Cambria Math" w:hAnsi="Cambria Math"/>
-              </w:rPr>
-              <m:t>9</m:t>
-            </m:r>
-          </m:sub>
-        </m:sSub>
-        <m:r>
-          <w:rPr>
-            <w:rFonts w:ascii="Cambria Math" w:hAnsi="Cambria Math"/>
-          </w:rPr>
-          <m:t>,</m:t>
-        </m:r>
-        <m:sSub>
-          <m:sSubPr>
-            <m:ctrlPr>
-              <w:rPr>
-                <w:rFonts w:ascii="Cambria Math" w:hAnsi="Cambria Math"/>
-                <w:i/>
-                <w:lang w:val="en-US"/>
-              </w:rPr>
-            </m:ctrlPr>
-          </m:sSubPr>
-          <m:e>
-            <m:r>
-              <w:rPr>
-                <w:rFonts w:ascii="Cambria Math" w:hAnsi="Cambria Math"/>
-              </w:rPr>
-              <m:t>св</m:t>
-            </m:r>
-          </m:e>
-          <m:sub>
-            <m:r>
-              <w:rPr>
-                <w:rFonts w:ascii="Cambria Math" w:hAnsi="Cambria Math"/>
-              </w:rPr>
-              <m:t>2</m:t>
-            </m:r>
-          </m:sub>
-        </m:sSub>
-        <m:r>
-          <w:rPr>
-            <w:rFonts w:ascii="Cambria Math" w:hAnsi="Cambria Math"/>
-          </w:rPr>
-          <m:t>)</m:t>
-        </m:r>
-      </m:oMath>
+      <w:r>
+        <w:t>работой, профессиональный навык, энергия</w:t>
+      </w:r>
+      <w:r>
+        <w:t>)</w:t>
+      </w:r>
       <w:r>
         <w:t>.</w:t>
       </w:r>
@@ -11127,12 +10118,12 @@
       <w:pPr>
         <w:pStyle w:val="1"/>
       </w:pPr>
-      <w:bookmarkStart w:id="12" w:name="_Toc210938729"/>
+      <w:bookmarkStart w:id="13" w:name="_Toc210990362"/>
       <w:r>
         <w:lastRenderedPageBreak/>
         <w:t>Вывод</w:t>
       </w:r>
-      <w:bookmarkEnd w:id="12"/>
+      <w:bookmarkEnd w:id="13"/>
     </w:p>
     <w:p>
       <w:pPr>
@@ -11142,15 +10133,7 @@
         <w:t>В ходе лабораторной работы мы</w:t>
       </w:r>
       <w:r>
-        <w:t xml:space="preserve"> смоделировали </w:t>
-      </w:r>
-      <w:proofErr w:type="spellStart"/>
-      <w:r>
-        <w:t>мультиагентную</w:t>
-      </w:r>
-      <w:proofErr w:type="spellEnd"/>
-      <w:r>
-        <w:t xml:space="preserve"> систему.</w:t>
+        <w:t xml:space="preserve"> смоделировали мультиагентную систему.</w:t>
       </w:r>
     </w:p>
     <w:sectPr>
@@ -11166,7 +10149,7 @@
 </file>
 
 <file path=word/endnotes.xml><?xml version="1.0" encoding="utf-8"?>
-<w:endnotes xmlns:wpc="http://schemas.microsoft.com/office/word/2010/wordprocessingCanvas" xmlns:cx="http://schemas.microsoft.com/office/drawing/2014/chartex" xmlns:cx1="http://schemas.microsoft.com/office/drawing/2015/9/8/chartex" xmlns:cx2="http://schemas.microsoft.com/office/drawing/2015/10/21/chartex" xmlns:cx3="http://schemas.microsoft.com/office/drawing/2016/5/9/chartex" xmlns:cx4="http://schemas.microsoft.com/office/drawing/2016/5/10/chartex" xmlns:cx5="http://schemas.microsoft.com/office/drawing/2016/5/11/chartex" xmlns:cx6="http://schemas.microsoft.com/office/drawing/2016/5/12/chartex" xmlns:cx7="http://schemas.microsoft.com/office/drawing/2016/5/13/chartex" xmlns:cx8="http://schemas.microsoft.com/office/drawing/2016/5/14/chartex" xmlns:mc="http://schemas.openxmlformats.org/markup-compatibility/2006" xmlns:aink="http://schemas.microsoft.com/office/drawing/2016/ink" xmlns:am3d="http://schemas.microsoft.com/office/drawing/2017/model3d" xmlns:o="urn:schemas-microsoft-com:office:office" xmlns:oel="http://schemas.microsoft.com/office/2019/extlst" xmlns:r="http://schemas.openxmlformats.org/officeDocument/2006/relationships" xmlns:m="http://schemas.openxmlformats.org/officeDocument/2006/math" xmlns:v="urn:schemas-microsoft-com:vml" xmlns:wp14="http://schemas.microsoft.com/office/word/2010/wordprocessingDrawing" xmlns:wp="http://schemas.openxmlformats.org/drawingml/2006/wordprocessingDrawing" xmlns:w10="urn:schemas-microsoft-com:office:word" xmlns:w="http://schemas.openxmlformats.org/wordprocessingml/2006/main" xmlns:w14="http://schemas.microsoft.com/office/word/2010/wordml" xmlns:w15="http://schemas.microsoft.com/office/word/2012/wordml" xmlns:w16cex="http://schemas.microsoft.com/office/word/2018/wordml/cex" xmlns:w16cid="http://schemas.microsoft.com/office/word/2016/wordml/cid" xmlns:w16="http://schemas.microsoft.com/office/word/2018/wordml" xmlns:w16du="http://schemas.microsoft.com/office/word/2023/wordml/word16du" xmlns:w16sdtdh="http://schemas.microsoft.com/office/word/2020/wordml/sdtdatahash" xmlns:w16sdtfl="http://schemas.microsoft.com/office/word/2024/wordml/sdtformatlock" xmlns:w16se="http://schemas.microsoft.com/office/word/2015/wordml/symex" xmlns:wpg="http://schemas.microsoft.com/office/word/2010/wordprocessingGroup" xmlns:wpi="http://schemas.microsoft.com/office/word/2010/wordprocessingInk" xmlns:wne="http://schemas.microsoft.com/office/word/2006/wordml" xmlns:wps="http://schemas.microsoft.com/office/word/2010/wordprocessingShape" mc:Ignorable="w14 w15 w16se w16cid w16 w16cex w16sdtdh w16sdtfl w16du wp14">
+<w:endnotes xmlns:wpc="http://schemas.microsoft.com/office/word/2010/wordprocessingCanvas" xmlns:mc="http://schemas.openxmlformats.org/markup-compatibility/2006" xmlns:o="urn:schemas-microsoft-com:office:office" xmlns:r="http://schemas.openxmlformats.org/officeDocument/2006/relationships" xmlns:m="http://schemas.openxmlformats.org/officeDocument/2006/math" xmlns:v="urn:schemas-microsoft-com:vml" xmlns:wp14="http://schemas.microsoft.com/office/word/2010/wordprocessingDrawing" xmlns:wp="http://schemas.openxmlformats.org/drawingml/2006/wordprocessingDrawing" xmlns:w10="urn:schemas-microsoft-com:office:word" xmlns:w="http://schemas.openxmlformats.org/wordprocessingml/2006/main" xmlns:w14="http://schemas.microsoft.com/office/word/2010/wordml" xmlns:w15="http://schemas.microsoft.com/office/word/2012/wordml" xmlns:wpg="http://schemas.microsoft.com/office/word/2010/wordprocessingGroup" xmlns:wpi="http://schemas.microsoft.com/office/word/2010/wordprocessingInk" xmlns:wne="http://schemas.microsoft.com/office/word/2006/wordml" xmlns:wps="http://schemas.microsoft.com/office/word/2010/wordprocessingShape" mc:Ignorable="w14 w15 wp14">
   <w:endnote w:type="separator" w:id="-1">
     <w:p>
       <w:r>
@@ -11185,7 +10168,7 @@
 </file>
 
 <file path=word/footer1.xml><?xml version="1.0" encoding="utf-8"?>
-<w:ftr xmlns:wpc="http://schemas.microsoft.com/office/word/2010/wordprocessingCanvas" xmlns:cx="http://schemas.microsoft.com/office/drawing/2014/chartex" xmlns:cx1="http://schemas.microsoft.com/office/drawing/2015/9/8/chartex" xmlns:cx2="http://schemas.microsoft.com/office/drawing/2015/10/21/chartex" xmlns:cx3="http://schemas.microsoft.com/office/drawing/2016/5/9/chartex" xmlns:cx4="http://schemas.microsoft.com/office/drawing/2016/5/10/chartex" xmlns:cx5="http://schemas.microsoft.com/office/drawing/2016/5/11/chartex" xmlns:cx6="http://schemas.microsoft.com/office/drawing/2016/5/12/chartex" xmlns:cx7="http://schemas.microsoft.com/office/drawing/2016/5/13/chartex" xmlns:cx8="http://schemas.microsoft.com/office/drawing/2016/5/14/chartex" xmlns:mc="http://schemas.openxmlformats.org/markup-compatibility/2006" xmlns:aink="http://schemas.microsoft.com/office/drawing/2016/ink" xmlns:am3d="http://schemas.microsoft.com/office/drawing/2017/model3d" xmlns:o="urn:schemas-microsoft-com:office:office" xmlns:oel="http://schemas.microsoft.com/office/2019/extlst" xmlns:r="http://schemas.openxmlformats.org/officeDocument/2006/relationships" xmlns:m="http://schemas.openxmlformats.org/officeDocument/2006/math" xmlns:v="urn:schemas-microsoft-com:vml" xmlns:wp14="http://schemas.microsoft.com/office/word/2010/wordprocessingDrawing" xmlns:wp="http://schemas.openxmlformats.org/drawingml/2006/wordprocessingDrawing" xmlns:w10="urn:schemas-microsoft-com:office:word" xmlns:w="http://schemas.openxmlformats.org/wordprocessingml/2006/main" xmlns:w14="http://schemas.microsoft.com/office/word/2010/wordml" xmlns:w15="http://schemas.microsoft.com/office/word/2012/wordml" xmlns:w16cex="http://schemas.microsoft.com/office/word/2018/wordml/cex" xmlns:w16cid="http://schemas.microsoft.com/office/word/2016/wordml/cid" xmlns:w16="http://schemas.microsoft.com/office/word/2018/wordml" xmlns:w16du="http://schemas.microsoft.com/office/word/2023/wordml/word16du" xmlns:w16sdtdh="http://schemas.microsoft.com/office/word/2020/wordml/sdtdatahash" xmlns:w16sdtfl="http://schemas.microsoft.com/office/word/2024/wordml/sdtformatlock" xmlns:w16se="http://schemas.microsoft.com/office/word/2015/wordml/symex" xmlns:wpg="http://schemas.microsoft.com/office/word/2010/wordprocessingGroup" xmlns:wpi="http://schemas.microsoft.com/office/word/2010/wordprocessingInk" xmlns:wne="http://schemas.microsoft.com/office/word/2006/wordml" xmlns:wps="http://schemas.microsoft.com/office/word/2010/wordprocessingShape" mc:Ignorable="w14 w15 w16se w16cid w16 w16cex w16sdtdh w16sdtfl w16du wp14">
+<w:ftr xmlns:wpc="http://schemas.microsoft.com/office/word/2010/wordprocessingCanvas" xmlns:mc="http://schemas.openxmlformats.org/markup-compatibility/2006" xmlns:o="urn:schemas-microsoft-com:office:office" xmlns:r="http://schemas.openxmlformats.org/officeDocument/2006/relationships" xmlns:m="http://schemas.openxmlformats.org/officeDocument/2006/math" xmlns:v="urn:schemas-microsoft-com:vml" xmlns:wp14="http://schemas.microsoft.com/office/word/2010/wordprocessingDrawing" xmlns:wp="http://schemas.openxmlformats.org/drawingml/2006/wordprocessingDrawing" xmlns:w10="urn:schemas-microsoft-com:office:word" xmlns:w="http://schemas.openxmlformats.org/wordprocessingml/2006/main" xmlns:w14="http://schemas.microsoft.com/office/word/2010/wordml" xmlns:w15="http://schemas.microsoft.com/office/word/2012/wordml" xmlns:wpg="http://schemas.microsoft.com/office/word/2010/wordprocessingGroup" xmlns:wpi="http://schemas.microsoft.com/office/word/2010/wordprocessingInk" xmlns:wne="http://schemas.microsoft.com/office/word/2006/wordml" xmlns:wps="http://schemas.microsoft.com/office/word/2010/wordprocessingShape" mc:Ignorable="w14 w15 wp14">
   <w:p>
     <w:pPr>
       <w:pStyle w:val="a7"/>
@@ -11666,16 +10649,7 @@
                                 <w:sz w:val="36"/>
                                 <w:szCs w:val="36"/>
                               </w:rPr>
-                              <w:t xml:space="preserve">Лабораторная работа </w:t>
-                            </w:r>
-                            <w:r>
-                              <w:rPr>
-                                <w:rFonts w:ascii="Arial" w:hAnsi="Arial" w:cs="Arial"/>
-                                <w:i/>
-                                <w:sz w:val="36"/>
-                                <w:szCs w:val="36"/>
-                              </w:rPr>
-                              <w:t>1</w:t>
+                              <w:t>Лабораторная работа 1</w:t>
                             </w:r>
                           </w:p>
                         </w:txbxContent>
@@ -11943,18 +10917,10 @@
                                 <w:sz w:val="16"/>
                                 <w:szCs w:val="16"/>
                               </w:rPr>
-                              <w:t>1</w:t>
-                            </w:r>
-                            <w:r>
-                              <w:rPr>
-                                <w:rFonts w:ascii="Arial" w:hAnsi="Arial" w:cs="Arial"/>
-                                <w:i/>
-                                <w:sz w:val="16"/>
-                                <w:szCs w:val="16"/>
-                              </w:rPr>
-                              <w:t>2</w:t>
+                              <w:t>13</w:t>
                             </w:r>
                           </w:p>
+                          <w:p/>
                         </w:txbxContent>
                       </wps:txbx>
                       <wps:bodyPr rot="0" vert="horz" wrap="square" lIns="0" tIns="0" rIns="0" bIns="0" anchor="t" anchorCtr="0" upright="1">
@@ -12212,27 +11178,7 @@
                                 <w:sz w:val="20"/>
                                 <w:szCs w:val="20"/>
                               </w:rPr>
-                              <w:t xml:space="preserve">Моделирование </w:t>
-                            </w:r>
-                            <w:proofErr w:type="spellStart"/>
-                            <w:r>
-                              <w:rPr>
-                                <w:rFonts w:ascii="Arial" w:hAnsi="Arial" w:cs="Arial"/>
-                                <w:i/>
-                                <w:sz w:val="20"/>
-                                <w:szCs w:val="20"/>
-                              </w:rPr>
-                              <w:t>мультиагентной</w:t>
-                            </w:r>
-                            <w:proofErr w:type="spellEnd"/>
-                            <w:r>
-                              <w:rPr>
-                                <w:rFonts w:ascii="Arial" w:hAnsi="Arial" w:cs="Arial"/>
-                                <w:i/>
-                                <w:sz w:val="20"/>
-                                <w:szCs w:val="20"/>
-                              </w:rPr>
-                              <w:t xml:space="preserve"> системы</w:t>
+                              <w:t>Моделирование мультиагентной системы</w:t>
                             </w:r>
                           </w:p>
                         </w:txbxContent>
@@ -12290,7 +11236,6 @@
                                 <w:szCs w:val="28"/>
                               </w:rPr>
                             </w:pPr>
-                            <w:proofErr w:type="spellStart"/>
                             <w:r>
                               <w:rPr>
                                 <w:rFonts w:ascii="Arial" w:hAnsi="Arial" w:cs="Arial"/>
@@ -12298,17 +11243,7 @@
                                 <w:sz w:val="28"/>
                                 <w:szCs w:val="28"/>
                               </w:rPr>
-                              <w:t>УУНиТ</w:t>
-                            </w:r>
-                            <w:proofErr w:type="spellEnd"/>
-                            <w:r>
-                              <w:rPr>
-                                <w:rFonts w:ascii="Arial" w:hAnsi="Arial" w:cs="Arial"/>
-                                <w:i/>
-                                <w:sz w:val="28"/>
-                                <w:szCs w:val="28"/>
-                              </w:rPr>
-                              <w:t xml:space="preserve"> </w:t>
+                              <w:t xml:space="preserve">УУНиТ </w:t>
                             </w:r>
                             <w:r>
                               <w:rPr>
@@ -12317,25 +11252,7 @@
                                 <w:sz w:val="28"/>
                                 <w:szCs w:val="28"/>
                               </w:rPr>
-                              <w:t>МО-</w:t>
-                            </w:r>
-                            <w:r>
-                              <w:rPr>
-                                <w:rFonts w:ascii="Arial" w:hAnsi="Arial" w:cs="Arial"/>
-                                <w:i/>
-                                <w:sz w:val="28"/>
-                                <w:szCs w:val="28"/>
-                              </w:rPr>
-                              <w:t>4</w:t>
-                            </w:r>
-                            <w:r>
-                              <w:rPr>
-                                <w:rFonts w:ascii="Arial" w:hAnsi="Arial" w:cs="Arial"/>
-                                <w:i/>
-                                <w:sz w:val="28"/>
-                                <w:szCs w:val="28"/>
-                              </w:rPr>
-                              <w:t>25Б</w:t>
+                              <w:t>МО-425Б</w:t>
                             </w:r>
                           </w:p>
                         </w:txbxContent>
@@ -13558,24 +12475,24 @@
         </mc:Choice>
         <mc:Fallback>
           <w:pict>
-            <v:group w14:anchorId="0B70446E" id="Group 135" o:spid="_x0000_s1026" style="position:absolute;margin-left:-16.15pt;margin-top:-110.4pt;width:525.55pt;height:123.5pt;z-index:251657216;mso-height-relative:margin" coordorigin="1088,1531" coordsize="10511,2470" o:gfxdata="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">
-              <v:line id="Line 136" o:spid="_x0000_s1027" style="position:absolute;visibility:visible;mso-wrap-style:square" from="1132,1531" to="11584,1531" o:connectortype="straight" o:gfxdata="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" strokeweight="1.5pt"/>
-              <v:line id="Line 137" o:spid="_x0000_s1028" style="position:absolute;visibility:visible;mso-wrap-style:square" from="1117,2381" to="11599,2381" o:connectortype="straight" o:gfxdata="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" strokeweight="1.5pt"/>
-              <v:line id="Line 138" o:spid="_x0000_s1029" style="position:absolute;visibility:visible;mso-wrap-style:square" from="1132,3981" to="11599,3981" o:connectortype="straight" o:gfxdata="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" strokeweight="1.5pt"/>
-              <v:line id="Line 139" o:spid="_x0000_s1030" style="position:absolute;flip:x;visibility:visible;mso-wrap-style:square" from="9453,2366" to="9457,3016" o:connectortype="straight" o:gfxdata="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" strokeweight="1.5pt"/>
-              <v:line id="Line 140" o:spid="_x0000_s1031" style="position:absolute;visibility:visible;mso-wrap-style:square" from="1132,3001" to="4752,3001" o:connectortype="straight" o:gfxdata="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"/>
-              <v:line id="Line 141" o:spid="_x0000_s1032" style="position:absolute;visibility:visible;mso-wrap-style:square" from="8703,3001" to="11599,3001" o:connectortype="straight" o:gfxdata="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" strokeweight="1.5pt"/>
-              <v:line id="Line 142" o:spid="_x0000_s1033" style="position:absolute;visibility:visible;mso-wrap-style:square" from="8703,2673" to="11599,2673" o:connectortype="straight" o:gfxdata="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" strokeweight="1.5pt"/>
-              <v:line id="Line 143" o:spid="_x0000_s1034" style="position:absolute;visibility:visible;mso-wrap-style:square" from="1132,2686" to="4752,2686" o:connectortype="straight" o:gfxdata="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"/>
-              <v:line id="Line 144" o:spid="_x0000_s1035" style="position:absolute;visibility:visible;mso-wrap-style:square" from="1132,3342" to="4752,3342" o:connectortype="straight" o:gfxdata="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"/>
-              <v:line id="Line 145" o:spid="_x0000_s1036" style="position:absolute;visibility:visible;mso-wrap-style:square" from="1524,1546" to="1528,2371" o:connectortype="straight" o:gfxdata="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" strokeweight="1.5pt"/>
-              <v:line id="Line 146" o:spid="_x0000_s1037" style="position:absolute;visibility:visible;mso-wrap-style:square" from="1132,2046" to="4752,2046" o:connectortype="straight" o:gfxdata="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" strokeweight="1.5pt"/>
-              <v:line id="Line 147" o:spid="_x0000_s1038" style="position:absolute;visibility:visible;mso-wrap-style:square" from="1132,1811" to="4752,1811" o:connectortype="straight" o:gfxdata="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"/>
+            <v:group w14:anchorId="0B70446E" id="Group 135" o:spid="_x0000_s1026" style="position:absolute;margin-left:-16.15pt;margin-top:-110.4pt;width:525.55pt;height:123.5pt;z-index:251657216;mso-height-relative:margin" coordorigin="1088,1531" coordsize="10511,2470" o:gfxdata="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">
+              <v:line id="Line 136" o:spid="_x0000_s1027" style="position:absolute;visibility:visible;mso-wrap-style:square" from="1132,1531" to="11584,1531" o:connectortype="straight" o:gfxdata="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" strokeweight="1.5pt"/>
+              <v:line id="Line 137" o:spid="_x0000_s1028" style="position:absolute;visibility:visible;mso-wrap-style:square" from="1117,2381" to="11599,2381" o:connectortype="straight" o:gfxdata="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" strokeweight="1.5pt"/>
+              <v:line id="Line 138" o:spid="_x0000_s1029" style="position:absolute;visibility:visible;mso-wrap-style:square" from="1132,3981" to="11599,3981" o:connectortype="straight" o:gfxdata="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" strokeweight="1.5pt"/>
+              <v:line id="Line 139" o:spid="_x0000_s1030" style="position:absolute;flip:x;visibility:visible;mso-wrap-style:square" from="9453,2366" to="9457,3016" o:connectortype="straight" o:gfxdata="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" strokeweight="1.5pt"/>
+              <v:line id="Line 140" o:spid="_x0000_s1031" style="position:absolute;visibility:visible;mso-wrap-style:square" from="1132,3001" to="4752,3001" o:connectortype="straight" o:gfxdata="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"/>
+              <v:line id="Line 141" o:spid="_x0000_s1032" style="position:absolute;visibility:visible;mso-wrap-style:square" from="8703,3001" to="11599,3001" o:connectortype="straight" o:gfxdata="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" strokeweight="1.5pt"/>
+              <v:line id="Line 142" o:spid="_x0000_s1033" style="position:absolute;visibility:visible;mso-wrap-style:square" from="8703,2673" to="11599,2673" o:connectortype="straight" o:gfxdata="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" strokeweight="1.5pt"/>
+              <v:line id="Line 143" o:spid="_x0000_s1034" style="position:absolute;visibility:visible;mso-wrap-style:square" from="1132,2686" to="4752,2686" o:connectortype="straight" o:gfxdata="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"/>
+              <v:line id="Line 144" o:spid="_x0000_s1035" style="position:absolute;visibility:visible;mso-wrap-style:square" from="1132,3342" to="4752,3342" o:connectortype="straight" o:gfxdata="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"/>
+              <v:line id="Line 145" o:spid="_x0000_s1036" style="position:absolute;visibility:visible;mso-wrap-style:square" from="1524,1546" to="1528,2371" o:connectortype="straight" o:gfxdata="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" strokeweight="1.5pt"/>
+              <v:line id="Line 146" o:spid="_x0000_s1037" style="position:absolute;visibility:visible;mso-wrap-style:square" from="1132,2046" to="4752,2046" o:connectortype="straight" o:gfxdata="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" strokeweight="1.5pt"/>
+              <v:line id="Line 147" o:spid="_x0000_s1038" style="position:absolute;visibility:visible;mso-wrap-style:square" from="1132,1811" to="4752,1811" o:connectortype="straight" o:gfxdata="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"/>
               <v:shapetype id="_x0000_t202" coordsize="21600,21600" o:spt="202" path="m,l,21600r21600,l21600,xe">
                 <v:stroke joinstyle="miter"/>
                 <v:path gradientshapeok="t" o:connecttype="rect"/>
               </v:shapetype>
-              <v:shape id="Text Box 148" o:spid="_x0000_s1039" type="#_x0000_t202" style="position:absolute;left:5098;top:1647;width:6338;height:724;visibility:visible;mso-wrap-style:square;v-text-anchor:top" o:gfxdata="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" filled="f" stroked="f">
+              <v:shape id="Text Box 148" o:spid="_x0000_s1039" type="#_x0000_t202" style="position:absolute;left:5098;top:1647;width:6338;height:724;visibility:visible;mso-wrap-style:square;v-text-anchor:top" o:gfxdata="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" filled="f" stroked="f">
                 <v:textbox>
                   <w:txbxContent>
                     <w:p>
@@ -13595,23 +12512,14 @@
                           <w:sz w:val="36"/>
                           <w:szCs w:val="36"/>
                         </w:rPr>
-                        <w:t xml:space="preserve">Лабораторная работа </w:t>
-                      </w:r>
-                      <w:r>
-                        <w:rPr>
-                          <w:rFonts w:ascii="Arial" w:hAnsi="Arial" w:cs="Arial"/>
-                          <w:i/>
-                          <w:sz w:val="36"/>
-                          <w:szCs w:val="36"/>
-                        </w:rPr>
-                        <w:t>1</w:t>
+                        <w:t>Лабораторная работа 1</w:t>
                       </w:r>
                     </w:p>
                   </w:txbxContent>
                 </v:textbox>
               </v:shape>
-              <v:line id="Line 149" o:spid="_x0000_s1040" style="position:absolute;visibility:visible;mso-wrap-style:square" from="9215,2691" to="9215,2993" o:connectortype="straight" o:gfxdata="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"/>
-              <v:shape id="Text Box 150" o:spid="_x0000_s1041" type="#_x0000_t202" style="position:absolute;left:8975;top:2748;width:181;height:181;visibility:visible;mso-wrap-style:square;v-text-anchor:top" o:gfxdata="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" filled="f" stroked="f">
+              <v:line id="Line 149" o:spid="_x0000_s1040" style="position:absolute;visibility:visible;mso-wrap-style:square" from="9215,2691" to="9215,2993" o:connectortype="straight" o:gfxdata="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"/>
+              <v:shape id="Text Box 150" o:spid="_x0000_s1041" type="#_x0000_t202" style="position:absolute;left:8975;top:2748;width:181;height:181;visibility:visible;mso-wrap-style:square;v-text-anchor:top" o:gfxdata="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" filled="f" stroked="f">
                 <v:textbox inset="0,0,0,0">
                   <w:txbxContent>
                     <w:p>
@@ -13637,7 +12545,7 @@
                   </w:txbxContent>
                 </v:textbox>
               </v:shape>
-              <v:shape id="Text Box 151" o:spid="_x0000_s1042" type="#_x0000_t202" style="position:absolute;left:9683;top:2718;width:362;height:272;visibility:visible;mso-wrap-style:square;v-text-anchor:top" o:gfxdata="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" filled="f" stroked="f">
+              <v:shape id="Text Box 151" o:spid="_x0000_s1042" type="#_x0000_t202" style="position:absolute;left:9683;top:2718;width:362;height:272;visibility:visible;mso-wrap-style:square;v-text-anchor:top" o:gfxdata="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" filled="f" stroked="f">
                 <v:textbox inset="0,0,0,0">
                   <w:txbxContent>
                     <w:p>
@@ -13705,7 +12613,7 @@
                   </w:txbxContent>
                 </v:textbox>
               </v:shape>
-              <v:shape id="Text Box 152" o:spid="_x0000_s1043" type="#_x0000_t202" style="position:absolute;left:10703;top:2718;width:362;height:272;visibility:visible;mso-wrap-style:square;v-text-anchor:top" o:gfxdata="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" filled="f" stroked="f">
+              <v:shape id="Text Box 152" o:spid="_x0000_s1043" type="#_x0000_t202" style="position:absolute;left:10703;top:2718;width:362;height:272;visibility:visible;mso-wrap-style:square;v-text-anchor:top" o:gfxdata="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" filled="f" stroked="f">
                 <v:textbox inset="0,0,0,0">
                   <w:txbxContent>
                     <w:p>
@@ -13724,22 +12632,14 @@
                           <w:sz w:val="16"/>
                           <w:szCs w:val="16"/>
                         </w:rPr>
-                        <w:t>1</w:t>
-                      </w:r>
-                      <w:r>
-                        <w:rPr>
-                          <w:rFonts w:ascii="Arial" w:hAnsi="Arial" w:cs="Arial"/>
-                          <w:i/>
-                          <w:sz w:val="16"/>
-                          <w:szCs w:val="16"/>
-                        </w:rPr>
-                        <w:t>2</w:t>
+                        <w:t>13</w:t>
                       </w:r>
                     </w:p>
+                    <w:p/>
                   </w:txbxContent>
                 </v:textbox>
               </v:shape>
-              <v:shape id="Text Box 153" o:spid="_x0000_s1044" type="#_x0000_t202" style="position:absolute;left:10418;top:2401;width:905;height:302;visibility:visible;mso-wrap-style:square;v-text-anchor:top" o:gfxdata="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" filled="f" stroked="f">
+              <v:shape id="Text Box 153" o:spid="_x0000_s1044" type="#_x0000_t202" style="position:absolute;left:10418;top:2401;width:905;height:302;visibility:visible;mso-wrap-style:square;v-text-anchor:top" o:gfxdata="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" filled="f" stroked="f">
                 <v:textbox inset="0,0,0,0">
                   <w:txbxContent>
                     <w:p>
@@ -13765,7 +12665,7 @@
                   </w:txbxContent>
                 </v:textbox>
               </v:shape>
-              <v:shape id="Text Box 154" o:spid="_x0000_s1045" type="#_x0000_t202" style="position:absolute;left:9427;top:2402;width:905;height:302;visibility:visible;mso-wrap-style:square;v-text-anchor:top" o:gfxdata="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" filled="f" stroked="f">
+              <v:shape id="Text Box 154" o:spid="_x0000_s1045" type="#_x0000_t202" style="position:absolute;left:9427;top:2402;width:905;height:302;visibility:visible;mso-wrap-style:square;v-text-anchor:top" o:gfxdata="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" filled="f" stroked="f">
                 <v:textbox inset="0,0,0,0">
                   <w:txbxContent>
                     <w:p>
@@ -13791,7 +12691,7 @@
                   </w:txbxContent>
                 </v:textbox>
               </v:shape>
-              <v:shape id="Text Box 155" o:spid="_x0000_s1046" type="#_x0000_t202" style="position:absolute;left:8689;top:2401;width:724;height:302;visibility:visible;mso-wrap-style:square;v-text-anchor:top" o:gfxdata="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" filled="f" stroked="f">
+              <v:shape id="Text Box 155" o:spid="_x0000_s1046" type="#_x0000_t202" style="position:absolute;left:8689;top:2401;width:724;height:302;visibility:visible;mso-wrap-style:square;v-text-anchor:top" o:gfxdata="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" filled="f" stroked="f">
                 <v:textbox inset="0,0,0,0">
                   <w:txbxContent>
                     <w:p>
@@ -13817,7 +12717,7 @@
                   </w:txbxContent>
                 </v:textbox>
               </v:shape>
-              <v:shape id="Text Box 156" o:spid="_x0000_s1047" type="#_x0000_t202" style="position:absolute;left:4993;top:2972;width:3439;height:674;visibility:visible;mso-wrap-style:square;v-text-anchor:top" o:gfxdata="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" filled="f" stroked="f">
+              <v:shape id="Text Box 156" o:spid="_x0000_s1047" type="#_x0000_t202" style="position:absolute;left:4993;top:2972;width:3439;height:674;visibility:visible;mso-wrap-style:square;v-text-anchor:top" o:gfxdata="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" filled="f" stroked="f">
                 <v:textbox inset="0,0,0,0">
                   <w:txbxContent>
                     <w:p>
@@ -13837,33 +12737,13 @@
                           <w:sz w:val="20"/>
                           <w:szCs w:val="20"/>
                         </w:rPr>
-                        <w:t xml:space="preserve">Моделирование </w:t>
-                      </w:r>
-                      <w:proofErr w:type="spellStart"/>
-                      <w:r>
-                        <w:rPr>
-                          <w:rFonts w:ascii="Arial" w:hAnsi="Arial" w:cs="Arial"/>
-                          <w:i/>
-                          <w:sz w:val="20"/>
-                          <w:szCs w:val="20"/>
-                        </w:rPr>
-                        <w:t>мультиагентной</w:t>
-                      </w:r>
-                      <w:proofErr w:type="spellEnd"/>
-                      <w:r>
-                        <w:rPr>
-                          <w:rFonts w:ascii="Arial" w:hAnsi="Arial" w:cs="Arial"/>
-                          <w:i/>
-                          <w:sz w:val="20"/>
-                          <w:szCs w:val="20"/>
-                        </w:rPr>
-                        <w:t xml:space="preserve"> системы</w:t>
+                        <w:t>Моделирование мультиагентной системы</w:t>
                       </w:r>
                     </w:p>
                   </w:txbxContent>
                 </v:textbox>
               </v:shape>
-              <v:shape id="Text Box 157" o:spid="_x0000_s1048" type="#_x0000_t202" style="position:absolute;left:8959;top:3291;width:2353;height:362;visibility:visible;mso-wrap-style:square;v-text-anchor:top" o:gfxdata="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" filled="f" stroked="f">
+              <v:shape id="Text Box 157" o:spid="_x0000_s1048" type="#_x0000_t202" style="position:absolute;left:8959;top:3291;width:2353;height:362;visibility:visible;mso-wrap-style:square;v-text-anchor:top" o:gfxdata="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" filled="f" stroked="f">
                 <v:textbox inset="0,0,0,0">
                   <w:txbxContent>
                     <w:p>
@@ -13876,7 +12756,6 @@
                           <w:szCs w:val="28"/>
                         </w:rPr>
                       </w:pPr>
-                      <w:proofErr w:type="spellStart"/>
                       <w:r>
                         <w:rPr>
                           <w:rFonts w:ascii="Arial" w:hAnsi="Arial" w:cs="Arial"/>
@@ -13884,17 +12763,7 @@
                           <w:sz w:val="28"/>
                           <w:szCs w:val="28"/>
                         </w:rPr>
-                        <w:t>УУНиТ</w:t>
-                      </w:r>
-                      <w:proofErr w:type="spellEnd"/>
-                      <w:r>
-                        <w:rPr>
-                          <w:rFonts w:ascii="Arial" w:hAnsi="Arial" w:cs="Arial"/>
-                          <w:i/>
-                          <w:sz w:val="28"/>
-                          <w:szCs w:val="28"/>
-                        </w:rPr>
-                        <w:t xml:space="preserve"> </w:t>
+                        <w:t xml:space="preserve">УУНиТ </w:t>
                       </w:r>
                       <w:r>
                         <w:rPr>
@@ -13903,31 +12772,13 @@
                           <w:sz w:val="28"/>
                           <w:szCs w:val="28"/>
                         </w:rPr>
-                        <w:t>МО-</w:t>
-                      </w:r>
-                      <w:r>
-                        <w:rPr>
-                          <w:rFonts w:ascii="Arial" w:hAnsi="Arial" w:cs="Arial"/>
-                          <w:i/>
-                          <w:sz w:val="28"/>
-                          <w:szCs w:val="28"/>
-                        </w:rPr>
-                        <w:t>4</w:t>
-                      </w:r>
-                      <w:r>
-                        <w:rPr>
-                          <w:rFonts w:ascii="Arial" w:hAnsi="Arial" w:cs="Arial"/>
-                          <w:i/>
-                          <w:sz w:val="28"/>
-                          <w:szCs w:val="28"/>
-                        </w:rPr>
-                        <w:t>25Б</w:t>
+                        <w:t>МО-425Б</w:t>
                       </w:r>
                     </w:p>
                   </w:txbxContent>
                 </v:textbox>
               </v:shape>
-              <v:shape id="Text Box 158" o:spid="_x0000_s1049" type="#_x0000_t202" style="position:absolute;left:1524;top:2101;width:467;height:256;visibility:visible;mso-wrap-style:square;v-text-anchor:top" o:gfxdata="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" filled="f" stroked="f">
+              <v:shape id="Text Box 158" o:spid="_x0000_s1049" type="#_x0000_t202" style="position:absolute;left:1524;top:2101;width:467;height:256;visibility:visible;mso-wrap-style:square;v-text-anchor:top" o:gfxdata="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" filled="f" stroked="f">
                 <v:textbox inset="0,0,0,0">
                   <w:txbxContent>
                     <w:p>
@@ -13953,7 +12804,7 @@
                   </w:txbxContent>
                 </v:textbox>
               </v:shape>
-              <v:shape id="Text Box 159" o:spid="_x0000_s1050" type="#_x0000_t202" style="position:absolute;left:1088;top:2116;width:512;height:180;visibility:visible;mso-wrap-style:square;v-text-anchor:top" o:gfxdata="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" filled="f" stroked="f">
+              <v:shape id="Text Box 159" o:spid="_x0000_s1050" type="#_x0000_t202" style="position:absolute;left:1088;top:2116;width:512;height:180;visibility:visible;mso-wrap-style:square;v-text-anchor:top" o:gfxdata="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" filled="f" stroked="f">
                 <v:textbox inset="0,0,0,0">
                   <w:txbxContent>
                     <w:p>
@@ -13979,7 +12830,7 @@
                   </w:txbxContent>
                 </v:textbox>
               </v:shape>
-              <v:shape id="Text Box 160" o:spid="_x0000_s1051" type="#_x0000_t202" style="position:absolute;left:2143;top:2100;width:905;height:180;visibility:visible;mso-wrap-style:square;v-text-anchor:top" o:gfxdata="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" filled="f" stroked="f">
+              <v:shape id="Text Box 160" o:spid="_x0000_s1051" type="#_x0000_t202" style="position:absolute;left:2143;top:2100;width:905;height:180;visibility:visible;mso-wrap-style:square;v-text-anchor:top" o:gfxdata="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" filled="f" stroked="f">
                 <v:textbox inset="0,0,0,0">
                   <w:txbxContent>
                     <w:p>
@@ -14005,7 +12856,7 @@
                   </w:txbxContent>
                 </v:textbox>
               </v:shape>
-              <v:shape id="Text Box 161" o:spid="_x0000_s1052" type="#_x0000_t202" style="position:absolute;left:3485;top:2086;width:467;height:256;visibility:visible;mso-wrap-style:square;v-text-anchor:top" o:gfxdata="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" filled="f" stroked="f">
+              <v:shape id="Text Box 161" o:spid="_x0000_s1052" type="#_x0000_t202" style="position:absolute;left:3485;top:2086;width:467;height:256;visibility:visible;mso-wrap-style:square;v-text-anchor:top" o:gfxdata="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" filled="f" stroked="f">
                 <v:textbox inset="0,0,0,0">
                   <w:txbxContent>
                     <w:p>
@@ -14031,7 +12882,7 @@
                   </w:txbxContent>
                 </v:textbox>
               </v:shape>
-              <v:shape id="Text Box 162" o:spid="_x0000_s1053" type="#_x0000_t202" style="position:absolute;left:4240;top:2101;width:467;height:256;visibility:visible;mso-wrap-style:square;v-text-anchor:top" o:gfxdata="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" filled="f" stroked="f">
+              <v:shape id="Text Box 162" o:spid="_x0000_s1053" type="#_x0000_t202" style="position:absolute;left:4240;top:2101;width:467;height:256;visibility:visible;mso-wrap-style:square;v-text-anchor:top" o:gfxdata="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" filled="f" stroked="f">
                 <v:textbox inset="0,0,0,0">
                   <w:txbxContent>
                     <w:p>
@@ -14057,7 +12908,7 @@
                   </w:txbxContent>
                 </v:textbox>
               </v:shape>
-              <v:shape id="Text Box 163" o:spid="_x0000_s1054" type="#_x0000_t202" style="position:absolute;left:1193;top:2435;width:693;height:286;visibility:visible;mso-wrap-style:square;v-text-anchor:top" o:gfxdata="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" filled="f" stroked="f">
+              <v:shape id="Text Box 163" o:spid="_x0000_s1054" type="#_x0000_t202" style="position:absolute;left:1193;top:2435;width:693;height:286;visibility:visible;mso-wrap-style:square;v-text-anchor:top" o:gfxdata="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" filled="f" stroked="f">
                 <v:textbox inset="0,0,0,0">
                   <w:txbxContent>
                     <w:p>
@@ -14082,7 +12933,7 @@
                   </w:txbxContent>
                 </v:textbox>
               </v:shape>
-              <v:shape id="Text Box 164" o:spid="_x0000_s1055" type="#_x0000_t202" style="position:absolute;left:1193;top:2720;width:648;height:303;visibility:visible;mso-wrap-style:square;v-text-anchor:top" o:gfxdata="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" filled="f" stroked="f">
+              <v:shape id="Text Box 164" o:spid="_x0000_s1055" type="#_x0000_t202" style="position:absolute;left:1193;top:2720;width:648;height:303;visibility:visible;mso-wrap-style:square;v-text-anchor:top" o:gfxdata="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" filled="f" stroked="f">
                 <v:textbox inset="0,0,0,0">
                   <w:txbxContent>
                     <w:p>
@@ -14107,7 +12958,7 @@
                   </w:txbxContent>
                 </v:textbox>
               </v:shape>
-              <v:shape id="Text Box 165" o:spid="_x0000_s1056" type="#_x0000_t202" style="position:absolute;left:1193;top:3047;width:648;height:303;visibility:visible;mso-wrap-style:square;v-text-anchor:top" o:gfxdata="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" filled="f" stroked="f">
+              <v:shape id="Text Box 165" o:spid="_x0000_s1056" type="#_x0000_t202" style="position:absolute;left:1193;top:3047;width:648;height:303;visibility:visible;mso-wrap-style:square;v-text-anchor:top" o:gfxdata="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" filled="f" stroked="f">
                 <v:textbox inset="0,0,0,0">
                   <w:txbxContent>
                     <w:p>
@@ -14132,8 +12983,8 @@
                   </w:txbxContent>
                 </v:textbox>
               </v:shape>
-              <v:line id="Line 166" o:spid="_x0000_s1057" style="position:absolute;visibility:visible;mso-wrap-style:square" from="1117,3671" to="4737,3671" o:connectortype="straight" o:gfxdata="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"/>
-              <v:shape id="Text Box 167" o:spid="_x0000_s1058" type="#_x0000_t202" style="position:absolute;left:1209;top:3392;width:693;height:286;visibility:visible;mso-wrap-style:square;v-text-anchor:top" o:gfxdata="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" filled="f" stroked="f">
+              <v:line id="Line 166" o:spid="_x0000_s1057" style="position:absolute;visibility:visible;mso-wrap-style:square" from="1117,3671" to="4737,3671" o:connectortype="straight" o:gfxdata="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"/>
+              <v:shape id="Text Box 167" o:spid="_x0000_s1058" type="#_x0000_t202" style="position:absolute;left:1209;top:3392;width:693;height:286;visibility:visible;mso-wrap-style:square;v-text-anchor:top" o:gfxdata="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" filled="f" stroked="f">
                 <v:textbox inset="0,0,0,0">
                   <w:txbxContent>
                     <w:p>
@@ -14158,7 +13009,7 @@
                   </w:txbxContent>
                 </v:textbox>
               </v:shape>
-              <v:shape id="Text Box 168" o:spid="_x0000_s1059" type="#_x0000_t202" style="position:absolute;left:1208;top:3700;width:693;height:286;visibility:visible;mso-wrap-style:square;v-text-anchor:top" o:gfxdata="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" filled="f" stroked="f">
+              <v:shape id="Text Box 168" o:spid="_x0000_s1059" type="#_x0000_t202" style="position:absolute;left:1208;top:3700;width:693;height:286;visibility:visible;mso-wrap-style:square;v-text-anchor:top" o:gfxdata="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" filled="f" stroked="f">
                 <v:textbox inset="0,0,0,0">
                   <w:txbxContent>
                     <w:p>
@@ -14183,7 +13034,7 @@
                   </w:txbxContent>
                 </v:textbox>
               </v:shape>
-              <v:shape id="Text Box 169" o:spid="_x0000_s1060" type="#_x0000_t202" style="position:absolute;left:2097;top:2434;width:1162;height:287;visibility:visible;mso-wrap-style:square;v-text-anchor:top" o:gfxdata="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" filled="f" stroked="f">
+              <v:shape id="Text Box 169" o:spid="_x0000_s1060" type="#_x0000_t202" style="position:absolute;left:2097;top:2434;width:1162;height:287;visibility:visible;mso-wrap-style:square;v-text-anchor:top" o:gfxdata="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" filled="f" stroked="f">
                 <v:textbox inset="0,0,0,0">
                   <w:txbxContent>
                     <w:p>
@@ -14208,7 +13059,7 @@
                   </w:txbxContent>
                 </v:textbox>
               </v:shape>
-              <v:shape id="Text Box 170" o:spid="_x0000_s1061" type="#_x0000_t202" style="position:absolute;left:2097;top:2706;width:1162;height:287;visibility:visible;mso-wrap-style:square;v-text-anchor:top" o:gfxdata="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" filled="f" stroked="f">
+              <v:shape id="Text Box 170" o:spid="_x0000_s1061" type="#_x0000_t202" style="position:absolute;left:2097;top:2706;width:1162;height:287;visibility:visible;mso-wrap-style:square;v-text-anchor:top" o:gfxdata="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" filled="f" stroked="f">
                 <v:textbox inset="0,0,0,0">
                   <w:txbxContent>
                     <w:p>
@@ -14233,7 +13084,7 @@
                   </w:txbxContent>
                 </v:textbox>
               </v:shape>
-              <v:shape id="Text Box 171" o:spid="_x0000_s1062" type="#_x0000_t202" style="position:absolute;left:2112;top:3050;width:1162;height:287;visibility:visible;mso-wrap-style:square;v-text-anchor:top" o:gfxdata="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" filled="f" stroked="f">
+              <v:shape id="Text Box 171" o:spid="_x0000_s1062" type="#_x0000_t202" style="position:absolute;left:2112;top:3050;width:1162;height:287;visibility:visible;mso-wrap-style:square;v-text-anchor:top" o:gfxdata="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" filled="f" stroked="f">
                 <v:textbox inset="0,0,0,0">
                   <w:txbxContent>
                     <w:p>
@@ -14249,7 +13100,7 @@
                   </w:txbxContent>
                 </v:textbox>
               </v:shape>
-              <v:shape id="Text Box 172" o:spid="_x0000_s1063" type="#_x0000_t202" style="position:absolute;left:2097;top:3391;width:1162;height:287;visibility:visible;mso-wrap-style:square;v-text-anchor:top" o:gfxdata="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" filled="f" stroked="f">
+              <v:shape id="Text Box 172" o:spid="_x0000_s1063" type="#_x0000_t202" style="position:absolute;left:2097;top:3391;width:1162;height:287;visibility:visible;mso-wrap-style:square;v-text-anchor:top" o:gfxdata="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" filled="f" stroked="f">
                 <v:textbox inset="0,0,0,0">
                   <w:txbxContent>
                     <w:p>
@@ -14274,7 +13125,7 @@
                   </w:txbxContent>
                 </v:textbox>
               </v:shape>
-              <v:shape id="Text Box 173" o:spid="_x0000_s1064" type="#_x0000_t202" style="position:absolute;left:2097;top:3714;width:1162;height:287;visibility:visible;mso-wrap-style:square;v-text-anchor:top" o:gfxdata="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" filled="f" stroked="f">
+              <v:shape id="Text Box 173" o:spid="_x0000_s1064" type="#_x0000_t202" style="position:absolute;left:2097;top:3714;width:1162;height:287;visibility:visible;mso-wrap-style:square;v-text-anchor:top" o:gfxdata="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" filled="f" stroked="f">
                 <v:textbox inset="0,0,0,0">
                   <w:txbxContent>
                     <w:p>
@@ -14290,13 +13141,13 @@
                   </w:txbxContent>
                 </v:textbox>
               </v:shape>
-              <v:line id="Line 174" o:spid="_x0000_s1065" style="position:absolute;flip:x;visibility:visible;mso-wrap-style:square" from="10314,2396" to="10318,3016" o:connectortype="straight" o:gfxdata="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" strokeweight="1.5pt"/>
-              <v:line id="Line 175" o:spid="_x0000_s1066" style="position:absolute;visibility:visible;mso-wrap-style:square" from="3353,1531" to="3353,3981" o:connectortype="straight" o:gfxdata="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" strokeweight="1.5pt"/>
-              <v:line id="Line 176" o:spid="_x0000_s1067" style="position:absolute;visibility:visible;mso-wrap-style:square" from="2008,1531" to="2008,3966" o:connectortype="straight" o:gfxdata="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" strokeweight="1.5pt"/>
-              <v:line id="Line 177" o:spid="_x0000_s1068" style="position:absolute;flip:x;visibility:visible;mso-wrap-style:square" from="4728,1531" to="4743,3956" o:connectortype="straight" o:gfxdata="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" strokeweight="1.5pt"/>
-              <v:line id="Line 178" o:spid="_x0000_s1069" style="position:absolute;visibility:visible;mso-wrap-style:square" from="4203,1531" to="4203,3966" o:connectortype="straight" o:gfxdata="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" strokeweight="1.5pt"/>
-              <v:line id="Line 179" o:spid="_x0000_s1070" style="position:absolute;flip:x;visibility:visible;mso-wrap-style:square" from="8698,2381" to="8698,3961" o:connectortype="straight" o:gfxdata="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" strokeweight="1.5pt"/>
-              <v:line id="Line 180" o:spid="_x0000_s1071" style="position:absolute;visibility:visible;mso-wrap-style:square" from="8930,2676" to="8930,2978" o:connectortype="straight" o:gfxdata="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"/>
+              <v:line id="Line 174" o:spid="_x0000_s1065" style="position:absolute;flip:x;visibility:visible;mso-wrap-style:square" from="10314,2396" to="10318,3016" o:connectortype="straight" o:gfxdata="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" strokeweight="1.5pt"/>
+              <v:line id="Line 175" o:spid="_x0000_s1066" style="position:absolute;visibility:visible;mso-wrap-style:square" from="3353,1531" to="3353,3981" o:connectortype="straight" o:gfxdata="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" strokeweight="1.5pt"/>
+              <v:line id="Line 176" o:spid="_x0000_s1067" style="position:absolute;visibility:visible;mso-wrap-style:square" from="2008,1531" to="2008,3966" o:connectortype="straight" o:gfxdata="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" strokeweight="1.5pt"/>
+              <v:line id="Line 177" o:spid="_x0000_s1068" style="position:absolute;flip:x;visibility:visible;mso-wrap-style:square" from="4728,1531" to="4743,3956" o:connectortype="straight" o:gfxdata="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" strokeweight="1.5pt"/>
+              <v:line id="Line 178" o:spid="_x0000_s1069" style="position:absolute;visibility:visible;mso-wrap-style:square" from="4203,1531" to="4203,3966" o:connectortype="straight" o:gfxdata="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" strokeweight="1.5pt"/>
+              <v:line id="Line 179" o:spid="_x0000_s1070" style="position:absolute;flip:x;visibility:visible;mso-wrap-style:square" from="8698,2381" to="8698,3961" o:connectortype="straight" o:gfxdata="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" strokeweight="1.5pt"/>
+              <v:line id="Line 180" o:spid="_x0000_s1071" style="position:absolute;visibility:visible;mso-wrap-style:square" from="8930,2676" to="8930,2978" o:connectortype="straight" o:gfxdata="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"/>
             </v:group>
           </w:pict>
         </mc:Fallback>
@@ -14307,7 +13158,7 @@
 </file>
 
 <file path=word/footer2.xml><?xml version="1.0" encoding="utf-8"?>
-<w:ftr xmlns:wpc="http://schemas.microsoft.com/office/word/2010/wordprocessingCanvas" xmlns:cx="http://schemas.microsoft.com/office/drawing/2014/chartex" xmlns:cx1="http://schemas.microsoft.com/office/drawing/2015/9/8/chartex" xmlns:cx2="http://schemas.microsoft.com/office/drawing/2015/10/21/chartex" xmlns:cx3="http://schemas.microsoft.com/office/drawing/2016/5/9/chartex" xmlns:cx4="http://schemas.microsoft.com/office/drawing/2016/5/10/chartex" xmlns:cx5="http://schemas.microsoft.com/office/drawing/2016/5/11/chartex" xmlns:cx6="http://schemas.microsoft.com/office/drawing/2016/5/12/chartex" xmlns:cx7="http://schemas.microsoft.com/office/drawing/2016/5/13/chartex" xmlns:cx8="http://schemas.microsoft.com/office/drawing/2016/5/14/chartex" xmlns:mc="http://schemas.openxmlformats.org/markup-compatibility/2006" xmlns:aink="http://schemas.microsoft.com/office/drawing/2016/ink" xmlns:am3d="http://schemas.microsoft.com/office/drawing/2017/model3d" xmlns:o="urn:schemas-microsoft-com:office:office" xmlns:oel="http://schemas.microsoft.com/office/2019/extlst" xmlns:r="http://schemas.openxmlformats.org/officeDocument/2006/relationships" xmlns:m="http://schemas.openxmlformats.org/officeDocument/2006/math" xmlns:v="urn:schemas-microsoft-com:vml" xmlns:wp14="http://schemas.microsoft.com/office/word/2010/wordprocessingDrawing" xmlns:wp="http://schemas.openxmlformats.org/drawingml/2006/wordprocessingDrawing" xmlns:w10="urn:schemas-microsoft-com:office:word" xmlns:w="http://schemas.openxmlformats.org/wordprocessingml/2006/main" xmlns:w14="http://schemas.microsoft.com/office/word/2010/wordml" xmlns:w15="http://schemas.microsoft.com/office/word/2012/wordml" xmlns:w16cex="http://schemas.microsoft.com/office/word/2018/wordml/cex" xmlns:w16cid="http://schemas.microsoft.com/office/word/2016/wordml/cid" xmlns:w16="http://schemas.microsoft.com/office/word/2018/wordml" xmlns:w16du="http://schemas.microsoft.com/office/word/2023/wordml/word16du" xmlns:w16sdtdh="http://schemas.microsoft.com/office/word/2020/wordml/sdtdatahash" xmlns:w16sdtfl="http://schemas.microsoft.com/office/word/2024/wordml/sdtformatlock" xmlns:w16se="http://schemas.microsoft.com/office/word/2015/wordml/symex" xmlns:wpg="http://schemas.microsoft.com/office/word/2010/wordprocessingGroup" xmlns:wpi="http://schemas.microsoft.com/office/word/2010/wordprocessingInk" xmlns:wne="http://schemas.microsoft.com/office/word/2006/wordml" xmlns:wps="http://schemas.microsoft.com/office/word/2010/wordprocessingShape" mc:Ignorable="w14 w15 w16se w16cid w16 w16cex w16sdtdh w16sdtfl w16du wp14">
+<w:ftr xmlns:wpc="http://schemas.microsoft.com/office/word/2010/wordprocessingCanvas" xmlns:mc="http://schemas.openxmlformats.org/markup-compatibility/2006" xmlns:o="urn:schemas-microsoft-com:office:office" xmlns:r="http://schemas.openxmlformats.org/officeDocument/2006/relationships" xmlns:m="http://schemas.openxmlformats.org/officeDocument/2006/math" xmlns:v="urn:schemas-microsoft-com:vml" xmlns:wp14="http://schemas.microsoft.com/office/word/2010/wordprocessingDrawing" xmlns:wp="http://schemas.openxmlformats.org/drawingml/2006/wordprocessingDrawing" xmlns:w10="urn:schemas-microsoft-com:office:word" xmlns:w="http://schemas.openxmlformats.org/wordprocessingml/2006/main" xmlns:w14="http://schemas.microsoft.com/office/word/2010/wordml" xmlns:w15="http://schemas.microsoft.com/office/word/2012/wordml" xmlns:wpg="http://schemas.microsoft.com/office/word/2010/wordprocessingGroup" xmlns:wpi="http://schemas.microsoft.com/office/word/2010/wordprocessingInk" xmlns:wne="http://schemas.microsoft.com/office/word/2006/wordml" xmlns:wps="http://schemas.microsoft.com/office/word/2010/wordprocessingShape" mc:Ignorable="w14 w15 wp14">
   <w:p>
     <w:pPr>
       <w:pStyle w:val="a7"/>
@@ -15112,7 +13963,7 @@
                                 <w:sz w:val="20"/>
                                 <w:szCs w:val="20"/>
                               </w:rPr>
-                              <w:t>4</w:t>
+                              <w:t>13</w:t>
                             </w:r>
                             <w:r>
                               <w:rPr>
@@ -15145,12 +13996,12 @@
         </mc:Choice>
         <mc:Fallback>
           <w:pict>
-            <v:group w14:anchorId="4C3B2040" id="Group 113" o:spid="_x0000_s1072" style="position:absolute;margin-left:-16.5pt;margin-top:-796.65pt;width:525.35pt;height:808.5pt;z-index:251658240" coordorigin="1088,345" coordsize="10507,16170" o:gfxdata="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">
+            <v:group w14:anchorId="4C3B2040" id="Group 113" o:spid="_x0000_s1072" style="position:absolute;margin-left:-16.5pt;margin-top:-796.65pt;width:525.35pt;height:808.5pt;z-index:251658240" coordorigin="1088,345" coordsize="10507,16170" o:gfxdata="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">
               <v:shapetype id="_x0000_t202" coordsize="21600,21600" o:spt="202" path="m,l,21600r21600,l21600,xe">
                 <v:stroke joinstyle="miter"/>
                 <v:path gradientshapeok="t" o:connecttype="rect"/>
               </v:shapetype>
-              <v:shape id="Text Box 114" o:spid="_x0000_s1073" type="#_x0000_t202" style="position:absolute;left:1088;top:16276;width:512;height:180;visibility:visible;mso-wrap-style:square;v-text-anchor:top" o:gfxdata="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" filled="f" stroked="f" strokeweight="1pt">
+              <v:shape id="Text Box 114" o:spid="_x0000_s1073" type="#_x0000_t202" style="position:absolute;left:1088;top:16276;width:512;height:180;visibility:visible;mso-wrap-style:square;v-text-anchor:top" o:gfxdata="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" filled="f" stroked="f" strokeweight="1pt">
                 <v:textbox inset="0,0,0,0">
                   <w:txbxContent>
                     <w:p>
@@ -15176,7 +14027,7 @@
                   </w:txbxContent>
                 </v:textbox>
               </v:shape>
-              <v:shape id="Text Box 115" o:spid="_x0000_s1074" type="#_x0000_t202" style="position:absolute;left:2143;top:16275;width:905;height:180;visibility:visible;mso-wrap-style:square;v-text-anchor:top" o:gfxdata="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" filled="f" stroked="f" strokeweight="1pt">
+              <v:shape id="Text Box 115" o:spid="_x0000_s1074" type="#_x0000_t202" style="position:absolute;left:2143;top:16275;width:905;height:180;visibility:visible;mso-wrap-style:square;v-text-anchor:top" o:gfxdata="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" filled="f" stroked="f" strokeweight="1pt">
                 <v:textbox inset="0,0,0,0">
                   <w:txbxContent>
                     <w:p>
@@ -15202,7 +14053,7 @@
                   </w:txbxContent>
                 </v:textbox>
               </v:shape>
-              <v:shape id="Text Box 116" o:spid="_x0000_s1075" type="#_x0000_t202" style="position:absolute;left:3485;top:16246;width:467;height:256;visibility:visible;mso-wrap-style:square;v-text-anchor:top" o:gfxdata="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" filled="f" stroked="f" strokeweight="1pt">
+              <v:shape id="Text Box 116" o:spid="_x0000_s1075" type="#_x0000_t202" style="position:absolute;left:3485;top:16246;width:467;height:256;visibility:visible;mso-wrap-style:square;v-text-anchor:top" o:gfxdata="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" filled="f" stroked="f" strokeweight="1pt">
                 <v:textbox inset="0,0,0,0">
                   <w:txbxContent>
                     <w:p>
@@ -15228,7 +14079,7 @@
                   </w:txbxContent>
                 </v:textbox>
               </v:shape>
-              <v:shape id="Text Box 117" o:spid="_x0000_s1076" type="#_x0000_t202" style="position:absolute;left:4240;top:16246;width:467;height:256;visibility:visible;mso-wrap-style:square;v-text-anchor:top" o:gfxdata="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" filled="f" stroked="f" strokeweight="1pt">
+              <v:shape id="Text Box 117" o:spid="_x0000_s1076" type="#_x0000_t202" style="position:absolute;left:4240;top:16246;width:467;height:256;visibility:visible;mso-wrap-style:square;v-text-anchor:top" o:gfxdata="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" filled="f" stroked="f" strokeweight="1pt">
                 <v:textbox inset="0,0,0,0">
                   <w:txbxContent>
                     <w:p>
@@ -15254,23 +14105,23 @@
                   </w:txbxContent>
                 </v:textbox>
               </v:shape>
-              <v:group id="Group 118" o:spid="_x0000_s1077" style="position:absolute;left:1125;top:345;width:10470;height:16170" coordorigin="1125,345" coordsize="10470,16170" o:gfxdata="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">
-                <v:rect id="Rectangle 119" o:spid="_x0000_s1078" style="position:absolute;left:1125;top:345;width:10470;height:16170;visibility:visible;mso-wrap-style:square;v-text-anchor:top" o:gfxdata="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" filled="f" strokeweight="1.5pt"/>
-                <v:group id="Group 120" o:spid="_x0000_s1079" style="position:absolute;left:1132;top:15631;width:10452;height:875" coordorigin="1132,15631" coordsize="10452,875" o:gfxdata="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">
-                  <v:line id="Line 121" o:spid="_x0000_s1080" style="position:absolute;visibility:visible;mso-wrap-style:square" from="1132,15631" to="11584,15631" o:connectortype="straight" o:gfxdata="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" strokeweight="1.5pt"/>
-                  <v:line id="Line 122" o:spid="_x0000_s1081" style="position:absolute;visibility:visible;mso-wrap-style:square" from="1132,16221" to="4752,16221" o:connectortype="straight" o:gfxdata="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" strokeweight="1.5pt"/>
-                  <v:line id="Line 123" o:spid="_x0000_s1082" style="position:absolute;visibility:visible;mso-wrap-style:square" from="1132,15941" to="4752,15941" o:connectortype="straight" o:gfxdata="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" strokeweight="1.5pt"/>
-                  <v:line id="Line 124" o:spid="_x0000_s1083" style="position:absolute;visibility:visible;mso-wrap-style:square" from="1132,16501" to="11584,16501" o:connectortype="straight" o:gfxdata="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" strokeweight="1.5pt"/>
-                  <v:line id="Line 125" o:spid="_x0000_s1084" style="position:absolute;visibility:visible;mso-wrap-style:square" from="10897,15956" to="11577,15956" o:connectortype="straight" o:gfxdata="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" strokeweight="1.5pt"/>
-                  <v:line id="Line 126" o:spid="_x0000_s1085" style="position:absolute;visibility:visible;mso-wrap-style:square" from="10898,15631" to="10898,16491" o:connectortype="straight" o:gfxdata="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" strokeweight="1.5pt"/>
-                  <v:line id="Line 127" o:spid="_x0000_s1086" style="position:absolute;visibility:visible;mso-wrap-style:square" from="4763,15646" to="4763,16506" o:connectortype="straight" o:gfxdata="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" strokeweight="1.5pt"/>
-                  <v:line id="Line 128" o:spid="_x0000_s1087" style="position:absolute;visibility:visible;mso-wrap-style:square" from="4163,15646" to="4163,16506" o:connectortype="straight" o:gfxdata="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" strokeweight="1.5pt"/>
-                  <v:line id="Line 129" o:spid="_x0000_s1088" style="position:absolute;visibility:visible;mso-wrap-style:square" from="3323,15646" to="3323,16506" o:connectortype="straight" o:gfxdata="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" strokeweight="1.5pt"/>
-                  <v:line id="Line 130" o:spid="_x0000_s1089" style="position:absolute;visibility:visible;mso-wrap-style:square" from="1988,15646" to="1988,16506" o:connectortype="straight" o:gfxdata="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" strokeweight="1.5pt"/>
-                  <v:line id="Line 131" o:spid="_x0000_s1090" style="position:absolute;visibility:visible;mso-wrap-style:square" from="1523,15646" to="1523,16506" o:connectortype="straight" o:gfxdata="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" strokeweight="1.5pt"/>
+              <v:group id="Group 118" o:spid="_x0000_s1077" style="position:absolute;left:1125;top:345;width:10470;height:16170" coordorigin="1125,345" coordsize="10470,16170" o:gfxdata="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">
+                <v:rect id="Rectangle 119" o:spid="_x0000_s1078" style="position:absolute;left:1125;top:345;width:10470;height:16170;visibility:visible;mso-wrap-style:square;v-text-anchor:top" o:gfxdata="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" filled="f" strokeweight="1.5pt"/>
+                <v:group id="Group 120" o:spid="_x0000_s1079" style="position:absolute;left:1132;top:15631;width:10452;height:875" coordorigin="1132,15631" coordsize="10452,875" o:gfxdata="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">
+                  <v:line id="Line 121" o:spid="_x0000_s1080" style="position:absolute;visibility:visible;mso-wrap-style:square" from="1132,15631" to="11584,15631" o:connectortype="straight" o:gfxdata="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" strokeweight="1.5pt"/>
+                  <v:line id="Line 122" o:spid="_x0000_s1081" style="position:absolute;visibility:visible;mso-wrap-style:square" from="1132,16221" to="4752,16221" o:connectortype="straight" o:gfxdata="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" strokeweight="1.5pt"/>
+                  <v:line id="Line 123" o:spid="_x0000_s1082" style="position:absolute;visibility:visible;mso-wrap-style:square" from="1132,15941" to="4752,15941" o:connectortype="straight" o:gfxdata="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" strokeweight="1.5pt"/>
+                  <v:line id="Line 124" o:spid="_x0000_s1083" style="position:absolute;visibility:visible;mso-wrap-style:square" from="1132,16501" to="11584,16501" o:connectortype="straight" o:gfxdata="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" strokeweight="1.5pt"/>
+                  <v:line id="Line 125" o:spid="_x0000_s1084" style="position:absolute;visibility:visible;mso-wrap-style:square" from="10897,15956" to="11577,15956" o:connectortype="straight" o:gfxdata="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" strokeweight="1.5pt"/>
+                  <v:line id="Line 126" o:spid="_x0000_s1085" style="position:absolute;visibility:visible;mso-wrap-style:square" from="10898,15631" to="10898,16491" o:connectortype="straight" o:gfxdata="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" strokeweight="1.5pt"/>
+                  <v:line id="Line 127" o:spid="_x0000_s1086" style="position:absolute;visibility:visible;mso-wrap-style:square" from="4763,15646" to="4763,16506" o:connectortype="straight" o:gfxdata="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" strokeweight="1.5pt"/>
+                  <v:line id="Line 128" o:spid="_x0000_s1087" style="position:absolute;visibility:visible;mso-wrap-style:square" from="4163,15646" to="4163,16506" o:connectortype="straight" o:gfxdata="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" strokeweight="1.5pt"/>
+                  <v:line id="Line 129" o:spid="_x0000_s1088" style="position:absolute;visibility:visible;mso-wrap-style:square" from="3323,15646" to="3323,16506" o:connectortype="straight" o:gfxdata="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" strokeweight="1.5pt"/>
+                  <v:line id="Line 130" o:spid="_x0000_s1089" style="position:absolute;visibility:visible;mso-wrap-style:square" from="1988,15646" to="1988,16506" o:connectortype="straight" o:gfxdata="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" strokeweight="1.5pt"/>
+                  <v:line id="Line 131" o:spid="_x0000_s1090" style="position:absolute;visibility:visible;mso-wrap-style:square" from="1523,15646" to="1523,16506" o:connectortype="straight" o:gfxdata="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" strokeweight="1.5pt"/>
                 </v:group>
               </v:group>
-              <v:shape id="Text Box 132" o:spid="_x0000_s1091" type="#_x0000_t202" style="position:absolute;left:11020;top:16051;width:467;height:256;visibility:visible;mso-wrap-style:square;v-text-anchor:top" o:gfxdata="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" filled="f" stroked="f" strokeweight="1pt">
+              <v:shape id="Text Box 132" o:spid="_x0000_s1091" type="#_x0000_t202" style="position:absolute;left:11020;top:16051;width:467;height:256;visibility:visible;mso-wrap-style:square;v-text-anchor:top" o:gfxdata="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" filled="f" stroked="f" strokeweight="1pt">
                 <v:textbox inset="0,0,0,0">
                   <w:txbxContent>
                     <w:p>
@@ -15322,7 +14173,7 @@
                           <w:sz w:val="20"/>
                           <w:szCs w:val="20"/>
                         </w:rPr>
-                        <w:t>4</w:t>
+                        <w:t>13</w:t>
                       </w:r>
                       <w:r>
                         <w:rPr>
@@ -15348,7 +14199,7 @@
 </file>
 
 <file path=word/footnotes.xml><?xml version="1.0" encoding="utf-8"?>
-<w:footnotes xmlns:wpc="http://schemas.microsoft.com/office/word/2010/wordprocessingCanvas" xmlns:cx="http://schemas.microsoft.com/office/drawing/2014/chartex" xmlns:cx1="http://schemas.microsoft.com/office/drawing/2015/9/8/chartex" xmlns:cx2="http://schemas.microsoft.com/office/drawing/2015/10/21/chartex" xmlns:cx3="http://schemas.microsoft.com/office/drawing/2016/5/9/chartex" xmlns:cx4="http://schemas.microsoft.com/office/drawing/2016/5/10/chartex" xmlns:cx5="http://schemas.microsoft.com/office/drawing/2016/5/11/chartex" xmlns:cx6="http://schemas.microsoft.com/office/drawing/2016/5/12/chartex" xmlns:cx7="http://schemas.microsoft.com/office/drawing/2016/5/13/chartex" xmlns:cx8="http://schemas.microsoft.com/office/drawing/2016/5/14/chartex" xmlns:mc="http://schemas.openxmlformats.org/markup-compatibility/2006" xmlns:aink="http://schemas.microsoft.com/office/drawing/2016/ink" xmlns:am3d="http://schemas.microsoft.com/office/drawing/2017/model3d" xmlns:o="urn:schemas-microsoft-com:office:office" xmlns:oel="http://schemas.microsoft.com/office/2019/extlst" xmlns:r="http://schemas.openxmlformats.org/officeDocument/2006/relationships" xmlns:m="http://schemas.openxmlformats.org/officeDocument/2006/math" xmlns:v="urn:schemas-microsoft-com:vml" xmlns:wp14="http://schemas.microsoft.com/office/word/2010/wordprocessingDrawing" xmlns:wp="http://schemas.openxmlformats.org/drawingml/2006/wordprocessingDrawing" xmlns:w10="urn:schemas-microsoft-com:office:word" xmlns:w="http://schemas.openxmlformats.org/wordprocessingml/2006/main" xmlns:w14="http://schemas.microsoft.com/office/word/2010/wordml" xmlns:w15="http://schemas.microsoft.com/office/word/2012/wordml" xmlns:w16cex="http://schemas.microsoft.com/office/word/2018/wordml/cex" xmlns:w16cid="http://schemas.microsoft.com/office/word/2016/wordml/cid" xmlns:w16="http://schemas.microsoft.com/office/word/2018/wordml" xmlns:w16du="http://schemas.microsoft.com/office/word/2023/wordml/word16du" xmlns:w16sdtdh="http://schemas.microsoft.com/office/word/2020/wordml/sdtdatahash" xmlns:w16sdtfl="http://schemas.microsoft.com/office/word/2024/wordml/sdtformatlock" xmlns:w16se="http://schemas.microsoft.com/office/word/2015/wordml/symex" xmlns:wpg="http://schemas.microsoft.com/office/word/2010/wordprocessingGroup" xmlns:wpi="http://schemas.microsoft.com/office/word/2010/wordprocessingInk" xmlns:wne="http://schemas.microsoft.com/office/word/2006/wordml" xmlns:wps="http://schemas.microsoft.com/office/word/2010/wordprocessingShape" mc:Ignorable="w14 w15 w16se w16cid w16 w16cex w16sdtdh w16sdtfl w16du wp14">
+<w:footnotes xmlns:wpc="http://schemas.microsoft.com/office/word/2010/wordprocessingCanvas" xmlns:mc="http://schemas.openxmlformats.org/markup-compatibility/2006" xmlns:o="urn:schemas-microsoft-com:office:office" xmlns:r="http://schemas.openxmlformats.org/officeDocument/2006/relationships" xmlns:m="http://schemas.openxmlformats.org/officeDocument/2006/math" xmlns:v="urn:schemas-microsoft-com:vml" xmlns:wp14="http://schemas.microsoft.com/office/word/2010/wordprocessingDrawing" xmlns:wp="http://schemas.openxmlformats.org/drawingml/2006/wordprocessingDrawing" xmlns:w10="urn:schemas-microsoft-com:office:word" xmlns:w="http://schemas.openxmlformats.org/wordprocessingml/2006/main" xmlns:w14="http://schemas.microsoft.com/office/word/2010/wordml" xmlns:w15="http://schemas.microsoft.com/office/word/2012/wordml" xmlns:wpg="http://schemas.microsoft.com/office/word/2010/wordprocessingGroup" xmlns:wpi="http://schemas.microsoft.com/office/word/2010/wordprocessingInk" xmlns:wne="http://schemas.microsoft.com/office/word/2006/wordml" xmlns:wps="http://schemas.microsoft.com/office/word/2010/wordprocessingShape" mc:Ignorable="w14 w15 wp14">
   <w:footnote w:type="separator" w:id="-1">
     <w:p>
       <w:r>
@@ -15383,7 +14234,7 @@
 </file>
 
 <file path=word/header1.xml><?xml version="1.0" encoding="utf-8"?>
-<w:hdr xmlns:wpc="http://schemas.microsoft.com/office/word/2010/wordprocessingCanvas" xmlns:cx="http://schemas.microsoft.com/office/drawing/2014/chartex" xmlns:cx1="http://schemas.microsoft.com/office/drawing/2015/9/8/chartex" xmlns:cx2="http://schemas.microsoft.com/office/drawing/2015/10/21/chartex" xmlns:cx3="http://schemas.microsoft.com/office/drawing/2016/5/9/chartex" xmlns:cx4="http://schemas.microsoft.com/office/drawing/2016/5/10/chartex" xmlns:cx5="http://schemas.microsoft.com/office/drawing/2016/5/11/chartex" xmlns:cx6="http://schemas.microsoft.com/office/drawing/2016/5/12/chartex" xmlns:cx7="http://schemas.microsoft.com/office/drawing/2016/5/13/chartex" xmlns:cx8="http://schemas.microsoft.com/office/drawing/2016/5/14/chartex" xmlns:mc="http://schemas.openxmlformats.org/markup-compatibility/2006" xmlns:aink="http://schemas.microsoft.com/office/drawing/2016/ink" xmlns:am3d="http://schemas.microsoft.com/office/drawing/2017/model3d" xmlns:o="urn:schemas-microsoft-com:office:office" xmlns:oel="http://schemas.microsoft.com/office/2019/extlst" xmlns:r="http://schemas.openxmlformats.org/officeDocument/2006/relationships" xmlns:m="http://schemas.openxmlformats.org/officeDocument/2006/math" xmlns:v="urn:schemas-microsoft-com:vml" xmlns:wp14="http://schemas.microsoft.com/office/word/2010/wordprocessingDrawing" xmlns:wp="http://schemas.openxmlformats.org/drawingml/2006/wordprocessingDrawing" xmlns:w10="urn:schemas-microsoft-com:office:word" xmlns:w="http://schemas.openxmlformats.org/wordprocessingml/2006/main" xmlns:w14="http://schemas.microsoft.com/office/word/2010/wordml" xmlns:w15="http://schemas.microsoft.com/office/word/2012/wordml" xmlns:w16cex="http://schemas.microsoft.com/office/word/2018/wordml/cex" xmlns:w16cid="http://schemas.microsoft.com/office/word/2016/wordml/cid" xmlns:w16="http://schemas.microsoft.com/office/word/2018/wordml" xmlns:w16du="http://schemas.microsoft.com/office/word/2023/wordml/word16du" xmlns:w16sdtdh="http://schemas.microsoft.com/office/word/2020/wordml/sdtdatahash" xmlns:w16sdtfl="http://schemas.microsoft.com/office/word/2024/wordml/sdtformatlock" xmlns:w16se="http://schemas.microsoft.com/office/word/2015/wordml/symex" xmlns:wpg="http://schemas.microsoft.com/office/word/2010/wordprocessingGroup" xmlns:wpi="http://schemas.microsoft.com/office/word/2010/wordprocessingInk" xmlns:wne="http://schemas.microsoft.com/office/word/2006/wordml" xmlns:wps="http://schemas.microsoft.com/office/word/2010/wordprocessingShape" mc:Ignorable="w14 w15 w16se w16cid w16 w16cex w16sdtdh w16sdtfl w16du wp14">
+<w:hdr xmlns:wpc="http://schemas.microsoft.com/office/word/2010/wordprocessingCanvas" xmlns:mc="http://schemas.openxmlformats.org/markup-compatibility/2006" xmlns:o="urn:schemas-microsoft-com:office:office" xmlns:r="http://schemas.openxmlformats.org/officeDocument/2006/relationships" xmlns:m="http://schemas.openxmlformats.org/officeDocument/2006/math" xmlns:v="urn:schemas-microsoft-com:vml" xmlns:wp14="http://schemas.microsoft.com/office/word/2010/wordprocessingDrawing" xmlns:wp="http://schemas.openxmlformats.org/drawingml/2006/wordprocessingDrawing" xmlns:w10="urn:schemas-microsoft-com:office:word" xmlns:w="http://schemas.openxmlformats.org/wordprocessingml/2006/main" xmlns:w14="http://schemas.microsoft.com/office/word/2010/wordml" xmlns:w15="http://schemas.microsoft.com/office/word/2012/wordml" xmlns:wpg="http://schemas.microsoft.com/office/word/2010/wordprocessingGroup" xmlns:wpi="http://schemas.microsoft.com/office/word/2010/wordprocessingInk" xmlns:wne="http://schemas.microsoft.com/office/word/2006/wordml" xmlns:wps="http://schemas.microsoft.com/office/word/2010/wordprocessingShape" mc:Ignorable="w14 w15 wp14">
   <w:p>
     <w:pPr>
       <w:pStyle w:val="a6"/>
@@ -15452,7 +14303,7 @@
             </wp:anchor>
           </w:drawing>
         </mc:Choice>
-        <mc:Fallback>
+        <mc:Fallback xmlns:w16se="http://schemas.microsoft.com/office/word/2015/wordml/symex" xmlns:w16sdtfl="http://schemas.microsoft.com/office/word/2024/wordml/sdtformatlock" xmlns:w16sdtdh="http://schemas.microsoft.com/office/word/2020/wordml/sdtdatahash" xmlns:w16du="http://schemas.microsoft.com/office/word/2023/wordml/word16du" xmlns:w16="http://schemas.microsoft.com/office/word/2018/wordml" xmlns:w16cid="http://schemas.microsoft.com/office/word/2016/wordml/cid" xmlns:w16cex="http://schemas.microsoft.com/office/word/2018/wordml/cex" xmlns:oel="http://schemas.microsoft.com/office/2019/extlst" xmlns:am3d="http://schemas.microsoft.com/office/drawing/2017/model3d" xmlns:aink="http://schemas.microsoft.com/office/drawing/2016/ink" xmlns:cx8="http://schemas.microsoft.com/office/drawing/2016/5/14/chartex" xmlns:cx7="http://schemas.microsoft.com/office/drawing/2016/5/13/chartex" xmlns:cx6="http://schemas.microsoft.com/office/drawing/2016/5/12/chartex" xmlns:cx5="http://schemas.microsoft.com/office/drawing/2016/5/11/chartex" xmlns:cx4="http://schemas.microsoft.com/office/drawing/2016/5/10/chartex" xmlns:cx3="http://schemas.microsoft.com/office/drawing/2016/5/9/chartex" xmlns:cx2="http://schemas.microsoft.com/office/drawing/2015/10/21/chartex" xmlns:cx1="http://schemas.microsoft.com/office/drawing/2015/9/8/chartex" xmlns:cx="http://schemas.microsoft.com/office/drawing/2014/chartex">
           <w:pict>
             <v:rect w14:anchorId="06E6AF05" id="Rectangle 134" o:spid="_x0000_s1026" style="position:absolute;margin-left:-14.3pt;margin-top:3.05pt;width:523.5pt;height:808.5pt;z-index:251656192;visibility:visible;mso-wrap-style:square;mso-wrap-distance-left:9pt;mso-wrap-distance-top:0;mso-wrap-distance-right:9pt;mso-wrap-distance-bottom:0;mso-position-horizontal:absolute;mso-position-horizontal-relative:text;mso-position-vertical:absolute;mso-position-vertical-relative:text;v-text-anchor:top" o:gfxdata="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" filled="f" strokeweight="1.5pt"/>
           </w:pict>
@@ -15464,8 +14315,8 @@
 </file>
 
 <file path=word/numbering.xml><?xml version="1.0" encoding="utf-8"?>
-<w:numbering xmlns:wpc="http://schemas.microsoft.com/office/word/2010/wordprocessingCanvas" xmlns:cx="http://schemas.microsoft.com/office/drawing/2014/chartex" xmlns:cx1="http://schemas.microsoft.com/office/drawing/2015/9/8/chartex" xmlns:cx2="http://schemas.microsoft.com/office/drawing/2015/10/21/chartex" xmlns:cx3="http://schemas.microsoft.com/office/drawing/2016/5/9/chartex" xmlns:cx4="http://schemas.microsoft.com/office/drawing/2016/5/10/chartex" xmlns:cx5="http://schemas.microsoft.com/office/drawing/2016/5/11/chartex" xmlns:cx6="http://schemas.microsoft.com/office/drawing/2016/5/12/chartex" xmlns:cx7="http://schemas.microsoft.com/office/drawing/2016/5/13/chartex" xmlns:cx8="http://schemas.microsoft.com/office/drawing/2016/5/14/chartex" xmlns:mc="http://schemas.openxmlformats.org/markup-compatibility/2006" xmlns:aink="http://schemas.microsoft.com/office/drawing/2016/ink" xmlns:am3d="http://schemas.microsoft.com/office/drawing/2017/model3d" xmlns:o="urn:schemas-microsoft-com:office:office" xmlns:oel="http://schemas.microsoft.com/office/2019/extlst" xmlns:r="http://schemas.openxmlformats.org/officeDocument/2006/relationships" xmlns:m="http://schemas.openxmlformats.org/officeDocument/2006/math" xmlns:v="urn:schemas-microsoft-com:vml" xmlns:wp14="http://schemas.microsoft.com/office/word/2010/wordprocessingDrawing" xmlns:wp="http://schemas.openxmlformats.org/drawingml/2006/wordprocessingDrawing" xmlns:w10="urn:schemas-microsoft-com:office:word" xmlns:w="http://schemas.openxmlformats.org/wordprocessingml/2006/main" xmlns:w14="http://schemas.microsoft.com/office/word/2010/wordml" xmlns:w15="http://schemas.microsoft.com/office/word/2012/wordml" xmlns:w16cex="http://schemas.microsoft.com/office/word/2018/wordml/cex" xmlns:w16cid="http://schemas.microsoft.com/office/word/2016/wordml/cid" xmlns:w16="http://schemas.microsoft.com/office/word/2018/wordml" xmlns:w16du="http://schemas.microsoft.com/office/word/2023/wordml/word16du" xmlns:w16sdtdh="http://schemas.microsoft.com/office/word/2020/wordml/sdtdatahash" xmlns:w16sdtfl="http://schemas.microsoft.com/office/word/2024/wordml/sdtformatlock" xmlns:w16se="http://schemas.microsoft.com/office/word/2015/wordml/symex" xmlns:wpg="http://schemas.microsoft.com/office/word/2010/wordprocessingGroup" xmlns:wpi="http://schemas.microsoft.com/office/word/2010/wordprocessingInk" xmlns:wne="http://schemas.microsoft.com/office/word/2006/wordml" xmlns:wps="http://schemas.microsoft.com/office/word/2010/wordprocessingShape" mc:Ignorable="w14 w15 w16se w16cid w16 w16cex w16sdtdh w16sdtfl w16du wp14">
-  <w:abstractNum w:abstractNumId="0" w15:restartNumberingAfterBreak="0">
+<w:numbering xmlns:wpc="http://schemas.microsoft.com/office/word/2010/wordprocessingCanvas" xmlns:mc="http://schemas.openxmlformats.org/markup-compatibility/2006" xmlns:o="urn:schemas-microsoft-com:office:office" xmlns:r="http://schemas.openxmlformats.org/officeDocument/2006/relationships" xmlns:m="http://schemas.openxmlformats.org/officeDocument/2006/math" xmlns:v="urn:schemas-microsoft-com:vml" xmlns:wp14="http://schemas.microsoft.com/office/word/2010/wordprocessingDrawing" xmlns:wp="http://schemas.openxmlformats.org/drawingml/2006/wordprocessingDrawing" xmlns:w10="urn:schemas-microsoft-com:office:word" xmlns:w="http://schemas.openxmlformats.org/wordprocessingml/2006/main" xmlns:w14="http://schemas.microsoft.com/office/word/2010/wordml" xmlns:w15="http://schemas.microsoft.com/office/word/2012/wordml" xmlns:wpg="http://schemas.microsoft.com/office/word/2010/wordprocessingGroup" xmlns:wpi="http://schemas.microsoft.com/office/word/2010/wordprocessingInk" xmlns:wne="http://schemas.microsoft.com/office/word/2006/wordml" xmlns:wps="http://schemas.microsoft.com/office/word/2010/wordprocessingShape" mc:Ignorable="w14 w15 wp14">
+  <w:abstractNum w:abstractNumId="0">
     <w:nsid w:val="FFFFFF88"/>
     <w:multiLevelType w:val="singleLevel"/>
     <w:tmpl w:val="04BAA6BC"/>
@@ -15483,7 +14334,7 @@
       </w:pPr>
     </w:lvl>
   </w:abstractNum>
-  <w:abstractNum w:abstractNumId="1" w15:restartNumberingAfterBreak="0">
+  <w:abstractNum w:abstractNumId="1">
     <w:nsid w:val="FFFFFF89"/>
     <w:multiLevelType w:val="singleLevel"/>
     <w:tmpl w:val="34E0ED80"/>
@@ -15504,7 +14355,7 @@
       </w:rPr>
     </w:lvl>
   </w:abstractNum>
-  <w:abstractNum w:abstractNumId="2" w15:restartNumberingAfterBreak="0">
+  <w:abstractNum w:abstractNumId="2">
     <w:nsid w:val="00BE35CE"/>
     <w:multiLevelType w:val="hybridMultilevel"/>
     <w:tmpl w:val="A63E1F66"/>
@@ -15590,7 +14441,7 @@
       </w:pPr>
     </w:lvl>
   </w:abstractNum>
-  <w:abstractNum w:abstractNumId="3" w15:restartNumberingAfterBreak="0">
+  <w:abstractNum w:abstractNumId="3">
     <w:nsid w:val="01891DFF"/>
     <w:multiLevelType w:val="hybridMultilevel"/>
     <w:tmpl w:val="F746F676"/>
@@ -15703,147 +14554,7 @@
       </w:rPr>
     </w:lvl>
   </w:abstractNum>
-  <w:abstractNum w:abstractNumId="4" w15:restartNumberingAfterBreak="0">
-    <w:nsid w:val="02786E8E"/>
-    <w:multiLevelType w:val="hybridMultilevel"/>
-    <w:tmpl w:val="8C9474FC"/>
-    <w:lvl w:ilvl="0" w:tplc="04190001">
-      <w:numFmt w:val="decimal"/>
-      <w:lvlText w:val=""/>
-      <w:lvlJc w:val="left"/>
-      <w:pPr>
-        <w:tabs>
-          <w:tab w:val="num" w:pos="720"/>
-        </w:tabs>
-        <w:ind w:left="720" w:hanging="360"/>
-      </w:pPr>
-      <w:rPr>
-        <w:rFonts w:ascii="Symbol" w:hAnsi="Symbol" w:hint="default"/>
-        <w:sz w:val="32"/>
-      </w:rPr>
-    </w:lvl>
-    <w:lvl w:ilvl="1" w:tplc="04190003">
-      <w:start w:val="1"/>
-      <w:numFmt w:val="decimal"/>
-      <w:lvlText w:val="%2."/>
-      <w:lvlJc w:val="left"/>
-      <w:pPr>
-        <w:tabs>
-          <w:tab w:val="num" w:pos="1440"/>
-        </w:tabs>
-        <w:ind w:left="1440" w:hanging="360"/>
-      </w:pPr>
-      <w:rPr>
-        <w:rFonts w:cs="Times New Roman"/>
-      </w:rPr>
-    </w:lvl>
-    <w:lvl w:ilvl="2" w:tplc="04190005">
-      <w:start w:val="1"/>
-      <w:numFmt w:val="decimal"/>
-      <w:lvlText w:val="%3."/>
-      <w:lvlJc w:val="left"/>
-      <w:pPr>
-        <w:tabs>
-          <w:tab w:val="num" w:pos="2160"/>
-        </w:tabs>
-        <w:ind w:left="2160" w:hanging="360"/>
-      </w:pPr>
-      <w:rPr>
-        <w:rFonts w:cs="Times New Roman"/>
-      </w:rPr>
-    </w:lvl>
-    <w:lvl w:ilvl="3" w:tplc="04190001">
-      <w:start w:val="1"/>
-      <w:numFmt w:val="decimal"/>
-      <w:lvlText w:val="%4."/>
-      <w:lvlJc w:val="left"/>
-      <w:pPr>
-        <w:tabs>
-          <w:tab w:val="num" w:pos="2880"/>
-        </w:tabs>
-        <w:ind w:left="2880" w:hanging="360"/>
-      </w:pPr>
-      <w:rPr>
-        <w:rFonts w:cs="Times New Roman"/>
-      </w:rPr>
-    </w:lvl>
-    <w:lvl w:ilvl="4" w:tplc="04190003">
-      <w:start w:val="1"/>
-      <w:numFmt w:val="decimal"/>
-      <w:lvlText w:val="%5."/>
-      <w:lvlJc w:val="left"/>
-      <w:pPr>
-        <w:tabs>
-          <w:tab w:val="num" w:pos="3600"/>
-        </w:tabs>
-        <w:ind w:left="3600" w:hanging="360"/>
-      </w:pPr>
-      <w:rPr>
-        <w:rFonts w:cs="Times New Roman"/>
-      </w:rPr>
-    </w:lvl>
-    <w:lvl w:ilvl="5" w:tplc="04190005">
-      <w:start w:val="1"/>
-      <w:numFmt w:val="decimal"/>
-      <w:lvlText w:val="%6."/>
-      <w:lvlJc w:val="left"/>
-      <w:pPr>
-        <w:tabs>
-          <w:tab w:val="num" w:pos="4320"/>
-        </w:tabs>
-        <w:ind w:left="4320" w:hanging="360"/>
-      </w:pPr>
-      <w:rPr>
-        <w:rFonts w:cs="Times New Roman"/>
-      </w:rPr>
-    </w:lvl>
-    <w:lvl w:ilvl="6" w:tplc="04190001">
-      <w:start w:val="1"/>
-      <w:numFmt w:val="decimal"/>
-      <w:lvlText w:val="%7."/>
-      <w:lvlJc w:val="left"/>
-      <w:pPr>
-        <w:tabs>
-          <w:tab w:val="num" w:pos="5040"/>
-        </w:tabs>
-        <w:ind w:left="5040" w:hanging="360"/>
-      </w:pPr>
-      <w:rPr>
-        <w:rFonts w:cs="Times New Roman"/>
-      </w:rPr>
-    </w:lvl>
-    <w:lvl w:ilvl="7" w:tplc="04190003">
-      <w:start w:val="1"/>
-      <w:numFmt w:val="decimal"/>
-      <w:lvlText w:val="%8."/>
-      <w:lvlJc w:val="left"/>
-      <w:pPr>
-        <w:tabs>
-          <w:tab w:val="num" w:pos="5760"/>
-        </w:tabs>
-        <w:ind w:left="5760" w:hanging="360"/>
-      </w:pPr>
-      <w:rPr>
-        <w:rFonts w:cs="Times New Roman"/>
-      </w:rPr>
-    </w:lvl>
-    <w:lvl w:ilvl="8" w:tplc="04190005">
-      <w:start w:val="1"/>
-      <w:numFmt w:val="decimal"/>
-      <w:lvlText w:val="%9."/>
-      <w:lvlJc w:val="left"/>
-      <w:pPr>
-        <w:tabs>
-          <w:tab w:val="num" w:pos="6480"/>
-        </w:tabs>
-        <w:ind w:left="6480" w:hanging="360"/>
-      </w:pPr>
-      <w:rPr>
-        <w:rFonts w:cs="Times New Roman"/>
-      </w:rPr>
-    </w:lvl>
-  </w:abstractNum>
-  <w:abstractNum w:abstractNumId="5" w15:restartNumberingAfterBreak="0">
+  <w:abstractNum w:abstractNumId="4">
     <w:nsid w:val="03433E1D"/>
     <w:multiLevelType w:val="hybridMultilevel"/>
     <w:tmpl w:val="3380457C"/>
@@ -15929,11 +14640,11 @@
       </w:pPr>
     </w:lvl>
   </w:abstractNum>
-  <w:abstractNum w:abstractNumId="6" w15:restartNumberingAfterBreak="0">
-    <w:nsid w:val="038534F2"/>
+  <w:abstractNum w:abstractNumId="5">
+    <w:nsid w:val="0A050ACA"/>
     <w:multiLevelType w:val="hybridMultilevel"/>
-    <w:tmpl w:val="EBC239A0"/>
-    <w:lvl w:ilvl="0" w:tplc="FFFFFFFF">
+    <w:tmpl w:val="4EF21CAA"/>
+    <w:lvl w:ilvl="0" w:tplc="0419000F">
       <w:start w:val="1"/>
       <w:numFmt w:val="decimal"/>
       <w:lvlText w:val="%1."/>
@@ -15948,7 +14659,7 @@
       <w:lvlText w:val="%2."/>
       <w:lvlJc w:val="left"/>
       <w:pPr>
-        <w:ind w:left="1440" w:hanging="360"/>
+        <w:ind w:left="2149" w:hanging="360"/>
       </w:pPr>
     </w:lvl>
     <w:lvl w:ilvl="2" w:tplc="0419001B" w:tentative="1">
@@ -15957,7 +14668,7 @@
       <w:lvlText w:val="%3."/>
       <w:lvlJc w:val="right"/>
       <w:pPr>
-        <w:ind w:left="2160" w:hanging="180"/>
+        <w:ind w:left="2869" w:hanging="180"/>
       </w:pPr>
     </w:lvl>
     <w:lvl w:ilvl="3" w:tplc="0419000F" w:tentative="1">
@@ -15966,7 +14677,7 @@
       <w:lvlText w:val="%4."/>
       <w:lvlJc w:val="left"/>
       <w:pPr>
-        <w:ind w:left="2880" w:hanging="360"/>
+        <w:ind w:left="3589" w:hanging="360"/>
       </w:pPr>
     </w:lvl>
     <w:lvl w:ilvl="4" w:tplc="04190019" w:tentative="1">
@@ -15975,7 +14686,7 @@
       <w:lvlText w:val="%5."/>
       <w:lvlJc w:val="left"/>
       <w:pPr>
-        <w:ind w:left="3600" w:hanging="360"/>
+        <w:ind w:left="4309" w:hanging="360"/>
       </w:pPr>
     </w:lvl>
     <w:lvl w:ilvl="5" w:tplc="0419001B" w:tentative="1">
@@ -15984,7 +14695,7 @@
       <w:lvlText w:val="%6."/>
       <w:lvlJc w:val="right"/>
       <w:pPr>
-        <w:ind w:left="4320" w:hanging="180"/>
+        <w:ind w:left="5029" w:hanging="180"/>
       </w:pPr>
     </w:lvl>
     <w:lvl w:ilvl="6" w:tplc="0419000F" w:tentative="1">
@@ -15993,7 +14704,7 @@
       <w:lvlText w:val="%7."/>
       <w:lvlJc w:val="left"/>
       <w:pPr>
-        <w:ind w:left="5040" w:hanging="360"/>
+        <w:ind w:left="5749" w:hanging="360"/>
       </w:pPr>
     </w:lvl>
     <w:lvl w:ilvl="7" w:tplc="04190019" w:tentative="1">
@@ -16002,7 +14713,7 @@
       <w:lvlText w:val="%8."/>
       <w:lvlJc w:val="left"/>
       <w:pPr>
-        <w:ind w:left="5760" w:hanging="360"/>
+        <w:ind w:left="6469" w:hanging="360"/>
       </w:pPr>
     </w:lvl>
     <w:lvl w:ilvl="8" w:tplc="0419001B" w:tentative="1">
@@ -16011,33 +14722,33 @@
       <w:lvlText w:val="%9."/>
       <w:lvlJc w:val="right"/>
       <w:pPr>
-        <w:ind w:left="6480" w:hanging="180"/>
+        <w:ind w:left="7189" w:hanging="180"/>
       </w:pPr>
     </w:lvl>
   </w:abstractNum>
-  <w:abstractNum w:abstractNumId="7" w15:restartNumberingAfterBreak="0">
-    <w:nsid w:val="07933A70"/>
+  <w:abstractNum w:abstractNumId="6">
+    <w:nsid w:val="0F8B01DB"/>
     <w:multiLevelType w:val="hybridMultilevel"/>
-    <w:tmpl w:val="21369342"/>
+    <w:tmpl w:val="B75E210C"/>
     <w:lvl w:ilvl="0" w:tplc="04190001">
       <w:start w:val="1"/>
       <w:numFmt w:val="bullet"/>
       <w:lvlText w:val=""/>
       <w:lvlJc w:val="left"/>
       <w:pPr>
-        <w:ind w:left="2858" w:hanging="360"/>
+        <w:ind w:left="1429" w:hanging="360"/>
       </w:pPr>
       <w:rPr>
         <w:rFonts w:ascii="Symbol" w:hAnsi="Symbol" w:hint="default"/>
       </w:rPr>
     </w:lvl>
-    <w:lvl w:ilvl="1" w:tplc="04190003" w:tentative="1">
+    <w:lvl w:ilvl="1" w:tplc="04190003">
       <w:start w:val="1"/>
       <w:numFmt w:val="bullet"/>
       <w:lvlText w:val="o"/>
       <w:lvlJc w:val="left"/>
       <w:pPr>
-        <w:ind w:left="3578" w:hanging="360"/>
+        <w:ind w:left="2149" w:hanging="360"/>
       </w:pPr>
       <w:rPr>
         <w:rFonts w:ascii="Courier New" w:hAnsi="Courier New" w:cs="Courier New" w:hint="default"/>
@@ -16049,7 +14760,7 @@
       <w:lvlText w:val=""/>
       <w:lvlJc w:val="left"/>
       <w:pPr>
-        <w:ind w:left="4298" w:hanging="360"/>
+        <w:ind w:left="2869" w:hanging="360"/>
       </w:pPr>
       <w:rPr>
         <w:rFonts w:ascii="Wingdings" w:hAnsi="Wingdings" w:hint="default"/>
@@ -16061,7 +14772,7 @@
       <w:lvlText w:val=""/>
       <w:lvlJc w:val="left"/>
       <w:pPr>
-        <w:ind w:left="5018" w:hanging="360"/>
+        <w:ind w:left="3589" w:hanging="360"/>
       </w:pPr>
       <w:rPr>
         <w:rFonts w:ascii="Symbol" w:hAnsi="Symbol" w:hint="default"/>
@@ -16073,7 +14784,7 @@
       <w:lvlText w:val="o"/>
       <w:lvlJc w:val="left"/>
       <w:pPr>
-        <w:ind w:left="5738" w:hanging="360"/>
+        <w:ind w:left="4309" w:hanging="360"/>
       </w:pPr>
       <w:rPr>
         <w:rFonts w:ascii="Courier New" w:hAnsi="Courier New" w:cs="Courier New" w:hint="default"/>
@@ -16085,7 +14796,7 @@
       <w:lvlText w:val=""/>
       <w:lvlJc w:val="left"/>
       <w:pPr>
-        <w:ind w:left="6458" w:hanging="360"/>
+        <w:ind w:left="5029" w:hanging="360"/>
       </w:pPr>
       <w:rPr>
         <w:rFonts w:ascii="Wingdings" w:hAnsi="Wingdings" w:hint="default"/>
@@ -16097,7 +14808,7 @@
       <w:lvlText w:val=""/>
       <w:lvlJc w:val="left"/>
       <w:pPr>
-        <w:ind w:left="7178" w:hanging="360"/>
+        <w:ind w:left="5749" w:hanging="360"/>
       </w:pPr>
       <w:rPr>
         <w:rFonts w:ascii="Symbol" w:hAnsi="Symbol" w:hint="default"/>
@@ -16109,7 +14820,7 @@
       <w:lvlText w:val="o"/>
       <w:lvlJc w:val="left"/>
       <w:pPr>
-        <w:ind w:left="7898" w:hanging="360"/>
+        <w:ind w:left="6469" w:hanging="360"/>
       </w:pPr>
       <w:rPr>
         <w:rFonts w:ascii="Courier New" w:hAnsi="Courier New" w:cs="Courier New" w:hint="default"/>
@@ -16121,947 +14832,14 @@
       <w:lvlText w:val=""/>
       <w:lvlJc w:val="left"/>
       <w:pPr>
-        <w:ind w:left="8618" w:hanging="360"/>
+        <w:ind w:left="7189" w:hanging="360"/>
       </w:pPr>
       <w:rPr>
         <w:rFonts w:ascii="Wingdings" w:hAnsi="Wingdings" w:hint="default"/>
       </w:rPr>
     </w:lvl>
   </w:abstractNum>
-  <w:abstractNum w:abstractNumId="8" w15:restartNumberingAfterBreak="0">
-    <w:nsid w:val="0A050ACA"/>
-    <w:multiLevelType w:val="hybridMultilevel"/>
-    <w:tmpl w:val="4EF21CAA"/>
-    <w:lvl w:ilvl="0" w:tplc="0419000F">
-      <w:start w:val="1"/>
-      <w:numFmt w:val="decimal"/>
-      <w:lvlText w:val="%1."/>
-      <w:lvlJc w:val="left"/>
-      <w:pPr>
-        <w:ind w:left="1429" w:hanging="360"/>
-      </w:pPr>
-    </w:lvl>
-    <w:lvl w:ilvl="1" w:tplc="04190019" w:tentative="1">
-      <w:start w:val="1"/>
-      <w:numFmt w:val="lowerLetter"/>
-      <w:lvlText w:val="%2."/>
-      <w:lvlJc w:val="left"/>
-      <w:pPr>
-        <w:ind w:left="2149" w:hanging="360"/>
-      </w:pPr>
-    </w:lvl>
-    <w:lvl w:ilvl="2" w:tplc="0419001B" w:tentative="1">
-      <w:start w:val="1"/>
-      <w:numFmt w:val="lowerRoman"/>
-      <w:lvlText w:val="%3."/>
-      <w:lvlJc w:val="right"/>
-      <w:pPr>
-        <w:ind w:left="2869" w:hanging="180"/>
-      </w:pPr>
-    </w:lvl>
-    <w:lvl w:ilvl="3" w:tplc="0419000F" w:tentative="1">
-      <w:start w:val="1"/>
-      <w:numFmt w:val="decimal"/>
-      <w:lvlText w:val="%4."/>
-      <w:lvlJc w:val="left"/>
-      <w:pPr>
-        <w:ind w:left="3589" w:hanging="360"/>
-      </w:pPr>
-    </w:lvl>
-    <w:lvl w:ilvl="4" w:tplc="04190019" w:tentative="1">
-      <w:start w:val="1"/>
-      <w:numFmt w:val="lowerLetter"/>
-      <w:lvlText w:val="%5."/>
-      <w:lvlJc w:val="left"/>
-      <w:pPr>
-        <w:ind w:left="4309" w:hanging="360"/>
-      </w:pPr>
-    </w:lvl>
-    <w:lvl w:ilvl="5" w:tplc="0419001B" w:tentative="1">
-      <w:start w:val="1"/>
-      <w:numFmt w:val="lowerRoman"/>
-      <w:lvlText w:val="%6."/>
-      <w:lvlJc w:val="right"/>
-      <w:pPr>
-        <w:ind w:left="5029" w:hanging="180"/>
-      </w:pPr>
-    </w:lvl>
-    <w:lvl w:ilvl="6" w:tplc="0419000F" w:tentative="1">
-      <w:start w:val="1"/>
-      <w:numFmt w:val="decimal"/>
-      <w:lvlText w:val="%7."/>
-      <w:lvlJc w:val="left"/>
-      <w:pPr>
-        <w:ind w:left="5749" w:hanging="360"/>
-      </w:pPr>
-    </w:lvl>
-    <w:lvl w:ilvl="7" w:tplc="04190019" w:tentative="1">
-      <w:start w:val="1"/>
-      <w:numFmt w:val="lowerLetter"/>
-      <w:lvlText w:val="%8."/>
-      <w:lvlJc w:val="left"/>
-      <w:pPr>
-        <w:ind w:left="6469" w:hanging="360"/>
-      </w:pPr>
-    </w:lvl>
-    <w:lvl w:ilvl="8" w:tplc="0419001B" w:tentative="1">
-      <w:start w:val="1"/>
-      <w:numFmt w:val="lowerRoman"/>
-      <w:lvlText w:val="%9."/>
-      <w:lvlJc w:val="right"/>
-      <w:pPr>
-        <w:ind w:left="7189" w:hanging="180"/>
-      </w:pPr>
-    </w:lvl>
-  </w:abstractNum>
-  <w:abstractNum w:abstractNumId="9" w15:restartNumberingAfterBreak="0">
-    <w:nsid w:val="0AEA6342"/>
-    <w:multiLevelType w:val="hybridMultilevel"/>
-    <w:tmpl w:val="58B6D19C"/>
-    <w:lvl w:ilvl="0" w:tplc="04190001">
-      <w:start w:val="1"/>
-      <w:numFmt w:val="bullet"/>
-      <w:lvlText w:val=""/>
-      <w:lvlJc w:val="left"/>
-      <w:pPr>
-        <w:ind w:left="1429" w:hanging="360"/>
-      </w:pPr>
-      <w:rPr>
-        <w:rFonts w:ascii="Symbol" w:hAnsi="Symbol" w:hint="default"/>
-      </w:rPr>
-    </w:lvl>
-    <w:lvl w:ilvl="1" w:tplc="0419000F">
-      <w:start w:val="1"/>
-      <w:numFmt w:val="decimal"/>
-      <w:lvlText w:val="%2."/>
-      <w:lvlJc w:val="left"/>
-      <w:pPr>
-        <w:ind w:left="1429" w:hanging="360"/>
-      </w:pPr>
-    </w:lvl>
-    <w:lvl w:ilvl="2" w:tplc="04190005">
-      <w:start w:val="1"/>
-      <w:numFmt w:val="bullet"/>
-      <w:lvlText w:val=""/>
-      <w:lvlJc w:val="left"/>
-      <w:pPr>
-        <w:ind w:left="2869" w:hanging="360"/>
-      </w:pPr>
-      <w:rPr>
-        <w:rFonts w:ascii="Wingdings" w:hAnsi="Wingdings" w:hint="default"/>
-      </w:rPr>
-    </w:lvl>
-    <w:lvl w:ilvl="3" w:tplc="04190001">
-      <w:start w:val="1"/>
-      <w:numFmt w:val="bullet"/>
-      <w:lvlText w:val=""/>
-      <w:lvlJc w:val="left"/>
-      <w:pPr>
-        <w:ind w:left="3589" w:hanging="360"/>
-      </w:pPr>
-      <w:rPr>
-        <w:rFonts w:ascii="Symbol" w:hAnsi="Symbol" w:hint="default"/>
-      </w:rPr>
-    </w:lvl>
-    <w:lvl w:ilvl="4" w:tplc="04190003">
-      <w:start w:val="1"/>
-      <w:numFmt w:val="bullet"/>
-      <w:lvlText w:val="o"/>
-      <w:lvlJc w:val="left"/>
-      <w:pPr>
-        <w:ind w:left="4309" w:hanging="360"/>
-      </w:pPr>
-      <w:rPr>
-        <w:rFonts w:ascii="Courier New" w:hAnsi="Courier New" w:cs="Courier New" w:hint="default"/>
-      </w:rPr>
-    </w:lvl>
-    <w:lvl w:ilvl="5" w:tplc="04190005">
-      <w:start w:val="1"/>
-      <w:numFmt w:val="bullet"/>
-      <w:lvlText w:val=""/>
-      <w:lvlJc w:val="left"/>
-      <w:pPr>
-        <w:ind w:left="5029" w:hanging="360"/>
-      </w:pPr>
-      <w:rPr>
-        <w:rFonts w:ascii="Wingdings" w:hAnsi="Wingdings" w:hint="default"/>
-      </w:rPr>
-    </w:lvl>
-    <w:lvl w:ilvl="6" w:tplc="04190001">
-      <w:start w:val="1"/>
-      <w:numFmt w:val="bullet"/>
-      <w:lvlText w:val=""/>
-      <w:lvlJc w:val="left"/>
-      <w:pPr>
-        <w:ind w:left="5749" w:hanging="360"/>
-      </w:pPr>
-      <w:rPr>
-        <w:rFonts w:ascii="Symbol" w:hAnsi="Symbol" w:hint="default"/>
-      </w:rPr>
-    </w:lvl>
-    <w:lvl w:ilvl="7" w:tplc="04190003">
-      <w:start w:val="1"/>
-      <w:numFmt w:val="bullet"/>
-      <w:lvlText w:val="o"/>
-      <w:lvlJc w:val="left"/>
-      <w:pPr>
-        <w:ind w:left="6469" w:hanging="360"/>
-      </w:pPr>
-      <w:rPr>
-        <w:rFonts w:ascii="Courier New" w:hAnsi="Courier New" w:cs="Courier New" w:hint="default"/>
-      </w:rPr>
-    </w:lvl>
-    <w:lvl w:ilvl="8" w:tplc="04190005">
-      <w:start w:val="1"/>
-      <w:numFmt w:val="bullet"/>
-      <w:lvlText w:val=""/>
-      <w:lvlJc w:val="left"/>
-      <w:pPr>
-        <w:ind w:left="7189" w:hanging="360"/>
-      </w:pPr>
-      <w:rPr>
-        <w:rFonts w:ascii="Wingdings" w:hAnsi="Wingdings" w:hint="default"/>
-      </w:rPr>
-    </w:lvl>
-  </w:abstractNum>
-  <w:abstractNum w:abstractNumId="10" w15:restartNumberingAfterBreak="0">
-    <w:nsid w:val="0EF04E58"/>
-    <w:multiLevelType w:val="hybridMultilevel"/>
-    <w:tmpl w:val="7960B6EA"/>
-    <w:lvl w:ilvl="0" w:tplc="FFFFFFFF">
-      <w:start w:val="1"/>
-      <w:numFmt w:val="decimal"/>
-      <w:lvlText w:val="%1."/>
-      <w:lvlJc w:val="left"/>
-      <w:pPr>
-        <w:ind w:left="2858" w:hanging="360"/>
-      </w:pPr>
-    </w:lvl>
-    <w:lvl w:ilvl="1" w:tplc="04190019" w:tentative="1">
-      <w:start w:val="1"/>
-      <w:numFmt w:val="lowerLetter"/>
-      <w:lvlText w:val="%2."/>
-      <w:lvlJc w:val="left"/>
-      <w:pPr>
-        <w:ind w:left="2869" w:hanging="360"/>
-      </w:pPr>
-    </w:lvl>
-    <w:lvl w:ilvl="2" w:tplc="0419001B" w:tentative="1">
-      <w:start w:val="1"/>
-      <w:numFmt w:val="lowerRoman"/>
-      <w:lvlText w:val="%3."/>
-      <w:lvlJc w:val="right"/>
-      <w:pPr>
-        <w:ind w:left="3589" w:hanging="180"/>
-      </w:pPr>
-    </w:lvl>
-    <w:lvl w:ilvl="3" w:tplc="0419000F" w:tentative="1">
-      <w:start w:val="1"/>
-      <w:numFmt w:val="decimal"/>
-      <w:lvlText w:val="%4."/>
-      <w:lvlJc w:val="left"/>
-      <w:pPr>
-        <w:ind w:left="4309" w:hanging="360"/>
-      </w:pPr>
-    </w:lvl>
-    <w:lvl w:ilvl="4" w:tplc="04190019" w:tentative="1">
-      <w:start w:val="1"/>
-      <w:numFmt w:val="lowerLetter"/>
-      <w:lvlText w:val="%5."/>
-      <w:lvlJc w:val="left"/>
-      <w:pPr>
-        <w:ind w:left="5029" w:hanging="360"/>
-      </w:pPr>
-    </w:lvl>
-    <w:lvl w:ilvl="5" w:tplc="0419001B" w:tentative="1">
-      <w:start w:val="1"/>
-      <w:numFmt w:val="lowerRoman"/>
-      <w:lvlText w:val="%6."/>
-      <w:lvlJc w:val="right"/>
-      <w:pPr>
-        <w:ind w:left="5749" w:hanging="180"/>
-      </w:pPr>
-    </w:lvl>
-    <w:lvl w:ilvl="6" w:tplc="0419000F" w:tentative="1">
-      <w:start w:val="1"/>
-      <w:numFmt w:val="decimal"/>
-      <w:lvlText w:val="%7."/>
-      <w:lvlJc w:val="left"/>
-      <w:pPr>
-        <w:ind w:left="6469" w:hanging="360"/>
-      </w:pPr>
-    </w:lvl>
-    <w:lvl w:ilvl="7" w:tplc="04190019" w:tentative="1">
-      <w:start w:val="1"/>
-      <w:numFmt w:val="lowerLetter"/>
-      <w:lvlText w:val="%8."/>
-      <w:lvlJc w:val="left"/>
-      <w:pPr>
-        <w:ind w:left="7189" w:hanging="360"/>
-      </w:pPr>
-    </w:lvl>
-    <w:lvl w:ilvl="8" w:tplc="0419001B" w:tentative="1">
-      <w:start w:val="1"/>
-      <w:numFmt w:val="lowerRoman"/>
-      <w:lvlText w:val="%9."/>
-      <w:lvlJc w:val="right"/>
-      <w:pPr>
-        <w:ind w:left="7909" w:hanging="180"/>
-      </w:pPr>
-    </w:lvl>
-  </w:abstractNum>
-  <w:abstractNum w:abstractNumId="11" w15:restartNumberingAfterBreak="0">
-    <w:nsid w:val="0F8B01DB"/>
-    <w:multiLevelType w:val="hybridMultilevel"/>
-    <w:tmpl w:val="B75E210C"/>
-    <w:lvl w:ilvl="0" w:tplc="04190001">
-      <w:start w:val="1"/>
-      <w:numFmt w:val="bullet"/>
-      <w:lvlText w:val=""/>
-      <w:lvlJc w:val="left"/>
-      <w:pPr>
-        <w:ind w:left="1429" w:hanging="360"/>
-      </w:pPr>
-      <w:rPr>
-        <w:rFonts w:ascii="Symbol" w:hAnsi="Symbol" w:hint="default"/>
-      </w:rPr>
-    </w:lvl>
-    <w:lvl w:ilvl="1" w:tplc="04190003">
-      <w:start w:val="1"/>
-      <w:numFmt w:val="bullet"/>
-      <w:lvlText w:val="o"/>
-      <w:lvlJc w:val="left"/>
-      <w:pPr>
-        <w:ind w:left="2149" w:hanging="360"/>
-      </w:pPr>
-      <w:rPr>
-        <w:rFonts w:ascii="Courier New" w:hAnsi="Courier New" w:cs="Courier New" w:hint="default"/>
-      </w:rPr>
-    </w:lvl>
-    <w:lvl w:ilvl="2" w:tplc="04190005" w:tentative="1">
-      <w:start w:val="1"/>
-      <w:numFmt w:val="bullet"/>
-      <w:lvlText w:val=""/>
-      <w:lvlJc w:val="left"/>
-      <w:pPr>
-        <w:ind w:left="2869" w:hanging="360"/>
-      </w:pPr>
-      <w:rPr>
-        <w:rFonts w:ascii="Wingdings" w:hAnsi="Wingdings" w:hint="default"/>
-      </w:rPr>
-    </w:lvl>
-    <w:lvl w:ilvl="3" w:tplc="04190001" w:tentative="1">
-      <w:start w:val="1"/>
-      <w:numFmt w:val="bullet"/>
-      <w:lvlText w:val=""/>
-      <w:lvlJc w:val="left"/>
-      <w:pPr>
-        <w:ind w:left="3589" w:hanging="360"/>
-      </w:pPr>
-      <w:rPr>
-        <w:rFonts w:ascii="Symbol" w:hAnsi="Symbol" w:hint="default"/>
-      </w:rPr>
-    </w:lvl>
-    <w:lvl w:ilvl="4" w:tplc="04190003" w:tentative="1">
-      <w:start w:val="1"/>
-      <w:numFmt w:val="bullet"/>
-      <w:lvlText w:val="o"/>
-      <w:lvlJc w:val="left"/>
-      <w:pPr>
-        <w:ind w:left="4309" w:hanging="360"/>
-      </w:pPr>
-      <w:rPr>
-        <w:rFonts w:ascii="Courier New" w:hAnsi="Courier New" w:cs="Courier New" w:hint="default"/>
-      </w:rPr>
-    </w:lvl>
-    <w:lvl w:ilvl="5" w:tplc="04190005" w:tentative="1">
-      <w:start w:val="1"/>
-      <w:numFmt w:val="bullet"/>
-      <w:lvlText w:val=""/>
-      <w:lvlJc w:val="left"/>
-      <w:pPr>
-        <w:ind w:left="5029" w:hanging="360"/>
-      </w:pPr>
-      <w:rPr>
-        <w:rFonts w:ascii="Wingdings" w:hAnsi="Wingdings" w:hint="default"/>
-      </w:rPr>
-    </w:lvl>
-    <w:lvl w:ilvl="6" w:tplc="04190001" w:tentative="1">
-      <w:start w:val="1"/>
-      <w:numFmt w:val="bullet"/>
-      <w:lvlText w:val=""/>
-      <w:lvlJc w:val="left"/>
-      <w:pPr>
-        <w:ind w:left="5749" w:hanging="360"/>
-      </w:pPr>
-      <w:rPr>
-        <w:rFonts w:ascii="Symbol" w:hAnsi="Symbol" w:hint="default"/>
-      </w:rPr>
-    </w:lvl>
-    <w:lvl w:ilvl="7" w:tplc="04190003" w:tentative="1">
-      <w:start w:val="1"/>
-      <w:numFmt w:val="bullet"/>
-      <w:lvlText w:val="o"/>
-      <w:lvlJc w:val="left"/>
-      <w:pPr>
-        <w:ind w:left="6469" w:hanging="360"/>
-      </w:pPr>
-      <w:rPr>
-        <w:rFonts w:ascii="Courier New" w:hAnsi="Courier New" w:cs="Courier New" w:hint="default"/>
-      </w:rPr>
-    </w:lvl>
-    <w:lvl w:ilvl="8" w:tplc="04190005" w:tentative="1">
-      <w:start w:val="1"/>
-      <w:numFmt w:val="bullet"/>
-      <w:lvlText w:val=""/>
-      <w:lvlJc w:val="left"/>
-      <w:pPr>
-        <w:ind w:left="7189" w:hanging="360"/>
-      </w:pPr>
-      <w:rPr>
-        <w:rFonts w:ascii="Wingdings" w:hAnsi="Wingdings" w:hint="default"/>
-      </w:rPr>
-    </w:lvl>
-  </w:abstractNum>
-  <w:abstractNum w:abstractNumId="12" w15:restartNumberingAfterBreak="0">
-    <w:nsid w:val="0FE44A49"/>
-    <w:multiLevelType w:val="hybridMultilevel"/>
-    <w:tmpl w:val="0C88174E"/>
-    <w:lvl w:ilvl="0" w:tplc="04190001">
-      <w:start w:val="1"/>
-      <w:numFmt w:val="bullet"/>
-      <w:lvlText w:val=""/>
-      <w:lvlJc w:val="left"/>
-      <w:pPr>
-        <w:ind w:left="1429" w:hanging="360"/>
-      </w:pPr>
-      <w:rPr>
-        <w:rFonts w:ascii="Symbol" w:hAnsi="Symbol" w:hint="default"/>
-      </w:rPr>
-    </w:lvl>
-    <w:lvl w:ilvl="1" w:tplc="04190003" w:tentative="1">
-      <w:start w:val="1"/>
-      <w:numFmt w:val="bullet"/>
-      <w:lvlText w:val="o"/>
-      <w:lvlJc w:val="left"/>
-      <w:pPr>
-        <w:ind w:left="2149" w:hanging="360"/>
-      </w:pPr>
-      <w:rPr>
-        <w:rFonts w:ascii="Courier New" w:hAnsi="Courier New" w:cs="Courier New" w:hint="default"/>
-      </w:rPr>
-    </w:lvl>
-    <w:lvl w:ilvl="2" w:tplc="04190005" w:tentative="1">
-      <w:start w:val="1"/>
-      <w:numFmt w:val="bullet"/>
-      <w:lvlText w:val=""/>
-      <w:lvlJc w:val="left"/>
-      <w:pPr>
-        <w:ind w:left="2869" w:hanging="360"/>
-      </w:pPr>
-      <w:rPr>
-        <w:rFonts w:ascii="Wingdings" w:hAnsi="Wingdings" w:hint="default"/>
-      </w:rPr>
-    </w:lvl>
-    <w:lvl w:ilvl="3" w:tplc="04190001" w:tentative="1">
-      <w:start w:val="1"/>
-      <w:numFmt w:val="bullet"/>
-      <w:lvlText w:val=""/>
-      <w:lvlJc w:val="left"/>
-      <w:pPr>
-        <w:ind w:left="3589" w:hanging="360"/>
-      </w:pPr>
-      <w:rPr>
-        <w:rFonts w:ascii="Symbol" w:hAnsi="Symbol" w:hint="default"/>
-      </w:rPr>
-    </w:lvl>
-    <w:lvl w:ilvl="4" w:tplc="04190003" w:tentative="1">
-      <w:start w:val="1"/>
-      <w:numFmt w:val="bullet"/>
-      <w:lvlText w:val="o"/>
-      <w:lvlJc w:val="left"/>
-      <w:pPr>
-        <w:ind w:left="4309" w:hanging="360"/>
-      </w:pPr>
-      <w:rPr>
-        <w:rFonts w:ascii="Courier New" w:hAnsi="Courier New" w:cs="Courier New" w:hint="default"/>
-      </w:rPr>
-    </w:lvl>
-    <w:lvl w:ilvl="5" w:tplc="04190005" w:tentative="1">
-      <w:start w:val="1"/>
-      <w:numFmt w:val="bullet"/>
-      <w:lvlText w:val=""/>
-      <w:lvlJc w:val="left"/>
-      <w:pPr>
-        <w:ind w:left="5029" w:hanging="360"/>
-      </w:pPr>
-      <w:rPr>
-        <w:rFonts w:ascii="Wingdings" w:hAnsi="Wingdings" w:hint="default"/>
-      </w:rPr>
-    </w:lvl>
-    <w:lvl w:ilvl="6" w:tplc="04190001" w:tentative="1">
-      <w:start w:val="1"/>
-      <w:numFmt w:val="bullet"/>
-      <w:lvlText w:val=""/>
-      <w:lvlJc w:val="left"/>
-      <w:pPr>
-        <w:ind w:left="5749" w:hanging="360"/>
-      </w:pPr>
-      <w:rPr>
-        <w:rFonts w:ascii="Symbol" w:hAnsi="Symbol" w:hint="default"/>
-      </w:rPr>
-    </w:lvl>
-    <w:lvl w:ilvl="7" w:tplc="04190003" w:tentative="1">
-      <w:start w:val="1"/>
-      <w:numFmt w:val="bullet"/>
-      <w:lvlText w:val="o"/>
-      <w:lvlJc w:val="left"/>
-      <w:pPr>
-        <w:ind w:left="6469" w:hanging="360"/>
-      </w:pPr>
-      <w:rPr>
-        <w:rFonts w:ascii="Courier New" w:hAnsi="Courier New" w:cs="Courier New" w:hint="default"/>
-      </w:rPr>
-    </w:lvl>
-    <w:lvl w:ilvl="8" w:tplc="04190005" w:tentative="1">
-      <w:start w:val="1"/>
-      <w:numFmt w:val="bullet"/>
-      <w:lvlText w:val=""/>
-      <w:lvlJc w:val="left"/>
-      <w:pPr>
-        <w:ind w:left="7189" w:hanging="360"/>
-      </w:pPr>
-      <w:rPr>
-        <w:rFonts w:ascii="Wingdings" w:hAnsi="Wingdings" w:hint="default"/>
-      </w:rPr>
-    </w:lvl>
-  </w:abstractNum>
-  <w:abstractNum w:abstractNumId="13" w15:restartNumberingAfterBreak="0">
-    <w:nsid w:val="113135D2"/>
-    <w:multiLevelType w:val="hybridMultilevel"/>
-    <w:tmpl w:val="08B673F0"/>
-    <w:lvl w:ilvl="0" w:tplc="FFFFFFFF">
-      <w:start w:val="1"/>
-      <w:numFmt w:val="decimal"/>
-      <w:lvlText w:val="%1."/>
-      <w:lvlJc w:val="left"/>
-      <w:pPr>
-        <w:ind w:left="1429" w:hanging="360"/>
-      </w:pPr>
-    </w:lvl>
-    <w:lvl w:ilvl="1" w:tplc="04190019" w:tentative="1">
-      <w:start w:val="1"/>
-      <w:numFmt w:val="lowerLetter"/>
-      <w:lvlText w:val="%2."/>
-      <w:lvlJc w:val="left"/>
-      <w:pPr>
-        <w:ind w:left="1440" w:hanging="360"/>
-      </w:pPr>
-    </w:lvl>
-    <w:lvl w:ilvl="2" w:tplc="0419001B" w:tentative="1">
-      <w:start w:val="1"/>
-      <w:numFmt w:val="lowerRoman"/>
-      <w:lvlText w:val="%3."/>
-      <w:lvlJc w:val="right"/>
-      <w:pPr>
-        <w:ind w:left="2160" w:hanging="180"/>
-      </w:pPr>
-    </w:lvl>
-    <w:lvl w:ilvl="3" w:tplc="0419000F" w:tentative="1">
-      <w:start w:val="1"/>
-      <w:numFmt w:val="decimal"/>
-      <w:lvlText w:val="%4."/>
-      <w:lvlJc w:val="left"/>
-      <w:pPr>
-        <w:ind w:left="2880" w:hanging="360"/>
-      </w:pPr>
-    </w:lvl>
-    <w:lvl w:ilvl="4" w:tplc="04190019" w:tentative="1">
-      <w:start w:val="1"/>
-      <w:numFmt w:val="lowerLetter"/>
-      <w:lvlText w:val="%5."/>
-      <w:lvlJc w:val="left"/>
-      <w:pPr>
-        <w:ind w:left="3600" w:hanging="360"/>
-      </w:pPr>
-    </w:lvl>
-    <w:lvl w:ilvl="5" w:tplc="0419001B" w:tentative="1">
-      <w:start w:val="1"/>
-      <w:numFmt w:val="lowerRoman"/>
-      <w:lvlText w:val="%6."/>
-      <w:lvlJc w:val="right"/>
-      <w:pPr>
-        <w:ind w:left="4320" w:hanging="180"/>
-      </w:pPr>
-    </w:lvl>
-    <w:lvl w:ilvl="6" w:tplc="0419000F" w:tentative="1">
-      <w:start w:val="1"/>
-      <w:numFmt w:val="decimal"/>
-      <w:lvlText w:val="%7."/>
-      <w:lvlJc w:val="left"/>
-      <w:pPr>
-        <w:ind w:left="5040" w:hanging="360"/>
-      </w:pPr>
-    </w:lvl>
-    <w:lvl w:ilvl="7" w:tplc="04190019" w:tentative="1">
-      <w:start w:val="1"/>
-      <w:numFmt w:val="lowerLetter"/>
-      <w:lvlText w:val="%8."/>
-      <w:lvlJc w:val="left"/>
-      <w:pPr>
-        <w:ind w:left="5760" w:hanging="360"/>
-      </w:pPr>
-    </w:lvl>
-    <w:lvl w:ilvl="8" w:tplc="0419001B" w:tentative="1">
-      <w:start w:val="1"/>
-      <w:numFmt w:val="lowerRoman"/>
-      <w:lvlText w:val="%9."/>
-      <w:lvlJc w:val="right"/>
-      <w:pPr>
-        <w:ind w:left="6480" w:hanging="180"/>
-      </w:pPr>
-    </w:lvl>
-  </w:abstractNum>
-  <w:abstractNum w:abstractNumId="14" w15:restartNumberingAfterBreak="0">
-    <w:nsid w:val="117B5A0D"/>
-    <w:multiLevelType w:val="hybridMultilevel"/>
-    <w:tmpl w:val="D23E3FEA"/>
-    <w:lvl w:ilvl="0" w:tplc="04190001">
-      <w:start w:val="1"/>
-      <w:numFmt w:val="bullet"/>
-      <w:lvlText w:val=""/>
-      <w:lvlJc w:val="left"/>
-      <w:pPr>
-        <w:ind w:left="1429" w:hanging="360"/>
-      </w:pPr>
-      <w:rPr>
-        <w:rFonts w:ascii="Symbol" w:hAnsi="Symbol" w:hint="default"/>
-      </w:rPr>
-    </w:lvl>
-    <w:lvl w:ilvl="1" w:tplc="04190003" w:tentative="1">
-      <w:start w:val="1"/>
-      <w:numFmt w:val="bullet"/>
-      <w:lvlText w:val="o"/>
-      <w:lvlJc w:val="left"/>
-      <w:pPr>
-        <w:ind w:left="2149" w:hanging="360"/>
-      </w:pPr>
-      <w:rPr>
-        <w:rFonts w:ascii="Courier New" w:hAnsi="Courier New" w:cs="Courier New" w:hint="default"/>
-      </w:rPr>
-    </w:lvl>
-    <w:lvl w:ilvl="2" w:tplc="04190005" w:tentative="1">
-      <w:start w:val="1"/>
-      <w:numFmt w:val="bullet"/>
-      <w:lvlText w:val=""/>
-      <w:lvlJc w:val="left"/>
-      <w:pPr>
-        <w:ind w:left="2869" w:hanging="360"/>
-      </w:pPr>
-      <w:rPr>
-        <w:rFonts w:ascii="Wingdings" w:hAnsi="Wingdings" w:hint="default"/>
-      </w:rPr>
-    </w:lvl>
-    <w:lvl w:ilvl="3" w:tplc="04190001" w:tentative="1">
-      <w:start w:val="1"/>
-      <w:numFmt w:val="bullet"/>
-      <w:lvlText w:val=""/>
-      <w:lvlJc w:val="left"/>
-      <w:pPr>
-        <w:ind w:left="3589" w:hanging="360"/>
-      </w:pPr>
-      <w:rPr>
-        <w:rFonts w:ascii="Symbol" w:hAnsi="Symbol" w:hint="default"/>
-      </w:rPr>
-    </w:lvl>
-    <w:lvl w:ilvl="4" w:tplc="04190003" w:tentative="1">
-      <w:start w:val="1"/>
-      <w:numFmt w:val="bullet"/>
-      <w:lvlText w:val="o"/>
-      <w:lvlJc w:val="left"/>
-      <w:pPr>
-        <w:ind w:left="4309" w:hanging="360"/>
-      </w:pPr>
-      <w:rPr>
-        <w:rFonts w:ascii="Courier New" w:hAnsi="Courier New" w:cs="Courier New" w:hint="default"/>
-      </w:rPr>
-    </w:lvl>
-    <w:lvl w:ilvl="5" w:tplc="04190005" w:tentative="1">
-      <w:start w:val="1"/>
-      <w:numFmt w:val="bullet"/>
-      <w:lvlText w:val=""/>
-      <w:lvlJc w:val="left"/>
-      <w:pPr>
-        <w:ind w:left="5029" w:hanging="360"/>
-      </w:pPr>
-      <w:rPr>
-        <w:rFonts w:ascii="Wingdings" w:hAnsi="Wingdings" w:hint="default"/>
-      </w:rPr>
-    </w:lvl>
-    <w:lvl w:ilvl="6" w:tplc="04190001" w:tentative="1">
-      <w:start w:val="1"/>
-      <w:numFmt w:val="bullet"/>
-      <w:lvlText w:val=""/>
-      <w:lvlJc w:val="left"/>
-      <w:pPr>
-        <w:ind w:left="5749" w:hanging="360"/>
-      </w:pPr>
-      <w:rPr>
-        <w:rFonts w:ascii="Symbol" w:hAnsi="Symbol" w:hint="default"/>
-      </w:rPr>
-    </w:lvl>
-    <w:lvl w:ilvl="7" w:tplc="04190003" w:tentative="1">
-      <w:start w:val="1"/>
-      <w:numFmt w:val="bullet"/>
-      <w:lvlText w:val="o"/>
-      <w:lvlJc w:val="left"/>
-      <w:pPr>
-        <w:ind w:left="6469" w:hanging="360"/>
-      </w:pPr>
-      <w:rPr>
-        <w:rFonts w:ascii="Courier New" w:hAnsi="Courier New" w:cs="Courier New" w:hint="default"/>
-      </w:rPr>
-    </w:lvl>
-    <w:lvl w:ilvl="8" w:tplc="04190005" w:tentative="1">
-      <w:start w:val="1"/>
-      <w:numFmt w:val="bullet"/>
-      <w:lvlText w:val=""/>
-      <w:lvlJc w:val="left"/>
-      <w:pPr>
-        <w:ind w:left="7189" w:hanging="360"/>
-      </w:pPr>
-      <w:rPr>
-        <w:rFonts w:ascii="Wingdings" w:hAnsi="Wingdings" w:hint="default"/>
-      </w:rPr>
-    </w:lvl>
-  </w:abstractNum>
-  <w:abstractNum w:abstractNumId="15" w15:restartNumberingAfterBreak="0">
-    <w:nsid w:val="12F57DB6"/>
-    <w:multiLevelType w:val="hybridMultilevel"/>
-    <w:tmpl w:val="2C40212C"/>
-    <w:lvl w:ilvl="0" w:tplc="04190001">
-      <w:start w:val="1"/>
-      <w:numFmt w:val="bullet"/>
-      <w:lvlText w:val=""/>
-      <w:lvlJc w:val="left"/>
-      <w:pPr>
-        <w:ind w:left="1429" w:hanging="360"/>
-      </w:pPr>
-      <w:rPr>
-        <w:rFonts w:ascii="Symbol" w:hAnsi="Symbol" w:hint="default"/>
-      </w:rPr>
-    </w:lvl>
-    <w:lvl w:ilvl="1" w:tplc="04190003" w:tentative="1">
-      <w:start w:val="1"/>
-      <w:numFmt w:val="bullet"/>
-      <w:lvlText w:val="o"/>
-      <w:lvlJc w:val="left"/>
-      <w:pPr>
-        <w:ind w:left="2149" w:hanging="360"/>
-      </w:pPr>
-      <w:rPr>
-        <w:rFonts w:ascii="Courier New" w:hAnsi="Courier New" w:cs="Courier New" w:hint="default"/>
-      </w:rPr>
-    </w:lvl>
-    <w:lvl w:ilvl="2" w:tplc="04190005" w:tentative="1">
-      <w:start w:val="1"/>
-      <w:numFmt w:val="bullet"/>
-      <w:lvlText w:val=""/>
-      <w:lvlJc w:val="left"/>
-      <w:pPr>
-        <w:ind w:left="2869" w:hanging="360"/>
-      </w:pPr>
-      <w:rPr>
-        <w:rFonts w:ascii="Wingdings" w:hAnsi="Wingdings" w:hint="default"/>
-      </w:rPr>
-    </w:lvl>
-    <w:lvl w:ilvl="3" w:tplc="04190001" w:tentative="1">
-      <w:start w:val="1"/>
-      <w:numFmt w:val="bullet"/>
-      <w:lvlText w:val=""/>
-      <w:lvlJc w:val="left"/>
-      <w:pPr>
-        <w:ind w:left="3589" w:hanging="360"/>
-      </w:pPr>
-      <w:rPr>
-        <w:rFonts w:ascii="Symbol" w:hAnsi="Symbol" w:hint="default"/>
-      </w:rPr>
-    </w:lvl>
-    <w:lvl w:ilvl="4" w:tplc="04190003" w:tentative="1">
-      <w:start w:val="1"/>
-      <w:numFmt w:val="bullet"/>
-      <w:lvlText w:val="o"/>
-      <w:lvlJc w:val="left"/>
-      <w:pPr>
-        <w:ind w:left="4309" w:hanging="360"/>
-      </w:pPr>
-      <w:rPr>
-        <w:rFonts w:ascii="Courier New" w:hAnsi="Courier New" w:cs="Courier New" w:hint="default"/>
-      </w:rPr>
-    </w:lvl>
-    <w:lvl w:ilvl="5" w:tplc="04190005" w:tentative="1">
-      <w:start w:val="1"/>
-      <w:numFmt w:val="bullet"/>
-      <w:lvlText w:val=""/>
-      <w:lvlJc w:val="left"/>
-      <w:pPr>
-        <w:ind w:left="5029" w:hanging="360"/>
-      </w:pPr>
-      <w:rPr>
-        <w:rFonts w:ascii="Wingdings" w:hAnsi="Wingdings" w:hint="default"/>
-      </w:rPr>
-    </w:lvl>
-    <w:lvl w:ilvl="6" w:tplc="04190001" w:tentative="1">
-      <w:start w:val="1"/>
-      <w:numFmt w:val="bullet"/>
-      <w:lvlText w:val=""/>
-      <w:lvlJc w:val="left"/>
-      <w:pPr>
-        <w:ind w:left="5749" w:hanging="360"/>
-      </w:pPr>
-      <w:rPr>
-        <w:rFonts w:ascii="Symbol" w:hAnsi="Symbol" w:hint="default"/>
-      </w:rPr>
-    </w:lvl>
-    <w:lvl w:ilvl="7" w:tplc="04190003" w:tentative="1">
-      <w:start w:val="1"/>
-      <w:numFmt w:val="bullet"/>
-      <w:lvlText w:val="o"/>
-      <w:lvlJc w:val="left"/>
-      <w:pPr>
-        <w:ind w:left="6469" w:hanging="360"/>
-      </w:pPr>
-      <w:rPr>
-        <w:rFonts w:ascii="Courier New" w:hAnsi="Courier New" w:cs="Courier New" w:hint="default"/>
-      </w:rPr>
-    </w:lvl>
-    <w:lvl w:ilvl="8" w:tplc="04190005" w:tentative="1">
-      <w:start w:val="1"/>
-      <w:numFmt w:val="bullet"/>
-      <w:lvlText w:val=""/>
-      <w:lvlJc w:val="left"/>
-      <w:pPr>
-        <w:ind w:left="7189" w:hanging="360"/>
-      </w:pPr>
-      <w:rPr>
-        <w:rFonts w:ascii="Wingdings" w:hAnsi="Wingdings" w:hint="default"/>
-      </w:rPr>
-    </w:lvl>
-  </w:abstractNum>
-  <w:abstractNum w:abstractNumId="16" w15:restartNumberingAfterBreak="0">
-    <w:nsid w:val="1583790C"/>
-    <w:multiLevelType w:val="hybridMultilevel"/>
-    <w:tmpl w:val="2318CA04"/>
-    <w:lvl w:ilvl="0" w:tplc="04190001">
-      <w:start w:val="1"/>
-      <w:numFmt w:val="bullet"/>
-      <w:lvlText w:val=""/>
-      <w:lvlJc w:val="left"/>
-      <w:pPr>
-        <w:ind w:left="1429" w:hanging="360"/>
-      </w:pPr>
-      <w:rPr>
-        <w:rFonts w:ascii="Symbol" w:hAnsi="Symbol" w:hint="default"/>
-      </w:rPr>
-    </w:lvl>
-    <w:lvl w:ilvl="1" w:tplc="04190003" w:tentative="1">
-      <w:start w:val="1"/>
-      <w:numFmt w:val="bullet"/>
-      <w:lvlText w:val="o"/>
-      <w:lvlJc w:val="left"/>
-      <w:pPr>
-        <w:ind w:left="2149" w:hanging="360"/>
-      </w:pPr>
-      <w:rPr>
-        <w:rFonts w:ascii="Courier New" w:hAnsi="Courier New" w:cs="Courier New" w:hint="default"/>
-      </w:rPr>
-    </w:lvl>
-    <w:lvl w:ilvl="2" w:tplc="04190005" w:tentative="1">
-      <w:start w:val="1"/>
-      <w:numFmt w:val="bullet"/>
-      <w:lvlText w:val=""/>
-      <w:lvlJc w:val="left"/>
-      <w:pPr>
-        <w:ind w:left="2869" w:hanging="360"/>
-      </w:pPr>
-      <w:rPr>
-        <w:rFonts w:ascii="Wingdings" w:hAnsi="Wingdings" w:hint="default"/>
-      </w:rPr>
-    </w:lvl>
-    <w:lvl w:ilvl="3" w:tplc="04190001" w:tentative="1">
-      <w:start w:val="1"/>
-      <w:numFmt w:val="bullet"/>
-      <w:lvlText w:val=""/>
-      <w:lvlJc w:val="left"/>
-      <w:pPr>
-        <w:ind w:left="3589" w:hanging="360"/>
-      </w:pPr>
-      <w:rPr>
-        <w:rFonts w:ascii="Symbol" w:hAnsi="Symbol" w:hint="default"/>
-      </w:rPr>
-    </w:lvl>
-    <w:lvl w:ilvl="4" w:tplc="04190003" w:tentative="1">
-      <w:start w:val="1"/>
-      <w:numFmt w:val="bullet"/>
-      <w:lvlText w:val="o"/>
-      <w:lvlJc w:val="left"/>
-      <w:pPr>
-        <w:ind w:left="4309" w:hanging="360"/>
-      </w:pPr>
-      <w:rPr>
-        <w:rFonts w:ascii="Courier New" w:hAnsi="Courier New" w:cs="Courier New" w:hint="default"/>
-      </w:rPr>
-    </w:lvl>
-    <w:lvl w:ilvl="5" w:tplc="04190005" w:tentative="1">
-      <w:start w:val="1"/>
-      <w:numFmt w:val="bullet"/>
-      <w:lvlText w:val=""/>
-      <w:lvlJc w:val="left"/>
-      <w:pPr>
-        <w:ind w:left="5029" w:hanging="360"/>
-      </w:pPr>
-      <w:rPr>
-        <w:rFonts w:ascii="Wingdings" w:hAnsi="Wingdings" w:hint="default"/>
-      </w:rPr>
-    </w:lvl>
-    <w:lvl w:ilvl="6" w:tplc="04190001" w:tentative="1">
-      <w:start w:val="1"/>
-      <w:numFmt w:val="bullet"/>
-      <w:lvlText w:val=""/>
-      <w:lvlJc w:val="left"/>
-      <w:pPr>
-        <w:ind w:left="5749" w:hanging="360"/>
-      </w:pPr>
-      <w:rPr>
-        <w:rFonts w:ascii="Symbol" w:hAnsi="Symbol" w:hint="default"/>
-      </w:rPr>
-    </w:lvl>
-    <w:lvl w:ilvl="7" w:tplc="04190003" w:tentative="1">
-      <w:start w:val="1"/>
-      <w:numFmt w:val="bullet"/>
-      <w:lvlText w:val="o"/>
-      <w:lvlJc w:val="left"/>
-      <w:pPr>
-        <w:ind w:left="6469" w:hanging="360"/>
-      </w:pPr>
-      <w:rPr>
-        <w:rFonts w:ascii="Courier New" w:hAnsi="Courier New" w:cs="Courier New" w:hint="default"/>
-      </w:rPr>
-    </w:lvl>
-    <w:lvl w:ilvl="8" w:tplc="04190005" w:tentative="1">
-      <w:start w:val="1"/>
-      <w:numFmt w:val="bullet"/>
-      <w:lvlText w:val=""/>
-      <w:lvlJc w:val="left"/>
-      <w:pPr>
-        <w:ind w:left="7189" w:hanging="360"/>
-      </w:pPr>
-      <w:rPr>
-        <w:rFonts w:ascii="Wingdings" w:hAnsi="Wingdings" w:hint="default"/>
-      </w:rPr>
-    </w:lvl>
-  </w:abstractNum>
-  <w:abstractNum w:abstractNumId="17" w15:restartNumberingAfterBreak="0">
+  <w:abstractNum w:abstractNumId="7">
     <w:nsid w:val="17097482"/>
     <w:multiLevelType w:val="hybridMultilevel"/>
     <w:tmpl w:val="C8A27AF4"/>
@@ -17147,869 +14925,7 @@
       </w:pPr>
     </w:lvl>
   </w:abstractNum>
-  <w:abstractNum w:abstractNumId="18" w15:restartNumberingAfterBreak="0">
-    <w:nsid w:val="19E23A5D"/>
-    <w:multiLevelType w:val="hybridMultilevel"/>
-    <w:tmpl w:val="9F26DC00"/>
-    <w:lvl w:ilvl="0" w:tplc="04190001">
-      <w:start w:val="1"/>
-      <w:numFmt w:val="bullet"/>
-      <w:lvlText w:val=""/>
-      <w:lvlJc w:val="left"/>
-      <w:pPr>
-        <w:ind w:left="1429" w:hanging="360"/>
-      </w:pPr>
-      <w:rPr>
-        <w:rFonts w:ascii="Symbol" w:hAnsi="Symbol" w:hint="default"/>
-      </w:rPr>
-    </w:lvl>
-    <w:lvl w:ilvl="1" w:tplc="04190003" w:tentative="1">
-      <w:start w:val="1"/>
-      <w:numFmt w:val="bullet"/>
-      <w:lvlText w:val="o"/>
-      <w:lvlJc w:val="left"/>
-      <w:pPr>
-        <w:ind w:left="2149" w:hanging="360"/>
-      </w:pPr>
-      <w:rPr>
-        <w:rFonts w:ascii="Courier New" w:hAnsi="Courier New" w:cs="Courier New" w:hint="default"/>
-      </w:rPr>
-    </w:lvl>
-    <w:lvl w:ilvl="2" w:tplc="04190005" w:tentative="1">
-      <w:start w:val="1"/>
-      <w:numFmt w:val="bullet"/>
-      <w:lvlText w:val=""/>
-      <w:lvlJc w:val="left"/>
-      <w:pPr>
-        <w:ind w:left="2869" w:hanging="360"/>
-      </w:pPr>
-      <w:rPr>
-        <w:rFonts w:ascii="Wingdings" w:hAnsi="Wingdings" w:hint="default"/>
-      </w:rPr>
-    </w:lvl>
-    <w:lvl w:ilvl="3" w:tplc="04190001" w:tentative="1">
-      <w:start w:val="1"/>
-      <w:numFmt w:val="bullet"/>
-      <w:lvlText w:val=""/>
-      <w:lvlJc w:val="left"/>
-      <w:pPr>
-        <w:ind w:left="3589" w:hanging="360"/>
-      </w:pPr>
-      <w:rPr>
-        <w:rFonts w:ascii="Symbol" w:hAnsi="Symbol" w:hint="default"/>
-      </w:rPr>
-    </w:lvl>
-    <w:lvl w:ilvl="4" w:tplc="04190003" w:tentative="1">
-      <w:start w:val="1"/>
-      <w:numFmt w:val="bullet"/>
-      <w:lvlText w:val="o"/>
-      <w:lvlJc w:val="left"/>
-      <w:pPr>
-        <w:ind w:left="4309" w:hanging="360"/>
-      </w:pPr>
-      <w:rPr>
-        <w:rFonts w:ascii="Courier New" w:hAnsi="Courier New" w:cs="Courier New" w:hint="default"/>
-      </w:rPr>
-    </w:lvl>
-    <w:lvl w:ilvl="5" w:tplc="04190005" w:tentative="1">
-      <w:start w:val="1"/>
-      <w:numFmt w:val="bullet"/>
-      <w:lvlText w:val=""/>
-      <w:lvlJc w:val="left"/>
-      <w:pPr>
-        <w:ind w:left="5029" w:hanging="360"/>
-      </w:pPr>
-      <w:rPr>
-        <w:rFonts w:ascii="Wingdings" w:hAnsi="Wingdings" w:hint="default"/>
-      </w:rPr>
-    </w:lvl>
-    <w:lvl w:ilvl="6" w:tplc="04190001" w:tentative="1">
-      <w:start w:val="1"/>
-      <w:numFmt w:val="bullet"/>
-      <w:lvlText w:val=""/>
-      <w:lvlJc w:val="left"/>
-      <w:pPr>
-        <w:ind w:left="5749" w:hanging="360"/>
-      </w:pPr>
-      <w:rPr>
-        <w:rFonts w:ascii="Symbol" w:hAnsi="Symbol" w:hint="default"/>
-      </w:rPr>
-    </w:lvl>
-    <w:lvl w:ilvl="7" w:tplc="04190003" w:tentative="1">
-      <w:start w:val="1"/>
-      <w:numFmt w:val="bullet"/>
-      <w:lvlText w:val="o"/>
-      <w:lvlJc w:val="left"/>
-      <w:pPr>
-        <w:ind w:left="6469" w:hanging="360"/>
-      </w:pPr>
-      <w:rPr>
-        <w:rFonts w:ascii="Courier New" w:hAnsi="Courier New" w:cs="Courier New" w:hint="default"/>
-      </w:rPr>
-    </w:lvl>
-    <w:lvl w:ilvl="8" w:tplc="04190005" w:tentative="1">
-      <w:start w:val="1"/>
-      <w:numFmt w:val="bullet"/>
-      <w:lvlText w:val=""/>
-      <w:lvlJc w:val="left"/>
-      <w:pPr>
-        <w:ind w:left="7189" w:hanging="360"/>
-      </w:pPr>
-      <w:rPr>
-        <w:rFonts w:ascii="Wingdings" w:hAnsi="Wingdings" w:hint="default"/>
-      </w:rPr>
-    </w:lvl>
-  </w:abstractNum>
-  <w:abstractNum w:abstractNumId="19" w15:restartNumberingAfterBreak="0">
-    <w:nsid w:val="1D74339F"/>
-    <w:multiLevelType w:val="hybridMultilevel"/>
-    <w:tmpl w:val="53569CBA"/>
-    <w:lvl w:ilvl="0" w:tplc="04190001">
-      <w:start w:val="1"/>
-      <w:numFmt w:val="bullet"/>
-      <w:lvlText w:val=""/>
-      <w:lvlJc w:val="left"/>
-      <w:pPr>
-        <w:ind w:left="1429" w:hanging="360"/>
-      </w:pPr>
-      <w:rPr>
-        <w:rFonts w:ascii="Symbol" w:hAnsi="Symbol" w:hint="default"/>
-      </w:rPr>
-    </w:lvl>
-    <w:lvl w:ilvl="1" w:tplc="04190003" w:tentative="1">
-      <w:start w:val="1"/>
-      <w:numFmt w:val="bullet"/>
-      <w:lvlText w:val="o"/>
-      <w:lvlJc w:val="left"/>
-      <w:pPr>
-        <w:ind w:left="2149" w:hanging="360"/>
-      </w:pPr>
-      <w:rPr>
-        <w:rFonts w:ascii="Courier New" w:hAnsi="Courier New" w:cs="Courier New" w:hint="default"/>
-      </w:rPr>
-    </w:lvl>
-    <w:lvl w:ilvl="2" w:tplc="04190005" w:tentative="1">
-      <w:start w:val="1"/>
-      <w:numFmt w:val="bullet"/>
-      <w:lvlText w:val=""/>
-      <w:lvlJc w:val="left"/>
-      <w:pPr>
-        <w:ind w:left="2869" w:hanging="360"/>
-      </w:pPr>
-      <w:rPr>
-        <w:rFonts w:ascii="Wingdings" w:hAnsi="Wingdings" w:hint="default"/>
-      </w:rPr>
-    </w:lvl>
-    <w:lvl w:ilvl="3" w:tplc="04190001" w:tentative="1">
-      <w:start w:val="1"/>
-      <w:numFmt w:val="bullet"/>
-      <w:lvlText w:val=""/>
-      <w:lvlJc w:val="left"/>
-      <w:pPr>
-        <w:ind w:left="3589" w:hanging="360"/>
-      </w:pPr>
-      <w:rPr>
-        <w:rFonts w:ascii="Symbol" w:hAnsi="Symbol" w:hint="default"/>
-      </w:rPr>
-    </w:lvl>
-    <w:lvl w:ilvl="4" w:tplc="04190003" w:tentative="1">
-      <w:start w:val="1"/>
-      <w:numFmt w:val="bullet"/>
-      <w:lvlText w:val="o"/>
-      <w:lvlJc w:val="left"/>
-      <w:pPr>
-        <w:ind w:left="4309" w:hanging="360"/>
-      </w:pPr>
-      <w:rPr>
-        <w:rFonts w:ascii="Courier New" w:hAnsi="Courier New" w:cs="Courier New" w:hint="default"/>
-      </w:rPr>
-    </w:lvl>
-    <w:lvl w:ilvl="5" w:tplc="04190005" w:tentative="1">
-      <w:start w:val="1"/>
-      <w:numFmt w:val="bullet"/>
-      <w:lvlText w:val=""/>
-      <w:lvlJc w:val="left"/>
-      <w:pPr>
-        <w:ind w:left="5029" w:hanging="360"/>
-      </w:pPr>
-      <w:rPr>
-        <w:rFonts w:ascii="Wingdings" w:hAnsi="Wingdings" w:hint="default"/>
-      </w:rPr>
-    </w:lvl>
-    <w:lvl w:ilvl="6" w:tplc="04190001" w:tentative="1">
-      <w:start w:val="1"/>
-      <w:numFmt w:val="bullet"/>
-      <w:lvlText w:val=""/>
-      <w:lvlJc w:val="left"/>
-      <w:pPr>
-        <w:ind w:left="5749" w:hanging="360"/>
-      </w:pPr>
-      <w:rPr>
-        <w:rFonts w:ascii="Symbol" w:hAnsi="Symbol" w:hint="default"/>
-      </w:rPr>
-    </w:lvl>
-    <w:lvl w:ilvl="7" w:tplc="04190003" w:tentative="1">
-      <w:start w:val="1"/>
-      <w:numFmt w:val="bullet"/>
-      <w:lvlText w:val="o"/>
-      <w:lvlJc w:val="left"/>
-      <w:pPr>
-        <w:ind w:left="6469" w:hanging="360"/>
-      </w:pPr>
-      <w:rPr>
-        <w:rFonts w:ascii="Courier New" w:hAnsi="Courier New" w:cs="Courier New" w:hint="default"/>
-      </w:rPr>
-    </w:lvl>
-    <w:lvl w:ilvl="8" w:tplc="04190005" w:tentative="1">
-      <w:start w:val="1"/>
-      <w:numFmt w:val="bullet"/>
-      <w:lvlText w:val=""/>
-      <w:lvlJc w:val="left"/>
-      <w:pPr>
-        <w:ind w:left="7189" w:hanging="360"/>
-      </w:pPr>
-      <w:rPr>
-        <w:rFonts w:ascii="Wingdings" w:hAnsi="Wingdings" w:hint="default"/>
-      </w:rPr>
-    </w:lvl>
-  </w:abstractNum>
-  <w:abstractNum w:abstractNumId="20" w15:restartNumberingAfterBreak="0">
-    <w:nsid w:val="1EF423B0"/>
-    <w:multiLevelType w:val="multilevel"/>
-    <w:tmpl w:val="82B0140C"/>
-    <w:lvl w:ilvl="0">
-      <w:start w:val="1"/>
-      <w:numFmt w:val="bullet"/>
-      <w:lvlText w:val=""/>
-      <w:lvlJc w:val="left"/>
-      <w:pPr>
-        <w:tabs>
-          <w:tab w:val="num" w:pos="720"/>
-        </w:tabs>
-        <w:ind w:left="720" w:hanging="360"/>
-      </w:pPr>
-      <w:rPr>
-        <w:rFonts w:ascii="Symbol" w:hAnsi="Symbol" w:hint="default"/>
-        <w:sz w:val="20"/>
-      </w:rPr>
-    </w:lvl>
-    <w:lvl w:ilvl="1" w:tentative="1">
-      <w:start w:val="1"/>
-      <w:numFmt w:val="bullet"/>
-      <w:lvlText w:val="o"/>
-      <w:lvlJc w:val="left"/>
-      <w:pPr>
-        <w:tabs>
-          <w:tab w:val="num" w:pos="1440"/>
-        </w:tabs>
-        <w:ind w:left="1440" w:hanging="360"/>
-      </w:pPr>
-      <w:rPr>
-        <w:rFonts w:ascii="Courier New" w:hAnsi="Courier New" w:hint="default"/>
-        <w:sz w:val="20"/>
-      </w:rPr>
-    </w:lvl>
-    <w:lvl w:ilvl="2" w:tentative="1">
-      <w:start w:val="1"/>
-      <w:numFmt w:val="bullet"/>
-      <w:lvlText w:val=""/>
-      <w:lvlJc w:val="left"/>
-      <w:pPr>
-        <w:tabs>
-          <w:tab w:val="num" w:pos="2160"/>
-        </w:tabs>
-        <w:ind w:left="2160" w:hanging="360"/>
-      </w:pPr>
-      <w:rPr>
-        <w:rFonts w:ascii="Wingdings" w:hAnsi="Wingdings" w:hint="default"/>
-        <w:sz w:val="20"/>
-      </w:rPr>
-    </w:lvl>
-    <w:lvl w:ilvl="3" w:tentative="1">
-      <w:start w:val="1"/>
-      <w:numFmt w:val="bullet"/>
-      <w:lvlText w:val=""/>
-      <w:lvlJc w:val="left"/>
-      <w:pPr>
-        <w:tabs>
-          <w:tab w:val="num" w:pos="2880"/>
-        </w:tabs>
-        <w:ind w:left="2880" w:hanging="360"/>
-      </w:pPr>
-      <w:rPr>
-        <w:rFonts w:ascii="Wingdings" w:hAnsi="Wingdings" w:hint="default"/>
-        <w:sz w:val="20"/>
-      </w:rPr>
-    </w:lvl>
-    <w:lvl w:ilvl="4" w:tentative="1">
-      <w:start w:val="1"/>
-      <w:numFmt w:val="bullet"/>
-      <w:lvlText w:val=""/>
-      <w:lvlJc w:val="left"/>
-      <w:pPr>
-        <w:tabs>
-          <w:tab w:val="num" w:pos="3600"/>
-        </w:tabs>
-        <w:ind w:left="3600" w:hanging="360"/>
-      </w:pPr>
-      <w:rPr>
-        <w:rFonts w:ascii="Wingdings" w:hAnsi="Wingdings" w:hint="default"/>
-        <w:sz w:val="20"/>
-      </w:rPr>
-    </w:lvl>
-    <w:lvl w:ilvl="5" w:tentative="1">
-      <w:start w:val="1"/>
-      <w:numFmt w:val="bullet"/>
-      <w:lvlText w:val=""/>
-      <w:lvlJc w:val="left"/>
-      <w:pPr>
-        <w:tabs>
-          <w:tab w:val="num" w:pos="4320"/>
-        </w:tabs>
-        <w:ind w:left="4320" w:hanging="360"/>
-      </w:pPr>
-      <w:rPr>
-        <w:rFonts w:ascii="Wingdings" w:hAnsi="Wingdings" w:hint="default"/>
-        <w:sz w:val="20"/>
-      </w:rPr>
-    </w:lvl>
-    <w:lvl w:ilvl="6" w:tentative="1">
-      <w:start w:val="1"/>
-      <w:numFmt w:val="bullet"/>
-      <w:lvlText w:val=""/>
-      <w:lvlJc w:val="left"/>
-      <w:pPr>
-        <w:tabs>
-          <w:tab w:val="num" w:pos="5040"/>
-        </w:tabs>
-        <w:ind w:left="5040" w:hanging="360"/>
-      </w:pPr>
-      <w:rPr>
-        <w:rFonts w:ascii="Wingdings" w:hAnsi="Wingdings" w:hint="default"/>
-        <w:sz w:val="20"/>
-      </w:rPr>
-    </w:lvl>
-    <w:lvl w:ilvl="7" w:tentative="1">
-      <w:start w:val="1"/>
-      <w:numFmt w:val="bullet"/>
-      <w:lvlText w:val=""/>
-      <w:lvlJc w:val="left"/>
-      <w:pPr>
-        <w:tabs>
-          <w:tab w:val="num" w:pos="5760"/>
-        </w:tabs>
-        <w:ind w:left="5760" w:hanging="360"/>
-      </w:pPr>
-      <w:rPr>
-        <w:rFonts w:ascii="Wingdings" w:hAnsi="Wingdings" w:hint="default"/>
-        <w:sz w:val="20"/>
-      </w:rPr>
-    </w:lvl>
-    <w:lvl w:ilvl="8" w:tentative="1">
-      <w:start w:val="1"/>
-      <w:numFmt w:val="bullet"/>
-      <w:lvlText w:val=""/>
-      <w:lvlJc w:val="left"/>
-      <w:pPr>
-        <w:tabs>
-          <w:tab w:val="num" w:pos="6480"/>
-        </w:tabs>
-        <w:ind w:left="6480" w:hanging="360"/>
-      </w:pPr>
-      <w:rPr>
-        <w:rFonts w:ascii="Wingdings" w:hAnsi="Wingdings" w:hint="default"/>
-        <w:sz w:val="20"/>
-      </w:rPr>
-    </w:lvl>
-  </w:abstractNum>
-  <w:abstractNum w:abstractNumId="21" w15:restartNumberingAfterBreak="0">
-    <w:nsid w:val="1F9E1795"/>
-    <w:multiLevelType w:val="hybridMultilevel"/>
-    <w:tmpl w:val="D2C8C6C8"/>
-    <w:lvl w:ilvl="0" w:tplc="FFFFFFFF">
-      <w:start w:val="1"/>
-      <w:numFmt w:val="decimal"/>
-      <w:lvlText w:val="%1."/>
-      <w:lvlJc w:val="left"/>
-      <w:pPr>
-        <w:ind w:left="2138" w:hanging="360"/>
-      </w:pPr>
-    </w:lvl>
-    <w:lvl w:ilvl="1" w:tplc="04190019" w:tentative="1">
-      <w:start w:val="1"/>
-      <w:numFmt w:val="lowerLetter"/>
-      <w:lvlText w:val="%2."/>
-      <w:lvlJc w:val="left"/>
-      <w:pPr>
-        <w:ind w:left="2149" w:hanging="360"/>
-      </w:pPr>
-    </w:lvl>
-    <w:lvl w:ilvl="2" w:tplc="0419001B" w:tentative="1">
-      <w:start w:val="1"/>
-      <w:numFmt w:val="lowerRoman"/>
-      <w:lvlText w:val="%3."/>
-      <w:lvlJc w:val="right"/>
-      <w:pPr>
-        <w:ind w:left="2869" w:hanging="180"/>
-      </w:pPr>
-    </w:lvl>
-    <w:lvl w:ilvl="3" w:tplc="0419000F" w:tentative="1">
-      <w:start w:val="1"/>
-      <w:numFmt w:val="decimal"/>
-      <w:lvlText w:val="%4."/>
-      <w:lvlJc w:val="left"/>
-      <w:pPr>
-        <w:ind w:left="3589" w:hanging="360"/>
-      </w:pPr>
-    </w:lvl>
-    <w:lvl w:ilvl="4" w:tplc="04190019" w:tentative="1">
-      <w:start w:val="1"/>
-      <w:numFmt w:val="lowerLetter"/>
-      <w:lvlText w:val="%5."/>
-      <w:lvlJc w:val="left"/>
-      <w:pPr>
-        <w:ind w:left="4309" w:hanging="360"/>
-      </w:pPr>
-    </w:lvl>
-    <w:lvl w:ilvl="5" w:tplc="0419001B" w:tentative="1">
-      <w:start w:val="1"/>
-      <w:numFmt w:val="lowerRoman"/>
-      <w:lvlText w:val="%6."/>
-      <w:lvlJc w:val="right"/>
-      <w:pPr>
-        <w:ind w:left="5029" w:hanging="180"/>
-      </w:pPr>
-    </w:lvl>
-    <w:lvl w:ilvl="6" w:tplc="0419000F" w:tentative="1">
-      <w:start w:val="1"/>
-      <w:numFmt w:val="decimal"/>
-      <w:lvlText w:val="%7."/>
-      <w:lvlJc w:val="left"/>
-      <w:pPr>
-        <w:ind w:left="5749" w:hanging="360"/>
-      </w:pPr>
-    </w:lvl>
-    <w:lvl w:ilvl="7" w:tplc="04190019" w:tentative="1">
-      <w:start w:val="1"/>
-      <w:numFmt w:val="lowerLetter"/>
-      <w:lvlText w:val="%8."/>
-      <w:lvlJc w:val="left"/>
-      <w:pPr>
-        <w:ind w:left="6469" w:hanging="360"/>
-      </w:pPr>
-    </w:lvl>
-    <w:lvl w:ilvl="8" w:tplc="0419001B" w:tentative="1">
-      <w:start w:val="1"/>
-      <w:numFmt w:val="lowerRoman"/>
-      <w:lvlText w:val="%9."/>
-      <w:lvlJc w:val="right"/>
-      <w:pPr>
-        <w:ind w:left="7189" w:hanging="180"/>
-      </w:pPr>
-    </w:lvl>
-  </w:abstractNum>
-  <w:abstractNum w:abstractNumId="22" w15:restartNumberingAfterBreak="0">
-    <w:nsid w:val="26EC6D04"/>
-    <w:multiLevelType w:val="hybridMultilevel"/>
-    <w:tmpl w:val="EC286B14"/>
-    <w:lvl w:ilvl="0" w:tplc="0419000F">
-      <w:start w:val="1"/>
-      <w:numFmt w:val="decimal"/>
-      <w:lvlText w:val="%1."/>
-      <w:lvlJc w:val="left"/>
-      <w:pPr>
-        <w:ind w:left="1429" w:hanging="360"/>
-      </w:pPr>
-    </w:lvl>
-    <w:lvl w:ilvl="1" w:tplc="04190019" w:tentative="1">
-      <w:start w:val="1"/>
-      <w:numFmt w:val="lowerLetter"/>
-      <w:lvlText w:val="%2."/>
-      <w:lvlJc w:val="left"/>
-      <w:pPr>
-        <w:ind w:left="2149" w:hanging="360"/>
-      </w:pPr>
-    </w:lvl>
-    <w:lvl w:ilvl="2" w:tplc="0419001B" w:tentative="1">
-      <w:start w:val="1"/>
-      <w:numFmt w:val="lowerRoman"/>
-      <w:lvlText w:val="%3."/>
-      <w:lvlJc w:val="right"/>
-      <w:pPr>
-        <w:ind w:left="2869" w:hanging="180"/>
-      </w:pPr>
-    </w:lvl>
-    <w:lvl w:ilvl="3" w:tplc="0419000F" w:tentative="1">
-      <w:start w:val="1"/>
-      <w:numFmt w:val="decimal"/>
-      <w:lvlText w:val="%4."/>
-      <w:lvlJc w:val="left"/>
-      <w:pPr>
-        <w:ind w:left="3589" w:hanging="360"/>
-      </w:pPr>
-    </w:lvl>
-    <w:lvl w:ilvl="4" w:tplc="04190019" w:tentative="1">
-      <w:start w:val="1"/>
-      <w:numFmt w:val="lowerLetter"/>
-      <w:lvlText w:val="%5."/>
-      <w:lvlJc w:val="left"/>
-      <w:pPr>
-        <w:ind w:left="4309" w:hanging="360"/>
-      </w:pPr>
-    </w:lvl>
-    <w:lvl w:ilvl="5" w:tplc="0419001B" w:tentative="1">
-      <w:start w:val="1"/>
-      <w:numFmt w:val="lowerRoman"/>
-      <w:lvlText w:val="%6."/>
-      <w:lvlJc w:val="right"/>
-      <w:pPr>
-        <w:ind w:left="5029" w:hanging="180"/>
-      </w:pPr>
-    </w:lvl>
-    <w:lvl w:ilvl="6" w:tplc="0419000F" w:tentative="1">
-      <w:start w:val="1"/>
-      <w:numFmt w:val="decimal"/>
-      <w:lvlText w:val="%7."/>
-      <w:lvlJc w:val="left"/>
-      <w:pPr>
-        <w:ind w:left="5749" w:hanging="360"/>
-      </w:pPr>
-    </w:lvl>
-    <w:lvl w:ilvl="7" w:tplc="04190019" w:tentative="1">
-      <w:start w:val="1"/>
-      <w:numFmt w:val="lowerLetter"/>
-      <w:lvlText w:val="%8."/>
-      <w:lvlJc w:val="left"/>
-      <w:pPr>
-        <w:ind w:left="6469" w:hanging="360"/>
-      </w:pPr>
-    </w:lvl>
-    <w:lvl w:ilvl="8" w:tplc="0419001B" w:tentative="1">
-      <w:start w:val="1"/>
-      <w:numFmt w:val="lowerRoman"/>
-      <w:lvlText w:val="%9."/>
-      <w:lvlJc w:val="right"/>
-      <w:pPr>
-        <w:ind w:left="7189" w:hanging="180"/>
-      </w:pPr>
-    </w:lvl>
-  </w:abstractNum>
-  <w:abstractNum w:abstractNumId="23" w15:restartNumberingAfterBreak="0">
-    <w:nsid w:val="27691A56"/>
-    <w:multiLevelType w:val="hybridMultilevel"/>
-    <w:tmpl w:val="25CA4482"/>
-    <w:lvl w:ilvl="0" w:tplc="04190001">
-      <w:start w:val="1"/>
-      <w:numFmt w:val="bullet"/>
-      <w:lvlText w:val=""/>
-      <w:lvlJc w:val="left"/>
-      <w:pPr>
-        <w:ind w:left="1429" w:hanging="360"/>
-      </w:pPr>
-      <w:rPr>
-        <w:rFonts w:ascii="Symbol" w:hAnsi="Symbol" w:hint="default"/>
-      </w:rPr>
-    </w:lvl>
-    <w:lvl w:ilvl="1" w:tplc="04190019" w:tentative="1">
-      <w:start w:val="1"/>
-      <w:numFmt w:val="lowerLetter"/>
-      <w:lvlText w:val="%2."/>
-      <w:lvlJc w:val="left"/>
-      <w:pPr>
-        <w:ind w:left="2149" w:hanging="360"/>
-      </w:pPr>
-    </w:lvl>
-    <w:lvl w:ilvl="2" w:tplc="0419001B" w:tentative="1">
-      <w:start w:val="1"/>
-      <w:numFmt w:val="lowerRoman"/>
-      <w:lvlText w:val="%3."/>
-      <w:lvlJc w:val="right"/>
-      <w:pPr>
-        <w:ind w:left="2869" w:hanging="180"/>
-      </w:pPr>
-    </w:lvl>
-    <w:lvl w:ilvl="3" w:tplc="0419000F" w:tentative="1">
-      <w:start w:val="1"/>
-      <w:numFmt w:val="decimal"/>
-      <w:lvlText w:val="%4."/>
-      <w:lvlJc w:val="left"/>
-      <w:pPr>
-        <w:ind w:left="3589" w:hanging="360"/>
-      </w:pPr>
-    </w:lvl>
-    <w:lvl w:ilvl="4" w:tplc="04190019" w:tentative="1">
-      <w:start w:val="1"/>
-      <w:numFmt w:val="lowerLetter"/>
-      <w:lvlText w:val="%5."/>
-      <w:lvlJc w:val="left"/>
-      <w:pPr>
-        <w:ind w:left="4309" w:hanging="360"/>
-      </w:pPr>
-    </w:lvl>
-    <w:lvl w:ilvl="5" w:tplc="0419001B" w:tentative="1">
-      <w:start w:val="1"/>
-      <w:numFmt w:val="lowerRoman"/>
-      <w:lvlText w:val="%6."/>
-      <w:lvlJc w:val="right"/>
-      <w:pPr>
-        <w:ind w:left="5029" w:hanging="180"/>
-      </w:pPr>
-    </w:lvl>
-    <w:lvl w:ilvl="6" w:tplc="0419000F" w:tentative="1">
-      <w:start w:val="1"/>
-      <w:numFmt w:val="decimal"/>
-      <w:lvlText w:val="%7."/>
-      <w:lvlJc w:val="left"/>
-      <w:pPr>
-        <w:ind w:left="5749" w:hanging="360"/>
-      </w:pPr>
-    </w:lvl>
-    <w:lvl w:ilvl="7" w:tplc="04190019" w:tentative="1">
-      <w:start w:val="1"/>
-      <w:numFmt w:val="lowerLetter"/>
-      <w:lvlText w:val="%8."/>
-      <w:lvlJc w:val="left"/>
-      <w:pPr>
-        <w:ind w:left="6469" w:hanging="360"/>
-      </w:pPr>
-    </w:lvl>
-    <w:lvl w:ilvl="8" w:tplc="0419001B" w:tentative="1">
-      <w:start w:val="1"/>
-      <w:numFmt w:val="lowerRoman"/>
-      <w:lvlText w:val="%9."/>
-      <w:lvlJc w:val="right"/>
-      <w:pPr>
-        <w:ind w:left="7189" w:hanging="180"/>
-      </w:pPr>
-    </w:lvl>
-  </w:abstractNum>
-  <w:abstractNum w:abstractNumId="24" w15:restartNumberingAfterBreak="0">
-    <w:nsid w:val="2BF92A7C"/>
-    <w:multiLevelType w:val="multilevel"/>
-    <w:tmpl w:val="04D482C2"/>
-    <w:lvl w:ilvl="0">
-      <w:start w:val="1"/>
-      <w:numFmt w:val="decimal"/>
-      <w:lvlText w:val="%1."/>
-      <w:lvlJc w:val="left"/>
-      <w:pPr>
-        <w:tabs>
-          <w:tab w:val="num" w:pos="720"/>
-        </w:tabs>
-        <w:ind w:left="720" w:hanging="360"/>
-      </w:pPr>
-    </w:lvl>
-    <w:lvl w:ilvl="1" w:tentative="1">
-      <w:start w:val="1"/>
-      <w:numFmt w:val="decimal"/>
-      <w:lvlText w:val="%2."/>
-      <w:lvlJc w:val="left"/>
-      <w:pPr>
-        <w:tabs>
-          <w:tab w:val="num" w:pos="1440"/>
-        </w:tabs>
-        <w:ind w:left="1440" w:hanging="360"/>
-      </w:pPr>
-    </w:lvl>
-    <w:lvl w:ilvl="2" w:tentative="1">
-      <w:start w:val="1"/>
-      <w:numFmt w:val="decimal"/>
-      <w:lvlText w:val="%3."/>
-      <w:lvlJc w:val="left"/>
-      <w:pPr>
-        <w:tabs>
-          <w:tab w:val="num" w:pos="2160"/>
-        </w:tabs>
-        <w:ind w:left="2160" w:hanging="360"/>
-      </w:pPr>
-    </w:lvl>
-    <w:lvl w:ilvl="3" w:tentative="1">
-      <w:start w:val="1"/>
-      <w:numFmt w:val="decimal"/>
-      <w:lvlText w:val="%4."/>
-      <w:lvlJc w:val="left"/>
-      <w:pPr>
-        <w:tabs>
-          <w:tab w:val="num" w:pos="2880"/>
-        </w:tabs>
-        <w:ind w:left="2880" w:hanging="360"/>
-      </w:pPr>
-    </w:lvl>
-    <w:lvl w:ilvl="4" w:tentative="1">
-      <w:start w:val="1"/>
-      <w:numFmt w:val="decimal"/>
-      <w:lvlText w:val="%5."/>
-      <w:lvlJc w:val="left"/>
-      <w:pPr>
-        <w:tabs>
-          <w:tab w:val="num" w:pos="3600"/>
-        </w:tabs>
-        <w:ind w:left="3600" w:hanging="360"/>
-      </w:pPr>
-    </w:lvl>
-    <w:lvl w:ilvl="5" w:tentative="1">
-      <w:start w:val="1"/>
-      <w:numFmt w:val="decimal"/>
-      <w:lvlText w:val="%6."/>
-      <w:lvlJc w:val="left"/>
-      <w:pPr>
-        <w:tabs>
-          <w:tab w:val="num" w:pos="4320"/>
-        </w:tabs>
-        <w:ind w:left="4320" w:hanging="360"/>
-      </w:pPr>
-    </w:lvl>
-    <w:lvl w:ilvl="6" w:tentative="1">
-      <w:start w:val="1"/>
-      <w:numFmt w:val="decimal"/>
-      <w:lvlText w:val="%7."/>
-      <w:lvlJc w:val="left"/>
-      <w:pPr>
-        <w:tabs>
-          <w:tab w:val="num" w:pos="5040"/>
-        </w:tabs>
-        <w:ind w:left="5040" w:hanging="360"/>
-      </w:pPr>
-    </w:lvl>
-    <w:lvl w:ilvl="7" w:tentative="1">
-      <w:start w:val="1"/>
-      <w:numFmt w:val="decimal"/>
-      <w:lvlText w:val="%8."/>
-      <w:lvlJc w:val="left"/>
-      <w:pPr>
-        <w:tabs>
-          <w:tab w:val="num" w:pos="5760"/>
-        </w:tabs>
-        <w:ind w:left="5760" w:hanging="360"/>
-      </w:pPr>
-    </w:lvl>
-    <w:lvl w:ilvl="8" w:tentative="1">
-      <w:start w:val="1"/>
-      <w:numFmt w:val="decimal"/>
-      <w:lvlText w:val="%9."/>
-      <w:lvlJc w:val="left"/>
-      <w:pPr>
-        <w:tabs>
-          <w:tab w:val="num" w:pos="6480"/>
-        </w:tabs>
-        <w:ind w:left="6480" w:hanging="360"/>
-      </w:pPr>
-    </w:lvl>
-  </w:abstractNum>
-  <w:abstractNum w:abstractNumId="25" w15:restartNumberingAfterBreak="0">
-    <w:nsid w:val="2C1D7D08"/>
-    <w:multiLevelType w:val="hybridMultilevel"/>
-    <w:tmpl w:val="CB2624B0"/>
-    <w:lvl w:ilvl="0" w:tplc="04190001">
-      <w:start w:val="1"/>
-      <w:numFmt w:val="bullet"/>
-      <w:lvlText w:val=""/>
-      <w:lvlJc w:val="left"/>
-      <w:pPr>
-        <w:ind w:left="1429" w:hanging="360"/>
-      </w:pPr>
-      <w:rPr>
-        <w:rFonts w:ascii="Symbol" w:hAnsi="Symbol" w:hint="default"/>
-      </w:rPr>
-    </w:lvl>
-    <w:lvl w:ilvl="1" w:tplc="04190003" w:tentative="1">
-      <w:start w:val="1"/>
-      <w:numFmt w:val="bullet"/>
-      <w:lvlText w:val="o"/>
-      <w:lvlJc w:val="left"/>
-      <w:pPr>
-        <w:ind w:left="2149" w:hanging="360"/>
-      </w:pPr>
-      <w:rPr>
-        <w:rFonts w:ascii="Courier New" w:hAnsi="Courier New" w:cs="Courier New" w:hint="default"/>
-      </w:rPr>
-    </w:lvl>
-    <w:lvl w:ilvl="2" w:tplc="04190005" w:tentative="1">
-      <w:start w:val="1"/>
-      <w:numFmt w:val="bullet"/>
-      <w:lvlText w:val=""/>
-      <w:lvlJc w:val="left"/>
-      <w:pPr>
-        <w:ind w:left="2869" w:hanging="360"/>
-      </w:pPr>
-      <w:rPr>
-        <w:rFonts w:ascii="Wingdings" w:hAnsi="Wingdings" w:hint="default"/>
-      </w:rPr>
-    </w:lvl>
-    <w:lvl w:ilvl="3" w:tplc="04190001" w:tentative="1">
-      <w:start w:val="1"/>
-      <w:numFmt w:val="bullet"/>
-      <w:lvlText w:val=""/>
-      <w:lvlJc w:val="left"/>
-      <w:pPr>
-        <w:ind w:left="3589" w:hanging="360"/>
-      </w:pPr>
-      <w:rPr>
-        <w:rFonts w:ascii="Symbol" w:hAnsi="Symbol" w:hint="default"/>
-      </w:rPr>
-    </w:lvl>
-    <w:lvl w:ilvl="4" w:tplc="04190003" w:tentative="1">
-      <w:start w:val="1"/>
-      <w:numFmt w:val="bullet"/>
-      <w:lvlText w:val="o"/>
-      <w:lvlJc w:val="left"/>
-      <w:pPr>
-        <w:ind w:left="4309" w:hanging="360"/>
-      </w:pPr>
-      <w:rPr>
-        <w:rFonts w:ascii="Courier New" w:hAnsi="Courier New" w:cs="Courier New" w:hint="default"/>
-      </w:rPr>
-    </w:lvl>
-    <w:lvl w:ilvl="5" w:tplc="04190005" w:tentative="1">
-      <w:start w:val="1"/>
-      <w:numFmt w:val="bullet"/>
-      <w:lvlText w:val=""/>
-      <w:lvlJc w:val="left"/>
-      <w:pPr>
-        <w:ind w:left="5029" w:hanging="360"/>
-      </w:pPr>
-      <w:rPr>
-        <w:rFonts w:ascii="Wingdings" w:hAnsi="Wingdings" w:hint="default"/>
-      </w:rPr>
-    </w:lvl>
-    <w:lvl w:ilvl="6" w:tplc="04190001" w:tentative="1">
-      <w:start w:val="1"/>
-      <w:numFmt w:val="bullet"/>
-      <w:lvlText w:val=""/>
-      <w:lvlJc w:val="left"/>
-      <w:pPr>
-        <w:ind w:left="5749" w:hanging="360"/>
-      </w:pPr>
-      <w:rPr>
-        <w:rFonts w:ascii="Symbol" w:hAnsi="Symbol" w:hint="default"/>
-      </w:rPr>
-    </w:lvl>
-    <w:lvl w:ilvl="7" w:tplc="04190003" w:tentative="1">
-      <w:start w:val="1"/>
-      <w:numFmt w:val="bullet"/>
-      <w:lvlText w:val="o"/>
-      <w:lvlJc w:val="left"/>
-      <w:pPr>
-        <w:ind w:left="6469" w:hanging="360"/>
-      </w:pPr>
-      <w:rPr>
-        <w:rFonts w:ascii="Courier New" w:hAnsi="Courier New" w:cs="Courier New" w:hint="default"/>
-      </w:rPr>
-    </w:lvl>
-    <w:lvl w:ilvl="8" w:tplc="04190005" w:tentative="1">
-      <w:start w:val="1"/>
-      <w:numFmt w:val="bullet"/>
-      <w:lvlText w:val=""/>
-      <w:lvlJc w:val="left"/>
-      <w:pPr>
-        <w:ind w:left="7189" w:hanging="360"/>
-      </w:pPr>
-      <w:rPr>
-        <w:rFonts w:ascii="Wingdings" w:hAnsi="Wingdings" w:hint="default"/>
-      </w:rPr>
-    </w:lvl>
-  </w:abstractNum>
-  <w:abstractNum w:abstractNumId="26" w15:restartNumberingAfterBreak="0">
+  <w:abstractNum w:abstractNumId="8">
     <w:nsid w:val="2D1F331B"/>
     <w:multiLevelType w:val="hybridMultilevel"/>
     <w:tmpl w:val="A0600192"/>
@@ -18095,120 +15011,7 @@
       </w:pPr>
     </w:lvl>
   </w:abstractNum>
-  <w:abstractNum w:abstractNumId="27" w15:restartNumberingAfterBreak="0">
-    <w:nsid w:val="2D6B0D58"/>
-    <w:multiLevelType w:val="multilevel"/>
-    <w:tmpl w:val="1A885544"/>
-    <w:lvl w:ilvl="0">
-      <w:start w:val="3"/>
-      <w:numFmt w:val="decimal"/>
-      <w:lvlText w:val="%1."/>
-      <w:lvlJc w:val="left"/>
-      <w:pPr>
-        <w:tabs>
-          <w:tab w:val="num" w:pos="720"/>
-        </w:tabs>
-        <w:ind w:left="720" w:hanging="360"/>
-      </w:pPr>
-    </w:lvl>
-    <w:lvl w:ilvl="1" w:tentative="1">
-      <w:start w:val="1"/>
-      <w:numFmt w:val="decimal"/>
-      <w:lvlText w:val="%2."/>
-      <w:lvlJc w:val="left"/>
-      <w:pPr>
-        <w:tabs>
-          <w:tab w:val="num" w:pos="1440"/>
-        </w:tabs>
-        <w:ind w:left="1440" w:hanging="360"/>
-      </w:pPr>
-    </w:lvl>
-    <w:lvl w:ilvl="2" w:tentative="1">
-      <w:start w:val="1"/>
-      <w:numFmt w:val="decimal"/>
-      <w:lvlText w:val="%3."/>
-      <w:lvlJc w:val="left"/>
-      <w:pPr>
-        <w:tabs>
-          <w:tab w:val="num" w:pos="2160"/>
-        </w:tabs>
-        <w:ind w:left="2160" w:hanging="360"/>
-      </w:pPr>
-    </w:lvl>
-    <w:lvl w:ilvl="3" w:tentative="1">
-      <w:start w:val="1"/>
-      <w:numFmt w:val="decimal"/>
-      <w:lvlText w:val="%4."/>
-      <w:lvlJc w:val="left"/>
-      <w:pPr>
-        <w:tabs>
-          <w:tab w:val="num" w:pos="2880"/>
-        </w:tabs>
-        <w:ind w:left="2880" w:hanging="360"/>
-      </w:pPr>
-    </w:lvl>
-    <w:lvl w:ilvl="4" w:tentative="1">
-      <w:start w:val="1"/>
-      <w:numFmt w:val="decimal"/>
-      <w:lvlText w:val="%5."/>
-      <w:lvlJc w:val="left"/>
-      <w:pPr>
-        <w:tabs>
-          <w:tab w:val="num" w:pos="3600"/>
-        </w:tabs>
-        <w:ind w:left="3600" w:hanging="360"/>
-      </w:pPr>
-    </w:lvl>
-    <w:lvl w:ilvl="5" w:tentative="1">
-      <w:start w:val="1"/>
-      <w:numFmt w:val="decimal"/>
-      <w:lvlText w:val="%6."/>
-      <w:lvlJc w:val="left"/>
-      <w:pPr>
-        <w:tabs>
-          <w:tab w:val="num" w:pos="4320"/>
-        </w:tabs>
-        <w:ind w:left="4320" w:hanging="360"/>
-      </w:pPr>
-    </w:lvl>
-    <w:lvl w:ilvl="6" w:tentative="1">
-      <w:start w:val="1"/>
-      <w:numFmt w:val="decimal"/>
-      <w:lvlText w:val="%7."/>
-      <w:lvlJc w:val="left"/>
-      <w:pPr>
-        <w:tabs>
-          <w:tab w:val="num" w:pos="5040"/>
-        </w:tabs>
-        <w:ind w:left="5040" w:hanging="360"/>
-      </w:pPr>
-    </w:lvl>
-    <w:lvl w:ilvl="7" w:tentative="1">
-      <w:start w:val="1"/>
-      <w:numFmt w:val="decimal"/>
-      <w:lvlText w:val="%8."/>
-      <w:lvlJc w:val="left"/>
-      <w:pPr>
-        <w:tabs>
-          <w:tab w:val="num" w:pos="5760"/>
-        </w:tabs>
-        <w:ind w:left="5760" w:hanging="360"/>
-      </w:pPr>
-    </w:lvl>
-    <w:lvl w:ilvl="8" w:tentative="1">
-      <w:start w:val="1"/>
-      <w:numFmt w:val="decimal"/>
-      <w:lvlText w:val="%9."/>
-      <w:lvlJc w:val="left"/>
-      <w:pPr>
-        <w:tabs>
-          <w:tab w:val="num" w:pos="6480"/>
-        </w:tabs>
-        <w:ind w:left="6480" w:hanging="360"/>
-      </w:pPr>
-    </w:lvl>
-  </w:abstractNum>
-  <w:abstractNum w:abstractNumId="28" w15:restartNumberingAfterBreak="0">
+  <w:abstractNum w:abstractNumId="9">
     <w:nsid w:val="2E831D02"/>
     <w:multiLevelType w:val="hybridMultilevel"/>
     <w:tmpl w:val="16F052EE"/>
@@ -18294,120 +15097,7 @@
       </w:pPr>
     </w:lvl>
   </w:abstractNum>
-  <w:abstractNum w:abstractNumId="29" w15:restartNumberingAfterBreak="0">
-    <w:nsid w:val="2EEE2A13"/>
-    <w:multiLevelType w:val="hybridMultilevel"/>
-    <w:tmpl w:val="95F21226"/>
-    <w:lvl w:ilvl="0" w:tplc="04190001">
-      <w:start w:val="1"/>
-      <w:numFmt w:val="bullet"/>
-      <w:lvlText w:val=""/>
-      <w:lvlJc w:val="left"/>
-      <w:pPr>
-        <w:ind w:left="1429" w:hanging="360"/>
-      </w:pPr>
-      <w:rPr>
-        <w:rFonts w:ascii="Symbol" w:hAnsi="Symbol" w:hint="default"/>
-      </w:rPr>
-    </w:lvl>
-    <w:lvl w:ilvl="1" w:tplc="04190003" w:tentative="1">
-      <w:start w:val="1"/>
-      <w:numFmt w:val="bullet"/>
-      <w:lvlText w:val="o"/>
-      <w:lvlJc w:val="left"/>
-      <w:pPr>
-        <w:ind w:left="2149" w:hanging="360"/>
-      </w:pPr>
-      <w:rPr>
-        <w:rFonts w:ascii="Courier New" w:hAnsi="Courier New" w:cs="Courier New" w:hint="default"/>
-      </w:rPr>
-    </w:lvl>
-    <w:lvl w:ilvl="2" w:tplc="04190005" w:tentative="1">
-      <w:start w:val="1"/>
-      <w:numFmt w:val="bullet"/>
-      <w:lvlText w:val=""/>
-      <w:lvlJc w:val="left"/>
-      <w:pPr>
-        <w:ind w:left="2869" w:hanging="360"/>
-      </w:pPr>
-      <w:rPr>
-        <w:rFonts w:ascii="Wingdings" w:hAnsi="Wingdings" w:hint="default"/>
-      </w:rPr>
-    </w:lvl>
-    <w:lvl w:ilvl="3" w:tplc="04190001" w:tentative="1">
-      <w:start w:val="1"/>
-      <w:numFmt w:val="bullet"/>
-      <w:lvlText w:val=""/>
-      <w:lvlJc w:val="left"/>
-      <w:pPr>
-        <w:ind w:left="3589" w:hanging="360"/>
-      </w:pPr>
-      <w:rPr>
-        <w:rFonts w:ascii="Symbol" w:hAnsi="Symbol" w:hint="default"/>
-      </w:rPr>
-    </w:lvl>
-    <w:lvl w:ilvl="4" w:tplc="04190003" w:tentative="1">
-      <w:start w:val="1"/>
-      <w:numFmt w:val="bullet"/>
-      <w:lvlText w:val="o"/>
-      <w:lvlJc w:val="left"/>
-      <w:pPr>
-        <w:ind w:left="4309" w:hanging="360"/>
-      </w:pPr>
-      <w:rPr>
-        <w:rFonts w:ascii="Courier New" w:hAnsi="Courier New" w:cs="Courier New" w:hint="default"/>
-      </w:rPr>
-    </w:lvl>
-    <w:lvl w:ilvl="5" w:tplc="04190005" w:tentative="1">
-      <w:start w:val="1"/>
-      <w:numFmt w:val="bullet"/>
-      <w:lvlText w:val=""/>
-      <w:lvlJc w:val="left"/>
-      <w:pPr>
-        <w:ind w:left="5029" w:hanging="360"/>
-      </w:pPr>
-      <w:rPr>
-        <w:rFonts w:ascii="Wingdings" w:hAnsi="Wingdings" w:hint="default"/>
-      </w:rPr>
-    </w:lvl>
-    <w:lvl w:ilvl="6" w:tplc="04190001" w:tentative="1">
-      <w:start w:val="1"/>
-      <w:numFmt w:val="bullet"/>
-      <w:lvlText w:val=""/>
-      <w:lvlJc w:val="left"/>
-      <w:pPr>
-        <w:ind w:left="5749" w:hanging="360"/>
-      </w:pPr>
-      <w:rPr>
-        <w:rFonts w:ascii="Symbol" w:hAnsi="Symbol" w:hint="default"/>
-      </w:rPr>
-    </w:lvl>
-    <w:lvl w:ilvl="7" w:tplc="04190003" w:tentative="1">
-      <w:start w:val="1"/>
-      <w:numFmt w:val="bullet"/>
-      <w:lvlText w:val="o"/>
-      <w:lvlJc w:val="left"/>
-      <w:pPr>
-        <w:ind w:left="6469" w:hanging="360"/>
-      </w:pPr>
-      <w:rPr>
-        <w:rFonts w:ascii="Courier New" w:hAnsi="Courier New" w:cs="Courier New" w:hint="default"/>
-      </w:rPr>
-    </w:lvl>
-    <w:lvl w:ilvl="8" w:tplc="04190005" w:tentative="1">
-      <w:start w:val="1"/>
-      <w:numFmt w:val="bullet"/>
-      <w:lvlText w:val=""/>
-      <w:lvlJc w:val="left"/>
-      <w:pPr>
-        <w:ind w:left="7189" w:hanging="360"/>
-      </w:pPr>
-      <w:rPr>
-        <w:rFonts w:ascii="Wingdings" w:hAnsi="Wingdings" w:hint="default"/>
-      </w:rPr>
-    </w:lvl>
-  </w:abstractNum>
-  <w:abstractNum w:abstractNumId="30" w15:restartNumberingAfterBreak="0">
+  <w:abstractNum w:abstractNumId="10">
     <w:nsid w:val="2FB97C14"/>
     <w:multiLevelType w:val="hybridMultilevel"/>
     <w:tmpl w:val="9744A1FE"/>
@@ -18493,185 +15183,7 @@
       </w:pPr>
     </w:lvl>
   </w:abstractNum>
-  <w:abstractNum w:abstractNumId="31" w15:restartNumberingAfterBreak="0">
-    <w:nsid w:val="31DF7FF7"/>
-    <w:multiLevelType w:val="hybridMultilevel"/>
-    <w:tmpl w:val="81E222DE"/>
-    <w:lvl w:ilvl="0" w:tplc="0FCA240E">
-      <w:start w:val="1"/>
-      <w:numFmt w:val="decimal"/>
-      <w:lvlText w:val="%1."/>
-      <w:lvlJc w:val="left"/>
-      <w:pPr>
-        <w:ind w:left="1069" w:hanging="360"/>
-      </w:pPr>
-      <w:rPr>
-        <w:rFonts w:hint="default"/>
-      </w:rPr>
-    </w:lvl>
-    <w:lvl w:ilvl="1" w:tplc="04190019">
-      <w:start w:val="1"/>
-      <w:numFmt w:val="lowerLetter"/>
-      <w:lvlText w:val="%2."/>
-      <w:lvlJc w:val="left"/>
-      <w:pPr>
-        <w:ind w:left="1789" w:hanging="360"/>
-      </w:pPr>
-    </w:lvl>
-    <w:lvl w:ilvl="2" w:tplc="0419001B" w:tentative="1">
-      <w:start w:val="1"/>
-      <w:numFmt w:val="lowerRoman"/>
-      <w:lvlText w:val="%3."/>
-      <w:lvlJc w:val="right"/>
-      <w:pPr>
-        <w:ind w:left="2509" w:hanging="180"/>
-      </w:pPr>
-    </w:lvl>
-    <w:lvl w:ilvl="3" w:tplc="0419000F" w:tentative="1">
-      <w:start w:val="1"/>
-      <w:numFmt w:val="decimal"/>
-      <w:lvlText w:val="%4."/>
-      <w:lvlJc w:val="left"/>
-      <w:pPr>
-        <w:ind w:left="3229" w:hanging="360"/>
-      </w:pPr>
-    </w:lvl>
-    <w:lvl w:ilvl="4" w:tplc="04190019" w:tentative="1">
-      <w:start w:val="1"/>
-      <w:numFmt w:val="lowerLetter"/>
-      <w:lvlText w:val="%5."/>
-      <w:lvlJc w:val="left"/>
-      <w:pPr>
-        <w:ind w:left="3949" w:hanging="360"/>
-      </w:pPr>
-    </w:lvl>
-    <w:lvl w:ilvl="5" w:tplc="0419001B" w:tentative="1">
-      <w:start w:val="1"/>
-      <w:numFmt w:val="lowerRoman"/>
-      <w:lvlText w:val="%6."/>
-      <w:lvlJc w:val="right"/>
-      <w:pPr>
-        <w:ind w:left="4669" w:hanging="180"/>
-      </w:pPr>
-    </w:lvl>
-    <w:lvl w:ilvl="6" w:tplc="0419000F" w:tentative="1">
-      <w:start w:val="1"/>
-      <w:numFmt w:val="decimal"/>
-      <w:lvlText w:val="%7."/>
-      <w:lvlJc w:val="left"/>
-      <w:pPr>
-        <w:ind w:left="5389" w:hanging="360"/>
-      </w:pPr>
-    </w:lvl>
-    <w:lvl w:ilvl="7" w:tplc="04190019" w:tentative="1">
-      <w:start w:val="1"/>
-      <w:numFmt w:val="lowerLetter"/>
-      <w:lvlText w:val="%8."/>
-      <w:lvlJc w:val="left"/>
-      <w:pPr>
-        <w:ind w:left="6109" w:hanging="360"/>
-      </w:pPr>
-    </w:lvl>
-    <w:lvl w:ilvl="8" w:tplc="0419001B" w:tentative="1">
-      <w:start w:val="1"/>
-      <w:numFmt w:val="lowerRoman"/>
-      <w:lvlText w:val="%9."/>
-      <w:lvlJc w:val="right"/>
-      <w:pPr>
-        <w:ind w:left="6829" w:hanging="180"/>
-      </w:pPr>
-    </w:lvl>
-  </w:abstractNum>
-  <w:abstractNum w:abstractNumId="32" w15:restartNumberingAfterBreak="0">
-    <w:nsid w:val="3374398C"/>
-    <w:multiLevelType w:val="hybridMultilevel"/>
-    <w:tmpl w:val="26E0E8DA"/>
-    <w:lvl w:ilvl="0" w:tplc="3B186020">
-      <w:start w:val="1"/>
-      <w:numFmt w:val="decimal"/>
-      <w:lvlText w:val="%1."/>
-      <w:lvlJc w:val="left"/>
-      <w:pPr>
-        <w:ind w:left="1069" w:hanging="360"/>
-      </w:pPr>
-      <w:rPr>
-        <w:rFonts w:hint="default"/>
-      </w:rPr>
-    </w:lvl>
-    <w:lvl w:ilvl="1" w:tplc="04190019" w:tentative="1">
-      <w:start w:val="1"/>
-      <w:numFmt w:val="lowerLetter"/>
-      <w:lvlText w:val="%2."/>
-      <w:lvlJc w:val="left"/>
-      <w:pPr>
-        <w:ind w:left="1789" w:hanging="360"/>
-      </w:pPr>
-    </w:lvl>
-    <w:lvl w:ilvl="2" w:tplc="0419001B" w:tentative="1">
-      <w:start w:val="1"/>
-      <w:numFmt w:val="lowerRoman"/>
-      <w:lvlText w:val="%3."/>
-      <w:lvlJc w:val="right"/>
-      <w:pPr>
-        <w:ind w:left="2509" w:hanging="180"/>
-      </w:pPr>
-    </w:lvl>
-    <w:lvl w:ilvl="3" w:tplc="0419000F" w:tentative="1">
-      <w:start w:val="1"/>
-      <w:numFmt w:val="decimal"/>
-      <w:lvlText w:val="%4."/>
-      <w:lvlJc w:val="left"/>
-      <w:pPr>
-        <w:ind w:left="3229" w:hanging="360"/>
-      </w:pPr>
-    </w:lvl>
-    <w:lvl w:ilvl="4" w:tplc="04190019" w:tentative="1">
-      <w:start w:val="1"/>
-      <w:numFmt w:val="lowerLetter"/>
-      <w:lvlText w:val="%5."/>
-      <w:lvlJc w:val="left"/>
-      <w:pPr>
-        <w:ind w:left="3949" w:hanging="360"/>
-      </w:pPr>
-    </w:lvl>
-    <w:lvl w:ilvl="5" w:tplc="0419001B" w:tentative="1">
-      <w:start w:val="1"/>
-      <w:numFmt w:val="lowerRoman"/>
-      <w:lvlText w:val="%6."/>
-      <w:lvlJc w:val="right"/>
-      <w:pPr>
-        <w:ind w:left="4669" w:hanging="180"/>
-      </w:pPr>
-    </w:lvl>
-    <w:lvl w:ilvl="6" w:tplc="0419000F" w:tentative="1">
-      <w:start w:val="1"/>
-      <w:numFmt w:val="decimal"/>
-      <w:lvlText w:val="%7."/>
-      <w:lvlJc w:val="left"/>
-      <w:pPr>
-        <w:ind w:left="5389" w:hanging="360"/>
-      </w:pPr>
-    </w:lvl>
-    <w:lvl w:ilvl="7" w:tplc="04190019" w:tentative="1">
-      <w:start w:val="1"/>
-      <w:numFmt w:val="lowerLetter"/>
-      <w:lvlText w:val="%8."/>
-      <w:lvlJc w:val="left"/>
-      <w:pPr>
-        <w:ind w:left="6109" w:hanging="360"/>
-      </w:pPr>
-    </w:lvl>
-    <w:lvl w:ilvl="8" w:tplc="0419001B" w:tentative="1">
-      <w:start w:val="1"/>
-      <w:numFmt w:val="lowerRoman"/>
-      <w:lvlText w:val="%9."/>
-      <w:lvlJc w:val="right"/>
-      <w:pPr>
-        <w:ind w:left="6829" w:hanging="180"/>
-      </w:pPr>
-    </w:lvl>
-  </w:abstractNum>
-  <w:abstractNum w:abstractNumId="33" w15:restartNumberingAfterBreak="0">
+  <w:abstractNum w:abstractNumId="11">
     <w:nsid w:val="390A62EE"/>
     <w:multiLevelType w:val="multilevel"/>
     <w:tmpl w:val="04190025"/>
@@ -18766,209 +15278,7 @@
       </w:pPr>
     </w:lvl>
   </w:abstractNum>
-  <w:abstractNum w:abstractNumId="34" w15:restartNumberingAfterBreak="0">
-    <w:nsid w:val="39C32C01"/>
-    <w:multiLevelType w:val="hybridMultilevel"/>
-    <w:tmpl w:val="9D9CEB38"/>
-    <w:lvl w:ilvl="0" w:tplc="04190001">
-      <w:start w:val="1"/>
-      <w:numFmt w:val="bullet"/>
-      <w:lvlText w:val=""/>
-      <w:lvlJc w:val="left"/>
-      <w:pPr>
-        <w:ind w:left="1429" w:hanging="360"/>
-      </w:pPr>
-      <w:rPr>
-        <w:rFonts w:ascii="Symbol" w:hAnsi="Symbol" w:hint="default"/>
-      </w:rPr>
-    </w:lvl>
-    <w:lvl w:ilvl="1" w:tplc="04190003" w:tentative="1">
-      <w:start w:val="1"/>
-      <w:numFmt w:val="bullet"/>
-      <w:lvlText w:val="o"/>
-      <w:lvlJc w:val="left"/>
-      <w:pPr>
-        <w:ind w:left="2149" w:hanging="360"/>
-      </w:pPr>
-      <w:rPr>
-        <w:rFonts w:ascii="Courier New" w:hAnsi="Courier New" w:cs="Courier New" w:hint="default"/>
-      </w:rPr>
-    </w:lvl>
-    <w:lvl w:ilvl="2" w:tplc="04190005" w:tentative="1">
-      <w:start w:val="1"/>
-      <w:numFmt w:val="bullet"/>
-      <w:lvlText w:val=""/>
-      <w:lvlJc w:val="left"/>
-      <w:pPr>
-        <w:ind w:left="2869" w:hanging="360"/>
-      </w:pPr>
-      <w:rPr>
-        <w:rFonts w:ascii="Wingdings" w:hAnsi="Wingdings" w:hint="default"/>
-      </w:rPr>
-    </w:lvl>
-    <w:lvl w:ilvl="3" w:tplc="04190001" w:tentative="1">
-      <w:start w:val="1"/>
-      <w:numFmt w:val="bullet"/>
-      <w:lvlText w:val=""/>
-      <w:lvlJc w:val="left"/>
-      <w:pPr>
-        <w:ind w:left="3589" w:hanging="360"/>
-      </w:pPr>
-      <w:rPr>
-        <w:rFonts w:ascii="Symbol" w:hAnsi="Symbol" w:hint="default"/>
-      </w:rPr>
-    </w:lvl>
-    <w:lvl w:ilvl="4" w:tplc="04190003" w:tentative="1">
-      <w:start w:val="1"/>
-      <w:numFmt w:val="bullet"/>
-      <w:lvlText w:val="o"/>
-      <w:lvlJc w:val="left"/>
-      <w:pPr>
-        <w:ind w:left="4309" w:hanging="360"/>
-      </w:pPr>
-      <w:rPr>
-        <w:rFonts w:ascii="Courier New" w:hAnsi="Courier New" w:cs="Courier New" w:hint="default"/>
-      </w:rPr>
-    </w:lvl>
-    <w:lvl w:ilvl="5" w:tplc="04190005" w:tentative="1">
-      <w:start w:val="1"/>
-      <w:numFmt w:val="bullet"/>
-      <w:lvlText w:val=""/>
-      <w:lvlJc w:val="left"/>
-      <w:pPr>
-        <w:ind w:left="5029" w:hanging="360"/>
-      </w:pPr>
-      <w:rPr>
-        <w:rFonts w:ascii="Wingdings" w:hAnsi="Wingdings" w:hint="default"/>
-      </w:rPr>
-    </w:lvl>
-    <w:lvl w:ilvl="6" w:tplc="04190001" w:tentative="1">
-      <w:start w:val="1"/>
-      <w:numFmt w:val="bullet"/>
-      <w:lvlText w:val=""/>
-      <w:lvlJc w:val="left"/>
-      <w:pPr>
-        <w:ind w:left="5749" w:hanging="360"/>
-      </w:pPr>
-      <w:rPr>
-        <w:rFonts w:ascii="Symbol" w:hAnsi="Symbol" w:hint="default"/>
-      </w:rPr>
-    </w:lvl>
-    <w:lvl w:ilvl="7" w:tplc="04190003" w:tentative="1">
-      <w:start w:val="1"/>
-      <w:numFmt w:val="bullet"/>
-      <w:lvlText w:val="o"/>
-      <w:lvlJc w:val="left"/>
-      <w:pPr>
-        <w:ind w:left="6469" w:hanging="360"/>
-      </w:pPr>
-      <w:rPr>
-        <w:rFonts w:ascii="Courier New" w:hAnsi="Courier New" w:cs="Courier New" w:hint="default"/>
-      </w:rPr>
-    </w:lvl>
-    <w:lvl w:ilvl="8" w:tplc="04190005" w:tentative="1">
-      <w:start w:val="1"/>
-      <w:numFmt w:val="bullet"/>
-      <w:lvlText w:val=""/>
-      <w:lvlJc w:val="left"/>
-      <w:pPr>
-        <w:ind w:left="7189" w:hanging="360"/>
-      </w:pPr>
-      <w:rPr>
-        <w:rFonts w:ascii="Wingdings" w:hAnsi="Wingdings" w:hint="default"/>
-      </w:rPr>
-    </w:lvl>
-  </w:abstractNum>
-  <w:abstractNum w:abstractNumId="35" w15:restartNumberingAfterBreak="0">
-    <w:nsid w:val="3B0C6C2C"/>
-    <w:multiLevelType w:val="hybridMultilevel"/>
-    <w:tmpl w:val="77242E86"/>
-    <w:lvl w:ilvl="0" w:tplc="04EC1824">
-      <w:start w:val="1"/>
-      <w:numFmt w:val="decimal"/>
-      <w:lvlText w:val="%1."/>
-      <w:lvlJc w:val="left"/>
-      <w:pPr>
-        <w:ind w:left="1069" w:hanging="360"/>
-      </w:pPr>
-      <w:rPr>
-        <w:rFonts w:hint="default"/>
-      </w:rPr>
-    </w:lvl>
-    <w:lvl w:ilvl="1" w:tplc="04190019" w:tentative="1">
-      <w:start w:val="1"/>
-      <w:numFmt w:val="lowerLetter"/>
-      <w:lvlText w:val="%2."/>
-      <w:lvlJc w:val="left"/>
-      <w:pPr>
-        <w:ind w:left="1789" w:hanging="360"/>
-      </w:pPr>
-    </w:lvl>
-    <w:lvl w:ilvl="2" w:tplc="0419001B" w:tentative="1">
-      <w:start w:val="1"/>
-      <w:numFmt w:val="lowerRoman"/>
-      <w:lvlText w:val="%3."/>
-      <w:lvlJc w:val="right"/>
-      <w:pPr>
-        <w:ind w:left="2509" w:hanging="180"/>
-      </w:pPr>
-    </w:lvl>
-    <w:lvl w:ilvl="3" w:tplc="0419000F" w:tentative="1">
-      <w:start w:val="1"/>
-      <w:numFmt w:val="decimal"/>
-      <w:lvlText w:val="%4."/>
-      <w:lvlJc w:val="left"/>
-      <w:pPr>
-        <w:ind w:left="3229" w:hanging="360"/>
-      </w:pPr>
-    </w:lvl>
-    <w:lvl w:ilvl="4" w:tplc="04190019" w:tentative="1">
-      <w:start w:val="1"/>
-      <w:numFmt w:val="lowerLetter"/>
-      <w:lvlText w:val="%5."/>
-      <w:lvlJc w:val="left"/>
-      <w:pPr>
-        <w:ind w:left="3949" w:hanging="360"/>
-      </w:pPr>
-    </w:lvl>
-    <w:lvl w:ilvl="5" w:tplc="0419001B" w:tentative="1">
-      <w:start w:val="1"/>
-      <w:numFmt w:val="lowerRoman"/>
-      <w:lvlText w:val="%6."/>
-      <w:lvlJc w:val="right"/>
-      <w:pPr>
-        <w:ind w:left="4669" w:hanging="180"/>
-      </w:pPr>
-    </w:lvl>
-    <w:lvl w:ilvl="6" w:tplc="0419000F" w:tentative="1">
-      <w:start w:val="1"/>
-      <w:numFmt w:val="decimal"/>
-      <w:lvlText w:val="%7."/>
-      <w:lvlJc w:val="left"/>
-      <w:pPr>
-        <w:ind w:left="5389" w:hanging="360"/>
-      </w:pPr>
-    </w:lvl>
-    <w:lvl w:ilvl="7" w:tplc="04190019" w:tentative="1">
-      <w:start w:val="1"/>
-      <w:numFmt w:val="lowerLetter"/>
-      <w:lvlText w:val="%8."/>
-      <w:lvlJc w:val="left"/>
-      <w:pPr>
-        <w:ind w:left="6109" w:hanging="360"/>
-      </w:pPr>
-    </w:lvl>
-    <w:lvl w:ilvl="8" w:tplc="0419001B" w:tentative="1">
-      <w:start w:val="1"/>
-      <w:numFmt w:val="lowerRoman"/>
-      <w:lvlText w:val="%9."/>
-      <w:lvlJc w:val="right"/>
-      <w:pPr>
-        <w:ind w:left="6829" w:hanging="180"/>
-      </w:pPr>
-    </w:lvl>
-  </w:abstractNum>
-  <w:abstractNum w:abstractNumId="36" w15:restartNumberingAfterBreak="0">
+  <w:abstractNum w:abstractNumId="12">
     <w:nsid w:val="3CA424FC"/>
     <w:multiLevelType w:val="hybridMultilevel"/>
     <w:tmpl w:val="3DF69498"/>
@@ -19054,467 +15364,7 @@
       </w:pPr>
     </w:lvl>
   </w:abstractNum>
-  <w:abstractNum w:abstractNumId="37" w15:restartNumberingAfterBreak="0">
-    <w:nsid w:val="3D355120"/>
-    <w:multiLevelType w:val="hybridMultilevel"/>
-    <w:tmpl w:val="22A21DFC"/>
-    <w:lvl w:ilvl="0" w:tplc="FFFFFFFF">
-      <w:start w:val="1"/>
-      <w:numFmt w:val="decimal"/>
-      <w:lvlText w:val="%1."/>
-      <w:lvlJc w:val="left"/>
-      <w:pPr>
-        <w:ind w:left="1429" w:hanging="360"/>
-      </w:pPr>
-    </w:lvl>
-    <w:lvl w:ilvl="1" w:tplc="04190019" w:tentative="1">
-      <w:start w:val="1"/>
-      <w:numFmt w:val="lowerLetter"/>
-      <w:lvlText w:val="%2."/>
-      <w:lvlJc w:val="left"/>
-      <w:pPr>
-        <w:ind w:left="1440" w:hanging="360"/>
-      </w:pPr>
-    </w:lvl>
-    <w:lvl w:ilvl="2" w:tplc="0419001B" w:tentative="1">
-      <w:start w:val="1"/>
-      <w:numFmt w:val="lowerRoman"/>
-      <w:lvlText w:val="%3."/>
-      <w:lvlJc w:val="right"/>
-      <w:pPr>
-        <w:ind w:left="2160" w:hanging="180"/>
-      </w:pPr>
-    </w:lvl>
-    <w:lvl w:ilvl="3" w:tplc="0419000F" w:tentative="1">
-      <w:start w:val="1"/>
-      <w:numFmt w:val="decimal"/>
-      <w:lvlText w:val="%4."/>
-      <w:lvlJc w:val="left"/>
-      <w:pPr>
-        <w:ind w:left="2880" w:hanging="360"/>
-      </w:pPr>
-    </w:lvl>
-    <w:lvl w:ilvl="4" w:tplc="04190019" w:tentative="1">
-      <w:start w:val="1"/>
-      <w:numFmt w:val="lowerLetter"/>
-      <w:lvlText w:val="%5."/>
-      <w:lvlJc w:val="left"/>
-      <w:pPr>
-        <w:ind w:left="3600" w:hanging="360"/>
-      </w:pPr>
-    </w:lvl>
-    <w:lvl w:ilvl="5" w:tplc="0419001B" w:tentative="1">
-      <w:start w:val="1"/>
-      <w:numFmt w:val="lowerRoman"/>
-      <w:lvlText w:val="%6."/>
-      <w:lvlJc w:val="right"/>
-      <w:pPr>
-        <w:ind w:left="4320" w:hanging="180"/>
-      </w:pPr>
-    </w:lvl>
-    <w:lvl w:ilvl="6" w:tplc="0419000F" w:tentative="1">
-      <w:start w:val="1"/>
-      <w:numFmt w:val="decimal"/>
-      <w:lvlText w:val="%7."/>
-      <w:lvlJc w:val="left"/>
-      <w:pPr>
-        <w:ind w:left="5040" w:hanging="360"/>
-      </w:pPr>
-    </w:lvl>
-    <w:lvl w:ilvl="7" w:tplc="04190019" w:tentative="1">
-      <w:start w:val="1"/>
-      <w:numFmt w:val="lowerLetter"/>
-      <w:lvlText w:val="%8."/>
-      <w:lvlJc w:val="left"/>
-      <w:pPr>
-        <w:ind w:left="5760" w:hanging="360"/>
-      </w:pPr>
-    </w:lvl>
-    <w:lvl w:ilvl="8" w:tplc="0419001B" w:tentative="1">
-      <w:start w:val="1"/>
-      <w:numFmt w:val="lowerRoman"/>
-      <w:lvlText w:val="%9."/>
-      <w:lvlJc w:val="right"/>
-      <w:pPr>
-        <w:ind w:left="6480" w:hanging="180"/>
-      </w:pPr>
-    </w:lvl>
-  </w:abstractNum>
-  <w:abstractNum w:abstractNumId="38" w15:restartNumberingAfterBreak="0">
-    <w:nsid w:val="3E44679E"/>
-    <w:multiLevelType w:val="hybridMultilevel"/>
-    <w:tmpl w:val="E42AC0B0"/>
-    <w:lvl w:ilvl="0" w:tplc="FFFFFFFF">
-      <w:start w:val="1"/>
-      <w:numFmt w:val="decimal"/>
-      <w:lvlText w:val="%1."/>
-      <w:lvlJc w:val="left"/>
-      <w:pPr>
-        <w:ind w:left="2138" w:hanging="360"/>
-      </w:pPr>
-    </w:lvl>
-    <w:lvl w:ilvl="1" w:tplc="04190019" w:tentative="1">
-      <w:start w:val="1"/>
-      <w:numFmt w:val="lowerLetter"/>
-      <w:lvlText w:val="%2."/>
-      <w:lvlJc w:val="left"/>
-      <w:pPr>
-        <w:ind w:left="2149" w:hanging="360"/>
-      </w:pPr>
-    </w:lvl>
-    <w:lvl w:ilvl="2" w:tplc="0419001B" w:tentative="1">
-      <w:start w:val="1"/>
-      <w:numFmt w:val="lowerRoman"/>
-      <w:lvlText w:val="%3."/>
-      <w:lvlJc w:val="right"/>
-      <w:pPr>
-        <w:ind w:left="2869" w:hanging="180"/>
-      </w:pPr>
-    </w:lvl>
-    <w:lvl w:ilvl="3" w:tplc="0419000F" w:tentative="1">
-      <w:start w:val="1"/>
-      <w:numFmt w:val="decimal"/>
-      <w:lvlText w:val="%4."/>
-      <w:lvlJc w:val="left"/>
-      <w:pPr>
-        <w:ind w:left="3589" w:hanging="360"/>
-      </w:pPr>
-    </w:lvl>
-    <w:lvl w:ilvl="4" w:tplc="04190019" w:tentative="1">
-      <w:start w:val="1"/>
-      <w:numFmt w:val="lowerLetter"/>
-      <w:lvlText w:val="%5."/>
-      <w:lvlJc w:val="left"/>
-      <w:pPr>
-        <w:ind w:left="4309" w:hanging="360"/>
-      </w:pPr>
-    </w:lvl>
-    <w:lvl w:ilvl="5" w:tplc="0419001B" w:tentative="1">
-      <w:start w:val="1"/>
-      <w:numFmt w:val="lowerRoman"/>
-      <w:lvlText w:val="%6."/>
-      <w:lvlJc w:val="right"/>
-      <w:pPr>
-        <w:ind w:left="5029" w:hanging="180"/>
-      </w:pPr>
-    </w:lvl>
-    <w:lvl w:ilvl="6" w:tplc="0419000F" w:tentative="1">
-      <w:start w:val="1"/>
-      <w:numFmt w:val="decimal"/>
-      <w:lvlText w:val="%7."/>
-      <w:lvlJc w:val="left"/>
-      <w:pPr>
-        <w:ind w:left="5749" w:hanging="360"/>
-      </w:pPr>
-    </w:lvl>
-    <w:lvl w:ilvl="7" w:tplc="04190019" w:tentative="1">
-      <w:start w:val="1"/>
-      <w:numFmt w:val="lowerLetter"/>
-      <w:lvlText w:val="%8."/>
-      <w:lvlJc w:val="left"/>
-      <w:pPr>
-        <w:ind w:left="6469" w:hanging="360"/>
-      </w:pPr>
-    </w:lvl>
-    <w:lvl w:ilvl="8" w:tplc="0419001B" w:tentative="1">
-      <w:start w:val="1"/>
-      <w:numFmt w:val="lowerRoman"/>
-      <w:lvlText w:val="%9."/>
-      <w:lvlJc w:val="right"/>
-      <w:pPr>
-        <w:ind w:left="7189" w:hanging="180"/>
-      </w:pPr>
-    </w:lvl>
-  </w:abstractNum>
-  <w:abstractNum w:abstractNumId="39" w15:restartNumberingAfterBreak="0">
-    <w:nsid w:val="406366C9"/>
-    <w:multiLevelType w:val="hybridMultilevel"/>
-    <w:tmpl w:val="431AAA90"/>
-    <w:lvl w:ilvl="0" w:tplc="5CC4644C">
-      <w:start w:val="1"/>
-      <w:numFmt w:val="decimal"/>
-      <w:lvlText w:val="%1."/>
-      <w:lvlJc w:val="left"/>
-      <w:pPr>
-        <w:ind w:left="1069" w:hanging="360"/>
-      </w:pPr>
-      <w:rPr>
-        <w:rFonts w:hint="default"/>
-      </w:rPr>
-    </w:lvl>
-    <w:lvl w:ilvl="1" w:tplc="04190019" w:tentative="1">
-      <w:start w:val="1"/>
-      <w:numFmt w:val="lowerLetter"/>
-      <w:lvlText w:val="%2."/>
-      <w:lvlJc w:val="left"/>
-      <w:pPr>
-        <w:ind w:left="1789" w:hanging="360"/>
-      </w:pPr>
-    </w:lvl>
-    <w:lvl w:ilvl="2" w:tplc="0419001B" w:tentative="1">
-      <w:start w:val="1"/>
-      <w:numFmt w:val="lowerRoman"/>
-      <w:lvlText w:val="%3."/>
-      <w:lvlJc w:val="right"/>
-      <w:pPr>
-        <w:ind w:left="2509" w:hanging="180"/>
-      </w:pPr>
-    </w:lvl>
-    <w:lvl w:ilvl="3" w:tplc="0419000F" w:tentative="1">
-      <w:start w:val="1"/>
-      <w:numFmt w:val="decimal"/>
-      <w:lvlText w:val="%4."/>
-      <w:lvlJc w:val="left"/>
-      <w:pPr>
-        <w:ind w:left="3229" w:hanging="360"/>
-      </w:pPr>
-    </w:lvl>
-    <w:lvl w:ilvl="4" w:tplc="04190019" w:tentative="1">
-      <w:start w:val="1"/>
-      <w:numFmt w:val="lowerLetter"/>
-      <w:lvlText w:val="%5."/>
-      <w:lvlJc w:val="left"/>
-      <w:pPr>
-        <w:ind w:left="3949" w:hanging="360"/>
-      </w:pPr>
-    </w:lvl>
-    <w:lvl w:ilvl="5" w:tplc="0419001B" w:tentative="1">
-      <w:start w:val="1"/>
-      <w:numFmt w:val="lowerRoman"/>
-      <w:lvlText w:val="%6."/>
-      <w:lvlJc w:val="right"/>
-      <w:pPr>
-        <w:ind w:left="4669" w:hanging="180"/>
-      </w:pPr>
-    </w:lvl>
-    <w:lvl w:ilvl="6" w:tplc="0419000F" w:tentative="1">
-      <w:start w:val="1"/>
-      <w:numFmt w:val="decimal"/>
-      <w:lvlText w:val="%7."/>
-      <w:lvlJc w:val="left"/>
-      <w:pPr>
-        <w:ind w:left="5389" w:hanging="360"/>
-      </w:pPr>
-    </w:lvl>
-    <w:lvl w:ilvl="7" w:tplc="04190019" w:tentative="1">
-      <w:start w:val="1"/>
-      <w:numFmt w:val="lowerLetter"/>
-      <w:lvlText w:val="%8."/>
-      <w:lvlJc w:val="left"/>
-      <w:pPr>
-        <w:ind w:left="6109" w:hanging="360"/>
-      </w:pPr>
-    </w:lvl>
-    <w:lvl w:ilvl="8" w:tplc="0419001B" w:tentative="1">
-      <w:start w:val="1"/>
-      <w:numFmt w:val="lowerRoman"/>
-      <w:lvlText w:val="%9."/>
-      <w:lvlJc w:val="right"/>
-      <w:pPr>
-        <w:ind w:left="6829" w:hanging="180"/>
-      </w:pPr>
-    </w:lvl>
-  </w:abstractNum>
-  <w:abstractNum w:abstractNumId="40" w15:restartNumberingAfterBreak="0">
-    <w:nsid w:val="40F41E05"/>
-    <w:multiLevelType w:val="hybridMultilevel"/>
-    <w:tmpl w:val="D040D042"/>
-    <w:lvl w:ilvl="0" w:tplc="04190001">
-      <w:start w:val="1"/>
-      <w:numFmt w:val="bullet"/>
-      <w:lvlText w:val=""/>
-      <w:lvlJc w:val="left"/>
-      <w:pPr>
-        <w:ind w:left="1429" w:hanging="360"/>
-      </w:pPr>
-      <w:rPr>
-        <w:rFonts w:ascii="Symbol" w:hAnsi="Symbol" w:hint="default"/>
-      </w:rPr>
-    </w:lvl>
-    <w:lvl w:ilvl="1" w:tplc="04190003" w:tentative="1">
-      <w:start w:val="1"/>
-      <w:numFmt w:val="bullet"/>
-      <w:lvlText w:val="o"/>
-      <w:lvlJc w:val="left"/>
-      <w:pPr>
-        <w:ind w:left="2149" w:hanging="360"/>
-      </w:pPr>
-      <w:rPr>
-        <w:rFonts w:ascii="Courier New" w:hAnsi="Courier New" w:cs="Courier New" w:hint="default"/>
-      </w:rPr>
-    </w:lvl>
-    <w:lvl w:ilvl="2" w:tplc="04190005" w:tentative="1">
-      <w:start w:val="1"/>
-      <w:numFmt w:val="bullet"/>
-      <w:lvlText w:val=""/>
-      <w:lvlJc w:val="left"/>
-      <w:pPr>
-        <w:ind w:left="2869" w:hanging="360"/>
-      </w:pPr>
-      <w:rPr>
-        <w:rFonts w:ascii="Wingdings" w:hAnsi="Wingdings" w:hint="default"/>
-      </w:rPr>
-    </w:lvl>
-    <w:lvl w:ilvl="3" w:tplc="04190001" w:tentative="1">
-      <w:start w:val="1"/>
-      <w:numFmt w:val="bullet"/>
-      <w:lvlText w:val=""/>
-      <w:lvlJc w:val="left"/>
-      <w:pPr>
-        <w:ind w:left="3589" w:hanging="360"/>
-      </w:pPr>
-      <w:rPr>
-        <w:rFonts w:ascii="Symbol" w:hAnsi="Symbol" w:hint="default"/>
-      </w:rPr>
-    </w:lvl>
-    <w:lvl w:ilvl="4" w:tplc="04190003" w:tentative="1">
-      <w:start w:val="1"/>
-      <w:numFmt w:val="bullet"/>
-      <w:lvlText w:val="o"/>
-      <w:lvlJc w:val="left"/>
-      <w:pPr>
-        <w:ind w:left="4309" w:hanging="360"/>
-      </w:pPr>
-      <w:rPr>
-        <w:rFonts w:ascii="Courier New" w:hAnsi="Courier New" w:cs="Courier New" w:hint="default"/>
-      </w:rPr>
-    </w:lvl>
-    <w:lvl w:ilvl="5" w:tplc="04190005" w:tentative="1">
-      <w:start w:val="1"/>
-      <w:numFmt w:val="bullet"/>
-      <w:lvlText w:val=""/>
-      <w:lvlJc w:val="left"/>
-      <w:pPr>
-        <w:ind w:left="5029" w:hanging="360"/>
-      </w:pPr>
-      <w:rPr>
-        <w:rFonts w:ascii="Wingdings" w:hAnsi="Wingdings" w:hint="default"/>
-      </w:rPr>
-    </w:lvl>
-    <w:lvl w:ilvl="6" w:tplc="04190001" w:tentative="1">
-      <w:start w:val="1"/>
-      <w:numFmt w:val="bullet"/>
-      <w:lvlText w:val=""/>
-      <w:lvlJc w:val="left"/>
-      <w:pPr>
-        <w:ind w:left="5749" w:hanging="360"/>
-      </w:pPr>
-      <w:rPr>
-        <w:rFonts w:ascii="Symbol" w:hAnsi="Symbol" w:hint="default"/>
-      </w:rPr>
-    </w:lvl>
-    <w:lvl w:ilvl="7" w:tplc="04190003" w:tentative="1">
-      <w:start w:val="1"/>
-      <w:numFmt w:val="bullet"/>
-      <w:lvlText w:val="o"/>
-      <w:lvlJc w:val="left"/>
-      <w:pPr>
-        <w:ind w:left="6469" w:hanging="360"/>
-      </w:pPr>
-      <w:rPr>
-        <w:rFonts w:ascii="Courier New" w:hAnsi="Courier New" w:cs="Courier New" w:hint="default"/>
-      </w:rPr>
-    </w:lvl>
-    <w:lvl w:ilvl="8" w:tplc="04190005" w:tentative="1">
-      <w:start w:val="1"/>
-      <w:numFmt w:val="bullet"/>
-      <w:lvlText w:val=""/>
-      <w:lvlJc w:val="left"/>
-      <w:pPr>
-        <w:ind w:left="7189" w:hanging="360"/>
-      </w:pPr>
-      <w:rPr>
-        <w:rFonts w:ascii="Wingdings" w:hAnsi="Wingdings" w:hint="default"/>
-      </w:rPr>
-    </w:lvl>
-  </w:abstractNum>
-  <w:abstractNum w:abstractNumId="41" w15:restartNumberingAfterBreak="0">
-    <w:nsid w:val="414073DA"/>
-    <w:multiLevelType w:val="hybridMultilevel"/>
-    <w:tmpl w:val="9C9486A4"/>
-    <w:lvl w:ilvl="0" w:tplc="FFFFFFFF">
-      <w:start w:val="1"/>
-      <w:numFmt w:val="decimal"/>
-      <w:lvlText w:val="%1."/>
-      <w:lvlJc w:val="left"/>
-      <w:pPr>
-        <w:ind w:left="2138" w:hanging="360"/>
-      </w:pPr>
-    </w:lvl>
-    <w:lvl w:ilvl="1" w:tplc="04190019" w:tentative="1">
-      <w:start w:val="1"/>
-      <w:numFmt w:val="lowerLetter"/>
-      <w:lvlText w:val="%2."/>
-      <w:lvlJc w:val="left"/>
-      <w:pPr>
-        <w:ind w:left="2149" w:hanging="360"/>
-      </w:pPr>
-    </w:lvl>
-    <w:lvl w:ilvl="2" w:tplc="0419001B" w:tentative="1">
-      <w:start w:val="1"/>
-      <w:numFmt w:val="lowerRoman"/>
-      <w:lvlText w:val="%3."/>
-      <w:lvlJc w:val="right"/>
-      <w:pPr>
-        <w:ind w:left="2869" w:hanging="180"/>
-      </w:pPr>
-    </w:lvl>
-    <w:lvl w:ilvl="3" w:tplc="0419000F" w:tentative="1">
-      <w:start w:val="1"/>
-      <w:numFmt w:val="decimal"/>
-      <w:lvlText w:val="%4."/>
-      <w:lvlJc w:val="left"/>
-      <w:pPr>
-        <w:ind w:left="3589" w:hanging="360"/>
-      </w:pPr>
-    </w:lvl>
-    <w:lvl w:ilvl="4" w:tplc="04190019" w:tentative="1">
-      <w:start w:val="1"/>
-      <w:numFmt w:val="lowerLetter"/>
-      <w:lvlText w:val="%5."/>
-      <w:lvlJc w:val="left"/>
-      <w:pPr>
-        <w:ind w:left="4309" w:hanging="360"/>
-      </w:pPr>
-    </w:lvl>
-    <w:lvl w:ilvl="5" w:tplc="0419001B" w:tentative="1">
-      <w:start w:val="1"/>
-      <w:numFmt w:val="lowerRoman"/>
-      <w:lvlText w:val="%6."/>
-      <w:lvlJc w:val="right"/>
-      <w:pPr>
-        <w:ind w:left="5029" w:hanging="180"/>
-      </w:pPr>
-    </w:lvl>
-    <w:lvl w:ilvl="6" w:tplc="0419000F" w:tentative="1">
-      <w:start w:val="1"/>
-      <w:numFmt w:val="decimal"/>
-      <w:lvlText w:val="%7."/>
-      <w:lvlJc w:val="left"/>
-      <w:pPr>
-        <w:ind w:left="5749" w:hanging="360"/>
-      </w:pPr>
-    </w:lvl>
-    <w:lvl w:ilvl="7" w:tplc="04190019" w:tentative="1">
-      <w:start w:val="1"/>
-      <w:numFmt w:val="lowerLetter"/>
-      <w:lvlText w:val="%8."/>
-      <w:lvlJc w:val="left"/>
-      <w:pPr>
-        <w:ind w:left="6469" w:hanging="360"/>
-      </w:pPr>
-    </w:lvl>
-    <w:lvl w:ilvl="8" w:tplc="0419001B" w:tentative="1">
-      <w:start w:val="1"/>
-      <w:numFmt w:val="lowerRoman"/>
-      <w:lvlText w:val="%9."/>
-      <w:lvlJc w:val="right"/>
-      <w:pPr>
-        <w:ind w:left="7189" w:hanging="180"/>
-      </w:pPr>
-    </w:lvl>
-  </w:abstractNum>
-  <w:abstractNum w:abstractNumId="42" w15:restartNumberingAfterBreak="0">
+  <w:abstractNum w:abstractNumId="13">
     <w:nsid w:val="41E060DC"/>
     <w:multiLevelType w:val="hybridMultilevel"/>
     <w:tmpl w:val="4FF03542"/>
@@ -19600,7 +15450,7 @@
       </w:pPr>
     </w:lvl>
   </w:abstractNum>
-  <w:abstractNum w:abstractNumId="43" w15:restartNumberingAfterBreak="0">
+  <w:abstractNum w:abstractNumId="14">
     <w:nsid w:val="420D2220"/>
     <w:multiLevelType w:val="hybridMultilevel"/>
     <w:tmpl w:val="CF8823DC"/>
@@ -19686,233 +15536,7 @@
       </w:pPr>
     </w:lvl>
   </w:abstractNum>
-  <w:abstractNum w:abstractNumId="44" w15:restartNumberingAfterBreak="0">
-    <w:nsid w:val="46DC2E72"/>
-    <w:multiLevelType w:val="hybridMultilevel"/>
-    <w:tmpl w:val="21E2258E"/>
-    <w:lvl w:ilvl="0" w:tplc="04190001">
-      <w:start w:val="1"/>
-      <w:numFmt w:val="bullet"/>
-      <w:lvlText w:val=""/>
-      <w:lvlJc w:val="left"/>
-      <w:pPr>
-        <w:ind w:left="1069" w:hanging="360"/>
-      </w:pPr>
-      <w:rPr>
-        <w:rFonts w:ascii="Symbol" w:hAnsi="Symbol" w:hint="default"/>
-      </w:rPr>
-    </w:lvl>
-    <w:lvl w:ilvl="1" w:tplc="04190003" w:tentative="1">
-      <w:start w:val="1"/>
-      <w:numFmt w:val="bullet"/>
-      <w:lvlText w:val="o"/>
-      <w:lvlJc w:val="left"/>
-      <w:pPr>
-        <w:ind w:left="1789" w:hanging="360"/>
-      </w:pPr>
-      <w:rPr>
-        <w:rFonts w:ascii="Courier New" w:hAnsi="Courier New" w:cs="Courier New" w:hint="default"/>
-      </w:rPr>
-    </w:lvl>
-    <w:lvl w:ilvl="2" w:tplc="04190005" w:tentative="1">
-      <w:start w:val="1"/>
-      <w:numFmt w:val="bullet"/>
-      <w:lvlText w:val=""/>
-      <w:lvlJc w:val="left"/>
-      <w:pPr>
-        <w:ind w:left="2509" w:hanging="360"/>
-      </w:pPr>
-      <w:rPr>
-        <w:rFonts w:ascii="Wingdings" w:hAnsi="Wingdings" w:hint="default"/>
-      </w:rPr>
-    </w:lvl>
-    <w:lvl w:ilvl="3" w:tplc="04190001" w:tentative="1">
-      <w:start w:val="1"/>
-      <w:numFmt w:val="bullet"/>
-      <w:lvlText w:val=""/>
-      <w:lvlJc w:val="left"/>
-      <w:pPr>
-        <w:ind w:left="3229" w:hanging="360"/>
-      </w:pPr>
-      <w:rPr>
-        <w:rFonts w:ascii="Symbol" w:hAnsi="Symbol" w:hint="default"/>
-      </w:rPr>
-    </w:lvl>
-    <w:lvl w:ilvl="4" w:tplc="04190003" w:tentative="1">
-      <w:start w:val="1"/>
-      <w:numFmt w:val="bullet"/>
-      <w:lvlText w:val="o"/>
-      <w:lvlJc w:val="left"/>
-      <w:pPr>
-        <w:ind w:left="3949" w:hanging="360"/>
-      </w:pPr>
-      <w:rPr>
-        <w:rFonts w:ascii="Courier New" w:hAnsi="Courier New" w:cs="Courier New" w:hint="default"/>
-      </w:rPr>
-    </w:lvl>
-    <w:lvl w:ilvl="5" w:tplc="04190005" w:tentative="1">
-      <w:start w:val="1"/>
-      <w:numFmt w:val="bullet"/>
-      <w:lvlText w:val=""/>
-      <w:lvlJc w:val="left"/>
-      <w:pPr>
-        <w:ind w:left="4669" w:hanging="360"/>
-      </w:pPr>
-      <w:rPr>
-        <w:rFonts w:ascii="Wingdings" w:hAnsi="Wingdings" w:hint="default"/>
-      </w:rPr>
-    </w:lvl>
-    <w:lvl w:ilvl="6" w:tplc="04190001" w:tentative="1">
-      <w:start w:val="1"/>
-      <w:numFmt w:val="bullet"/>
-      <w:lvlText w:val=""/>
-      <w:lvlJc w:val="left"/>
-      <w:pPr>
-        <w:ind w:left="5389" w:hanging="360"/>
-      </w:pPr>
-      <w:rPr>
-        <w:rFonts w:ascii="Symbol" w:hAnsi="Symbol" w:hint="default"/>
-      </w:rPr>
-    </w:lvl>
-    <w:lvl w:ilvl="7" w:tplc="04190003" w:tentative="1">
-      <w:start w:val="1"/>
-      <w:numFmt w:val="bullet"/>
-      <w:lvlText w:val="o"/>
-      <w:lvlJc w:val="left"/>
-      <w:pPr>
-        <w:ind w:left="6109" w:hanging="360"/>
-      </w:pPr>
-      <w:rPr>
-        <w:rFonts w:ascii="Courier New" w:hAnsi="Courier New" w:cs="Courier New" w:hint="default"/>
-      </w:rPr>
-    </w:lvl>
-    <w:lvl w:ilvl="8" w:tplc="04190005" w:tentative="1">
-      <w:start w:val="1"/>
-      <w:numFmt w:val="bullet"/>
-      <w:lvlText w:val=""/>
-      <w:lvlJc w:val="left"/>
-      <w:pPr>
-        <w:ind w:left="6829" w:hanging="360"/>
-      </w:pPr>
-      <w:rPr>
-        <w:rFonts w:ascii="Wingdings" w:hAnsi="Wingdings" w:hint="default"/>
-      </w:rPr>
-    </w:lvl>
-  </w:abstractNum>
-  <w:abstractNum w:abstractNumId="45" w15:restartNumberingAfterBreak="0">
-    <w:nsid w:val="4910224D"/>
-    <w:multiLevelType w:val="hybridMultilevel"/>
-    <w:tmpl w:val="23920346"/>
-    <w:lvl w:ilvl="0" w:tplc="04190001">
-      <w:start w:val="1"/>
-      <w:numFmt w:val="bullet"/>
-      <w:lvlText w:val=""/>
-      <w:lvlJc w:val="left"/>
-      <w:pPr>
-        <w:ind w:left="1776" w:hanging="360"/>
-      </w:pPr>
-      <w:rPr>
-        <w:rFonts w:ascii="Symbol" w:hAnsi="Symbol" w:hint="default"/>
-      </w:rPr>
-    </w:lvl>
-    <w:lvl w:ilvl="1" w:tplc="04190003" w:tentative="1">
-      <w:start w:val="1"/>
-      <w:numFmt w:val="bullet"/>
-      <w:lvlText w:val="o"/>
-      <w:lvlJc w:val="left"/>
-      <w:pPr>
-        <w:ind w:left="2496" w:hanging="360"/>
-      </w:pPr>
-      <w:rPr>
-        <w:rFonts w:ascii="Courier New" w:hAnsi="Courier New" w:cs="Courier New" w:hint="default"/>
-      </w:rPr>
-    </w:lvl>
-    <w:lvl w:ilvl="2" w:tplc="04190005" w:tentative="1">
-      <w:start w:val="1"/>
-      <w:numFmt w:val="bullet"/>
-      <w:lvlText w:val=""/>
-      <w:lvlJc w:val="left"/>
-      <w:pPr>
-        <w:ind w:left="3216" w:hanging="360"/>
-      </w:pPr>
-      <w:rPr>
-        <w:rFonts w:ascii="Wingdings" w:hAnsi="Wingdings" w:hint="default"/>
-      </w:rPr>
-    </w:lvl>
-    <w:lvl w:ilvl="3" w:tplc="04190001" w:tentative="1">
-      <w:start w:val="1"/>
-      <w:numFmt w:val="bullet"/>
-      <w:lvlText w:val=""/>
-      <w:lvlJc w:val="left"/>
-      <w:pPr>
-        <w:ind w:left="3936" w:hanging="360"/>
-      </w:pPr>
-      <w:rPr>
-        <w:rFonts w:ascii="Symbol" w:hAnsi="Symbol" w:hint="default"/>
-      </w:rPr>
-    </w:lvl>
-    <w:lvl w:ilvl="4" w:tplc="04190003" w:tentative="1">
-      <w:start w:val="1"/>
-      <w:numFmt w:val="bullet"/>
-      <w:lvlText w:val="o"/>
-      <w:lvlJc w:val="left"/>
-      <w:pPr>
-        <w:ind w:left="4656" w:hanging="360"/>
-      </w:pPr>
-      <w:rPr>
-        <w:rFonts w:ascii="Courier New" w:hAnsi="Courier New" w:cs="Courier New" w:hint="default"/>
-      </w:rPr>
-    </w:lvl>
-    <w:lvl w:ilvl="5" w:tplc="04190005" w:tentative="1">
-      <w:start w:val="1"/>
-      <w:numFmt w:val="bullet"/>
-      <w:lvlText w:val=""/>
-      <w:lvlJc w:val="left"/>
-      <w:pPr>
-        <w:ind w:left="5376" w:hanging="360"/>
-      </w:pPr>
-      <w:rPr>
-        <w:rFonts w:ascii="Wingdings" w:hAnsi="Wingdings" w:hint="default"/>
-      </w:rPr>
-    </w:lvl>
-    <w:lvl w:ilvl="6" w:tplc="04190001" w:tentative="1">
-      <w:start w:val="1"/>
-      <w:numFmt w:val="bullet"/>
-      <w:lvlText w:val=""/>
-      <w:lvlJc w:val="left"/>
-      <w:pPr>
-        <w:ind w:left="6096" w:hanging="360"/>
-      </w:pPr>
-      <w:rPr>
-        <w:rFonts w:ascii="Symbol" w:hAnsi="Symbol" w:hint="default"/>
-      </w:rPr>
-    </w:lvl>
-    <w:lvl w:ilvl="7" w:tplc="04190003" w:tentative="1">
-      <w:start w:val="1"/>
-      <w:numFmt w:val="bullet"/>
-      <w:lvlText w:val="o"/>
-      <w:lvlJc w:val="left"/>
-      <w:pPr>
-        <w:ind w:left="6816" w:hanging="360"/>
-      </w:pPr>
-      <w:rPr>
-        <w:rFonts w:ascii="Courier New" w:hAnsi="Courier New" w:cs="Courier New" w:hint="default"/>
-      </w:rPr>
-    </w:lvl>
-    <w:lvl w:ilvl="8" w:tplc="04190005" w:tentative="1">
-      <w:start w:val="1"/>
-      <w:numFmt w:val="bullet"/>
-      <w:lvlText w:val=""/>
-      <w:lvlJc w:val="left"/>
-      <w:pPr>
-        <w:ind w:left="7536" w:hanging="360"/>
-      </w:pPr>
-      <w:rPr>
-        <w:rFonts w:ascii="Wingdings" w:hAnsi="Wingdings" w:hint="default"/>
-      </w:rPr>
-    </w:lvl>
-  </w:abstractNum>
-  <w:abstractNum w:abstractNumId="46" w15:restartNumberingAfterBreak="0">
+  <w:abstractNum w:abstractNumId="15">
     <w:nsid w:val="52542191"/>
     <w:multiLevelType w:val="hybridMultilevel"/>
     <w:tmpl w:val="E7D69D40"/>
@@ -19998,7 +15622,7 @@
       </w:pPr>
     </w:lvl>
   </w:abstractNum>
-  <w:abstractNum w:abstractNumId="47" w15:restartNumberingAfterBreak="0">
+  <w:abstractNum w:abstractNumId="16">
     <w:nsid w:val="561B1E10"/>
     <w:multiLevelType w:val="hybridMultilevel"/>
     <w:tmpl w:val="21785554"/>
@@ -20084,179 +15708,7 @@
       </w:pPr>
     </w:lvl>
   </w:abstractNum>
-  <w:abstractNum w:abstractNumId="48" w15:restartNumberingAfterBreak="0">
-    <w:nsid w:val="564136ED"/>
-    <w:multiLevelType w:val="hybridMultilevel"/>
-    <w:tmpl w:val="D960F296"/>
-    <w:lvl w:ilvl="0" w:tplc="FFFFFFFF">
-      <w:start w:val="1"/>
-      <w:numFmt w:val="decimal"/>
-      <w:lvlText w:val="%1."/>
-      <w:lvlJc w:val="left"/>
-      <w:pPr>
-        <w:ind w:left="2138" w:hanging="360"/>
-      </w:pPr>
-    </w:lvl>
-    <w:lvl w:ilvl="1" w:tplc="04190019" w:tentative="1">
-      <w:start w:val="1"/>
-      <w:numFmt w:val="lowerLetter"/>
-      <w:lvlText w:val="%2."/>
-      <w:lvlJc w:val="left"/>
-      <w:pPr>
-        <w:ind w:left="2149" w:hanging="360"/>
-      </w:pPr>
-    </w:lvl>
-    <w:lvl w:ilvl="2" w:tplc="0419001B" w:tentative="1">
-      <w:start w:val="1"/>
-      <w:numFmt w:val="lowerRoman"/>
-      <w:lvlText w:val="%3."/>
-      <w:lvlJc w:val="right"/>
-      <w:pPr>
-        <w:ind w:left="2869" w:hanging="180"/>
-      </w:pPr>
-    </w:lvl>
-    <w:lvl w:ilvl="3" w:tplc="0419000F" w:tentative="1">
-      <w:start w:val="1"/>
-      <w:numFmt w:val="decimal"/>
-      <w:lvlText w:val="%4."/>
-      <w:lvlJc w:val="left"/>
-      <w:pPr>
-        <w:ind w:left="3589" w:hanging="360"/>
-      </w:pPr>
-    </w:lvl>
-    <w:lvl w:ilvl="4" w:tplc="04190019" w:tentative="1">
-      <w:start w:val="1"/>
-      <w:numFmt w:val="lowerLetter"/>
-      <w:lvlText w:val="%5."/>
-      <w:lvlJc w:val="left"/>
-      <w:pPr>
-        <w:ind w:left="4309" w:hanging="360"/>
-      </w:pPr>
-    </w:lvl>
-    <w:lvl w:ilvl="5" w:tplc="0419001B" w:tentative="1">
-      <w:start w:val="1"/>
-      <w:numFmt w:val="lowerRoman"/>
-      <w:lvlText w:val="%6."/>
-      <w:lvlJc w:val="right"/>
-      <w:pPr>
-        <w:ind w:left="5029" w:hanging="180"/>
-      </w:pPr>
-    </w:lvl>
-    <w:lvl w:ilvl="6" w:tplc="0419000F" w:tentative="1">
-      <w:start w:val="1"/>
-      <w:numFmt w:val="decimal"/>
-      <w:lvlText w:val="%7."/>
-      <w:lvlJc w:val="left"/>
-      <w:pPr>
-        <w:ind w:left="5749" w:hanging="360"/>
-      </w:pPr>
-    </w:lvl>
-    <w:lvl w:ilvl="7" w:tplc="04190019" w:tentative="1">
-      <w:start w:val="1"/>
-      <w:numFmt w:val="lowerLetter"/>
-      <w:lvlText w:val="%8."/>
-      <w:lvlJc w:val="left"/>
-      <w:pPr>
-        <w:ind w:left="6469" w:hanging="360"/>
-      </w:pPr>
-    </w:lvl>
-    <w:lvl w:ilvl="8" w:tplc="0419001B" w:tentative="1">
-      <w:start w:val="1"/>
-      <w:numFmt w:val="lowerRoman"/>
-      <w:lvlText w:val="%9."/>
-      <w:lvlJc w:val="right"/>
-      <w:pPr>
-        <w:ind w:left="7189" w:hanging="180"/>
-      </w:pPr>
-    </w:lvl>
-  </w:abstractNum>
-  <w:abstractNum w:abstractNumId="49" w15:restartNumberingAfterBreak="0">
-    <w:nsid w:val="57E40E00"/>
-    <w:multiLevelType w:val="hybridMultilevel"/>
-    <w:tmpl w:val="8258E64E"/>
-    <w:lvl w:ilvl="0" w:tplc="0419000F">
-      <w:start w:val="1"/>
-      <w:numFmt w:val="decimal"/>
-      <w:lvlText w:val="%1."/>
-      <w:lvlJc w:val="left"/>
-      <w:pPr>
-        <w:ind w:left="720" w:hanging="360"/>
-      </w:pPr>
-    </w:lvl>
-    <w:lvl w:ilvl="1" w:tplc="04190019" w:tentative="1">
-      <w:start w:val="1"/>
-      <w:numFmt w:val="lowerLetter"/>
-      <w:lvlText w:val="%2."/>
-      <w:lvlJc w:val="left"/>
-      <w:pPr>
-        <w:ind w:left="1440" w:hanging="360"/>
-      </w:pPr>
-    </w:lvl>
-    <w:lvl w:ilvl="2" w:tplc="0419001B" w:tentative="1">
-      <w:start w:val="1"/>
-      <w:numFmt w:val="lowerRoman"/>
-      <w:lvlText w:val="%3."/>
-      <w:lvlJc w:val="right"/>
-      <w:pPr>
-        <w:ind w:left="2160" w:hanging="180"/>
-      </w:pPr>
-    </w:lvl>
-    <w:lvl w:ilvl="3" w:tplc="0419000F" w:tentative="1">
-      <w:start w:val="1"/>
-      <w:numFmt w:val="decimal"/>
-      <w:lvlText w:val="%4."/>
-      <w:lvlJc w:val="left"/>
-      <w:pPr>
-        <w:ind w:left="2880" w:hanging="360"/>
-      </w:pPr>
-    </w:lvl>
-    <w:lvl w:ilvl="4" w:tplc="04190019" w:tentative="1">
-      <w:start w:val="1"/>
-      <w:numFmt w:val="lowerLetter"/>
-      <w:lvlText w:val="%5."/>
-      <w:lvlJc w:val="left"/>
-      <w:pPr>
-        <w:ind w:left="3600" w:hanging="360"/>
-      </w:pPr>
-    </w:lvl>
-    <w:lvl w:ilvl="5" w:tplc="0419001B" w:tentative="1">
-      <w:start w:val="1"/>
-      <w:numFmt w:val="lowerRoman"/>
-      <w:lvlText w:val="%6."/>
-      <w:lvlJc w:val="right"/>
-      <w:pPr>
-        <w:ind w:left="4320" w:hanging="180"/>
-      </w:pPr>
-    </w:lvl>
-    <w:lvl w:ilvl="6" w:tplc="0419000F" w:tentative="1">
-      <w:start w:val="1"/>
-      <w:numFmt w:val="decimal"/>
-      <w:lvlText w:val="%7."/>
-      <w:lvlJc w:val="left"/>
-      <w:pPr>
-        <w:ind w:left="5040" w:hanging="360"/>
-      </w:pPr>
-    </w:lvl>
-    <w:lvl w:ilvl="7" w:tplc="04190019" w:tentative="1">
-      <w:start w:val="1"/>
-      <w:numFmt w:val="lowerLetter"/>
-      <w:lvlText w:val="%8."/>
-      <w:lvlJc w:val="left"/>
-      <w:pPr>
-        <w:ind w:left="5760" w:hanging="360"/>
-      </w:pPr>
-    </w:lvl>
-    <w:lvl w:ilvl="8" w:tplc="0419001B" w:tentative="1">
-      <w:start w:val="1"/>
-      <w:numFmt w:val="lowerRoman"/>
-      <w:lvlText w:val="%9."/>
-      <w:lvlJc w:val="right"/>
-      <w:pPr>
-        <w:ind w:left="6480" w:hanging="180"/>
-      </w:pPr>
-    </w:lvl>
-  </w:abstractNum>
-  <w:abstractNum w:abstractNumId="50" w15:restartNumberingAfterBreak="0">
+  <w:abstractNum w:abstractNumId="17">
     <w:nsid w:val="5882290F"/>
     <w:multiLevelType w:val="hybridMultilevel"/>
     <w:tmpl w:val="9D4E1FF0"/>
@@ -20342,943 +15794,7 @@
       </w:pPr>
     </w:lvl>
   </w:abstractNum>
-  <w:abstractNum w:abstractNumId="51" w15:restartNumberingAfterBreak="0">
-    <w:nsid w:val="58835EF8"/>
-    <w:multiLevelType w:val="hybridMultilevel"/>
-    <w:tmpl w:val="8D905BF8"/>
-    <w:lvl w:ilvl="0" w:tplc="87428346">
-      <w:start w:val="1"/>
-      <w:numFmt w:val="decimal"/>
-      <w:lvlText w:val="%1."/>
-      <w:lvlJc w:val="left"/>
-      <w:pPr>
-        <w:ind w:left="1069" w:hanging="360"/>
-      </w:pPr>
-      <w:rPr>
-        <w:rFonts w:hint="default"/>
-      </w:rPr>
-    </w:lvl>
-    <w:lvl w:ilvl="1" w:tplc="04190019" w:tentative="1">
-      <w:start w:val="1"/>
-      <w:numFmt w:val="lowerLetter"/>
-      <w:lvlText w:val="%2."/>
-      <w:lvlJc w:val="left"/>
-      <w:pPr>
-        <w:ind w:left="1789" w:hanging="360"/>
-      </w:pPr>
-    </w:lvl>
-    <w:lvl w:ilvl="2" w:tplc="0419001B" w:tentative="1">
-      <w:start w:val="1"/>
-      <w:numFmt w:val="lowerRoman"/>
-      <w:lvlText w:val="%3."/>
-      <w:lvlJc w:val="right"/>
-      <w:pPr>
-        <w:ind w:left="2509" w:hanging="180"/>
-      </w:pPr>
-    </w:lvl>
-    <w:lvl w:ilvl="3" w:tplc="0419000F" w:tentative="1">
-      <w:start w:val="1"/>
-      <w:numFmt w:val="decimal"/>
-      <w:lvlText w:val="%4."/>
-      <w:lvlJc w:val="left"/>
-      <w:pPr>
-        <w:ind w:left="3229" w:hanging="360"/>
-      </w:pPr>
-    </w:lvl>
-    <w:lvl w:ilvl="4" w:tplc="04190019" w:tentative="1">
-      <w:start w:val="1"/>
-      <w:numFmt w:val="lowerLetter"/>
-      <w:lvlText w:val="%5."/>
-      <w:lvlJc w:val="left"/>
-      <w:pPr>
-        <w:ind w:left="3949" w:hanging="360"/>
-      </w:pPr>
-    </w:lvl>
-    <w:lvl w:ilvl="5" w:tplc="0419001B" w:tentative="1">
-      <w:start w:val="1"/>
-      <w:numFmt w:val="lowerRoman"/>
-      <w:lvlText w:val="%6."/>
-      <w:lvlJc w:val="right"/>
-      <w:pPr>
-        <w:ind w:left="4669" w:hanging="180"/>
-      </w:pPr>
-    </w:lvl>
-    <w:lvl w:ilvl="6" w:tplc="0419000F" w:tentative="1">
-      <w:start w:val="1"/>
-      <w:numFmt w:val="decimal"/>
-      <w:lvlText w:val="%7."/>
-      <w:lvlJc w:val="left"/>
-      <w:pPr>
-        <w:ind w:left="5389" w:hanging="360"/>
-      </w:pPr>
-    </w:lvl>
-    <w:lvl w:ilvl="7" w:tplc="04190019" w:tentative="1">
-      <w:start w:val="1"/>
-      <w:numFmt w:val="lowerLetter"/>
-      <w:lvlText w:val="%8."/>
-      <w:lvlJc w:val="left"/>
-      <w:pPr>
-        <w:ind w:left="6109" w:hanging="360"/>
-      </w:pPr>
-    </w:lvl>
-    <w:lvl w:ilvl="8" w:tplc="0419001B" w:tentative="1">
-      <w:start w:val="1"/>
-      <w:numFmt w:val="lowerRoman"/>
-      <w:lvlText w:val="%9."/>
-      <w:lvlJc w:val="right"/>
-      <w:pPr>
-        <w:ind w:left="6829" w:hanging="180"/>
-      </w:pPr>
-    </w:lvl>
-  </w:abstractNum>
-  <w:abstractNum w:abstractNumId="52" w15:restartNumberingAfterBreak="0">
-    <w:nsid w:val="60672888"/>
-    <w:multiLevelType w:val="hybridMultilevel"/>
-    <w:tmpl w:val="571672AE"/>
-    <w:lvl w:ilvl="0" w:tplc="04190001">
-      <w:start w:val="1"/>
-      <w:numFmt w:val="bullet"/>
-      <w:lvlText w:val=""/>
-      <w:lvlJc w:val="left"/>
-      <w:pPr>
-        <w:ind w:left="1429" w:hanging="360"/>
-      </w:pPr>
-      <w:rPr>
-        <w:rFonts w:ascii="Symbol" w:hAnsi="Symbol" w:hint="default"/>
-      </w:rPr>
-    </w:lvl>
-    <w:lvl w:ilvl="1" w:tplc="04190003" w:tentative="1">
-      <w:start w:val="1"/>
-      <w:numFmt w:val="bullet"/>
-      <w:lvlText w:val="o"/>
-      <w:lvlJc w:val="left"/>
-      <w:pPr>
-        <w:ind w:left="2149" w:hanging="360"/>
-      </w:pPr>
-      <w:rPr>
-        <w:rFonts w:ascii="Courier New" w:hAnsi="Courier New" w:cs="Courier New" w:hint="default"/>
-      </w:rPr>
-    </w:lvl>
-    <w:lvl w:ilvl="2" w:tplc="04190005" w:tentative="1">
-      <w:start w:val="1"/>
-      <w:numFmt w:val="bullet"/>
-      <w:lvlText w:val=""/>
-      <w:lvlJc w:val="left"/>
-      <w:pPr>
-        <w:ind w:left="2869" w:hanging="360"/>
-      </w:pPr>
-      <w:rPr>
-        <w:rFonts w:ascii="Wingdings" w:hAnsi="Wingdings" w:hint="default"/>
-      </w:rPr>
-    </w:lvl>
-    <w:lvl w:ilvl="3" w:tplc="04190001" w:tentative="1">
-      <w:start w:val="1"/>
-      <w:numFmt w:val="bullet"/>
-      <w:lvlText w:val=""/>
-      <w:lvlJc w:val="left"/>
-      <w:pPr>
-        <w:ind w:left="3589" w:hanging="360"/>
-      </w:pPr>
-      <w:rPr>
-        <w:rFonts w:ascii="Symbol" w:hAnsi="Symbol" w:hint="default"/>
-      </w:rPr>
-    </w:lvl>
-    <w:lvl w:ilvl="4" w:tplc="04190003" w:tentative="1">
-      <w:start w:val="1"/>
-      <w:numFmt w:val="bullet"/>
-      <w:lvlText w:val="o"/>
-      <w:lvlJc w:val="left"/>
-      <w:pPr>
-        <w:ind w:left="4309" w:hanging="360"/>
-      </w:pPr>
-      <w:rPr>
-        <w:rFonts w:ascii="Courier New" w:hAnsi="Courier New" w:cs="Courier New" w:hint="default"/>
-      </w:rPr>
-    </w:lvl>
-    <w:lvl w:ilvl="5" w:tplc="04190005" w:tentative="1">
-      <w:start w:val="1"/>
-      <w:numFmt w:val="bullet"/>
-      <w:lvlText w:val=""/>
-      <w:lvlJc w:val="left"/>
-      <w:pPr>
-        <w:ind w:left="5029" w:hanging="360"/>
-      </w:pPr>
-      <w:rPr>
-        <w:rFonts w:ascii="Wingdings" w:hAnsi="Wingdings" w:hint="default"/>
-      </w:rPr>
-    </w:lvl>
-    <w:lvl w:ilvl="6" w:tplc="04190001" w:tentative="1">
-      <w:start w:val="1"/>
-      <w:numFmt w:val="bullet"/>
-      <w:lvlText w:val=""/>
-      <w:lvlJc w:val="left"/>
-      <w:pPr>
-        <w:ind w:left="5749" w:hanging="360"/>
-      </w:pPr>
-      <w:rPr>
-        <w:rFonts w:ascii="Symbol" w:hAnsi="Symbol" w:hint="default"/>
-      </w:rPr>
-    </w:lvl>
-    <w:lvl w:ilvl="7" w:tplc="04190003" w:tentative="1">
-      <w:start w:val="1"/>
-      <w:numFmt w:val="bullet"/>
-      <w:lvlText w:val="o"/>
-      <w:lvlJc w:val="left"/>
-      <w:pPr>
-        <w:ind w:left="6469" w:hanging="360"/>
-      </w:pPr>
-      <w:rPr>
-        <w:rFonts w:ascii="Courier New" w:hAnsi="Courier New" w:cs="Courier New" w:hint="default"/>
-      </w:rPr>
-    </w:lvl>
-    <w:lvl w:ilvl="8" w:tplc="04190005" w:tentative="1">
-      <w:start w:val="1"/>
-      <w:numFmt w:val="bullet"/>
-      <w:lvlText w:val=""/>
-      <w:lvlJc w:val="left"/>
-      <w:pPr>
-        <w:ind w:left="7189" w:hanging="360"/>
-      </w:pPr>
-      <w:rPr>
-        <w:rFonts w:ascii="Wingdings" w:hAnsi="Wingdings" w:hint="default"/>
-      </w:rPr>
-    </w:lvl>
-  </w:abstractNum>
-  <w:abstractNum w:abstractNumId="53" w15:restartNumberingAfterBreak="0">
-    <w:nsid w:val="6A2B531C"/>
-    <w:multiLevelType w:val="hybridMultilevel"/>
-    <w:tmpl w:val="1F683A1C"/>
-    <w:lvl w:ilvl="0" w:tplc="0419000F">
-      <w:start w:val="1"/>
-      <w:numFmt w:val="decimal"/>
-      <w:lvlText w:val="%1."/>
-      <w:lvlJc w:val="left"/>
-      <w:pPr>
-        <w:ind w:left="1429" w:hanging="360"/>
-      </w:pPr>
-    </w:lvl>
-    <w:lvl w:ilvl="1" w:tplc="04190019" w:tentative="1">
-      <w:start w:val="1"/>
-      <w:numFmt w:val="lowerLetter"/>
-      <w:lvlText w:val="%2."/>
-      <w:lvlJc w:val="left"/>
-      <w:pPr>
-        <w:ind w:left="2149" w:hanging="360"/>
-      </w:pPr>
-    </w:lvl>
-    <w:lvl w:ilvl="2" w:tplc="0419001B" w:tentative="1">
-      <w:start w:val="1"/>
-      <w:numFmt w:val="lowerRoman"/>
-      <w:lvlText w:val="%3."/>
-      <w:lvlJc w:val="right"/>
-      <w:pPr>
-        <w:ind w:left="2869" w:hanging="180"/>
-      </w:pPr>
-    </w:lvl>
-    <w:lvl w:ilvl="3" w:tplc="0419000F" w:tentative="1">
-      <w:start w:val="1"/>
-      <w:numFmt w:val="decimal"/>
-      <w:lvlText w:val="%4."/>
-      <w:lvlJc w:val="left"/>
-      <w:pPr>
-        <w:ind w:left="3589" w:hanging="360"/>
-      </w:pPr>
-    </w:lvl>
-    <w:lvl w:ilvl="4" w:tplc="04190019" w:tentative="1">
-      <w:start w:val="1"/>
-      <w:numFmt w:val="lowerLetter"/>
-      <w:lvlText w:val="%5."/>
-      <w:lvlJc w:val="left"/>
-      <w:pPr>
-        <w:ind w:left="4309" w:hanging="360"/>
-      </w:pPr>
-    </w:lvl>
-    <w:lvl w:ilvl="5" w:tplc="0419001B" w:tentative="1">
-      <w:start w:val="1"/>
-      <w:numFmt w:val="lowerRoman"/>
-      <w:lvlText w:val="%6."/>
-      <w:lvlJc w:val="right"/>
-      <w:pPr>
-        <w:ind w:left="5029" w:hanging="180"/>
-      </w:pPr>
-    </w:lvl>
-    <w:lvl w:ilvl="6" w:tplc="0419000F" w:tentative="1">
-      <w:start w:val="1"/>
-      <w:numFmt w:val="decimal"/>
-      <w:lvlText w:val="%7."/>
-      <w:lvlJc w:val="left"/>
-      <w:pPr>
-        <w:ind w:left="5749" w:hanging="360"/>
-      </w:pPr>
-    </w:lvl>
-    <w:lvl w:ilvl="7" w:tplc="04190019" w:tentative="1">
-      <w:start w:val="1"/>
-      <w:numFmt w:val="lowerLetter"/>
-      <w:lvlText w:val="%8."/>
-      <w:lvlJc w:val="left"/>
-      <w:pPr>
-        <w:ind w:left="6469" w:hanging="360"/>
-      </w:pPr>
-    </w:lvl>
-    <w:lvl w:ilvl="8" w:tplc="0419001B" w:tentative="1">
-      <w:start w:val="1"/>
-      <w:numFmt w:val="lowerRoman"/>
-      <w:lvlText w:val="%9."/>
-      <w:lvlJc w:val="right"/>
-      <w:pPr>
-        <w:ind w:left="7189" w:hanging="180"/>
-      </w:pPr>
-    </w:lvl>
-  </w:abstractNum>
-  <w:abstractNum w:abstractNumId="54" w15:restartNumberingAfterBreak="0">
-    <w:nsid w:val="6D436DBB"/>
-    <w:multiLevelType w:val="hybridMultilevel"/>
-    <w:tmpl w:val="F3BE804E"/>
-    <w:lvl w:ilvl="0" w:tplc="04190001">
-      <w:start w:val="1"/>
-      <w:numFmt w:val="bullet"/>
-      <w:lvlText w:val=""/>
-      <w:lvlJc w:val="left"/>
-      <w:pPr>
-        <w:ind w:left="1429" w:hanging="360"/>
-      </w:pPr>
-      <w:rPr>
-        <w:rFonts w:ascii="Symbol" w:hAnsi="Symbol" w:hint="default"/>
-      </w:rPr>
-    </w:lvl>
-    <w:lvl w:ilvl="1" w:tplc="0419000F">
-      <w:start w:val="1"/>
-      <w:numFmt w:val="decimal"/>
-      <w:lvlText w:val="%2."/>
-      <w:lvlJc w:val="left"/>
-      <w:pPr>
-        <w:ind w:left="1429" w:hanging="360"/>
-      </w:pPr>
-    </w:lvl>
-    <w:lvl w:ilvl="2" w:tplc="04190005" w:tentative="1">
-      <w:start w:val="1"/>
-      <w:numFmt w:val="bullet"/>
-      <w:lvlText w:val=""/>
-      <w:lvlJc w:val="left"/>
-      <w:pPr>
-        <w:ind w:left="2869" w:hanging="360"/>
-      </w:pPr>
-      <w:rPr>
-        <w:rFonts w:ascii="Wingdings" w:hAnsi="Wingdings" w:hint="default"/>
-      </w:rPr>
-    </w:lvl>
-    <w:lvl w:ilvl="3" w:tplc="04190001" w:tentative="1">
-      <w:start w:val="1"/>
-      <w:numFmt w:val="bullet"/>
-      <w:lvlText w:val=""/>
-      <w:lvlJc w:val="left"/>
-      <w:pPr>
-        <w:ind w:left="3589" w:hanging="360"/>
-      </w:pPr>
-      <w:rPr>
-        <w:rFonts w:ascii="Symbol" w:hAnsi="Symbol" w:hint="default"/>
-      </w:rPr>
-    </w:lvl>
-    <w:lvl w:ilvl="4" w:tplc="04190003" w:tentative="1">
-      <w:start w:val="1"/>
-      <w:numFmt w:val="bullet"/>
-      <w:lvlText w:val="o"/>
-      <w:lvlJc w:val="left"/>
-      <w:pPr>
-        <w:ind w:left="4309" w:hanging="360"/>
-      </w:pPr>
-      <w:rPr>
-        <w:rFonts w:ascii="Courier New" w:hAnsi="Courier New" w:cs="Courier New" w:hint="default"/>
-      </w:rPr>
-    </w:lvl>
-    <w:lvl w:ilvl="5" w:tplc="04190005" w:tentative="1">
-      <w:start w:val="1"/>
-      <w:numFmt w:val="bullet"/>
-      <w:lvlText w:val=""/>
-      <w:lvlJc w:val="left"/>
-      <w:pPr>
-        <w:ind w:left="5029" w:hanging="360"/>
-      </w:pPr>
-      <w:rPr>
-        <w:rFonts w:ascii="Wingdings" w:hAnsi="Wingdings" w:hint="default"/>
-      </w:rPr>
-    </w:lvl>
-    <w:lvl w:ilvl="6" w:tplc="04190001" w:tentative="1">
-      <w:start w:val="1"/>
-      <w:numFmt w:val="bullet"/>
-      <w:lvlText w:val=""/>
-      <w:lvlJc w:val="left"/>
-      <w:pPr>
-        <w:ind w:left="5749" w:hanging="360"/>
-      </w:pPr>
-      <w:rPr>
-        <w:rFonts w:ascii="Symbol" w:hAnsi="Symbol" w:hint="default"/>
-      </w:rPr>
-    </w:lvl>
-    <w:lvl w:ilvl="7" w:tplc="04190003" w:tentative="1">
-      <w:start w:val="1"/>
-      <w:numFmt w:val="bullet"/>
-      <w:lvlText w:val="o"/>
-      <w:lvlJc w:val="left"/>
-      <w:pPr>
-        <w:ind w:left="6469" w:hanging="360"/>
-      </w:pPr>
-      <w:rPr>
-        <w:rFonts w:ascii="Courier New" w:hAnsi="Courier New" w:cs="Courier New" w:hint="default"/>
-      </w:rPr>
-    </w:lvl>
-    <w:lvl w:ilvl="8" w:tplc="04190005" w:tentative="1">
-      <w:start w:val="1"/>
-      <w:numFmt w:val="bullet"/>
-      <w:lvlText w:val=""/>
-      <w:lvlJc w:val="left"/>
-      <w:pPr>
-        <w:ind w:left="7189" w:hanging="360"/>
-      </w:pPr>
-      <w:rPr>
-        <w:rFonts w:ascii="Wingdings" w:hAnsi="Wingdings" w:hint="default"/>
-      </w:rPr>
-    </w:lvl>
-  </w:abstractNum>
-  <w:abstractNum w:abstractNumId="55" w15:restartNumberingAfterBreak="0">
-    <w:nsid w:val="6D6E531D"/>
-    <w:multiLevelType w:val="hybridMultilevel"/>
-    <w:tmpl w:val="8950227E"/>
-    <w:lvl w:ilvl="0" w:tplc="04190001">
-      <w:start w:val="1"/>
-      <w:numFmt w:val="bullet"/>
-      <w:lvlText w:val=""/>
-      <w:lvlJc w:val="left"/>
-      <w:pPr>
-        <w:ind w:left="1429" w:hanging="360"/>
-      </w:pPr>
-      <w:rPr>
-        <w:rFonts w:ascii="Symbol" w:hAnsi="Symbol" w:hint="default"/>
-      </w:rPr>
-    </w:lvl>
-    <w:lvl w:ilvl="1" w:tplc="04190003" w:tentative="1">
-      <w:start w:val="1"/>
-      <w:numFmt w:val="bullet"/>
-      <w:lvlText w:val="o"/>
-      <w:lvlJc w:val="left"/>
-      <w:pPr>
-        <w:ind w:left="2149" w:hanging="360"/>
-      </w:pPr>
-      <w:rPr>
-        <w:rFonts w:ascii="Courier New" w:hAnsi="Courier New" w:cs="Courier New" w:hint="default"/>
-      </w:rPr>
-    </w:lvl>
-    <w:lvl w:ilvl="2" w:tplc="04190005" w:tentative="1">
-      <w:start w:val="1"/>
-      <w:numFmt w:val="bullet"/>
-      <w:lvlText w:val=""/>
-      <w:lvlJc w:val="left"/>
-      <w:pPr>
-        <w:ind w:left="2869" w:hanging="360"/>
-      </w:pPr>
-      <w:rPr>
-        <w:rFonts w:ascii="Wingdings" w:hAnsi="Wingdings" w:hint="default"/>
-      </w:rPr>
-    </w:lvl>
-    <w:lvl w:ilvl="3" w:tplc="04190001" w:tentative="1">
-      <w:start w:val="1"/>
-      <w:numFmt w:val="bullet"/>
-      <w:lvlText w:val=""/>
-      <w:lvlJc w:val="left"/>
-      <w:pPr>
-        <w:ind w:left="3589" w:hanging="360"/>
-      </w:pPr>
-      <w:rPr>
-        <w:rFonts w:ascii="Symbol" w:hAnsi="Symbol" w:hint="default"/>
-      </w:rPr>
-    </w:lvl>
-    <w:lvl w:ilvl="4" w:tplc="04190003" w:tentative="1">
-      <w:start w:val="1"/>
-      <w:numFmt w:val="bullet"/>
-      <w:lvlText w:val="o"/>
-      <w:lvlJc w:val="left"/>
-      <w:pPr>
-        <w:ind w:left="4309" w:hanging="360"/>
-      </w:pPr>
-      <w:rPr>
-        <w:rFonts w:ascii="Courier New" w:hAnsi="Courier New" w:cs="Courier New" w:hint="default"/>
-      </w:rPr>
-    </w:lvl>
-    <w:lvl w:ilvl="5" w:tplc="04190005" w:tentative="1">
-      <w:start w:val="1"/>
-      <w:numFmt w:val="bullet"/>
-      <w:lvlText w:val=""/>
-      <w:lvlJc w:val="left"/>
-      <w:pPr>
-        <w:ind w:left="5029" w:hanging="360"/>
-      </w:pPr>
-      <w:rPr>
-        <w:rFonts w:ascii="Wingdings" w:hAnsi="Wingdings" w:hint="default"/>
-      </w:rPr>
-    </w:lvl>
-    <w:lvl w:ilvl="6" w:tplc="04190001" w:tentative="1">
-      <w:start w:val="1"/>
-      <w:numFmt w:val="bullet"/>
-      <w:lvlText w:val=""/>
-      <w:lvlJc w:val="left"/>
-      <w:pPr>
-        <w:ind w:left="5749" w:hanging="360"/>
-      </w:pPr>
-      <w:rPr>
-        <w:rFonts w:ascii="Symbol" w:hAnsi="Symbol" w:hint="default"/>
-      </w:rPr>
-    </w:lvl>
-    <w:lvl w:ilvl="7" w:tplc="04190003" w:tentative="1">
-      <w:start w:val="1"/>
-      <w:numFmt w:val="bullet"/>
-      <w:lvlText w:val="o"/>
-      <w:lvlJc w:val="left"/>
-      <w:pPr>
-        <w:ind w:left="6469" w:hanging="360"/>
-      </w:pPr>
-      <w:rPr>
-        <w:rFonts w:ascii="Courier New" w:hAnsi="Courier New" w:cs="Courier New" w:hint="default"/>
-      </w:rPr>
-    </w:lvl>
-    <w:lvl w:ilvl="8" w:tplc="04190005" w:tentative="1">
-      <w:start w:val="1"/>
-      <w:numFmt w:val="bullet"/>
-      <w:lvlText w:val=""/>
-      <w:lvlJc w:val="left"/>
-      <w:pPr>
-        <w:ind w:left="7189" w:hanging="360"/>
-      </w:pPr>
-      <w:rPr>
-        <w:rFonts w:ascii="Wingdings" w:hAnsi="Wingdings" w:hint="default"/>
-      </w:rPr>
-    </w:lvl>
-  </w:abstractNum>
-  <w:abstractNum w:abstractNumId="56" w15:restartNumberingAfterBreak="0">
-    <w:nsid w:val="6ED11E0F"/>
-    <w:multiLevelType w:val="hybridMultilevel"/>
-    <w:tmpl w:val="D160D2BC"/>
-    <w:lvl w:ilvl="0" w:tplc="04190001">
-      <w:start w:val="1"/>
-      <w:numFmt w:val="bullet"/>
-      <w:lvlText w:val=""/>
-      <w:lvlJc w:val="left"/>
-      <w:pPr>
-        <w:ind w:left="1429" w:hanging="360"/>
-      </w:pPr>
-      <w:rPr>
-        <w:rFonts w:ascii="Symbol" w:hAnsi="Symbol" w:hint="default"/>
-      </w:rPr>
-    </w:lvl>
-    <w:lvl w:ilvl="1" w:tplc="04190003" w:tentative="1">
-      <w:start w:val="1"/>
-      <w:numFmt w:val="bullet"/>
-      <w:lvlText w:val="o"/>
-      <w:lvlJc w:val="left"/>
-      <w:pPr>
-        <w:ind w:left="2149" w:hanging="360"/>
-      </w:pPr>
-      <w:rPr>
-        <w:rFonts w:ascii="Courier New" w:hAnsi="Courier New" w:cs="Courier New" w:hint="default"/>
-      </w:rPr>
-    </w:lvl>
-    <w:lvl w:ilvl="2" w:tplc="04190005" w:tentative="1">
-      <w:start w:val="1"/>
-      <w:numFmt w:val="bullet"/>
-      <w:lvlText w:val=""/>
-      <w:lvlJc w:val="left"/>
-      <w:pPr>
-        <w:ind w:left="2869" w:hanging="360"/>
-      </w:pPr>
-      <w:rPr>
-        <w:rFonts w:ascii="Wingdings" w:hAnsi="Wingdings" w:hint="default"/>
-      </w:rPr>
-    </w:lvl>
-    <w:lvl w:ilvl="3" w:tplc="04190001" w:tentative="1">
-      <w:start w:val="1"/>
-      <w:numFmt w:val="bullet"/>
-      <w:lvlText w:val=""/>
-      <w:lvlJc w:val="left"/>
-      <w:pPr>
-        <w:ind w:left="3589" w:hanging="360"/>
-      </w:pPr>
-      <w:rPr>
-        <w:rFonts w:ascii="Symbol" w:hAnsi="Symbol" w:hint="default"/>
-      </w:rPr>
-    </w:lvl>
-    <w:lvl w:ilvl="4" w:tplc="04190003" w:tentative="1">
-      <w:start w:val="1"/>
-      <w:numFmt w:val="bullet"/>
-      <w:lvlText w:val="o"/>
-      <w:lvlJc w:val="left"/>
-      <w:pPr>
-        <w:ind w:left="4309" w:hanging="360"/>
-      </w:pPr>
-      <w:rPr>
-        <w:rFonts w:ascii="Courier New" w:hAnsi="Courier New" w:cs="Courier New" w:hint="default"/>
-      </w:rPr>
-    </w:lvl>
-    <w:lvl w:ilvl="5" w:tplc="04190005" w:tentative="1">
-      <w:start w:val="1"/>
-      <w:numFmt w:val="bullet"/>
-      <w:lvlText w:val=""/>
-      <w:lvlJc w:val="left"/>
-      <w:pPr>
-        <w:ind w:left="5029" w:hanging="360"/>
-      </w:pPr>
-      <w:rPr>
-        <w:rFonts w:ascii="Wingdings" w:hAnsi="Wingdings" w:hint="default"/>
-      </w:rPr>
-    </w:lvl>
-    <w:lvl w:ilvl="6" w:tplc="04190001" w:tentative="1">
-      <w:start w:val="1"/>
-      <w:numFmt w:val="bullet"/>
-      <w:lvlText w:val=""/>
-      <w:lvlJc w:val="left"/>
-      <w:pPr>
-        <w:ind w:left="5749" w:hanging="360"/>
-      </w:pPr>
-      <w:rPr>
-        <w:rFonts w:ascii="Symbol" w:hAnsi="Symbol" w:hint="default"/>
-      </w:rPr>
-    </w:lvl>
-    <w:lvl w:ilvl="7" w:tplc="04190003" w:tentative="1">
-      <w:start w:val="1"/>
-      <w:numFmt w:val="bullet"/>
-      <w:lvlText w:val="o"/>
-      <w:lvlJc w:val="left"/>
-      <w:pPr>
-        <w:ind w:left="6469" w:hanging="360"/>
-      </w:pPr>
-      <w:rPr>
-        <w:rFonts w:ascii="Courier New" w:hAnsi="Courier New" w:cs="Courier New" w:hint="default"/>
-      </w:rPr>
-    </w:lvl>
-    <w:lvl w:ilvl="8" w:tplc="04190005" w:tentative="1">
-      <w:start w:val="1"/>
-      <w:numFmt w:val="bullet"/>
-      <w:lvlText w:val=""/>
-      <w:lvlJc w:val="left"/>
-      <w:pPr>
-        <w:ind w:left="7189" w:hanging="360"/>
-      </w:pPr>
-      <w:rPr>
-        <w:rFonts w:ascii="Wingdings" w:hAnsi="Wingdings" w:hint="default"/>
-      </w:rPr>
-    </w:lvl>
-  </w:abstractNum>
-  <w:abstractNum w:abstractNumId="57" w15:restartNumberingAfterBreak="0">
-    <w:nsid w:val="6ED524F4"/>
-    <w:multiLevelType w:val="hybridMultilevel"/>
-    <w:tmpl w:val="B5C25958"/>
-    <w:lvl w:ilvl="0" w:tplc="04190001">
-      <w:start w:val="1"/>
-      <w:numFmt w:val="bullet"/>
-      <w:lvlText w:val=""/>
-      <w:lvlJc w:val="left"/>
-      <w:pPr>
-        <w:ind w:left="1429" w:hanging="360"/>
-      </w:pPr>
-      <w:rPr>
-        <w:rFonts w:ascii="Symbol" w:hAnsi="Symbol" w:hint="default"/>
-      </w:rPr>
-    </w:lvl>
-    <w:lvl w:ilvl="1" w:tplc="04190003" w:tentative="1">
-      <w:start w:val="1"/>
-      <w:numFmt w:val="bullet"/>
-      <w:lvlText w:val="o"/>
-      <w:lvlJc w:val="left"/>
-      <w:pPr>
-        <w:ind w:left="2149" w:hanging="360"/>
-      </w:pPr>
-      <w:rPr>
-        <w:rFonts w:ascii="Courier New" w:hAnsi="Courier New" w:cs="Courier New" w:hint="default"/>
-      </w:rPr>
-    </w:lvl>
-    <w:lvl w:ilvl="2" w:tplc="04190005" w:tentative="1">
-      <w:start w:val="1"/>
-      <w:numFmt w:val="bullet"/>
-      <w:lvlText w:val=""/>
-      <w:lvlJc w:val="left"/>
-      <w:pPr>
-        <w:ind w:left="2869" w:hanging="360"/>
-      </w:pPr>
-      <w:rPr>
-        <w:rFonts w:ascii="Wingdings" w:hAnsi="Wingdings" w:hint="default"/>
-      </w:rPr>
-    </w:lvl>
-    <w:lvl w:ilvl="3" w:tplc="04190001" w:tentative="1">
-      <w:start w:val="1"/>
-      <w:numFmt w:val="bullet"/>
-      <w:lvlText w:val=""/>
-      <w:lvlJc w:val="left"/>
-      <w:pPr>
-        <w:ind w:left="3589" w:hanging="360"/>
-      </w:pPr>
-      <w:rPr>
-        <w:rFonts w:ascii="Symbol" w:hAnsi="Symbol" w:hint="default"/>
-      </w:rPr>
-    </w:lvl>
-    <w:lvl w:ilvl="4" w:tplc="04190003" w:tentative="1">
-      <w:start w:val="1"/>
-      <w:numFmt w:val="bullet"/>
-      <w:lvlText w:val="o"/>
-      <w:lvlJc w:val="left"/>
-      <w:pPr>
-        <w:ind w:left="4309" w:hanging="360"/>
-      </w:pPr>
-      <w:rPr>
-        <w:rFonts w:ascii="Courier New" w:hAnsi="Courier New" w:cs="Courier New" w:hint="default"/>
-      </w:rPr>
-    </w:lvl>
-    <w:lvl w:ilvl="5" w:tplc="04190005" w:tentative="1">
-      <w:start w:val="1"/>
-      <w:numFmt w:val="bullet"/>
-      <w:lvlText w:val=""/>
-      <w:lvlJc w:val="left"/>
-      <w:pPr>
-        <w:ind w:left="5029" w:hanging="360"/>
-      </w:pPr>
-      <w:rPr>
-        <w:rFonts w:ascii="Wingdings" w:hAnsi="Wingdings" w:hint="default"/>
-      </w:rPr>
-    </w:lvl>
-    <w:lvl w:ilvl="6" w:tplc="04190001" w:tentative="1">
-      <w:start w:val="1"/>
-      <w:numFmt w:val="bullet"/>
-      <w:lvlText w:val=""/>
-      <w:lvlJc w:val="left"/>
-      <w:pPr>
-        <w:ind w:left="5749" w:hanging="360"/>
-      </w:pPr>
-      <w:rPr>
-        <w:rFonts w:ascii="Symbol" w:hAnsi="Symbol" w:hint="default"/>
-      </w:rPr>
-    </w:lvl>
-    <w:lvl w:ilvl="7" w:tplc="04190003" w:tentative="1">
-      <w:start w:val="1"/>
-      <w:numFmt w:val="bullet"/>
-      <w:lvlText w:val="o"/>
-      <w:lvlJc w:val="left"/>
-      <w:pPr>
-        <w:ind w:left="6469" w:hanging="360"/>
-      </w:pPr>
-      <w:rPr>
-        <w:rFonts w:ascii="Courier New" w:hAnsi="Courier New" w:cs="Courier New" w:hint="default"/>
-      </w:rPr>
-    </w:lvl>
-    <w:lvl w:ilvl="8" w:tplc="04190005" w:tentative="1">
-      <w:start w:val="1"/>
-      <w:numFmt w:val="bullet"/>
-      <w:lvlText w:val=""/>
-      <w:lvlJc w:val="left"/>
-      <w:pPr>
-        <w:ind w:left="7189" w:hanging="360"/>
-      </w:pPr>
-      <w:rPr>
-        <w:rFonts w:ascii="Wingdings" w:hAnsi="Wingdings" w:hint="default"/>
-      </w:rPr>
-    </w:lvl>
-  </w:abstractNum>
-  <w:abstractNum w:abstractNumId="58" w15:restartNumberingAfterBreak="0">
-    <w:nsid w:val="73D4685B"/>
-    <w:multiLevelType w:val="hybridMultilevel"/>
-    <w:tmpl w:val="6738414E"/>
-    <w:lvl w:ilvl="0" w:tplc="04190001">
-      <w:start w:val="1"/>
-      <w:numFmt w:val="bullet"/>
-      <w:lvlText w:val=""/>
-      <w:lvlJc w:val="left"/>
-      <w:pPr>
-        <w:ind w:left="1429" w:hanging="360"/>
-      </w:pPr>
-      <w:rPr>
-        <w:rFonts w:ascii="Symbol" w:hAnsi="Symbol" w:hint="default"/>
-      </w:rPr>
-    </w:lvl>
-    <w:lvl w:ilvl="1" w:tplc="04190003" w:tentative="1">
-      <w:start w:val="1"/>
-      <w:numFmt w:val="bullet"/>
-      <w:lvlText w:val="o"/>
-      <w:lvlJc w:val="left"/>
-      <w:pPr>
-        <w:ind w:left="2149" w:hanging="360"/>
-      </w:pPr>
-      <w:rPr>
-        <w:rFonts w:ascii="Courier New" w:hAnsi="Courier New" w:cs="Courier New" w:hint="default"/>
-      </w:rPr>
-    </w:lvl>
-    <w:lvl w:ilvl="2" w:tplc="04190005" w:tentative="1">
-      <w:start w:val="1"/>
-      <w:numFmt w:val="bullet"/>
-      <w:lvlText w:val=""/>
-      <w:lvlJc w:val="left"/>
-      <w:pPr>
-        <w:ind w:left="2869" w:hanging="360"/>
-      </w:pPr>
-      <w:rPr>
-        <w:rFonts w:ascii="Wingdings" w:hAnsi="Wingdings" w:hint="default"/>
-      </w:rPr>
-    </w:lvl>
-    <w:lvl w:ilvl="3" w:tplc="04190001" w:tentative="1">
-      <w:start w:val="1"/>
-      <w:numFmt w:val="bullet"/>
-      <w:lvlText w:val=""/>
-      <w:lvlJc w:val="left"/>
-      <w:pPr>
-        <w:ind w:left="3589" w:hanging="360"/>
-      </w:pPr>
-      <w:rPr>
-        <w:rFonts w:ascii="Symbol" w:hAnsi="Symbol" w:hint="default"/>
-      </w:rPr>
-    </w:lvl>
-    <w:lvl w:ilvl="4" w:tplc="04190003" w:tentative="1">
-      <w:start w:val="1"/>
-      <w:numFmt w:val="bullet"/>
-      <w:lvlText w:val="o"/>
-      <w:lvlJc w:val="left"/>
-      <w:pPr>
-        <w:ind w:left="4309" w:hanging="360"/>
-      </w:pPr>
-      <w:rPr>
-        <w:rFonts w:ascii="Courier New" w:hAnsi="Courier New" w:cs="Courier New" w:hint="default"/>
-      </w:rPr>
-    </w:lvl>
-    <w:lvl w:ilvl="5" w:tplc="04190005" w:tentative="1">
-      <w:start w:val="1"/>
-      <w:numFmt w:val="bullet"/>
-      <w:lvlText w:val=""/>
-      <w:lvlJc w:val="left"/>
-      <w:pPr>
-        <w:ind w:left="5029" w:hanging="360"/>
-      </w:pPr>
-      <w:rPr>
-        <w:rFonts w:ascii="Wingdings" w:hAnsi="Wingdings" w:hint="default"/>
-      </w:rPr>
-    </w:lvl>
-    <w:lvl w:ilvl="6" w:tplc="04190001" w:tentative="1">
-      <w:start w:val="1"/>
-      <w:numFmt w:val="bullet"/>
-      <w:lvlText w:val=""/>
-      <w:lvlJc w:val="left"/>
-      <w:pPr>
-        <w:ind w:left="5749" w:hanging="360"/>
-      </w:pPr>
-      <w:rPr>
-        <w:rFonts w:ascii="Symbol" w:hAnsi="Symbol" w:hint="default"/>
-      </w:rPr>
-    </w:lvl>
-    <w:lvl w:ilvl="7" w:tplc="04190003" w:tentative="1">
-      <w:start w:val="1"/>
-      <w:numFmt w:val="bullet"/>
-      <w:lvlText w:val="o"/>
-      <w:lvlJc w:val="left"/>
-      <w:pPr>
-        <w:ind w:left="6469" w:hanging="360"/>
-      </w:pPr>
-      <w:rPr>
-        <w:rFonts w:ascii="Courier New" w:hAnsi="Courier New" w:cs="Courier New" w:hint="default"/>
-      </w:rPr>
-    </w:lvl>
-    <w:lvl w:ilvl="8" w:tplc="04190005" w:tentative="1">
-      <w:start w:val="1"/>
-      <w:numFmt w:val="bullet"/>
-      <w:lvlText w:val=""/>
-      <w:lvlJc w:val="left"/>
-      <w:pPr>
-        <w:ind w:left="7189" w:hanging="360"/>
-      </w:pPr>
-      <w:rPr>
-        <w:rFonts w:ascii="Wingdings" w:hAnsi="Wingdings" w:hint="default"/>
-      </w:rPr>
-    </w:lvl>
-  </w:abstractNum>
-  <w:abstractNum w:abstractNumId="59" w15:restartNumberingAfterBreak="0">
-    <w:nsid w:val="75C55F70"/>
-    <w:multiLevelType w:val="hybridMultilevel"/>
-    <w:tmpl w:val="245EB14E"/>
-    <w:lvl w:ilvl="0" w:tplc="FFFFFFFF">
-      <w:start w:val="1"/>
-      <w:numFmt w:val="decimal"/>
-      <w:lvlText w:val="%1."/>
-      <w:lvlJc w:val="left"/>
-      <w:pPr>
-        <w:ind w:left="2138" w:hanging="360"/>
-      </w:pPr>
-    </w:lvl>
-    <w:lvl w:ilvl="1" w:tplc="04190019" w:tentative="1">
-      <w:start w:val="1"/>
-      <w:numFmt w:val="lowerLetter"/>
-      <w:lvlText w:val="%2."/>
-      <w:lvlJc w:val="left"/>
-      <w:pPr>
-        <w:ind w:left="2149" w:hanging="360"/>
-      </w:pPr>
-    </w:lvl>
-    <w:lvl w:ilvl="2" w:tplc="0419001B" w:tentative="1">
-      <w:start w:val="1"/>
-      <w:numFmt w:val="lowerRoman"/>
-      <w:lvlText w:val="%3."/>
-      <w:lvlJc w:val="right"/>
-      <w:pPr>
-        <w:ind w:left="2869" w:hanging="180"/>
-      </w:pPr>
-    </w:lvl>
-    <w:lvl w:ilvl="3" w:tplc="0419000F" w:tentative="1">
-      <w:start w:val="1"/>
-      <w:numFmt w:val="decimal"/>
-      <w:lvlText w:val="%4."/>
-      <w:lvlJc w:val="left"/>
-      <w:pPr>
-        <w:ind w:left="3589" w:hanging="360"/>
-      </w:pPr>
-    </w:lvl>
-    <w:lvl w:ilvl="4" w:tplc="04190019" w:tentative="1">
-      <w:start w:val="1"/>
-      <w:numFmt w:val="lowerLetter"/>
-      <w:lvlText w:val="%5."/>
-      <w:lvlJc w:val="left"/>
-      <w:pPr>
-        <w:ind w:left="4309" w:hanging="360"/>
-      </w:pPr>
-    </w:lvl>
-    <w:lvl w:ilvl="5" w:tplc="0419001B" w:tentative="1">
-      <w:start w:val="1"/>
-      <w:numFmt w:val="lowerRoman"/>
-      <w:lvlText w:val="%6."/>
-      <w:lvlJc w:val="right"/>
-      <w:pPr>
-        <w:ind w:left="5029" w:hanging="180"/>
-      </w:pPr>
-    </w:lvl>
-    <w:lvl w:ilvl="6" w:tplc="0419000F" w:tentative="1">
-      <w:start w:val="1"/>
-      <w:numFmt w:val="decimal"/>
-      <w:lvlText w:val="%7."/>
-      <w:lvlJc w:val="left"/>
-      <w:pPr>
-        <w:ind w:left="5749" w:hanging="360"/>
-      </w:pPr>
-    </w:lvl>
-    <w:lvl w:ilvl="7" w:tplc="04190019" w:tentative="1">
-      <w:start w:val="1"/>
-      <w:numFmt w:val="lowerLetter"/>
-      <w:lvlText w:val="%8."/>
-      <w:lvlJc w:val="left"/>
-      <w:pPr>
-        <w:ind w:left="6469" w:hanging="360"/>
-      </w:pPr>
-    </w:lvl>
-    <w:lvl w:ilvl="8" w:tplc="0419001B" w:tentative="1">
-      <w:start w:val="1"/>
-      <w:numFmt w:val="lowerRoman"/>
-      <w:lvlText w:val="%9."/>
-      <w:lvlJc w:val="right"/>
-      <w:pPr>
-        <w:ind w:left="7189" w:hanging="180"/>
-      </w:pPr>
-    </w:lvl>
-  </w:abstractNum>
-  <w:abstractNum w:abstractNumId="60" w15:restartNumberingAfterBreak="0">
+  <w:abstractNum w:abstractNumId="18">
     <w:nsid w:val="768E667A"/>
     <w:multiLevelType w:val="hybridMultilevel"/>
     <w:tmpl w:val="4FF03542"/>
@@ -21364,120 +15880,7 @@
       </w:pPr>
     </w:lvl>
   </w:abstractNum>
-  <w:abstractNum w:abstractNumId="61" w15:restartNumberingAfterBreak="0">
-    <w:nsid w:val="77EE3A6F"/>
-    <w:multiLevelType w:val="hybridMultilevel"/>
-    <w:tmpl w:val="C2DE5408"/>
-    <w:lvl w:ilvl="0" w:tplc="04190001">
-      <w:start w:val="1"/>
-      <w:numFmt w:val="bullet"/>
-      <w:lvlText w:val=""/>
-      <w:lvlJc w:val="left"/>
-      <w:pPr>
-        <w:ind w:left="1429" w:hanging="360"/>
-      </w:pPr>
-      <w:rPr>
-        <w:rFonts w:ascii="Symbol" w:hAnsi="Symbol" w:hint="default"/>
-      </w:rPr>
-    </w:lvl>
-    <w:lvl w:ilvl="1" w:tplc="04190003" w:tentative="1">
-      <w:start w:val="1"/>
-      <w:numFmt w:val="bullet"/>
-      <w:lvlText w:val="o"/>
-      <w:lvlJc w:val="left"/>
-      <w:pPr>
-        <w:ind w:left="2149" w:hanging="360"/>
-      </w:pPr>
-      <w:rPr>
-        <w:rFonts w:ascii="Courier New" w:hAnsi="Courier New" w:cs="Courier New" w:hint="default"/>
-      </w:rPr>
-    </w:lvl>
-    <w:lvl w:ilvl="2" w:tplc="04190005" w:tentative="1">
-      <w:start w:val="1"/>
-      <w:numFmt w:val="bullet"/>
-      <w:lvlText w:val=""/>
-      <w:lvlJc w:val="left"/>
-      <w:pPr>
-        <w:ind w:left="2869" w:hanging="360"/>
-      </w:pPr>
-      <w:rPr>
-        <w:rFonts w:ascii="Wingdings" w:hAnsi="Wingdings" w:hint="default"/>
-      </w:rPr>
-    </w:lvl>
-    <w:lvl w:ilvl="3" w:tplc="04190001" w:tentative="1">
-      <w:start w:val="1"/>
-      <w:numFmt w:val="bullet"/>
-      <w:lvlText w:val=""/>
-      <w:lvlJc w:val="left"/>
-      <w:pPr>
-        <w:ind w:left="3589" w:hanging="360"/>
-      </w:pPr>
-      <w:rPr>
-        <w:rFonts w:ascii="Symbol" w:hAnsi="Symbol" w:hint="default"/>
-      </w:rPr>
-    </w:lvl>
-    <w:lvl w:ilvl="4" w:tplc="04190003" w:tentative="1">
-      <w:start w:val="1"/>
-      <w:numFmt w:val="bullet"/>
-      <w:lvlText w:val="o"/>
-      <w:lvlJc w:val="left"/>
-      <w:pPr>
-        <w:ind w:left="4309" w:hanging="360"/>
-      </w:pPr>
-      <w:rPr>
-        <w:rFonts w:ascii="Courier New" w:hAnsi="Courier New" w:cs="Courier New" w:hint="default"/>
-      </w:rPr>
-    </w:lvl>
-    <w:lvl w:ilvl="5" w:tplc="04190005" w:tentative="1">
-      <w:start w:val="1"/>
-      <w:numFmt w:val="bullet"/>
-      <w:lvlText w:val=""/>
-      <w:lvlJc w:val="left"/>
-      <w:pPr>
-        <w:ind w:left="5029" w:hanging="360"/>
-      </w:pPr>
-      <w:rPr>
-        <w:rFonts w:ascii="Wingdings" w:hAnsi="Wingdings" w:hint="default"/>
-      </w:rPr>
-    </w:lvl>
-    <w:lvl w:ilvl="6" w:tplc="04190001" w:tentative="1">
-      <w:start w:val="1"/>
-      <w:numFmt w:val="bullet"/>
-      <w:lvlText w:val=""/>
-      <w:lvlJc w:val="left"/>
-      <w:pPr>
-        <w:ind w:left="5749" w:hanging="360"/>
-      </w:pPr>
-      <w:rPr>
-        <w:rFonts w:ascii="Symbol" w:hAnsi="Symbol" w:hint="default"/>
-      </w:rPr>
-    </w:lvl>
-    <w:lvl w:ilvl="7" w:tplc="04190003" w:tentative="1">
-      <w:start w:val="1"/>
-      <w:numFmt w:val="bullet"/>
-      <w:lvlText w:val="o"/>
-      <w:lvlJc w:val="left"/>
-      <w:pPr>
-        <w:ind w:left="6469" w:hanging="360"/>
-      </w:pPr>
-      <w:rPr>
-        <w:rFonts w:ascii="Courier New" w:hAnsi="Courier New" w:cs="Courier New" w:hint="default"/>
-      </w:rPr>
-    </w:lvl>
-    <w:lvl w:ilvl="8" w:tplc="04190005" w:tentative="1">
-      <w:start w:val="1"/>
-      <w:numFmt w:val="bullet"/>
-      <w:lvlText w:val=""/>
-      <w:lvlJc w:val="left"/>
-      <w:pPr>
-        <w:ind w:left="7189" w:hanging="360"/>
-      </w:pPr>
-      <w:rPr>
-        <w:rFonts w:ascii="Wingdings" w:hAnsi="Wingdings" w:hint="default"/>
-      </w:rPr>
-    </w:lvl>
-  </w:abstractNum>
-  <w:abstractNum w:abstractNumId="62" w15:restartNumberingAfterBreak="0">
+  <w:abstractNum w:abstractNumId="19">
     <w:nsid w:val="7DFC03C5"/>
     <w:multiLevelType w:val="hybridMultilevel"/>
     <w:tmpl w:val="9BFC7890"/>
@@ -21563,320 +15966,72 @@
       </w:pPr>
     </w:lvl>
   </w:abstractNum>
-  <w:abstractNum w:abstractNumId="63" w15:restartNumberingAfterBreak="0">
-    <w:nsid w:val="7F20546F"/>
-    <w:multiLevelType w:val="hybridMultilevel"/>
-    <w:tmpl w:val="BDE6A7E2"/>
-    <w:lvl w:ilvl="0" w:tplc="FFFFFFFF">
-      <w:start w:val="1"/>
-      <w:numFmt w:val="decimal"/>
-      <w:lvlText w:val="%1."/>
-      <w:lvlJc w:val="left"/>
-      <w:pPr>
-        <w:ind w:left="2138" w:hanging="360"/>
-      </w:pPr>
-    </w:lvl>
-    <w:lvl w:ilvl="1" w:tplc="04190019" w:tentative="1">
-      <w:start w:val="1"/>
-      <w:numFmt w:val="lowerLetter"/>
-      <w:lvlText w:val="%2."/>
-      <w:lvlJc w:val="left"/>
-      <w:pPr>
-        <w:ind w:left="2149" w:hanging="360"/>
-      </w:pPr>
-    </w:lvl>
-    <w:lvl w:ilvl="2" w:tplc="0419001B" w:tentative="1">
-      <w:start w:val="1"/>
-      <w:numFmt w:val="lowerRoman"/>
-      <w:lvlText w:val="%3."/>
-      <w:lvlJc w:val="right"/>
-      <w:pPr>
-        <w:ind w:left="2869" w:hanging="180"/>
-      </w:pPr>
-    </w:lvl>
-    <w:lvl w:ilvl="3" w:tplc="0419000F" w:tentative="1">
-      <w:start w:val="1"/>
-      <w:numFmt w:val="decimal"/>
-      <w:lvlText w:val="%4."/>
-      <w:lvlJc w:val="left"/>
-      <w:pPr>
-        <w:ind w:left="3589" w:hanging="360"/>
-      </w:pPr>
-    </w:lvl>
-    <w:lvl w:ilvl="4" w:tplc="04190019" w:tentative="1">
-      <w:start w:val="1"/>
-      <w:numFmt w:val="lowerLetter"/>
-      <w:lvlText w:val="%5."/>
-      <w:lvlJc w:val="left"/>
-      <w:pPr>
-        <w:ind w:left="4309" w:hanging="360"/>
-      </w:pPr>
-    </w:lvl>
-    <w:lvl w:ilvl="5" w:tplc="0419001B" w:tentative="1">
-      <w:start w:val="1"/>
-      <w:numFmt w:val="lowerRoman"/>
-      <w:lvlText w:val="%6."/>
-      <w:lvlJc w:val="right"/>
-      <w:pPr>
-        <w:ind w:left="5029" w:hanging="180"/>
-      </w:pPr>
-    </w:lvl>
-    <w:lvl w:ilvl="6" w:tplc="0419000F" w:tentative="1">
-      <w:start w:val="1"/>
-      <w:numFmt w:val="decimal"/>
-      <w:lvlText w:val="%7."/>
-      <w:lvlJc w:val="left"/>
-      <w:pPr>
-        <w:ind w:left="5749" w:hanging="360"/>
-      </w:pPr>
-    </w:lvl>
-    <w:lvl w:ilvl="7" w:tplc="04190019" w:tentative="1">
-      <w:start w:val="1"/>
-      <w:numFmt w:val="lowerLetter"/>
-      <w:lvlText w:val="%8."/>
-      <w:lvlJc w:val="left"/>
-      <w:pPr>
-        <w:ind w:left="6469" w:hanging="360"/>
-      </w:pPr>
-    </w:lvl>
-    <w:lvl w:ilvl="8" w:tplc="0419001B" w:tentative="1">
-      <w:start w:val="1"/>
-      <w:numFmt w:val="lowerRoman"/>
-      <w:lvlText w:val="%9."/>
-      <w:lvlJc w:val="right"/>
-      <w:pPr>
-        <w:ind w:left="7189" w:hanging="180"/>
-      </w:pPr>
-    </w:lvl>
-  </w:abstractNum>
-  <w:num w:numId="1" w16cid:durableId="1742098767">
+  <w:num w:numId="1">
     <w:abstractNumId w:val="1"/>
   </w:num>
-  <w:num w:numId="2" w16cid:durableId="1298337551">
+  <w:num w:numId="2">
     <w:abstractNumId w:val="0"/>
   </w:num>
-  <w:num w:numId="3" w16cid:durableId="423188318">
-    <w:abstractNumId w:val="33"/>
+  <w:num w:numId="3">
+    <w:abstractNumId w:val="11"/>
   </w:num>
-  <w:num w:numId="4" w16cid:durableId="2050034081">
-    <w:abstractNumId w:val="25"/>
+  <w:num w:numId="4">
+    <w:abstractNumId w:val="17"/>
   </w:num>
-  <w:num w:numId="5" w16cid:durableId="539905631">
-    <w:abstractNumId w:val="29"/>
+  <w:num w:numId="5">
+    <w:abstractNumId w:val="5"/>
   </w:num>
-  <w:num w:numId="6" w16cid:durableId="1793815997">
+  <w:num w:numId="6">
+    <w:abstractNumId w:val="4"/>
+  </w:num>
+  <w:num w:numId="7">
+    <w:abstractNumId w:val="10"/>
+  </w:num>
+  <w:num w:numId="8">
+    <w:abstractNumId w:val="12"/>
+  </w:num>
+  <w:num w:numId="9">
+    <w:abstractNumId w:val="2"/>
+  </w:num>
+  <w:num w:numId="10">
+    <w:abstractNumId w:val="13"/>
+  </w:num>
+  <w:num w:numId="11">
+    <w:abstractNumId w:val="18"/>
+  </w:num>
+  <w:num w:numId="12">
+    <w:abstractNumId w:val="14"/>
+  </w:num>
+  <w:num w:numId="13">
+    <w:abstractNumId w:val="3"/>
+  </w:num>
+  <w:num w:numId="14">
     <w:abstractNumId w:val="16"/>
   </w:num>
-  <w:num w:numId="7" w16cid:durableId="1235121543">
-    <w:abstractNumId w:val="56"/>
-  </w:num>
-  <w:num w:numId="8" w16cid:durableId="1265916828">
-    <w:abstractNumId w:val="18"/>
-  </w:num>
-  <w:num w:numId="9" w16cid:durableId="1860197706">
-    <w:abstractNumId w:val="24"/>
-  </w:num>
-  <w:num w:numId="10" w16cid:durableId="1199463827">
-    <w:abstractNumId w:val="20"/>
-  </w:num>
-  <w:num w:numId="11" w16cid:durableId="909802208">
-    <w:abstractNumId w:val="27"/>
-  </w:num>
-  <w:num w:numId="12" w16cid:durableId="338966364">
+  <w:num w:numId="15">
     <w:abstractNumId w:val="15"/>
   </w:num>
-  <w:num w:numId="13" w16cid:durableId="1537424727">
-    <w:abstractNumId w:val="52"/>
-  </w:num>
-  <w:num w:numId="14" w16cid:durableId="1713337532">
-    <w:abstractNumId w:val="12"/>
-  </w:num>
-  <w:num w:numId="15" w16cid:durableId="1222669529">
-    <w:abstractNumId w:val="61"/>
-  </w:num>
-  <w:num w:numId="16" w16cid:durableId="1678076195">
-    <w:abstractNumId w:val="4"/>
-  </w:num>
-  <w:num w:numId="17" w16cid:durableId="1005282378">
-    <w:abstractNumId w:val="51"/>
-  </w:num>
-  <w:num w:numId="18" w16cid:durableId="1673750911">
-    <w:abstractNumId w:val="31"/>
-  </w:num>
-  <w:num w:numId="19" w16cid:durableId="585840951">
-    <w:abstractNumId w:val="40"/>
-  </w:num>
-  <w:num w:numId="20" w16cid:durableId="1975789419">
-    <w:abstractNumId w:val="53"/>
-  </w:num>
-  <w:num w:numId="21" w16cid:durableId="486363311">
-    <w:abstractNumId w:val="35"/>
-  </w:num>
-  <w:num w:numId="22" w16cid:durableId="1738937619">
-    <w:abstractNumId w:val="32"/>
-  </w:num>
-  <w:num w:numId="23" w16cid:durableId="704863585">
-    <w:abstractNumId w:val="22"/>
-  </w:num>
-  <w:num w:numId="24" w16cid:durableId="311519270">
-    <w:abstractNumId w:val="50"/>
-  </w:num>
-  <w:num w:numId="25" w16cid:durableId="911738149">
+  <w:num w:numId="16">
     <w:abstractNumId w:val="8"/>
   </w:num>
-  <w:num w:numId="26" w16cid:durableId="1921056884">
-    <w:abstractNumId w:val="5"/>
+  <w:num w:numId="17">
+    <w:abstractNumId w:val="19"/>
   </w:num>
-  <w:num w:numId="27" w16cid:durableId="1958179604">
-    <w:abstractNumId w:val="23"/>
-  </w:num>
-  <w:num w:numId="28" w16cid:durableId="864174395">
-    <w:abstractNumId w:val="44"/>
-  </w:num>
-  <w:num w:numId="29" w16cid:durableId="546064051">
+  <w:num w:numId="18">
     <w:abstractNumId w:val="9"/>
   </w:num>
-  <w:num w:numId="30" w16cid:durableId="709693473">
-    <w:abstractNumId w:val="54"/>
+  <w:num w:numId="19">
+    <w:abstractNumId w:val="6"/>
   </w:num>
-  <w:num w:numId="31" w16cid:durableId="31344028">
-    <w:abstractNumId w:val="30"/>
-  </w:num>
-  <w:num w:numId="32" w16cid:durableId="88741099">
-    <w:abstractNumId w:val="34"/>
-  </w:num>
-  <w:num w:numId="33" w16cid:durableId="990867264">
-    <w:abstractNumId w:val="36"/>
-  </w:num>
-  <w:num w:numId="34" w16cid:durableId="706416276">
-    <w:abstractNumId w:val="57"/>
-  </w:num>
-  <w:num w:numId="35" w16cid:durableId="1493255502">
-    <w:abstractNumId w:val="2"/>
-  </w:num>
-  <w:num w:numId="36" w16cid:durableId="1215313714">
-    <w:abstractNumId w:val="36"/>
-    <w:lvlOverride w:ilvl="0">
-      <w:startOverride w:val="1"/>
-    </w:lvlOverride>
-    <w:lvlOverride w:ilvl="1">
-      <w:startOverride w:val="1"/>
-    </w:lvlOverride>
-    <w:lvlOverride w:ilvl="2">
-      <w:startOverride w:val="1"/>
-    </w:lvlOverride>
-    <w:lvlOverride w:ilvl="3">
-      <w:startOverride w:val="1"/>
-    </w:lvlOverride>
-    <w:lvlOverride w:ilvl="4">
-      <w:startOverride w:val="1"/>
-    </w:lvlOverride>
-    <w:lvlOverride w:ilvl="5">
-      <w:startOverride w:val="1"/>
-    </w:lvlOverride>
-    <w:lvlOverride w:ilvl="6">
-      <w:startOverride w:val="1"/>
-    </w:lvlOverride>
-    <w:lvlOverride w:ilvl="7">
-      <w:startOverride w:val="1"/>
-    </w:lvlOverride>
-    <w:lvlOverride w:ilvl="8">
-      <w:startOverride w:val="1"/>
-    </w:lvlOverride>
-  </w:num>
-  <w:num w:numId="37" w16cid:durableId="1404330779">
-    <w:abstractNumId w:val="42"/>
-  </w:num>
-  <w:num w:numId="38" w16cid:durableId="841894546">
-    <w:abstractNumId w:val="60"/>
-  </w:num>
-  <w:num w:numId="39" w16cid:durableId="503907284">
-    <w:abstractNumId w:val="63"/>
-  </w:num>
-  <w:num w:numId="40" w16cid:durableId="790827661">
-    <w:abstractNumId w:val="48"/>
-  </w:num>
-  <w:num w:numId="41" w16cid:durableId="964502730">
-    <w:abstractNumId w:val="21"/>
-  </w:num>
-  <w:num w:numId="42" w16cid:durableId="1417089631">
-    <w:abstractNumId w:val="59"/>
-  </w:num>
-  <w:num w:numId="43" w16cid:durableId="419909237">
-    <w:abstractNumId w:val="13"/>
-  </w:num>
-  <w:num w:numId="44" w16cid:durableId="587613803">
-    <w:abstractNumId w:val="37"/>
-  </w:num>
-  <w:num w:numId="45" w16cid:durableId="1732727640">
-    <w:abstractNumId w:val="19"/>
-  </w:num>
-  <w:num w:numId="46" w16cid:durableId="408507858">
-    <w:abstractNumId w:val="10"/>
-  </w:num>
-  <w:num w:numId="47" w16cid:durableId="1085110031">
-    <w:abstractNumId w:val="41"/>
-  </w:num>
-  <w:num w:numId="48" w16cid:durableId="2044666724">
-    <w:abstractNumId w:val="55"/>
-  </w:num>
-  <w:num w:numId="49" w16cid:durableId="539510763">
-    <w:abstractNumId w:val="43"/>
-  </w:num>
-  <w:num w:numId="50" w16cid:durableId="1991011445">
-    <w:abstractNumId w:val="14"/>
-  </w:num>
-  <w:num w:numId="51" w16cid:durableId="338435768">
-    <w:abstractNumId w:val="38"/>
-  </w:num>
-  <w:num w:numId="52" w16cid:durableId="217865598">
+  <w:num w:numId="20">
     <w:abstractNumId w:val="7"/>
   </w:num>
-  <w:num w:numId="53" w16cid:durableId="1534463529">
-    <w:abstractNumId w:val="58"/>
-  </w:num>
-  <w:num w:numId="54" w16cid:durableId="203294476">
-    <w:abstractNumId w:val="6"/>
-  </w:num>
-  <w:num w:numId="55" w16cid:durableId="1929117937">
-    <w:abstractNumId w:val="45"/>
-  </w:num>
-  <w:num w:numId="56" w16cid:durableId="1873763016">
-    <w:abstractNumId w:val="3"/>
-  </w:num>
-  <w:num w:numId="57" w16cid:durableId="1821576893">
-    <w:abstractNumId w:val="39"/>
-  </w:num>
-  <w:num w:numId="58" w16cid:durableId="739593356">
-    <w:abstractNumId w:val="47"/>
-  </w:num>
-  <w:num w:numId="59" w16cid:durableId="550120422">
-    <w:abstractNumId w:val="46"/>
-  </w:num>
-  <w:num w:numId="60" w16cid:durableId="1936860756">
-    <w:abstractNumId w:val="26"/>
-  </w:num>
-  <w:num w:numId="61" w16cid:durableId="861018580">
-    <w:abstractNumId w:val="62"/>
-  </w:num>
-  <w:num w:numId="62" w16cid:durableId="1089545749">
-    <w:abstractNumId w:val="28"/>
-  </w:num>
-  <w:num w:numId="63" w16cid:durableId="324826953">
-    <w:abstractNumId w:val="11"/>
-  </w:num>
-  <w:num w:numId="64" w16cid:durableId="2138142122">
-    <w:abstractNumId w:val="49"/>
-  </w:num>
-  <w:num w:numId="65" w16cid:durableId="1274480663">
-    <w:abstractNumId w:val="17"/>
-  </w:num>
-  <w:numIdMacAtCleanup w:val="8"/>
+  <w:numIdMacAtCleanup w:val="20"/>
 </w:numbering>
 </file>
 
 <file path=word/styles.xml><?xml version="1.0" encoding="utf-8"?>
-<w:styles xmlns:mc="http://schemas.openxmlformats.org/markup-compatibility/2006" xmlns:r="http://schemas.openxmlformats.org/officeDocument/2006/relationships" xmlns:w="http://schemas.openxmlformats.org/wordprocessingml/2006/main" xmlns:w14="http://schemas.microsoft.com/office/word/2010/wordml" xmlns:w15="http://schemas.microsoft.com/office/word/2012/wordml" xmlns:w16cex="http://schemas.microsoft.com/office/word/2018/wordml/cex" xmlns:w16cid="http://schemas.microsoft.com/office/word/2016/wordml/cid" xmlns:w16="http://schemas.microsoft.com/office/word/2018/wordml" xmlns:w16du="http://schemas.microsoft.com/office/word/2023/wordml/word16du" xmlns:w16sdtdh="http://schemas.microsoft.com/office/word/2020/wordml/sdtdatahash" xmlns:w16sdtfl="http://schemas.microsoft.com/office/word/2024/wordml/sdtformatlock" xmlns:w16se="http://schemas.microsoft.com/office/word/2015/wordml/symex" mc:Ignorable="w14 w15 w16se w16cid w16 w16cex w16sdtdh w16sdtfl w16du">
+<w:styles xmlns:mc="http://schemas.openxmlformats.org/markup-compatibility/2006" xmlns:r="http://schemas.openxmlformats.org/officeDocument/2006/relationships" xmlns:w="http://schemas.openxmlformats.org/wordprocessingml/2006/main" xmlns:w14="http://schemas.microsoft.com/office/word/2010/wordml" xmlns:w15="http://schemas.microsoft.com/office/word/2012/wordml" mc:Ignorable="w14 w15">
   <w:docDefaults>
     <w:rPrDefault>
       <w:rPr>
@@ -21886,7 +16041,7 @@
     </w:rPrDefault>
     <w:pPrDefault/>
   </w:docDefaults>
-  <w:latentStyles w:defLockedState="0" w:defUIPriority="0" w:defSemiHidden="0" w:defUnhideWhenUsed="0" w:defQFormat="0" w:count="376">
+  <w:latentStyles w:defLockedState="0" w:defUIPriority="0" w:defSemiHidden="0" w:defUnhideWhenUsed="0" w:defQFormat="0" w:count="371">
     <w:lsdException w:name="Normal" w:qFormat="1"/>
     <w:lsdException w:name="heading 1" w:qFormat="1"/>
     <w:lsdException w:name="heading 2" w:qFormat="1"/>
@@ -22251,11 +16406,6 @@
     <w:lsdException w:name="List Table 5 Dark Accent 6" w:uiPriority="50"/>
     <w:lsdException w:name="List Table 6 Colorful Accent 6" w:uiPriority="51"/>
     <w:lsdException w:name="List Table 7 Colorful Accent 6" w:uiPriority="52"/>
-    <w:lsdException w:name="Mention" w:semiHidden="1" w:uiPriority="99" w:unhideWhenUsed="1"/>
-    <w:lsdException w:name="Smart Hyperlink" w:semiHidden="1" w:uiPriority="99" w:unhideWhenUsed="1"/>
-    <w:lsdException w:name="Hashtag" w:semiHidden="1" w:uiPriority="99" w:unhideWhenUsed="1"/>
-    <w:lsdException w:name="Unresolved Mention" w:semiHidden="1" w:uiPriority="99" w:unhideWhenUsed="1"/>
-    <w:lsdException w:name="Smart Link" w:semiHidden="1" w:uiPriority="99" w:unhideWhenUsed="1"/>
   </w:latentStyles>
   <w:style w:type="paragraph" w:default="1" w:styleId="a1">
     <w:name w:val="Normal"/>
@@ -22462,6 +16612,7 @@
   <w:style w:type="character" w:default="1" w:styleId="a3">
     <w:name w:val="Default Paragraph Font"/>
     <w:uiPriority w:val="1"/>
+    <w:semiHidden/>
     <w:unhideWhenUsed/>
   </w:style>
   <w:style w:type="table" w:default="1" w:styleId="a4">
@@ -22598,6 +16749,7 @@
     <w:semiHidden/>
     <w:rsid w:val="00B90B87"/>
     <w:tblPr>
+      <w:tblInd w:w="0" w:type="dxa"/>
       <w:tblBorders>
         <w:top w:val="single" w:sz="4" w:space="0" w:color="auto"/>
         <w:left w:val="single" w:sz="4" w:space="0" w:color="auto"/>
@@ -22606,6 +16758,12 @@
         <w:insideH w:val="single" w:sz="4" w:space="0" w:color="auto"/>
         <w:insideV w:val="single" w:sz="4" w:space="0" w:color="auto"/>
       </w:tblBorders>
+      <w:tblCellMar>
+        <w:top w:w="0" w:type="dxa"/>
+        <w:left w:w="108" w:type="dxa"/>
+        <w:bottom w:w="0" w:type="dxa"/>
+        <w:right w:w="108" w:type="dxa"/>
+      </w:tblCellMar>
     </w:tblPr>
   </w:style>
   <w:style w:type="paragraph" w:styleId="20">
@@ -22687,7 +16845,6 @@
       <w:kern w:val="32"/>
       <w:sz w:val="32"/>
       <w:szCs w:val="32"/>
-      <w:lang w:val="en-US"/>
     </w:rPr>
   </w:style>
   <w:style w:type="character" w:styleId="ae">
@@ -22748,12 +16905,19 @@
     <w:tblPr>
       <w:tblStyleRowBandSize w:val="1"/>
       <w:tblStyleColBandSize w:val="1"/>
+      <w:tblInd w:w="0" w:type="dxa"/>
       <w:tblBorders>
         <w:top w:val="single" w:sz="8" w:space="0" w:color="A5A5A5" w:themeColor="accent3"/>
         <w:left w:val="single" w:sz="8" w:space="0" w:color="A5A5A5" w:themeColor="accent3"/>
         <w:bottom w:val="single" w:sz="8" w:space="0" w:color="A5A5A5" w:themeColor="accent3"/>
         <w:right w:val="single" w:sz="8" w:space="0" w:color="A5A5A5" w:themeColor="accent3"/>
       </w:tblBorders>
+      <w:tblCellMar>
+        <w:top w:w="0" w:type="dxa"/>
+        <w:left w:w="108" w:type="dxa"/>
+        <w:bottom w:w="0" w:type="dxa"/>
+        <w:right w:w="108" w:type="dxa"/>
+      </w:tblCellMar>
     </w:tblPr>
     <w:tblStylePr w:type="firstRow">
       <w:pPr>
@@ -22833,10 +16997,17 @@
     <w:tblPr>
       <w:tblStyleRowBandSize w:val="1"/>
       <w:tblStyleColBandSize w:val="1"/>
+      <w:tblInd w:w="0" w:type="dxa"/>
       <w:tblBorders>
         <w:top w:val="single" w:sz="8" w:space="0" w:color="000000" w:themeColor="text1"/>
         <w:bottom w:val="single" w:sz="8" w:space="0" w:color="000000" w:themeColor="text1"/>
       </w:tblBorders>
+      <w:tblCellMar>
+        <w:top w:w="0" w:type="dxa"/>
+        <w:left w:w="108" w:type="dxa"/>
+        <w:bottom w:w="0" w:type="dxa"/>
+        <w:right w:w="108" w:type="dxa"/>
+      </w:tblCellMar>
     </w:tblPr>
     <w:tblStylePr w:type="firstRow">
       <w:pPr>
@@ -22963,7 +17134,7 @@
     </w:rPr>
   </w:style>
   <w:style w:type="character" w:customStyle="1" w:styleId="af8">
-    <w:name w:val="Заголовок Знак"/>
+    <w:name w:val="Название Знак"/>
     <w:basedOn w:val="a3"/>
     <w:link w:val="af7"/>
     <w:rsid w:val="00382F9A"/>
@@ -23081,7 +17252,7 @@
     <w:basedOn w:val="a3"/>
     <w:rsid w:val="00910911"/>
   </w:style>
-  <w:style w:type="character" w:styleId="afd">
+  <w:style w:type="character" w:customStyle="1" w:styleId="UnresolvedMention">
     <w:name w:val="Unresolved Mention"/>
     <w:basedOn w:val="a3"/>
     <w:uiPriority w:val="99"/>
@@ -23362,7 +17533,7 @@
 </file>
 
 <file path=customXml/itemProps1.xml><?xml version="1.0" encoding="utf-8"?>
-<ds:datastoreItem xmlns:ds="http://schemas.openxmlformats.org/officeDocument/2006/customXml" ds:itemID="{A6FD8315-49DC-4738-848B-B537FC901829}">
+<ds:datastoreItem xmlns:ds="http://schemas.openxmlformats.org/officeDocument/2006/customXml" ds:itemID="{61A1E4EF-A8D7-48B3-A3AF-F07BCA244036}">
   <ds:schemaRefs>
     <ds:schemaRef ds:uri="http://schemas.openxmlformats.org/officeDocument/2006/bibliography"/>
   </ds:schemaRefs>
